--- a/task-01-static-webpage/report.docx
+++ b/task-01-static-webpage/report.docx
@@ -2,6 +2,20 @@
 <file path=word/document.xml><?xml version="1.0" encoding="utf-8"?>
 <w:document xmlns:wpc="http://schemas.microsoft.com/office/word/2010/wordprocessingCanvas" xmlns:mo="http://schemas.microsoft.com/office/mac/office/2008/main" xmlns:mc="http://schemas.openxmlformats.org/markup-compatibility/2006" xmlns:mv="urn:schemas-microsoft-com:mac:vml" xmlns:o="urn:schemas-microsoft-com:office:office" xmlns:r="http://schemas.openxmlformats.org/officeDocument/2006/relationships" xmlns:m="http://schemas.openxmlformats.org/officeDocument/2006/math" xmlns:v="urn:schemas-microsoft-com:vml" xmlns:wp14="http://schemas.microsoft.com/office/word/2010/wordprocessingDrawing" xmlns:wp="http://schemas.openxmlformats.org/drawingml/2006/wordprocessingDrawing" xmlns:w10="urn:schemas-microsoft-com:office:word" xmlns:w="http://schemas.openxmlformats.org/wordprocessingml/2006/main" xmlns:w14="http://schemas.microsoft.com/office/word/2010/wordml" xmlns:wpg="http://schemas.microsoft.com/office/word/2010/wordprocessingGroup" xmlns:wpi="http://schemas.microsoft.com/office/word/2010/wordprocessingInk" xmlns:wne="http://schemas.microsoft.com/office/word/2006/wordml" xmlns:wps="http://schemas.microsoft.com/office/word/2010/wordprocessingShape" mc:Ignorable="w14 wp14">
   <w:body>
+    <w:p>
+      <w:pPr>
+        <w:spacing w:before="240" w:after="40"/>
+      </w:pPr>
+      <w:r>
+        <w:rPr>
+          <w:rFonts w:ascii="Arial" w:hAnsi="Arial"/>
+          <w:b/>
+          <w:color w:val="2563EB"/>
+          <w:sz w:val="22"/>
+        </w:rPr>
+        <w:t>YUVA INTERN — FRONTEND DEVELOPER TRACK</w:t>
+      </w:r>
+    </w:p>
     <w:p>
       <w:pPr>
         <w:spacing w:before="0" w:after="80"/>
@@ -10,23 +24,23 @@
         <w:rPr>
           <w:rFonts w:ascii="Arial" w:hAnsi="Arial"/>
           <w:b/>
-          <w:color w:val="1E40AF"/>
-          <w:sz w:val="44"/>
+          <w:color w:val="0F172A"/>
+          <w:sz w:val="42"/>
         </w:rPr>
-        <w:t>YUVA INTERN — WEEK 1 ASSIGNMENT REPORT</w:t>
+        <w:t>Week 1 Assignment: Wireframe to Responsive Webpage</w:t>
       </w:r>
     </w:p>
     <w:p>
       <w:pPr>
-        <w:spacing w:before="0" w:after="320"/>
+        <w:spacing w:before="0" w:after="280"/>
       </w:pPr>
       <w:r>
         <w:rPr>
           <w:rFonts w:ascii="Arial" w:hAnsi="Arial"/>
           <w:color w:val="64748B"/>
-          <w:sz w:val="24"/>
+          <w:sz w:val="23"/>
         </w:rPr>
-        <w:t>Wireframe Concept to Responsive Static Webpage Implementation</w:t>
+        <w:t>Comprehensive Technical Implementation, Architecture &amp; Verification Report</w:t>
         <w:br/>
         <w:t>Project: ApexHub — Sustainable Tech &amp; Innovation Co-Working Space</w:t>
       </w:r>
@@ -38,19 +52,19 @@
         <w:tblLook w:firstColumn="1" w:firstRow="1" w:lastColumn="0" w:lastRow="0" w:noHBand="0" w:noVBand="1" w:val="04A0"/>
       </w:tblPr>
       <w:tblGrid>
-        <w:gridCol w:w="4680"/>
-        <w:gridCol w:w="4680"/>
+        <w:gridCol w:w="4824"/>
+        <w:gridCol w:w="4824"/>
       </w:tblGrid>
       <w:tr>
         <w:tc>
           <w:tcPr>
-            <w:tcW w:type="dxa" w:w="4680"/>
+            <w:tcW w:type="dxa" w:w="4824"/>
             <w:shd w:fill="F1F5F9"/>
             <w:tcMar>
-              <w:top w:w="80" w:type="dxa"/>
-              <w:bottom w:w="80" w:type="dxa"/>
-              <w:left w:w="120" w:type="dxa"/>
-              <w:right w:w="120" w:type="dxa"/>
+              <w:top w:w="60" w:type="dxa"/>
+              <w:bottom w:w="60" w:type="dxa"/>
+              <w:left w:w="100" w:type="dxa"/>
+              <w:right w:w="100" w:type="dxa"/>
             </w:tcMar>
           </w:tcPr>
           <w:p>
@@ -62,21 +76,21 @@
                 <w:rFonts w:ascii="Arial" w:hAnsi="Arial"/>
                 <w:b/>
                 <w:color w:val="0F172A"/>
-                <w:sz w:val="19"/>
+                <w:sz w:val="18"/>
               </w:rPr>
-              <w:t>Intern Role / Track:</w:t>
+              <w:t>Candidate / Role:</w:t>
             </w:r>
           </w:p>
         </w:tc>
         <w:tc>
           <w:tcPr>
-            <w:tcW w:type="dxa" w:w="4680"/>
+            <w:tcW w:type="dxa" w:w="4824"/>
             <w:shd w:fill="F8FAFC"/>
             <w:tcMar>
-              <w:top w:w="80" w:type="dxa"/>
-              <w:bottom w:w="80" w:type="dxa"/>
-              <w:left w:w="120" w:type="dxa"/>
-              <w:right w:w="120" w:type="dxa"/>
+              <w:top w:w="60" w:type="dxa"/>
+              <w:bottom w:w="60" w:type="dxa"/>
+              <w:left w:w="100" w:type="dxa"/>
+              <w:right w:w="100" w:type="dxa"/>
             </w:tcMar>
           </w:tcPr>
           <w:p>
@@ -87,7 +101,7 @@
               <w:rPr>
                 <w:rFonts w:ascii="Arial" w:hAnsi="Arial"/>
                 <w:color w:val="334155"/>
-                <w:sz w:val="19"/>
+                <w:sz w:val="18"/>
               </w:rPr>
               <w:t>Frontend Developer Intern (YUVA Intern)</w:t>
             </w:r>
@@ -97,13 +111,13 @@
       <w:tr>
         <w:tc>
           <w:tcPr>
-            <w:tcW w:type="dxa" w:w="4680"/>
+            <w:tcW w:type="dxa" w:w="4824"/>
             <w:shd w:fill="F1F5F9"/>
             <w:tcMar>
-              <w:top w:w="80" w:type="dxa"/>
-              <w:bottom w:w="80" w:type="dxa"/>
-              <w:left w:w="120" w:type="dxa"/>
-              <w:right w:w="120" w:type="dxa"/>
+              <w:top w:w="60" w:type="dxa"/>
+              <w:bottom w:w="60" w:type="dxa"/>
+              <w:left w:w="100" w:type="dxa"/>
+              <w:right w:w="100" w:type="dxa"/>
             </w:tcMar>
           </w:tcPr>
           <w:p>
@@ -115,21 +129,21 @@
                 <w:rFonts w:ascii="Arial" w:hAnsi="Arial"/>
                 <w:b/>
                 <w:color w:val="0F172A"/>
-                <w:sz w:val="19"/>
+                <w:sz w:val="18"/>
               </w:rPr>
-              <w:t>Deliverable Type:</w:t>
+              <w:t>Assignment Scope:</w:t>
             </w:r>
           </w:p>
         </w:tc>
         <w:tc>
           <w:tcPr>
-            <w:tcW w:type="dxa" w:w="4680"/>
+            <w:tcW w:type="dxa" w:w="4824"/>
             <w:shd w:fill="F8FAFC"/>
             <w:tcMar>
-              <w:top w:w="80" w:type="dxa"/>
-              <w:bottom w:w="80" w:type="dxa"/>
-              <w:left w:w="120" w:type="dxa"/>
-              <w:right w:w="120" w:type="dxa"/>
+              <w:top w:w="60" w:type="dxa"/>
+              <w:bottom w:w="60" w:type="dxa"/>
+              <w:left w:w="100" w:type="dxa"/>
+              <w:right w:w="100" w:type="dxa"/>
             </w:tcMar>
           </w:tcPr>
           <w:p>
@@ -140,9 +154,9 @@
               <w:rPr>
                 <w:rFonts w:ascii="Arial" w:hAnsi="Arial"/>
                 <w:color w:val="334155"/>
-                <w:sz w:val="19"/>
+                <w:sz w:val="18"/>
               </w:rPr>
-              <w:t>Static Webpage, Modular Stylesheet, SVG Wireframe &amp; Docs</w:t>
+              <w:t>Wireframe Conceptualization, HTML5/CSS3 Development &amp; Testing</w:t>
             </w:r>
           </w:p>
         </w:tc>
@@ -150,13 +164,13 @@
       <w:tr>
         <w:tc>
           <w:tcPr>
-            <w:tcW w:type="dxa" w:w="4680"/>
+            <w:tcW w:type="dxa" w:w="4824"/>
             <w:shd w:fill="F1F5F9"/>
             <w:tcMar>
-              <w:top w:w="80" w:type="dxa"/>
-              <w:bottom w:w="80" w:type="dxa"/>
-              <w:left w:w="120" w:type="dxa"/>
-              <w:right w:w="120" w:type="dxa"/>
+              <w:top w:w="60" w:type="dxa"/>
+              <w:bottom w:w="60" w:type="dxa"/>
+              <w:left w:w="100" w:type="dxa"/>
+              <w:right w:w="100" w:type="dxa"/>
             </w:tcMar>
           </w:tcPr>
           <w:p>
@@ -168,21 +182,21 @@
                 <w:rFonts w:ascii="Arial" w:hAnsi="Arial"/>
                 <w:b/>
                 <w:color w:val="0F172A"/>
-                <w:sz w:val="19"/>
+                <w:sz w:val="18"/>
               </w:rPr>
-              <w:t>Core Technologies:</w:t>
+              <w:t>Core Tech Stack:</w:t>
             </w:r>
           </w:p>
         </w:tc>
         <w:tc>
           <w:tcPr>
-            <w:tcW w:type="dxa" w:w="4680"/>
+            <w:tcW w:type="dxa" w:w="4824"/>
             <w:shd w:fill="F8FAFC"/>
             <w:tcMar>
-              <w:top w:w="80" w:type="dxa"/>
-              <w:bottom w:w="80" w:type="dxa"/>
-              <w:left w:w="120" w:type="dxa"/>
-              <w:right w:w="120" w:type="dxa"/>
+              <w:top w:w="60" w:type="dxa"/>
+              <w:bottom w:w="60" w:type="dxa"/>
+              <w:left w:w="100" w:type="dxa"/>
+              <w:right w:w="100" w:type="dxa"/>
             </w:tcMar>
           </w:tcPr>
           <w:p>
@@ -193,9 +207,9 @@
               <w:rPr>
                 <w:rFonts w:ascii="Arial" w:hAnsi="Arial"/>
                 <w:color w:val="334155"/>
-                <w:sz w:val="19"/>
+                <w:sz w:val="18"/>
               </w:rPr>
-              <w:t>HTML5, CSS3 (Variables, Flexbox, Grid, Media Queries), Chrome CDP</w:t>
+              <w:t>HTML5 Semantic Standards, CSS3 (Variables, Flexbox, Grid, Media Queries)</w:t>
             </w:r>
           </w:p>
         </w:tc>
@@ -203,13 +217,13 @@
       <w:tr>
         <w:tc>
           <w:tcPr>
-            <w:tcW w:type="dxa" w:w="4680"/>
+            <w:tcW w:type="dxa" w:w="4824"/>
             <w:shd w:fill="F1F5F9"/>
             <w:tcMar>
-              <w:top w:w="80" w:type="dxa"/>
-              <w:bottom w:w="80" w:type="dxa"/>
-              <w:left w:w="120" w:type="dxa"/>
-              <w:right w:w="120" w:type="dxa"/>
+              <w:top w:w="60" w:type="dxa"/>
+              <w:bottom w:w="60" w:type="dxa"/>
+              <w:left w:w="100" w:type="dxa"/>
+              <w:right w:w="100" w:type="dxa"/>
             </w:tcMar>
           </w:tcPr>
           <w:p>
@@ -221,21 +235,21 @@
                 <w:rFonts w:ascii="Arial" w:hAnsi="Arial"/>
                 <w:b/>
                 <w:color w:val="0F172A"/>
-                <w:sz w:val="19"/>
+                <w:sz w:val="18"/>
               </w:rPr>
-              <w:t>Project Location:</w:t>
+              <w:t>Framework Policy:</w:t>
             </w:r>
           </w:p>
         </w:tc>
         <w:tc>
           <w:tcPr>
-            <w:tcW w:type="dxa" w:w="4680"/>
+            <w:tcW w:type="dxa" w:w="4824"/>
             <w:shd w:fill="F8FAFC"/>
             <w:tcMar>
-              <w:top w:w="80" w:type="dxa"/>
-              <w:bottom w:w="80" w:type="dxa"/>
-              <w:left w:w="120" w:type="dxa"/>
-              <w:right w:w="120" w:type="dxa"/>
+              <w:top w:w="60" w:type="dxa"/>
+              <w:bottom w:w="60" w:type="dxa"/>
+              <w:left w:w="100" w:type="dxa"/>
+              <w:right w:w="100" w:type="dxa"/>
             </w:tcMar>
           </w:tcPr>
           <w:p>
@@ -246,9 +260,1131 @@
               <w:rPr>
                 <w:rFonts w:ascii="Arial" w:hAnsi="Arial"/>
                 <w:color w:val="334155"/>
-                <w:sz w:val="19"/>
+                <w:sz w:val="18"/>
               </w:rPr>
-              <w:t>c:\Users\Shweta\Desktop\anti_gravity_workspace\YUVAA</w:t>
+              <w:t>100% Framework-Free (Zero Bootstrap, Tailwind, or External JS Libraries)</w:t>
+            </w:r>
+          </w:p>
+        </w:tc>
+      </w:tr>
+      <w:tr>
+        <w:tc>
+          <w:tcPr>
+            <w:tcW w:type="dxa" w:w="4824"/>
+            <w:shd w:fill="F1F5F9"/>
+            <w:tcMar>
+              <w:top w:w="60" w:type="dxa"/>
+              <w:bottom w:w="60" w:type="dxa"/>
+              <w:left w:w="100" w:type="dxa"/>
+              <w:right w:w="100" w:type="dxa"/>
+            </w:tcMar>
+          </w:tcPr>
+          <w:p>
+            <w:pPr>
+              <w:spacing w:after="0"/>
+            </w:pPr>
+            <w:r>
+              <w:rPr>
+                <w:rFonts w:ascii="Arial" w:hAnsi="Arial"/>
+                <w:b/>
+                <w:color w:val="0F172A"/>
+                <w:sz w:val="18"/>
+              </w:rPr>
+              <w:t>Test Infrastructure:</w:t>
+            </w:r>
+          </w:p>
+        </w:tc>
+        <w:tc>
+          <w:tcPr>
+            <w:tcW w:type="dxa" w:w="4824"/>
+            <w:shd w:fill="F8FAFC"/>
+            <w:tcMar>
+              <w:top w:w="60" w:type="dxa"/>
+              <w:bottom w:w="60" w:type="dxa"/>
+              <w:left w:w="100" w:type="dxa"/>
+              <w:right w:w="100" w:type="dxa"/>
+            </w:tcMar>
+          </w:tcPr>
+          <w:p>
+            <w:pPr>
+              <w:spacing w:after="0"/>
+            </w:pPr>
+            <w:r>
+              <w:rPr>
+                <w:rFonts w:ascii="Arial" w:hAnsi="Arial"/>
+                <w:color w:val="334155"/>
+                <w:sz w:val="18"/>
+              </w:rPr>
+              <w:t>Headless Google Chrome (Playwright CDP), 4 Standard Viewport Classes</w:t>
+            </w:r>
+          </w:p>
+        </w:tc>
+      </w:tr>
+      <w:tr>
+        <w:tc>
+          <w:tcPr>
+            <w:tcW w:type="dxa" w:w="4824"/>
+            <w:shd w:fill="F1F5F9"/>
+            <w:tcMar>
+              <w:top w:w="60" w:type="dxa"/>
+              <w:bottom w:w="60" w:type="dxa"/>
+              <w:left w:w="100" w:type="dxa"/>
+              <w:right w:w="100" w:type="dxa"/>
+            </w:tcMar>
+          </w:tcPr>
+          <w:p>
+            <w:pPr>
+              <w:spacing w:after="0"/>
+            </w:pPr>
+            <w:r>
+              <w:rPr>
+                <w:rFonts w:ascii="Arial" w:hAnsi="Arial"/>
+                <w:b/>
+                <w:color w:val="0F172A"/>
+                <w:sz w:val="18"/>
+              </w:rPr>
+              <w:t>Repository Location:</w:t>
+            </w:r>
+          </w:p>
+        </w:tc>
+        <w:tc>
+          <w:tcPr>
+            <w:tcW w:type="dxa" w:w="4824"/>
+            <w:shd w:fill="F8FAFC"/>
+            <w:tcMar>
+              <w:top w:w="60" w:type="dxa"/>
+              <w:bottom w:w="60" w:type="dxa"/>
+              <w:left w:w="100" w:type="dxa"/>
+              <w:right w:w="100" w:type="dxa"/>
+            </w:tcMar>
+          </w:tcPr>
+          <w:p>
+            <w:pPr>
+              <w:spacing w:after="0"/>
+            </w:pPr>
+            <w:r>
+              <w:rPr>
+                <w:rFonts w:ascii="Arial" w:hAnsi="Arial"/>
+                <w:color w:val="334155"/>
+                <w:sz w:val="18"/>
+              </w:rPr>
+              <w:t>digital-design-projects/task-01-static-webpage/</w:t>
+            </w:r>
+          </w:p>
+        </w:tc>
+      </w:tr>
+    </w:tbl>
+    <w:p>
+      <w:r>
+        <w:br w:type="page"/>
+      </w:r>
+    </w:p>
+    <w:p>
+      <w:pPr>
+        <w:pStyle w:val="Heading1"/>
+        <w:keepNext/>
+        <w:spacing w:before="360" w:after="120"/>
+      </w:pPr>
+      <w:r>
+        <w:rPr>
+          <w:rFonts w:ascii="Arial" w:hAnsi="Arial"/>
+          <w:b/>
+          <w:color w:val="1E40AF"/>
+          <w:sz w:val="30"/>
+        </w:rPr>
+        <w:t>Table of Contents</w:t>
+      </w:r>
+    </w:p>
+    <w:p>
+      <w:pPr>
+        <w:spacing w:before="0" w:after="60" w:line="276" w:lineRule="auto"/>
+      </w:pPr>
+      <w:r>
+        <w:rPr>
+          <w:rFonts w:ascii="Arial" w:hAnsi="Arial"/>
+          <w:color w:val="334155"/>
+          <w:sz w:val="20"/>
+        </w:rPr>
+        <w:t>1. Executive Summary &amp; Project Objectives</w:t>
+      </w:r>
+    </w:p>
+    <w:p>
+      <w:pPr>
+        <w:spacing w:before="0" w:after="60" w:line="276" w:lineRule="auto"/>
+      </w:pPr>
+      <w:r>
+        <w:rPr>
+          <w:rFonts w:ascii="Arial" w:hAnsi="Arial"/>
+          <w:color w:val="334155"/>
+          <w:sz w:val="20"/>
+        </w:rPr>
+        <w:t>2. Design Methodology &amp; Wireframe Blueprint</w:t>
+      </w:r>
+    </w:p>
+    <w:p>
+      <w:pPr>
+        <w:spacing w:before="0" w:after="60" w:line="276" w:lineRule="auto"/>
+      </w:pPr>
+      <w:r>
+        <w:rPr>
+          <w:rFonts w:ascii="Arial" w:hAnsi="Arial"/>
+          <w:color w:val="334155"/>
+          <w:sz w:val="20"/>
+        </w:rPr>
+        <w:t>3. Semantic HTML5 Architecture &amp; Code Implementation</w:t>
+      </w:r>
+    </w:p>
+    <w:p>
+      <w:pPr>
+        <w:spacing w:before="0" w:after="60" w:line="276" w:lineRule="auto"/>
+      </w:pPr>
+      <w:r>
+        <w:rPr>
+          <w:rFonts w:ascii="Arial" w:hAnsi="Arial"/>
+          <w:color w:val="334155"/>
+          <w:sz w:val="20"/>
+        </w:rPr>
+        <w:t>4. CSS3 Design System, Variables &amp; Global Architecture</w:t>
+      </w:r>
+    </w:p>
+    <w:p>
+      <w:pPr>
+        <w:spacing w:before="0" w:after="60" w:line="276" w:lineRule="auto"/>
+      </w:pPr>
+      <w:r>
+        <w:rPr>
+          <w:rFonts w:ascii="Arial" w:hAnsi="Arial"/>
+          <w:color w:val="334155"/>
+          <w:sz w:val="20"/>
+        </w:rPr>
+        <w:t>5. Layout Engineering: Flexbox vs. CSS Grid in Practice</w:t>
+      </w:r>
+    </w:p>
+    <w:p>
+      <w:pPr>
+        <w:spacing w:before="0" w:after="60" w:line="276" w:lineRule="auto"/>
+      </w:pPr>
+      <w:r>
+        <w:rPr>
+          <w:rFonts w:ascii="Arial" w:hAnsi="Arial"/>
+          <w:color w:val="334155"/>
+          <w:sz w:val="20"/>
+        </w:rPr>
+        <w:t>6. Responsive Design, Breakpoint Matrix &amp; Fluid Typography</w:t>
+      </w:r>
+    </w:p>
+    <w:p>
+      <w:pPr>
+        <w:spacing w:before="0" w:after="60" w:line="276" w:lineRule="auto"/>
+      </w:pPr>
+      <w:r>
+        <w:rPr>
+          <w:rFonts w:ascii="Arial" w:hAnsi="Arial"/>
+          <w:color w:val="334155"/>
+          <w:sz w:val="20"/>
+        </w:rPr>
+        <w:t>7. Mobile Navigation &amp; Interactive State Engineering</w:t>
+      </w:r>
+    </w:p>
+    <w:p>
+      <w:pPr>
+        <w:spacing w:before="0" w:after="60" w:line="276" w:lineRule="auto"/>
+      </w:pPr>
+      <w:r>
+        <w:rPr>
+          <w:rFonts w:ascii="Arial" w:hAnsi="Arial"/>
+          <w:color w:val="334155"/>
+          <w:sz w:val="20"/>
+        </w:rPr>
+        <w:t>8. Asset Management &amp; Local Vector SVG Integration</w:t>
+      </w:r>
+    </w:p>
+    <w:p>
+      <w:pPr>
+        <w:spacing w:before="0" w:after="60" w:line="276" w:lineRule="auto"/>
+      </w:pPr>
+      <w:r>
+        <w:rPr>
+          <w:rFonts w:ascii="Arial" w:hAnsi="Arial"/>
+          <w:color w:val="334155"/>
+          <w:sz w:val="20"/>
+        </w:rPr>
+        <w:t>9. Accessibility, Usability &amp; Form Standards</w:t>
+      </w:r>
+    </w:p>
+    <w:p>
+      <w:pPr>
+        <w:spacing w:before="0" w:after="60" w:line="276" w:lineRule="auto"/>
+      </w:pPr>
+      <w:r>
+        <w:rPr>
+          <w:rFonts w:ascii="Arial" w:hAnsi="Arial"/>
+          <w:color w:val="334155"/>
+          <w:sz w:val="20"/>
+        </w:rPr>
+        <w:t>10. Visual Layout Showcase (Rendered Screenshots)</w:t>
+      </w:r>
+    </w:p>
+    <w:p>
+      <w:pPr>
+        <w:spacing w:before="0" w:after="60" w:line="276" w:lineRule="auto"/>
+      </w:pPr>
+      <w:r>
+        <w:rPr>
+          <w:rFonts w:ascii="Arial" w:hAnsi="Arial"/>
+          <w:color w:val="334155"/>
+          <w:sz w:val="20"/>
+        </w:rPr>
+        <w:t>11. Automated Testing Methodology &amp; Verifiable Results</w:t>
+      </w:r>
+    </w:p>
+    <w:p>
+      <w:pPr>
+        <w:spacing w:before="0" w:after="60" w:line="276" w:lineRule="auto"/>
+      </w:pPr>
+      <w:r>
+        <w:rPr>
+          <w:rFonts w:ascii="Arial" w:hAnsi="Arial"/>
+          <w:color w:val="334155"/>
+          <w:sz w:val="20"/>
+        </w:rPr>
+        <w:t>12. Technical Challenges Encountered &amp; Engineering Solutions</w:t>
+      </w:r>
+    </w:p>
+    <w:p>
+      <w:pPr>
+        <w:spacing w:before="0" w:after="60" w:line="276" w:lineRule="auto"/>
+      </w:pPr>
+      <w:r>
+        <w:rPr>
+          <w:rFonts w:ascii="Arial" w:hAnsi="Arial"/>
+          <w:color w:val="334155"/>
+          <w:sz w:val="20"/>
+        </w:rPr>
+        <w:t>13. Project Limitations &amp; Future Development Roadmap</w:t>
+      </w:r>
+    </w:p>
+    <w:p>
+      <w:pPr>
+        <w:spacing w:before="0" w:after="60" w:line="276" w:lineRule="auto"/>
+      </w:pPr>
+      <w:r>
+        <w:rPr>
+          <w:rFonts w:ascii="Arial" w:hAnsi="Arial"/>
+          <w:color w:val="334155"/>
+          <w:sz w:val="20"/>
+        </w:rPr>
+        <w:t>14. Conclusion &amp; Key Competency Outcomes</w:t>
+      </w:r>
+    </w:p>
+    <w:p>
+      <w:pPr>
+        <w:spacing w:before="0" w:after="60" w:line="276" w:lineRule="auto"/>
+      </w:pPr>
+      <w:r>
+        <w:rPr>
+          <w:rFonts w:ascii="Arial" w:hAnsi="Arial"/>
+          <w:color w:val="334155"/>
+          <w:sz w:val="20"/>
+        </w:rPr>
+        <w:t>15. Complete Project File Inventory</w:t>
+      </w:r>
+    </w:p>
+    <w:p>
+      <w:pPr>
+        <w:pStyle w:val="Heading1"/>
+        <w:keepNext/>
+        <w:spacing w:before="360" w:after="120"/>
+      </w:pPr>
+      <w:r>
+        <w:rPr>
+          <w:rFonts w:ascii="Arial" w:hAnsi="Arial"/>
+          <w:b/>
+          <w:color w:val="1E40AF"/>
+          <w:sz w:val="30"/>
+        </w:rPr>
+        <w:t>1. Executive Summary &amp; Project Objectives</w:t>
+      </w:r>
+    </w:p>
+    <w:p>
+      <w:pPr>
+        <w:spacing w:before="0" w:after="80" w:line="276" w:lineRule="auto"/>
+      </w:pPr>
+      <w:r>
+        <w:rPr>
+          <w:rFonts w:ascii="Arial" w:hAnsi="Arial"/>
+          <w:color w:val="334155"/>
+          <w:sz w:val="20"/>
+        </w:rPr>
+        <w:t>The objective of the Week 1 internship task at YUVA Intern is to bridge the gap between UI/UX conceptual design and production-grade frontend implementation. As a frontend intern, the task requires independently conceptualizing a digital product, constructing a comprehensive low-fidelity wireframe representing both desktop and mobile viewports, and implementing the full design as a responsive, accessible static webpage using semantic HTML5 and modern CSS3—strictly without relying on external CSS frameworks (such as Bootstrap or Tailwind) or JavaScript libraries.</w:t>
+      </w:r>
+    </w:p>
+    <w:p>
+      <w:pPr>
+        <w:pStyle w:val="Heading2"/>
+        <w:keepNext/>
+        <w:spacing w:before="260" w:after="80"/>
+      </w:pPr>
+      <w:r>
+        <w:rPr>
+          <w:rFonts w:ascii="Arial" w:hAnsi="Arial"/>
+          <w:b/>
+          <w:color w:val="0F172A"/>
+          <w:sz w:val="24"/>
+        </w:rPr>
+        <w:t>Project Requirements &amp; Evaluation Criteria</w:t>
+      </w:r>
+    </w:p>
+    <w:p>
+      <w:pPr>
+        <w:pStyle w:val="ListBullet"/>
+        <w:spacing w:before="0" w:after="50" w:line="276" w:lineRule="auto"/>
+      </w:pPr>
+      <w:r>
+        <w:rPr>
+          <w:rFonts w:ascii="Arial" w:hAnsi="Arial"/>
+          <w:b/>
+          <w:color w:val="0F172A"/>
+          <w:sz w:val="19"/>
+        </w:rPr>
+        <w:t xml:space="preserve">Zero Third-Party Frameworks: </w:t>
+      </w:r>
+      <w:r>
+        <w:rPr>
+          <w:rFonts w:ascii="Arial" w:hAnsi="Arial"/>
+          <w:color w:val="334155"/>
+          <w:sz w:val="19"/>
+        </w:rPr>
+        <w:t>Build exclusively with semantic HTML5 and clean CSS3.</w:t>
+      </w:r>
+    </w:p>
+    <w:p>
+      <w:pPr>
+        <w:pStyle w:val="ListBullet"/>
+        <w:spacing w:before="0" w:after="50" w:line="276" w:lineRule="auto"/>
+      </w:pPr>
+      <w:r>
+        <w:rPr>
+          <w:rFonts w:ascii="Arial" w:hAnsi="Arial"/>
+          <w:b/>
+          <w:color w:val="0F172A"/>
+          <w:sz w:val="19"/>
+        </w:rPr>
+        <w:t xml:space="preserve">Zero JavaScript Runtime Bloat: </w:t>
+      </w:r>
+      <w:r>
+        <w:rPr>
+          <w:rFonts w:ascii="Arial" w:hAnsi="Arial"/>
+          <w:color w:val="334155"/>
+          <w:sz w:val="19"/>
+        </w:rPr>
+        <w:t>All layout responsiveness and mobile interactive states must rely on modern semantic HTML and CSS techniques.</w:t>
+      </w:r>
+    </w:p>
+    <w:p>
+      <w:pPr>
+        <w:pStyle w:val="ListBullet"/>
+        <w:spacing w:before="0" w:after="50" w:line="276" w:lineRule="auto"/>
+      </w:pPr>
+      <w:r>
+        <w:rPr>
+          <w:rFonts w:ascii="Arial" w:hAnsi="Arial"/>
+          <w:b/>
+          <w:color w:val="0F172A"/>
+          <w:sz w:val="19"/>
+        </w:rPr>
+        <w:t xml:space="preserve">Strict Semantic Structure: </w:t>
+      </w:r>
+      <w:r>
+        <w:rPr>
+          <w:rFonts w:ascii="Arial" w:hAnsi="Arial"/>
+          <w:color w:val="334155"/>
+          <w:sz w:val="19"/>
+        </w:rPr>
+        <w:t>Use HTML5 landmarks (&lt;header&gt;, &lt;nav&gt;, &lt;main&gt;, &lt;section&gt;, &lt;article&gt;, &lt;figure&gt;, &lt;footer&gt;) with a logical heading tree (&lt;h1&gt; through &lt;h3&gt;).</w:t>
+      </w:r>
+    </w:p>
+    <w:p>
+      <w:pPr>
+        <w:pStyle w:val="ListBullet"/>
+        <w:spacing w:before="0" w:after="50" w:line="276" w:lineRule="auto"/>
+      </w:pPr>
+      <w:r>
+        <w:rPr>
+          <w:rFonts w:ascii="Arial" w:hAnsi="Arial"/>
+          <w:b/>
+          <w:color w:val="0F172A"/>
+          <w:sz w:val="19"/>
+        </w:rPr>
+        <w:t xml:space="preserve">Scalable CSS Architecture: </w:t>
+      </w:r>
+      <w:r>
+        <w:rPr>
+          <w:rFonts w:ascii="Arial" w:hAnsi="Arial"/>
+          <w:color w:val="334155"/>
+          <w:sz w:val="19"/>
+        </w:rPr>
+        <w:t>Custom properties (:root), Flexbox for 1D component layouts, CSS Grid for 2D macro layouts, fluid typography (clamp()), and media queries for four distinct viewport classes.</w:t>
+      </w:r>
+    </w:p>
+    <w:p>
+      <w:pPr>
+        <w:pStyle w:val="ListBullet"/>
+        <w:spacing w:before="0" w:after="50" w:line="276" w:lineRule="auto"/>
+      </w:pPr>
+      <w:r>
+        <w:rPr>
+          <w:rFonts w:ascii="Arial" w:hAnsi="Arial"/>
+          <w:b/>
+          <w:color w:val="0F172A"/>
+          <w:sz w:val="19"/>
+        </w:rPr>
+        <w:t xml:space="preserve">Measurable Verification: </w:t>
+      </w:r>
+      <w:r>
+        <w:rPr>
+          <w:rFonts w:ascii="Arial" w:hAnsi="Arial"/>
+          <w:color w:val="334155"/>
+          <w:sz w:val="19"/>
+        </w:rPr>
+        <w:t>Automated headless browser testing across four standard viewport sizes to prove zero horizontal overflow, 100% asset availability, and correct link routing.</w:t>
+      </w:r>
+    </w:p>
+    <w:p>
+      <w:pPr>
+        <w:pStyle w:val="Heading2"/>
+        <w:keepNext/>
+        <w:spacing w:before="260" w:after="80"/>
+      </w:pPr>
+      <w:r>
+        <w:rPr>
+          <w:rFonts w:ascii="Arial" w:hAnsi="Arial"/>
+          <w:b/>
+          <w:color w:val="0F172A"/>
+          <w:sz w:val="24"/>
+        </w:rPr>
+        <w:t>Selected Concept: ApexHub Innovation Space</w:t>
+      </w:r>
+    </w:p>
+    <w:p>
+      <w:pPr>
+        <w:spacing w:before="0" w:after="80" w:line="276" w:lineRule="auto"/>
+      </w:pPr>
+      <w:r>
+        <w:rPr>
+          <w:rFonts w:ascii="Arial" w:hAnsi="Arial"/>
+          <w:color w:val="334155"/>
+          <w:sz w:val="20"/>
+        </w:rPr>
+        <w:t>ApexHub is an eco-conscious, high-performance collaborative tech incubator. It offers rich structural variety: a sticky header with brand mark and action CTA; an asymmetric 2-column Hero section with live operational metrics and an architectural studio illustration; a 6-card infrastructure feature matrix; a 3-tier workspace showcase; a 3-tier membership plan comparison table; 3 founder testimonials; an interactive tour reservation card with an accessible multi-input form; and a 4-column semantic footer.</w:t>
+      </w:r>
+    </w:p>
+    <w:p>
+      <w:pPr>
+        <w:pStyle w:val="Heading1"/>
+        <w:keepNext/>
+        <w:spacing w:before="360" w:after="120"/>
+      </w:pPr>
+      <w:r>
+        <w:rPr>
+          <w:rFonts w:ascii="Arial" w:hAnsi="Arial"/>
+          <w:b/>
+          <w:color w:val="1E40AF"/>
+          <w:sz w:val="30"/>
+        </w:rPr>
+        <w:t>2. Design Methodology &amp; Wireframe Blueprint</w:t>
+      </w:r>
+    </w:p>
+    <w:p>
+      <w:pPr>
+        <w:spacing w:before="0" w:after="80" w:line="276" w:lineRule="auto"/>
+      </w:pPr>
+      <w:r>
+        <w:rPr>
+          <w:rFonts w:ascii="Arial" w:hAnsi="Arial"/>
+          <w:color w:val="334155"/>
+          <w:sz w:val="20"/>
+        </w:rPr>
+        <w:t>Before writing code, an original low-fidelity vector wireframe was authored and saved to wireframe.svg in the project directory (exact file size: 31,300 bytes). The wireframe establishes the layout blueprints side-by-side for both Desktop (1020px artboard) and Mobile (380px artboard) viewports on a single canvas.</w:t>
+      </w:r>
+    </w:p>
+    <w:p>
+      <w:pPr>
+        <w:pStyle w:val="Heading2"/>
+        <w:keepNext/>
+        <w:spacing w:before="260" w:after="80"/>
+      </w:pPr>
+      <w:r>
+        <w:rPr>
+          <w:rFonts w:ascii="Arial" w:hAnsi="Arial"/>
+          <w:b/>
+          <w:color w:val="0F172A"/>
+          <w:sz w:val="24"/>
+        </w:rPr>
+        <w:t>Direct Wireframe-to-Code Mapping</w:t>
+      </w:r>
+    </w:p>
+    <w:p>
+      <w:pPr>
+        <w:pStyle w:val="ListBullet"/>
+        <w:spacing w:before="0" w:after="50" w:line="276" w:lineRule="auto"/>
+      </w:pPr>
+      <w:r>
+        <w:rPr>
+          <w:rFonts w:ascii="Arial" w:hAnsi="Arial"/>
+          <w:b/>
+          <w:color w:val="0F172A"/>
+          <w:sz w:val="19"/>
+        </w:rPr>
+        <w:t xml:space="preserve">1. Top Navigation Bar: </w:t>
+      </w:r>
+      <w:r>
+        <w:rPr>
+          <w:rFonts w:ascii="Arial" w:hAnsi="Arial"/>
+          <w:color w:val="334155"/>
+          <w:sz w:val="19"/>
+        </w:rPr>
+        <w:t>The wireframe's 70px top bar translates directly to &lt;header class='site-header'&gt; with position: sticky.</w:t>
+      </w:r>
+    </w:p>
+    <w:p>
+      <w:pPr>
+        <w:pStyle w:val="ListBullet"/>
+        <w:spacing w:before="0" w:after="50" w:line="276" w:lineRule="auto"/>
+      </w:pPr>
+      <w:r>
+        <w:rPr>
+          <w:rFonts w:ascii="Arial" w:hAnsi="Arial"/>
+          <w:b/>
+          <w:color w:val="0F172A"/>
+          <w:sz w:val="19"/>
+        </w:rPr>
+        <w:t xml:space="preserve">2. Hero Section: </w:t>
+      </w:r>
+      <w:r>
+        <w:rPr>
+          <w:rFonts w:ascii="Arial" w:hAnsi="Arial"/>
+          <w:color w:val="334155"/>
+          <w:sz w:val="19"/>
+        </w:rPr>
+        <w:t>The 60/40 asymmetric hero split translates into .hero-container using CSS Grid with grid-template-columns: 1.15fr 0.85fr on desktop, collapsing to a single centered column on mobile.</w:t>
+      </w:r>
+    </w:p>
+    <w:p>
+      <w:pPr>
+        <w:pStyle w:val="ListBullet"/>
+        <w:spacing w:before="0" w:after="50" w:line="276" w:lineRule="auto"/>
+      </w:pPr>
+      <w:r>
+        <w:rPr>
+          <w:rFonts w:ascii="Arial" w:hAnsi="Arial"/>
+          <w:b/>
+          <w:color w:val="0F172A"/>
+          <w:sz w:val="19"/>
+        </w:rPr>
+        <w:t xml:space="preserve">3. Key Amenities: </w:t>
+      </w:r>
+      <w:r>
+        <w:rPr>
+          <w:rFonts w:ascii="Arial" w:hAnsi="Arial"/>
+          <w:color w:val="334155"/>
+          <w:sz w:val="19"/>
+        </w:rPr>
+        <w:t>The wireframe's 3-column x 2-row feature matrix maps to .amenities-grid using CSS Grid with repeat(3, 1fr) on desktop, 2 columns on laptop, and 1 column on mobile.</w:t>
+      </w:r>
+    </w:p>
+    <w:p>
+      <w:pPr>
+        <w:pStyle w:val="ListBullet"/>
+        <w:spacing w:before="0" w:after="50" w:line="276" w:lineRule="auto"/>
+      </w:pPr>
+      <w:r>
+        <w:rPr>
+          <w:rFonts w:ascii="Arial" w:hAnsi="Arial"/>
+          <w:b/>
+          <w:color w:val="0F172A"/>
+          <w:sz w:val="19"/>
+        </w:rPr>
+        <w:t xml:space="preserve">4. Workspace Showcase: </w:t>
+      </w:r>
+      <w:r>
+        <w:rPr>
+          <w:rFonts w:ascii="Arial" w:hAnsi="Arial"/>
+          <w:color w:val="334155"/>
+          <w:sz w:val="19"/>
+        </w:rPr>
+        <w:t>The 3-tier workspace showcase maps to .spaces-grid, elevating the Dedicated Desk as 'Most Popular' with distinct border and shadow treatment.</w:t>
+      </w:r>
+    </w:p>
+    <w:p>
+      <w:pPr>
+        <w:pStyle w:val="ListBullet"/>
+        <w:spacing w:before="0" w:after="50" w:line="276" w:lineRule="auto"/>
+      </w:pPr>
+      <w:r>
+        <w:rPr>
+          <w:rFonts w:ascii="Arial" w:hAnsi="Arial"/>
+          <w:b/>
+          <w:color w:val="0F172A"/>
+          <w:sz w:val="19"/>
+        </w:rPr>
+        <w:t xml:space="preserve">5. Membership Plans: </w:t>
+      </w:r>
+      <w:r>
+        <w:rPr>
+          <w:rFonts w:ascii="Arial" w:hAnsi="Arial"/>
+          <w:color w:val="334155"/>
+          <w:sz w:val="19"/>
+        </w:rPr>
+        <w:t>The 3-column membership table maps to .pricing-grid, highlighting the Pro Resident tier.</w:t>
+      </w:r>
+    </w:p>
+    <w:p>
+      <w:pPr>
+        <w:pStyle w:val="ListBullet"/>
+        <w:spacing w:before="0" w:after="50" w:line="276" w:lineRule="auto"/>
+      </w:pPr>
+      <w:r>
+        <w:rPr>
+          <w:rFonts w:ascii="Arial" w:hAnsi="Arial"/>
+          <w:b/>
+          <w:color w:val="0F172A"/>
+          <w:sz w:val="19"/>
+        </w:rPr>
+        <w:t xml:space="preserve">6. Testimonials: </w:t>
+      </w:r>
+      <w:r>
+        <w:rPr>
+          <w:rFonts w:ascii="Arial" w:hAnsi="Arial"/>
+          <w:color w:val="334155"/>
+          <w:sz w:val="19"/>
+        </w:rPr>
+        <w:t>The 3-quote social proof deck maps to .testimonials-grid with 5-star ratings and author metadata.</w:t>
+      </w:r>
+    </w:p>
+    <w:p>
+      <w:pPr>
+        <w:pStyle w:val="ListBullet"/>
+        <w:spacing w:before="0" w:after="50" w:line="276" w:lineRule="auto"/>
+      </w:pPr>
+      <w:r>
+        <w:rPr>
+          <w:rFonts w:ascii="Arial" w:hAnsi="Arial"/>
+          <w:b/>
+          <w:color w:val="0F172A"/>
+          <w:sz w:val="19"/>
+        </w:rPr>
+        <w:t xml:space="preserve">7. Tour Booking: </w:t>
+      </w:r>
+      <w:r>
+        <w:rPr>
+          <w:rFonts w:ascii="Arial" w:hAnsi="Arial"/>
+          <w:color w:val="334155"/>
+          <w:sz w:val="19"/>
+        </w:rPr>
+        <w:t>The dual-column visit section maps to .booking-wrapper with perks on the left and form card on the right.</w:t>
+      </w:r>
+    </w:p>
+    <w:p>
+      <w:pPr>
+        <w:pStyle w:val="ListBullet"/>
+        <w:spacing w:before="0" w:after="50" w:line="276" w:lineRule="auto"/>
+      </w:pPr>
+      <w:r>
+        <w:rPr>
+          <w:rFonts w:ascii="Arial" w:hAnsi="Arial"/>
+          <w:b/>
+          <w:color w:val="0F172A"/>
+          <w:sz w:val="19"/>
+        </w:rPr>
+        <w:t xml:space="preserve">8. Semantic Footer: </w:t>
+      </w:r>
+      <w:r>
+        <w:rPr>
+          <w:rFonts w:ascii="Arial" w:hAnsi="Arial"/>
+          <w:color w:val="334155"/>
+          <w:sz w:val="19"/>
+        </w:rPr>
+        <w:t>The 4-column footer maps to .footer-container (1.5fr 1fr 1fr 1.3fr), collapsing to a 2x2 grid on laptop and 1 column on mobile.</w:t>
+      </w:r>
+    </w:p>
+    <w:p>
+      <w:pPr>
+        <w:pStyle w:val="Heading1"/>
+        <w:keepNext/>
+        <w:spacing w:before="360" w:after="120"/>
+      </w:pPr>
+      <w:r>
+        <w:rPr>
+          <w:rFonts w:ascii="Arial" w:hAnsi="Arial"/>
+          <w:b/>
+          <w:color w:val="1E40AF"/>
+          <w:sz w:val="30"/>
+        </w:rPr>
+        <w:t>3. Semantic HTML5 Architecture &amp; Code Implementation</w:t>
+      </w:r>
+    </w:p>
+    <w:p>
+      <w:pPr>
+        <w:spacing w:before="0" w:after="80" w:line="276" w:lineRule="auto"/>
+      </w:pPr>
+      <w:r>
+        <w:rPr>
+          <w:rFonts w:ascii="Arial" w:hAnsi="Arial"/>
+          <w:color w:val="334155"/>
+          <w:sz w:val="20"/>
+        </w:rPr>
+        <w:t>The markup is authored entirely inside index.html, consisting of 648 lines and 33,740 bytes. It avoids non-semantic &lt;div&gt; soup by utilizing HTML5 landmark and sectioning elements:</w:t>
+      </w:r>
+    </w:p>
+    <w:p>
+      <w:pPr>
+        <w:pStyle w:val="ListBullet"/>
+        <w:spacing w:before="0" w:after="50" w:line="276" w:lineRule="auto"/>
+      </w:pPr>
+      <w:r>
+        <w:rPr>
+          <w:rFonts w:ascii="Arial" w:hAnsi="Arial"/>
+          <w:b/>
+          <w:color w:val="0F172A"/>
+          <w:sz w:val="19"/>
+        </w:rPr>
+        <w:t xml:space="preserve">&lt;header&gt;: </w:t>
+      </w:r>
+      <w:r>
+        <w:rPr>
+          <w:rFonts w:ascii="Arial" w:hAnsi="Arial"/>
+          <w:color w:val="334155"/>
+          <w:sz w:val="19"/>
+        </w:rPr>
+        <w:t>5 instances (1 main site-header + 4 section/article headers).</w:t>
+      </w:r>
+    </w:p>
+    <w:p>
+      <w:pPr>
+        <w:pStyle w:val="ListBullet"/>
+        <w:spacing w:before="0" w:after="50" w:line="276" w:lineRule="auto"/>
+      </w:pPr>
+      <w:r>
+        <w:rPr>
+          <w:rFonts w:ascii="Arial" w:hAnsi="Arial"/>
+          <w:b/>
+          <w:color w:val="0F172A"/>
+          <w:sz w:val="19"/>
+        </w:rPr>
+        <w:t xml:space="preserve">&lt;nav&gt;: </w:t>
+      </w:r>
+      <w:r>
+        <w:rPr>
+          <w:rFonts w:ascii="Arial" w:hAnsi="Arial"/>
+          <w:color w:val="334155"/>
+          <w:sz w:val="19"/>
+        </w:rPr>
+        <w:t>1 instance (primary navigation with aria-label='Main Navigation').</w:t>
+      </w:r>
+    </w:p>
+    <w:p>
+      <w:pPr>
+        <w:pStyle w:val="ListBullet"/>
+        <w:spacing w:before="0" w:after="50" w:line="276" w:lineRule="auto"/>
+      </w:pPr>
+      <w:r>
+        <w:rPr>
+          <w:rFonts w:ascii="Arial" w:hAnsi="Arial"/>
+          <w:b/>
+          <w:color w:val="0F172A"/>
+          <w:sz w:val="19"/>
+        </w:rPr>
+        <w:t xml:space="preserve">&lt;main&gt;: </w:t>
+      </w:r>
+      <w:r>
+        <w:rPr>
+          <w:rFonts w:ascii="Arial" w:hAnsi="Arial"/>
+          <w:color w:val="334155"/>
+          <w:sz w:val="19"/>
+        </w:rPr>
+        <w:t>1 instance (wrapping all primary page landmarks).</w:t>
+      </w:r>
+    </w:p>
+    <w:p>
+      <w:pPr>
+        <w:pStyle w:val="ListBullet"/>
+        <w:spacing w:before="0" w:after="50" w:line="276" w:lineRule="auto"/>
+      </w:pPr>
+      <w:r>
+        <w:rPr>
+          <w:rFonts w:ascii="Arial" w:hAnsi="Arial"/>
+          <w:b/>
+          <w:color w:val="0F172A"/>
+          <w:sz w:val="19"/>
+        </w:rPr>
+        <w:t xml:space="preserve">&lt;section&gt;: </w:t>
+      </w:r>
+      <w:r>
+        <w:rPr>
+          <w:rFonts w:ascii="Arial" w:hAnsi="Arial"/>
+          <w:color w:val="334155"/>
+          <w:sz w:val="19"/>
+        </w:rPr>
+        <w:t>6 instances (#overview, #amenities, #spaces, #memberships, #stories, #tour-booking).</w:t>
+      </w:r>
+    </w:p>
+    <w:p>
+      <w:pPr>
+        <w:pStyle w:val="ListBullet"/>
+        <w:spacing w:before="0" w:after="50" w:line="276" w:lineRule="auto"/>
+      </w:pPr>
+      <w:r>
+        <w:rPr>
+          <w:rFonts w:ascii="Arial" w:hAnsi="Arial"/>
+          <w:b/>
+          <w:color w:val="0F172A"/>
+          <w:sz w:val="19"/>
+        </w:rPr>
+        <w:t xml:space="preserve">&lt;article&gt;: </w:t>
+      </w:r>
+      <w:r>
+        <w:rPr>
+          <w:rFonts w:ascii="Arial" w:hAnsi="Arial"/>
+          <w:color w:val="334155"/>
+          <w:sz w:val="19"/>
+        </w:rPr>
+        <w:t>12 instances (6 amenity cards + 3 space cards + 3 testimonial cards).</w:t>
+      </w:r>
+    </w:p>
+    <w:p>
+      <w:pPr>
+        <w:pStyle w:val="ListBullet"/>
+        <w:spacing w:before="0" w:after="50" w:line="276" w:lineRule="auto"/>
+      </w:pPr>
+      <w:r>
+        <w:rPr>
+          <w:rFonts w:ascii="Arial" w:hAnsi="Arial"/>
+          <w:b/>
+          <w:color w:val="0F172A"/>
+          <w:sz w:val="19"/>
+        </w:rPr>
+        <w:t xml:space="preserve">&lt;figure&gt;: </w:t>
+      </w:r>
+      <w:r>
+        <w:rPr>
+          <w:rFonts w:ascii="Arial" w:hAnsi="Arial"/>
+          <w:color w:val="334155"/>
+          <w:sz w:val="19"/>
+        </w:rPr>
+        <w:t>1 instance with &lt;figcaption class='visually-hidden'&gt; for the hero workspace graphic.</w:t>
+      </w:r>
+    </w:p>
+    <w:p>
+      <w:pPr>
+        <w:pStyle w:val="ListBullet"/>
+        <w:spacing w:before="0" w:after="50" w:line="276" w:lineRule="auto"/>
+      </w:pPr>
+      <w:r>
+        <w:rPr>
+          <w:rFonts w:ascii="Arial" w:hAnsi="Arial"/>
+          <w:b/>
+          <w:color w:val="0F172A"/>
+          <w:sz w:val="19"/>
+        </w:rPr>
+        <w:t xml:space="preserve">&lt;footer&gt;: </w:t>
+      </w:r>
+      <w:r>
+        <w:rPr>
+          <w:rFonts w:ascii="Arial" w:hAnsi="Arial"/>
+          <w:color w:val="334155"/>
+          <w:sz w:val="19"/>
+        </w:rPr>
+        <w:t>4 instances (1 global page footer + 3 testimonial citation footers).</w:t>
+      </w:r>
+    </w:p>
+    <w:p>
+      <w:pPr>
+        <w:pStyle w:val="ListBullet"/>
+        <w:spacing w:before="0" w:after="50" w:line="276" w:lineRule="auto"/>
+      </w:pPr>
+      <w:r>
+        <w:rPr>
+          <w:rFonts w:ascii="Arial" w:hAnsi="Arial"/>
+          <w:b/>
+          <w:color w:val="0F172A"/>
+          <w:sz w:val="19"/>
+        </w:rPr>
+        <w:t xml:space="preserve">&lt;form&gt;: </w:t>
+      </w:r>
+      <w:r>
+        <w:rPr>
+          <w:rFonts w:ascii="Arial" w:hAnsi="Arial"/>
+          <w:color w:val="334155"/>
+          <w:sz w:val="19"/>
+        </w:rPr>
+        <w:t>2 instances (#tour-form + newsletter subscription).</w:t>
+      </w:r>
+    </w:p>
+    <w:p>
+      <w:pPr>
+        <w:pStyle w:val="ListBullet"/>
+        <w:spacing w:before="0" w:after="50" w:line="276" w:lineRule="auto"/>
+      </w:pPr>
+      <w:r>
+        <w:rPr>
+          <w:rFonts w:ascii="Arial" w:hAnsi="Arial"/>
+          <w:b/>
+          <w:color w:val="0F172A"/>
+          <w:sz w:val="19"/>
+        </w:rPr>
+        <w:t xml:space="preserve">Heading Hierarchy: </w:t>
+      </w:r>
+      <w:r>
+        <w:rPr>
+          <w:rFonts w:ascii="Arial" w:hAnsi="Arial"/>
+          <w:color w:val="334155"/>
+          <w:sz w:val="19"/>
+        </w:rPr>
+        <w:t>1 &lt;h1&gt;, 5 &lt;h2&gt;, and 12 &lt;h3&gt;, maintaining strict hierarchical order.</w:t>
+      </w:r>
+    </w:p>
+    <w:p>
+      <w:pPr>
+        <w:pStyle w:val="Heading2"/>
+        <w:keepNext/>
+        <w:spacing w:before="260" w:after="80"/>
+      </w:pPr>
+      <w:r>
+        <w:rPr>
+          <w:rFonts w:ascii="Arial" w:hAnsi="Arial"/>
+          <w:b/>
+          <w:color w:val="0F172A"/>
+          <w:sz w:val="24"/>
+        </w:rPr>
+        <w:t>Code Snippet 1: Header Landmark &amp; Accessible Navigation</w:t>
+      </w:r>
+    </w:p>
+    <w:p>
+      <w:pPr>
+        <w:spacing w:before="0" w:after="80" w:line="276" w:lineRule="auto"/>
+      </w:pPr>
+      <w:r>
+        <w:rPr>
+          <w:rFonts w:ascii="Arial" w:hAnsi="Arial"/>
+          <w:color w:val="334155"/>
+          <w:sz w:val="20"/>
+        </w:rPr>
+        <w:t>The global header establishes branding, the pure-CSS hamburger menu trigger, and the landmark navigation:</w:t>
+      </w:r>
+    </w:p>
+    <w:p>
+      <w:pPr>
+        <w:spacing w:before="120" w:after="40"/>
+      </w:pPr>
+      <w:r>
+        <w:rPr>
+          <w:rFonts w:ascii="Consolas" w:hAnsi="Consolas"/>
+          <w:b/>
+          <w:color w:val="1E40AF"/>
+          <w:sz w:val="17"/>
+        </w:rPr>
+        <w:t>Source: index.html (Lines 16–49)</w:t>
+      </w:r>
+    </w:p>
+    <w:tbl>
+      <w:tblPr>
+        <w:tblW w:type="auto" w:w="0"/>
+        <w:jc w:val="center"/>
+        <w:tblLook w:firstColumn="1" w:firstRow="1" w:lastColumn="0" w:lastRow="0" w:noHBand="0" w:noVBand="1" w:val="04A0"/>
+      </w:tblPr>
+      <w:tblGrid>
+        <w:gridCol w:w="9648"/>
+      </w:tblGrid>
+      <w:tr>
+        <w:tc>
+          <w:tcPr>
+            <w:tcW w:type="dxa" w:w="9648"/>
+            <w:shd w:fill="0F172A"/>
+            <w:tcMar>
+              <w:top w:w="100" w:type="dxa"/>
+              <w:bottom w:w="100" w:type="dxa"/>
+              <w:left w:w="150" w:type="dxa"/>
+              <w:right w:w="150" w:type="dxa"/>
+            </w:tcMar>
+          </w:tcPr>
+          <w:p>
+            <w:pPr>
+              <w:spacing w:before="0" w:after="0"/>
+            </w:pPr>
+            <w:r>
+              <w:rPr>
+                <w:rFonts w:ascii="Consolas" w:hAnsi="Consolas"/>
+                <w:color w:val="F1F5F9"/>
+                <w:sz w:val="16"/>
+              </w:rPr>
+              <w:t>&lt;!-- Site Header &amp; Navigation --&gt;</w:t>
+              <w:br/>
+              <w:t>&lt;header class="site-header" id="top"&gt;</w:t>
+              <w:br/>
+              <w:t xml:space="preserve">  &lt;div class="container header-container"&gt;</w:t>
+              <w:br/>
+              <w:t xml:space="preserve">    &lt;a href="#top" class="brand-logo" aria-label="ApexHub Home"&gt;</w:t>
+              <w:br/>
+              <w:t xml:space="preserve">      &lt;span class="logo-mark" aria-hidden="true"&gt;</w:t>
+              <w:br/>
+              <w:t xml:space="preserve">        &lt;svg viewBox="0 0 32 32" width="28" height="28" fill="none"&gt;</w:t>
+              <w:br/>
+              <w:t xml:space="preserve">          &lt;rect width="32" height="32" rx="8" fill="#2563eb"/&gt;</w:t>
+              <w:br/>
+              <w:t xml:space="preserve">          &lt;path d="M16 6L24 22H20L16 13.5L12 22H8L16 6Z" fill="#ffffff"/&gt;</w:t>
+              <w:br/>
+              <w:t xml:space="preserve">          &lt;circle cx="16" cy="24" r="2.5" fill="#38bdf8"/&gt;</w:t>
+              <w:br/>
+              <w:t xml:space="preserve">        &lt;/svg&gt;</w:t>
+              <w:br/>
+              <w:t xml:space="preserve">      &lt;/span&gt;</w:t>
+              <w:br/>
+              <w:t xml:space="preserve">      &lt;span class="brand-name"&gt;Apex&lt;span class="brand-accent"&gt;Hub&lt;/span&gt;&lt;/span&gt;</w:t>
+              <w:br/>
+              <w:t xml:space="preserve">    &lt;/a&gt;</w:t>
+              <w:br/>
+              <w:br/>
+              <w:t xml:space="preserve">    &lt;!-- Pure CSS Accessible Mobile Menu Toggle --&gt;</w:t>
+              <w:br/>
+              <w:t xml:space="preserve">    &lt;input type="checkbox" id="nav-toggle" class="nav-toggle-input" aria-label="Toggle navigation menu"&gt;</w:t>
+              <w:br/>
+              <w:t xml:space="preserve">    &lt;label for="nav-toggle" class="nav-toggle-btn" aria-label="Open menu"&gt;</w:t>
+              <w:br/>
+              <w:t xml:space="preserve">      &lt;span class="hamburger-bar"&gt;&lt;/span&gt;</w:t>
+              <w:br/>
+              <w:t xml:space="preserve">      &lt;span class="hamburger-bar"&gt;&lt;/span&gt;</w:t>
+              <w:br/>
+              <w:t xml:space="preserve">      &lt;span class="hamburger-bar"&gt;&lt;/span&gt;</w:t>
+              <w:br/>
+              <w:t xml:space="preserve">    &lt;/label&gt;</w:t>
+              <w:br/>
+              <w:br/>
+              <w:t xml:space="preserve">    &lt;!-- Main Navigation Menu --&gt;</w:t>
+              <w:br/>
+              <w:t xml:space="preserve">    &lt;nav class="site-nav" aria-label="Main Navigation"&gt;</w:t>
+              <w:br/>
+              <w:t xml:space="preserve">      &lt;ul class="nav-list"&gt;</w:t>
+              <w:br/>
+              <w:t xml:space="preserve">        &lt;li class="nav-item"&gt;&lt;a href="#overview" class="nav-link" onclick="document.getElementById('nav-toggle').checked=false"&gt;Overview&lt;/a&gt;&lt;/li&gt;</w:t>
+              <w:br/>
+              <w:t xml:space="preserve">        &lt;li class="nav-item"&gt;&lt;a href="#spaces" class="nav-link" onclick="document.getElementById('nav-toggle').checked=false"&gt;Spaces&lt;/a&gt;&lt;/li&gt;</w:t>
+              <w:br/>
+              <w:t xml:space="preserve">        &lt;li class="nav-item"&gt;&lt;a href="#amenities" class="nav-link" onclick="document.getElementById('nav-toggle').checked=false"&gt;Amenities&lt;/a&gt;&lt;/li&gt;</w:t>
+              <w:br/>
+              <w:t xml:space="preserve">        &lt;li class="nav-item"&gt;&lt;a href="#memberships" class="nav-link" onclick="document.getElementById('nav-toggle').checked=false"&gt;Memberships&lt;/a&gt;&lt;/li&gt;</w:t>
+              <w:br/>
+              <w:t xml:space="preserve">        &lt;li class="nav-item"&gt;&lt;a href="#stories" class="nav-link" onclick="document.getElementById('nav-toggle').checked=false"&gt;Stories&lt;/a&gt;&lt;/li&gt;</w:t>
+              <w:br/>
+              <w:t xml:space="preserve">        &lt;li class="nav-item"&gt;&lt;a href="#tour-booking" class="btn btn-primary nav-cta" onclick="document.getElementById('nav-toggle').checked=false"&gt;Book a Tour&lt;/a&gt;&lt;/li&gt;</w:t>
+              <w:br/>
+              <w:t xml:space="preserve">      &lt;/ul&gt;</w:t>
+              <w:br/>
+              <w:t xml:space="preserve">    &lt;/nav&gt;</w:t>
+              <w:br/>
+              <w:t xml:space="preserve">  &lt;/div&gt;</w:t>
+              <w:br/>
+              <w:t>&lt;/header&gt;</w:t>
             </w:r>
           </w:p>
         </w:tc>
@@ -256,7 +1392,118 @@
     </w:tbl>
     <w:p>
       <w:pPr>
-        <w:spacing w:after="160"/>
+        <w:spacing w:before="0" w:after="80"/>
+      </w:pPr>
+    </w:p>
+    <w:p>
+      <w:pPr>
+        <w:pStyle w:val="Heading2"/>
+        <w:keepNext/>
+        <w:spacing w:before="260" w:after="80"/>
+      </w:pPr>
+      <w:r>
+        <w:rPr>
+          <w:rFonts w:ascii="Arial" w:hAnsi="Arial"/>
+          <w:b/>
+          <w:color w:val="0F172A"/>
+          <w:sz w:val="24"/>
+        </w:rPr>
+        <w:t>Code Snippet 2: Self-Contained Card Component (&lt;article&gt;)</w:t>
+      </w:r>
+    </w:p>
+    <w:p>
+      <w:pPr>
+        <w:spacing w:before="0" w:after="80" w:line="276" w:lineRule="auto"/>
+      </w:pPr>
+      <w:r>
+        <w:rPr>
+          <w:rFonts w:ascii="Arial" w:hAnsi="Arial"/>
+          <w:color w:val="334155"/>
+          <w:sz w:val="20"/>
+        </w:rPr>
+        <w:t>Each amenity card is structured as an independent &lt;article&gt; element with an accessible SVG icon wrapper:</w:t>
+      </w:r>
+    </w:p>
+    <w:p>
+      <w:pPr>
+        <w:spacing w:before="120" w:after="40"/>
+      </w:pPr>
+      <w:r>
+        <w:rPr>
+          <w:rFonts w:ascii="Consolas" w:hAnsi="Consolas"/>
+          <w:b/>
+          <w:color w:val="1E40AF"/>
+          <w:sz w:val="17"/>
+        </w:rPr>
+        <w:t>Source: index.html (Lines 124–136)</w:t>
+      </w:r>
+    </w:p>
+    <w:tbl>
+      <w:tblPr>
+        <w:tblW w:type="auto" w:w="0"/>
+        <w:jc w:val="center"/>
+        <w:tblLook w:firstColumn="1" w:firstRow="1" w:lastColumn="0" w:lastRow="0" w:noHBand="0" w:noVBand="1" w:val="04A0"/>
+      </w:tblPr>
+      <w:tblGrid>
+        <w:gridCol w:w="9648"/>
+      </w:tblGrid>
+      <w:tr>
+        <w:tc>
+          <w:tcPr>
+            <w:tcW w:type="dxa" w:w="9648"/>
+            <w:shd w:fill="0F172A"/>
+            <w:tcMar>
+              <w:top w:w="100" w:type="dxa"/>
+              <w:bottom w:w="100" w:type="dxa"/>
+              <w:left w:w="150" w:type="dxa"/>
+              <w:right w:w="150" w:type="dxa"/>
+            </w:tcMar>
+          </w:tcPr>
+          <w:p>
+            <w:pPr>
+              <w:spacing w:before="0" w:after="0"/>
+            </w:pPr>
+            <w:r>
+              <w:rPr>
+                <w:rFonts w:ascii="Consolas" w:hAnsi="Consolas"/>
+                <w:color w:val="F1F5F9"/>
+                <w:sz w:val="16"/>
+              </w:rPr>
+              <w:t>&lt;article class="amenity-card"&gt;</w:t>
+              <w:br/>
+              <w:t xml:space="preserve">  &lt;div class="amenity-icon-wrapper" aria-hidden="true"&gt;</w:t>
+              <w:br/>
+              <w:t xml:space="preserve">    &lt;svg viewBox="0 0 24 24" width="28" height="28" fill="none" stroke="currentColor" stroke-width="2" stroke-linecap="round" stroke-linejoin="round"&gt;</w:t>
+              <w:br/>
+              <w:t xml:space="preserve">      &lt;rect x="2" y="2" width="20" height="8" rx="2" ry="2"/&gt;</w:t>
+              <w:br/>
+              <w:t xml:space="preserve">      &lt;rect x="2" y="14" width="20" height="8" rx="2" ry="2"/&gt;</w:t>
+              <w:br/>
+              <w:t xml:space="preserve">      &lt;line x1="6" y1="6" x2="6.01" y2="6"/&gt;</w:t>
+              <w:br/>
+              <w:t xml:space="preserve">      &lt;line x1="6" y1="18" x2="6.01" y2="18"/&gt;</w:t>
+              <w:br/>
+              <w:t xml:space="preserve">    &lt;/svg&gt;</w:t>
+              <w:br/>
+              <w:t xml:space="preserve">  &lt;/div&gt;</w:t>
+              <w:br/>
+              <w:t xml:space="preserve">  &lt;h3 class="amenity-title"&gt;Gigabit Fiber &amp;amp; AI Pods&lt;/h3&gt;</w:t>
+              <w:br/>
+              <w:t xml:space="preserve">  &lt;p class="amenity-text"&gt;</w:t>
+              <w:br/>
+              <w:t xml:space="preserve">    Triple-redundant ISP lines, private subnets, and direct low-latency cloud interconnection pods for demanding AI and deep-learning workloads.</w:t>
+              <w:br/>
+              <w:t xml:space="preserve">  &lt;/p&gt;</w:t>
+              <w:br/>
+              <w:t>&lt;/article&gt;</w:t>
+            </w:r>
+          </w:p>
+        </w:tc>
+      </w:tr>
+    </w:tbl>
+    <w:p>
+      <w:pPr>
+        <w:spacing w:before="0" w:after="80"/>
       </w:pPr>
     </w:p>
     <w:p>
@@ -270,38 +1517,52 @@
           <w:rFonts w:ascii="Arial" w:hAnsi="Arial"/>
           <w:b/>
           <w:color w:val="1E40AF"/>
-          <w:sz w:val="34"/>
+          <w:sz w:val="30"/>
         </w:rPr>
-        <w:t>1. Project Overview and Objective</w:t>
+        <w:t>4. CSS3 Design System, Variables &amp; Global Architecture</w:t>
       </w:r>
     </w:p>
     <w:p>
       <w:pPr>
-        <w:spacing w:before="0" w:after="100" w:line="276" w:lineRule="auto"/>
+        <w:spacing w:before="0" w:after="80" w:line="276" w:lineRule="auto"/>
       </w:pPr>
       <w:r>
         <w:rPr>
           <w:rFonts w:ascii="Arial" w:hAnsi="Arial"/>
           <w:color w:val="334155"/>
-          <w:sz w:val="21"/>
+          <w:sz w:val="20"/>
         </w:rPr>
-        <w:t>The objective of the Week 1 internship task at YUVA Intern is to transition an original UI/UX design blueprint into a production-grade, responsive static website using semantic HTML5 and modern CSS3. The task requires demonstrating industry frontend development best practices—including semantic DOM structure, CSS variables for design system tokens, Flexbox and CSS Grid layout techniques, mobile navigation, fluid typography, and automated browser verification—strictly without external UI frameworks like Bootstrap or Tailwind, and without unnecessary JavaScript libraries.</w:t>
+        <w:t>All presentation rules are encapsulated inside style.css (1,479 lines, 30,802 bytes). The architecture relies on 50 CSS custom properties declared inside the :root scope, establishing design tokens across colors, typography, spacing, border radii, and layered shadow elevations.</w:t>
       </w:r>
     </w:p>
     <w:p>
       <w:pPr>
-        <w:pStyle w:val="Heading1"/>
+        <w:pStyle w:val="Heading2"/>
         <w:keepNext/>
-        <w:spacing w:before="360" w:after="120"/>
+        <w:spacing w:before="260" w:after="80"/>
       </w:pPr>
       <w:r>
         <w:rPr>
           <w:rFonts w:ascii="Arial" w:hAnsi="Arial"/>
           <w:b/>
+          <w:color w:val="0F172A"/>
+          <w:sz w:val="24"/>
+        </w:rPr>
+        <w:t>Code Snippet 3: CSS Custom Properties in :root</w:t>
+      </w:r>
+    </w:p>
+    <w:p>
+      <w:pPr>
+        <w:spacing w:before="120" w:after="40"/>
+      </w:pPr>
+      <w:r>
+        <w:rPr>
+          <w:rFonts w:ascii="Consolas" w:hAnsi="Consolas"/>
+          <w:b/>
           <w:color w:val="1E40AF"/>
-          <w:sz w:val="34"/>
+          <w:sz w:val="17"/>
         </w:rPr>
-        <w:t>2. Tools and Technologies Used</w:t>
+        <w:t>Source: style.css (Lines 10–72)</w:t>
       </w:r>
     </w:p>
     <w:tbl>
@@ -311,323 +1572,122 @@
         <w:tblLook w:firstColumn="1" w:firstRow="1" w:lastColumn="0" w:lastRow="0" w:noHBand="0" w:noVBand="1" w:val="04A0"/>
       </w:tblPr>
       <w:tblGrid>
-        <w:gridCol w:w="4680"/>
-        <w:gridCol w:w="4680"/>
+        <w:gridCol w:w="9648"/>
       </w:tblGrid>
       <w:tr>
         <w:tc>
           <w:tcPr>
-            <w:tcW w:type="dxa" w:w="4680"/>
-            <w:shd w:fill="F8FAFC"/>
+            <w:tcW w:type="dxa" w:w="9648"/>
+            <w:shd w:fill="0F172A"/>
             <w:tcMar>
-              <w:top w:w="70" w:type="dxa"/>
-              <w:bottom w:w="70" w:type="dxa"/>
-              <w:left w:w="100" w:type="dxa"/>
-              <w:right w:w="100" w:type="dxa"/>
+              <w:top w:w="100" w:type="dxa"/>
+              <w:bottom w:w="100" w:type="dxa"/>
+              <w:left w:w="150" w:type="dxa"/>
+              <w:right w:w="150" w:type="dxa"/>
             </w:tcMar>
           </w:tcPr>
           <w:p>
             <w:pPr>
-              <w:spacing w:after="0"/>
+              <w:spacing w:before="0" w:after="0"/>
             </w:pPr>
             <w:r>
               <w:rPr>
-                <w:rFonts w:ascii="Arial" w:hAnsi="Arial"/>
-                <w:b/>
-                <w:color w:val="0F172A"/>
-                <w:sz w:val="19"/>
+                <w:rFonts w:ascii="Consolas" w:hAnsi="Consolas"/>
+                <w:color w:val="F1F5F9"/>
+                <w:sz w:val="16"/>
               </w:rPr>
-              <w:t>HTML5 Semantic Standards</w:t>
-            </w:r>
-          </w:p>
-        </w:tc>
-        <w:tc>
-          <w:tcPr>
-            <w:tcW w:type="dxa" w:w="4680"/>
-            <w:shd w:fill="F8FAFC"/>
-            <w:tcMar>
-              <w:top w:w="70" w:type="dxa"/>
-              <w:bottom w:w="70" w:type="dxa"/>
-              <w:left w:w="100" w:type="dxa"/>
-              <w:right w:w="100" w:type="dxa"/>
-            </w:tcMar>
-          </w:tcPr>
-          <w:p>
-            <w:pPr>
-              <w:spacing w:after="0"/>
-            </w:pPr>
-            <w:r>
-              <w:rPr>
-                <w:rFonts w:ascii="Arial" w:hAnsi="Arial"/>
-                <w:color w:val="334155"/>
-                <w:sz w:val="19"/>
-              </w:rPr>
-              <w:t>Doctype, &lt;header&gt;, &lt;nav&gt;, &lt;main&gt;, &lt;section&gt;, &lt;article&gt;, &lt;figure&gt;, &lt;footer&gt;, &lt;label&gt; associations for accessibility.</w:t>
-            </w:r>
-          </w:p>
-        </w:tc>
-      </w:tr>
-      <w:tr>
-        <w:tc>
-          <w:tcPr>
-            <w:tcW w:type="dxa" w:w="4680"/>
-            <w:shd w:fill="FFFFFF"/>
-            <w:tcMar>
-              <w:top w:w="70" w:type="dxa"/>
-              <w:bottom w:w="70" w:type="dxa"/>
-              <w:left w:w="100" w:type="dxa"/>
-              <w:right w:w="100" w:type="dxa"/>
-            </w:tcMar>
-          </w:tcPr>
-          <w:p>
-            <w:pPr>
-              <w:spacing w:after="0"/>
-            </w:pPr>
-            <w:r>
-              <w:rPr>
-                <w:rFonts w:ascii="Arial" w:hAnsi="Arial"/>
-                <w:b/>
-                <w:color w:val="0F172A"/>
-                <w:sz w:val="19"/>
-              </w:rPr>
-              <w:t>CSS3 Styling &amp; Architecture</w:t>
-            </w:r>
-          </w:p>
-        </w:tc>
-        <w:tc>
-          <w:tcPr>
-            <w:tcW w:type="dxa" w:w="4680"/>
-            <w:shd w:fill="FFFFFF"/>
-            <w:tcMar>
-              <w:top w:w="70" w:type="dxa"/>
-              <w:bottom w:w="70" w:type="dxa"/>
-              <w:left w:w="100" w:type="dxa"/>
-              <w:right w:w="100" w:type="dxa"/>
-            </w:tcMar>
-          </w:tcPr>
-          <w:p>
-            <w:pPr>
-              <w:spacing w:after="0"/>
-            </w:pPr>
-            <w:r>
-              <w:rPr>
-                <w:rFonts w:ascii="Arial" w:hAnsi="Arial"/>
-                <w:color w:val="334155"/>
-                <w:sz w:val="19"/>
-              </w:rPr>
-              <w:t>CSS custom properties (:root), Flexbox, CSS Grid, media queries, focus-visible states, system font stack.</w:t>
-            </w:r>
-          </w:p>
-        </w:tc>
-      </w:tr>
-      <w:tr>
-        <w:tc>
-          <w:tcPr>
-            <w:tcW w:type="dxa" w:w="4680"/>
-            <w:shd w:fill="F8FAFC"/>
-            <w:tcMar>
-              <w:top w:w="70" w:type="dxa"/>
-              <w:bottom w:w="70" w:type="dxa"/>
-              <w:left w:w="100" w:type="dxa"/>
-              <w:right w:w="100" w:type="dxa"/>
-            </w:tcMar>
-          </w:tcPr>
-          <w:p>
-            <w:pPr>
-              <w:spacing w:after="0"/>
-            </w:pPr>
-            <w:r>
-              <w:rPr>
-                <w:rFonts w:ascii="Arial" w:hAnsi="Arial"/>
-                <w:b/>
-                <w:color w:val="0F172A"/>
-                <w:sz w:val="19"/>
-              </w:rPr>
-              <w:t>Vector Graphics (SVG)</w:t>
-            </w:r>
-          </w:p>
-        </w:tc>
-        <w:tc>
-          <w:tcPr>
-            <w:tcW w:type="dxa" w:w="4680"/>
-            <w:shd w:fill="F8FAFC"/>
-            <w:tcMar>
-              <w:top w:w="70" w:type="dxa"/>
-              <w:bottom w:w="70" w:type="dxa"/>
-              <w:left w:w="100" w:type="dxa"/>
-              <w:right w:w="100" w:type="dxa"/>
-            </w:tcMar>
-          </w:tcPr>
-          <w:p>
-            <w:pPr>
-              <w:spacing w:after="0"/>
-            </w:pPr>
-            <w:r>
-              <w:rPr>
-                <w:rFonts w:ascii="Arial" w:hAnsi="Arial"/>
-                <w:color w:val="334155"/>
-                <w:sz w:val="19"/>
-              </w:rPr>
-              <w:t>Scalable, lightweight local vector illustrations (7 assets totaling &lt;20KB) eliminating external CDN dependencies.</w:t>
-            </w:r>
-          </w:p>
-        </w:tc>
-      </w:tr>
-      <w:tr>
-        <w:tc>
-          <w:tcPr>
-            <w:tcW w:type="dxa" w:w="4680"/>
-            <w:shd w:fill="FFFFFF"/>
-            <w:tcMar>
-              <w:top w:w="70" w:type="dxa"/>
-              <w:bottom w:w="70" w:type="dxa"/>
-              <w:left w:w="100" w:type="dxa"/>
-              <w:right w:w="100" w:type="dxa"/>
-            </w:tcMar>
-          </w:tcPr>
-          <w:p>
-            <w:pPr>
-              <w:spacing w:after="0"/>
-            </w:pPr>
-            <w:r>
-              <w:rPr>
-                <w:rFonts w:ascii="Arial" w:hAnsi="Arial"/>
-                <w:b/>
-                <w:color w:val="0F172A"/>
-                <w:sz w:val="19"/>
-              </w:rPr>
-              <w:t>Testing &amp; Automation</w:t>
-            </w:r>
-          </w:p>
-        </w:tc>
-        <w:tc>
-          <w:tcPr>
-            <w:tcW w:type="dxa" w:w="4680"/>
-            <w:shd w:fill="FFFFFF"/>
-            <w:tcMar>
-              <w:top w:w="70" w:type="dxa"/>
-              <w:bottom w:w="70" w:type="dxa"/>
-              <w:left w:w="100" w:type="dxa"/>
-              <w:right w:w="100" w:type="dxa"/>
-            </w:tcMar>
-          </w:tcPr>
-          <w:p>
-            <w:pPr>
-              <w:spacing w:after="0"/>
-            </w:pPr>
-            <w:r>
-              <w:rPr>
-                <w:rFonts w:ascii="Arial" w:hAnsi="Arial"/>
-                <w:color w:val="334155"/>
-                <w:sz w:val="19"/>
-              </w:rPr>
-              <w:t>Playwright (Chromium/Headless Chrome) for automated cross-viewport layout and overflow validation.</w:t>
-            </w:r>
-          </w:p>
-        </w:tc>
-      </w:tr>
-      <w:tr>
-        <w:tc>
-          <w:tcPr>
-            <w:tcW w:type="dxa" w:w="4680"/>
-            <w:shd w:fill="F8FAFC"/>
-            <w:tcMar>
-              <w:top w:w="70" w:type="dxa"/>
-              <w:bottom w:w="70" w:type="dxa"/>
-              <w:left w:w="100" w:type="dxa"/>
-              <w:right w:w="100" w:type="dxa"/>
-            </w:tcMar>
-          </w:tcPr>
-          <w:p>
-            <w:pPr>
-              <w:spacing w:after="0"/>
-            </w:pPr>
-            <w:r>
-              <w:rPr>
-                <w:rFonts w:ascii="Arial" w:hAnsi="Arial"/>
-                <w:b/>
-                <w:color w:val="0F172A"/>
-                <w:sz w:val="19"/>
-              </w:rPr>
-              <w:t>Documentation Formats</w:t>
-            </w:r>
-          </w:p>
-        </w:tc>
-        <w:tc>
-          <w:tcPr>
-            <w:tcW w:type="dxa" w:w="4680"/>
-            <w:shd w:fill="F8FAFC"/>
-            <w:tcMar>
-              <w:top w:w="70" w:type="dxa"/>
-              <w:bottom w:w="70" w:type="dxa"/>
-              <w:left w:w="100" w:type="dxa"/>
-              <w:right w:w="100" w:type="dxa"/>
-            </w:tcMar>
-          </w:tcPr>
-          <w:p>
-            <w:pPr>
-              <w:spacing w:after="0"/>
-            </w:pPr>
-            <w:r>
-              <w:rPr>
-                <w:rFonts w:ascii="Arial" w:hAnsi="Arial"/>
-                <w:color w:val="334155"/>
-                <w:sz w:val="19"/>
-              </w:rPr>
-              <w:t>Markdown (report.md), Adobe PDF (report.pdf via Chrome Headless), and Microsoft Word (report.docx).</w:t>
-            </w:r>
-          </w:p>
-        </w:tc>
-      </w:tr>
-      <w:tr>
-        <w:tc>
-          <w:tcPr>
-            <w:tcW w:type="dxa" w:w="4680"/>
-            <w:shd w:fill="FFFFFF"/>
-            <w:tcMar>
-              <w:top w:w="70" w:type="dxa"/>
-              <w:bottom w:w="70" w:type="dxa"/>
-              <w:left w:w="100" w:type="dxa"/>
-              <w:right w:w="100" w:type="dxa"/>
-            </w:tcMar>
-          </w:tcPr>
-          <w:p>
-            <w:pPr>
-              <w:spacing w:after="0"/>
-            </w:pPr>
-            <w:r>
-              <w:rPr>
-                <w:rFonts w:ascii="Arial" w:hAnsi="Arial"/>
-                <w:b/>
-                <w:color w:val="0F172A"/>
-                <w:sz w:val="19"/>
-              </w:rPr>
-              <w:t>Development Environment</w:t>
-            </w:r>
-          </w:p>
-        </w:tc>
-        <w:tc>
-          <w:tcPr>
-            <w:tcW w:type="dxa" w:w="4680"/>
-            <w:shd w:fill="FFFFFF"/>
-            <w:tcMar>
-              <w:top w:w="70" w:type="dxa"/>
-              <w:bottom w:w="70" w:type="dxa"/>
-              <w:left w:w="100" w:type="dxa"/>
-              <w:right w:w="100" w:type="dxa"/>
-            </w:tcMar>
-          </w:tcPr>
-          <w:p>
-            <w:pPr>
-              <w:spacing w:after="0"/>
-            </w:pPr>
-            <w:r>
-              <w:rPr>
-                <w:rFonts w:ascii="Arial" w:hAnsi="Arial"/>
-                <w:color w:val="334155"/>
-                <w:sz w:val="19"/>
-              </w:rPr>
-              <w:t>Windows 11, PowerShell, Node.js v24.19.0, Python 3.14.7.</w:t>
+              <w:t>:root {</w:t>
+              <w:br/>
+              <w:t xml:space="preserve">  /* Brand Color Palette */</w:t>
+              <w:br/>
+              <w:t xml:space="preserve">  --color-primary: #2563eb;</w:t>
+              <w:br/>
+              <w:t xml:space="preserve">  --color-primary-hover: #1d4ed8;</w:t>
+              <w:br/>
+              <w:t xml:space="preserve">  --color-primary-active: #1e40af;</w:t>
+              <w:br/>
+              <w:t xml:space="preserve">  --color-primary-light: #eff6ff;</w:t>
+              <w:br/>
+              <w:t xml:space="preserve">  --color-primary-border: #bfdbfe;</w:t>
+              <w:br/>
+              <w:br/>
+              <w:t xml:space="preserve">  /* Accent &amp; Status Colors */</w:t>
+              <w:br/>
+              <w:t xml:space="preserve">  --color-accent-sky: #38bdf8;</w:t>
+              <w:br/>
+              <w:t xml:space="preserve">  --color-accent-green: #10b981;</w:t>
+              <w:br/>
+              <w:t xml:space="preserve">  --color-accent-green-bg: #ecfdf5;</w:t>
+              <w:br/>
+              <w:t xml:space="preserve">  --color-accent-amber: #f59e0b;</w:t>
+              <w:br/>
+              <w:t xml:space="preserve">  --color-accent-amber-bg: #fef3c7;</w:t>
+              <w:br/>
+              <w:br/>
+              <w:t xml:space="preserve">  /* Neutrals &amp; Dark Shades */</w:t>
+              <w:br/>
+              <w:t xml:space="preserve">  --color-dark-950: #0b1120;</w:t>
+              <w:br/>
+              <w:t xml:space="preserve">  --color-dark-900: #0f172a;</w:t>
+              <w:br/>
+              <w:t xml:space="preserve">  --color-dark-800: #1e293b;</w:t>
+              <w:br/>
+              <w:t xml:space="preserve">  --color-dark-700: #334155;</w:t>
+              <w:br/>
+              <w:t xml:space="preserve">  --color-slate-600: #475569;</w:t>
+              <w:br/>
+              <w:t xml:space="preserve">  --color-slate-500: #64748b;</w:t>
+              <w:br/>
+              <w:t xml:space="preserve">  --color-slate-400: #94a3b8;</w:t>
+              <w:br/>
+              <w:t xml:space="preserve">  --color-slate-300: #cbd5e1;</w:t>
+              <w:br/>
+              <w:t xml:space="preserve">  --color-slate-200: #e2e8f0;</w:t>
+              <w:br/>
+              <w:t xml:space="preserve">  --color-slate-100: #f1f5f9;</w:t>
+              <w:br/>
+              <w:t xml:space="preserve">  --color-slate-50: #f8fafc;</w:t>
+              <w:br/>
+              <w:t xml:space="preserve">  --color-white: #ffffff;</w:t>
+              <w:br/>
+              <w:br/>
+              <w:t xml:space="preserve">  /* Spacing Scale (4px to 80px) */</w:t>
+              <w:br/>
+              <w:t xml:space="preserve">  --space-1: 0.25rem;   /* 4px */</w:t>
+              <w:br/>
+              <w:t xml:space="preserve">  --space-2: 0.5rem;    /* 8px */</w:t>
+              <w:br/>
+              <w:t xml:space="preserve">  --space-4: 1rem;      /* 16px */</w:t>
+              <w:br/>
+              <w:t xml:space="preserve">  --space-6: 1.5rem;    /* 24px */</w:t>
+              <w:br/>
+              <w:t xml:space="preserve">  --space-8: 2rem;      /* 32px */</w:t>
+              <w:br/>
+              <w:t xml:space="preserve">  --space-12: 3rem;     /* 48px */</w:t>
+              <w:br/>
+              <w:t xml:space="preserve">  --space-16: 4rem;     /* 64px */</w:t>
+              <w:br/>
+              <w:t xml:space="preserve">  --space-20: 5rem;     /* 80px */</w:t>
+              <w:br/>
+              <w:br/>
+              <w:t xml:space="preserve">  /* Elevation &amp; Box Shadows */</w:t>
+              <w:br/>
+              <w:t xml:space="preserve">  --shadow-sm: 0 1px 2px 0 rgba(0, 0, 0, 0.05);</w:t>
+              <w:br/>
+              <w:t xml:space="preserve">  --shadow-md: 0 4px 6px -1px rgba(15, 23, 42, 0.08);</w:t>
+              <w:br/>
+              <w:t xml:space="preserve">  --shadow-lg: 0 10px 15px -3px rgba(15, 23, 42, 0.08);</w:t>
+              <w:br/>
+              <w:t xml:space="preserve">  --shadow-card-hover: 0 16px 32px -4px rgba(37, 99, 235, 0.12);</w:t>
+              <w:br/>
+              <w:br/>
+              <w:t xml:space="preserve">  /* Transitions */</w:t>
+              <w:br/>
+              <w:t xml:space="preserve">  --transition-fast: 150ms cubic-bezier(0.4, 0, 0.2, 1);</w:t>
+              <w:br/>
+              <w:t xml:space="preserve">  --transition-base: 250ms cubic-bezier(0.4, 0, 0.2, 1);</w:t>
+              <w:br/>
+              <w:t>}</w:t>
             </w:r>
           </w:p>
         </w:tc>
@@ -635,7 +1695,7 @@
     </w:tbl>
     <w:p>
       <w:pPr>
-        <w:spacing w:after="120"/>
+        <w:spacing w:before="0" w:after="80"/>
       </w:pPr>
     </w:p>
     <w:p>
@@ -649,92 +1709,284 @@
           <w:rFonts w:ascii="Arial" w:hAnsi="Arial"/>
           <w:b/>
           <w:color w:val="1E40AF"/>
-          <w:sz w:val="34"/>
+          <w:sz w:val="30"/>
         </w:rPr>
-        <w:t>3. Selected Website Concept and Design Rationale</w:t>
+        <w:t>5. Layout Engineering: Flexbox vs. CSS Grid in Practice</w:t>
       </w:r>
     </w:p>
     <w:p>
       <w:pPr>
-        <w:spacing w:before="0" w:after="100" w:line="276" w:lineRule="auto"/>
+        <w:spacing w:before="0" w:after="80" w:line="276" w:lineRule="auto"/>
       </w:pPr>
       <w:r>
         <w:rPr>
           <w:rFonts w:ascii="Arial" w:hAnsi="Arial"/>
           <w:color w:val="334155"/>
-          <w:sz w:val="21"/>
+          <w:sz w:val="20"/>
         </w:rPr>
-        <w:t>The selected concept for this assignment is ApexHub, an eco-conscious, high-performance co-working and innovation space engineered for software engineers, climate-tech founders, and hardware makers.</w:t>
+        <w:t>Flexbox and CSS Grid are used together systematically across the codebase, each applied to the layout challenges it solves best:</w:t>
       </w:r>
     </w:p>
     <w:p>
       <w:pPr>
-        <w:pStyle w:val="ListBullet"/>
-        <w:spacing w:before="0" w:after="60" w:line="276" w:lineRule="auto"/>
+        <w:pStyle w:val="Heading2"/>
+        <w:keepNext/>
+        <w:spacing w:before="260" w:after="80"/>
       </w:pPr>
       <w:r>
         <w:rPr>
           <w:rFonts w:ascii="Arial" w:hAnsi="Arial"/>
           <w:b/>
           <w:color w:val="0F172A"/>
-          <w:sz w:val="20"/>
+          <w:sz w:val="24"/>
         </w:rPr>
-        <w:t xml:space="preserve">Structural Complexity: </w:t>
+        <w:t>Code Snippet 4: CSS Grid Implementation (.amenities-grid)</w:t>
       </w:r>
+    </w:p>
+    <w:p>
+      <w:pPr>
+        <w:spacing w:before="0" w:after="80" w:line="276" w:lineRule="auto"/>
+      </w:pPr>
       <w:r>
         <w:rPr>
           <w:rFonts w:ascii="Arial" w:hAnsi="Arial"/>
           <w:color w:val="334155"/>
           <w:sz w:val="20"/>
         </w:rPr>
-        <w:t>Rich UI Structural Components: Allows simultaneous demonstration of multi-tiered card decks, high-contrast stats bars, feature matrices, interactive booking forms, and deep navigational hierarchies.</w:t>
+        <w:t>CSS Grid powers the 2D multi-column cards, defining equal-width tracks with a consistent 2rem gap:</w:t>
       </w:r>
     </w:p>
     <w:p>
       <w:pPr>
-        <w:pStyle w:val="ListBullet"/>
-        <w:spacing w:before="0" w:after="60" w:line="276" w:lineRule="auto"/>
+        <w:spacing w:before="120" w:after="40"/>
+      </w:pPr>
+      <w:r>
+        <w:rPr>
+          <w:rFonts w:ascii="Consolas" w:hAnsi="Consolas"/>
+          <w:b/>
+          <w:color w:val="1E40AF"/>
+          <w:sz w:val="17"/>
+        </w:rPr>
+        <w:t>Source: style.css (Lines 544–565)</w:t>
+      </w:r>
+    </w:p>
+    <w:tbl>
+      <w:tblPr>
+        <w:tblW w:type="auto" w:w="0"/>
+        <w:jc w:val="center"/>
+        <w:tblLook w:firstColumn="1" w:firstRow="1" w:lastColumn="0" w:lastRow="0" w:noHBand="0" w:noVBand="1" w:val="04A0"/>
+      </w:tblPr>
+      <w:tblGrid>
+        <w:gridCol w:w="9648"/>
+      </w:tblGrid>
+      <w:tr>
+        <w:tc>
+          <w:tcPr>
+            <w:tcW w:type="dxa" w:w="9648"/>
+            <w:shd w:fill="0F172A"/>
+            <w:tcMar>
+              <w:top w:w="100" w:type="dxa"/>
+              <w:bottom w:w="100" w:type="dxa"/>
+              <w:left w:w="150" w:type="dxa"/>
+              <w:right w:w="150" w:type="dxa"/>
+            </w:tcMar>
+          </w:tcPr>
+          <w:p>
+            <w:pPr>
+              <w:spacing w:before="0" w:after="0"/>
+            </w:pPr>
+            <w:r>
+              <w:rPr>
+                <w:rFonts w:ascii="Consolas" w:hAnsi="Consolas"/>
+                <w:color w:val="F1F5F9"/>
+                <w:sz w:val="16"/>
+              </w:rPr>
+              <w:t>.amenities-grid {</w:t>
+              <w:br/>
+              <w:t xml:space="preserve">  display: grid;</w:t>
+              <w:br/>
+              <w:t xml:space="preserve">  grid-template-columns: repeat(3, 1fr);</w:t>
+              <w:br/>
+              <w:t xml:space="preserve">  gap: var(--space-8);</w:t>
+              <w:br/>
+              <w:t>}</w:t>
+              <w:br/>
+              <w:br/>
+              <w:t>.amenity-card {</w:t>
+              <w:br/>
+              <w:t xml:space="preserve">  background-color: var(--color-slate-50);</w:t>
+              <w:br/>
+              <w:t xml:space="preserve">  border: 1px solid var(--color-slate-200);</w:t>
+              <w:br/>
+              <w:t xml:space="preserve">  border-radius: var(--radius-lg);</w:t>
+              <w:br/>
+              <w:t xml:space="preserve">  padding: var(--space-8);</w:t>
+              <w:br/>
+              <w:t xml:space="preserve">  transition: all var(--transition-base);</w:t>
+              <w:br/>
+              <w:t>}</w:t>
+              <w:br/>
+              <w:br/>
+              <w:t>.amenity-card:hover {</w:t>
+              <w:br/>
+              <w:t xml:space="preserve">  transform: translateY(-4px);</w:t>
+              <w:br/>
+              <w:t xml:space="preserve">  background-color: var(--color-white);</w:t>
+              <w:br/>
+              <w:t xml:space="preserve">  border-color: var(--color-primary-border);</w:t>
+              <w:br/>
+              <w:t xml:space="preserve">  box-shadow: var(--shadow-card-hover);</w:t>
+              <w:br/>
+              <w:t>}</w:t>
+            </w:r>
+          </w:p>
+        </w:tc>
+      </w:tr>
+    </w:tbl>
+    <w:p>
+      <w:pPr>
+        <w:spacing w:before="0" w:after="80"/>
+      </w:pPr>
+    </w:p>
+    <w:p>
+      <w:pPr>
+        <w:pStyle w:val="Heading2"/>
+        <w:keepNext/>
+        <w:spacing w:before="260" w:after="80"/>
       </w:pPr>
       <w:r>
         <w:rPr>
           <w:rFonts w:ascii="Arial" w:hAnsi="Arial"/>
           <w:b/>
           <w:color w:val="0F172A"/>
-          <w:sz w:val="20"/>
+          <w:sz w:val="24"/>
         </w:rPr>
-        <w:t xml:space="preserve">Layout Showcase: </w:t>
+        <w:t>Code Snippet 5: Flexbox Implementation (.space-card Interior Alignment)</w:t>
       </w:r>
+    </w:p>
+    <w:p>
+      <w:pPr>
+        <w:spacing w:before="0" w:after="80" w:line="276" w:lineRule="auto"/>
+      </w:pPr>
       <w:r>
         <w:rPr>
           <w:rFonts w:ascii="Arial" w:hAnsi="Arial"/>
           <w:color w:val="334155"/>
           <w:sz w:val="20"/>
         </w:rPr>
-        <w:t>Clean Separation of Grid and Flexbox: CSS Grid handles multi-column layouts (6-card amenities grid, 3-card workspaces, and 4-column footer), while Flexbox manages 1D alignments (nav bars, badge pills, button groups, and metric counters).</w:t>
+        <w:t>Flexbox powers 1D vertical card interiors. By applying display: flex and flex-grow: 1, card buttons are pinned evenly across the bottom:</w:t>
       </w:r>
     </w:p>
     <w:p>
       <w:pPr>
-        <w:pStyle w:val="ListBullet"/>
-        <w:spacing w:before="0" w:after="60" w:line="276" w:lineRule="auto"/>
+        <w:spacing w:before="120" w:after="40"/>
       </w:pPr>
       <w:r>
         <w:rPr>
-          <w:rFonts w:ascii="Arial" w:hAnsi="Arial"/>
+          <w:rFonts w:ascii="Consolas" w:hAnsi="Consolas"/>
           <w:b/>
-          <w:color w:val="0F172A"/>
-          <w:sz w:val="20"/>
+          <w:color w:val="1E40AF"/>
+          <w:sz w:val="17"/>
         </w:rPr>
-        <w:t xml:space="preserve">Self-Contained Architecture: </w:t>
+        <w:t>Source: style.css (Lines 658–685)</w:t>
       </w:r>
-      <w:r>
-        <w:rPr>
-          <w:rFonts w:ascii="Arial" w:hAnsi="Arial"/>
-          <w:color w:val="334155"/>
-          <w:sz w:val="20"/>
-        </w:rPr>
-        <w:t>Static Feasibility: Provides real-world functionality—such as responsive mobile drawer toggles and form validation—without requiring client-side JS frameworks.</w:t>
-      </w:r>
+    </w:p>
+    <w:tbl>
+      <w:tblPr>
+        <w:tblW w:type="auto" w:w="0"/>
+        <w:jc w:val="center"/>
+        <w:tblLook w:firstColumn="1" w:firstRow="1" w:lastColumn="0" w:lastRow="0" w:noHBand="0" w:noVBand="1" w:val="04A0"/>
+      </w:tblPr>
+      <w:tblGrid>
+        <w:gridCol w:w="9648"/>
+      </w:tblGrid>
+      <w:tr>
+        <w:tc>
+          <w:tcPr>
+            <w:tcW w:type="dxa" w:w="9648"/>
+            <w:shd w:fill="0F172A"/>
+            <w:tcMar>
+              <w:top w:w="100" w:type="dxa"/>
+              <w:bottom w:w="100" w:type="dxa"/>
+              <w:left w:w="150" w:type="dxa"/>
+              <w:right w:w="150" w:type="dxa"/>
+            </w:tcMar>
+          </w:tcPr>
+          <w:p>
+            <w:pPr>
+              <w:spacing w:before="0" w:after="0"/>
+            </w:pPr>
+            <w:r>
+              <w:rPr>
+                <w:rFonts w:ascii="Consolas" w:hAnsi="Consolas"/>
+                <w:color w:val="F1F5F9"/>
+                <w:sz w:val="16"/>
+              </w:rPr>
+              <w:t>.space-card {</w:t>
+              <w:br/>
+              <w:t xml:space="preserve">  background-color: var(--color-white);</w:t>
+              <w:br/>
+              <w:t xml:space="preserve">  border: 1px solid var(--color-slate-200);</w:t>
+              <w:br/>
+              <w:t xml:space="preserve">  border-radius: var(--radius-xl);</w:t>
+              <w:br/>
+              <w:t xml:space="preserve">  overflow: hidden;</w:t>
+              <w:br/>
+              <w:t xml:space="preserve">  display: flex;</w:t>
+              <w:br/>
+              <w:t xml:space="preserve">  flex-direction: column;</w:t>
+              <w:br/>
+              <w:t xml:space="preserve">  box-shadow: var(--shadow-sm);</w:t>
+              <w:br/>
+              <w:t xml:space="preserve">  transition: all var(--transition-base);</w:t>
+              <w:br/>
+              <w:t>}</w:t>
+              <w:br/>
+              <w:br/>
+              <w:t>.space-body {</w:t>
+              <w:br/>
+              <w:t xml:space="preserve">  padding: var(--space-6);</w:t>
+              <w:br/>
+              <w:t xml:space="preserve">  display: flex;</w:t>
+              <w:br/>
+              <w:t xml:space="preserve">  flex-direction: column;</w:t>
+              <w:br/>
+              <w:t xml:space="preserve">  flex-grow: 1;</w:t>
+              <w:br/>
+              <w:t>}</w:t>
+              <w:br/>
+              <w:br/>
+              <w:t>.space-features {</w:t>
+              <w:br/>
+              <w:t xml:space="preserve">  margin-bottom: var(--space-6);</w:t>
+              <w:br/>
+              <w:t xml:space="preserve">  flex-grow: 1;</w:t>
+              <w:br/>
+              <w:t>}</w:t>
+              <w:br/>
+              <w:br/>
+              <w:t>.space-footer {</w:t>
+              <w:br/>
+              <w:t xml:space="preserve">  padding-top: var(--space-4);</w:t>
+              <w:br/>
+              <w:t xml:space="preserve">  border-top: 1px solid var(--color-slate-100);</w:t>
+              <w:br/>
+              <w:t xml:space="preserve">  display: flex;</w:t>
+              <w:br/>
+              <w:t xml:space="preserve">  align-items: center;</w:t>
+              <w:br/>
+              <w:t xml:space="preserve">  justify-content: space-between;</w:t>
+              <w:br/>
+              <w:t>}</w:t>
+            </w:r>
+          </w:p>
+        </w:tc>
+      </w:tr>
+    </w:tbl>
+    <w:p>
+      <w:pPr>
+        <w:spacing w:before="0" w:after="80"/>
+      </w:pPr>
     </w:p>
     <w:p>
       <w:pPr>
@@ -747,523 +1999,22 @@
           <w:rFonts w:ascii="Arial" w:hAnsi="Arial"/>
           <w:b/>
           <w:color w:val="1E40AF"/>
-          <w:sz w:val="34"/>
+          <w:sz w:val="30"/>
         </w:rPr>
-        <w:t>4. Wireframe Design and Blueprint Specifications</w:t>
+        <w:t>6. Responsive Design, Breakpoint Matrix &amp; Fluid Typography</w:t>
       </w:r>
     </w:p>
     <w:p>
       <w:pPr>
-        <w:spacing w:before="0" w:after="100" w:line="276" w:lineRule="auto"/>
+        <w:spacing w:before="0" w:after="80" w:line="276" w:lineRule="auto"/>
       </w:pPr>
-      <w:r>
-        <w:rPr>
-          <w:rFonts w:ascii="Arial" w:hAnsi="Arial"/>
-          <w:color w:val="334155"/>
-          <w:sz w:val="21"/>
-        </w:rPr>
-        <w:t>Before implementation, an original low-fidelity vector wireframe was authored and saved to wireframe.svg in the project directory. The wireframe defines both Desktop (1024px+) and Mobile (375px–480px) viewports side-by-side on a unified canvas.</w:t>
-      </w:r>
-    </w:p>
-    <w:p>
-      <w:pPr>
-        <w:pStyle w:val="ListBullet"/>
-        <w:spacing w:before="0" w:after="60" w:line="276" w:lineRule="auto"/>
-      </w:pPr>
-      <w:r>
-        <w:rPr>
-          <w:rFonts w:ascii="Arial" w:hAnsi="Arial"/>
-          <w:b/>
-          <w:color w:val="0F172A"/>
-          <w:sz w:val="20"/>
-        </w:rPr>
-        <w:t xml:space="preserve">1. Navigation Bar: </w:t>
-      </w:r>
       <w:r>
         <w:rPr>
           <w:rFonts w:ascii="Arial" w:hAnsi="Arial"/>
           <w:color w:val="334155"/>
           <w:sz w:val="20"/>
         </w:rPr>
-        <w:t>Sticky Header (Height 70px): Brand logo with mark, horizontal navigation links, and primary CTA button.</w:t>
-      </w:r>
-    </w:p>
-    <w:p>
-      <w:pPr>
-        <w:pStyle w:val="ListBullet"/>
-        <w:spacing w:before="0" w:after="60" w:line="276" w:lineRule="auto"/>
-      </w:pPr>
-      <w:r>
-        <w:rPr>
-          <w:rFonts w:ascii="Arial" w:hAnsi="Arial"/>
-          <w:b/>
-          <w:color w:val="0F172A"/>
-          <w:sz w:val="20"/>
-        </w:rPr>
-        <w:t xml:space="preserve">2. Hero Section: </w:t>
-      </w:r>
-      <w:r>
-        <w:rPr>
-          <w:rFonts w:ascii="Arial" w:hAnsi="Arial"/>
-          <w:color w:val="334155"/>
-          <w:sz w:val="20"/>
-        </w:rPr>
-        <w:t>Asymmetric 60/40 2-column split with sustainability badge, primary headline, subtitle, dual CTAs, stats bar, and hero workspace graphic.</w:t>
-      </w:r>
-    </w:p>
-    <w:p>
-      <w:pPr>
-        <w:pStyle w:val="ListBullet"/>
-        <w:spacing w:before="0" w:after="60" w:line="276" w:lineRule="auto"/>
-      </w:pPr>
-      <w:r>
-        <w:rPr>
-          <w:rFonts w:ascii="Arial" w:hAnsi="Arial"/>
-          <w:b/>
-          <w:color w:val="0F172A"/>
-          <w:sz w:val="20"/>
-        </w:rPr>
-        <w:t xml:space="preserve">3. Key Amenities: </w:t>
-      </w:r>
-      <w:r>
-        <w:rPr>
-          <w:rFonts w:ascii="Arial" w:hAnsi="Arial"/>
-          <w:color w:val="334155"/>
-          <w:sz w:val="20"/>
-        </w:rPr>
-        <w:t>3-column x 2-row CSS Grid displaying 6 specialized infrastructure cards with icons and descriptions.</w:t>
-      </w:r>
-    </w:p>
-    <w:p>
-      <w:pPr>
-        <w:pStyle w:val="ListBullet"/>
-        <w:spacing w:before="0" w:after="60" w:line="276" w:lineRule="auto"/>
-      </w:pPr>
-      <w:r>
-        <w:rPr>
-          <w:rFonts w:ascii="Arial" w:hAnsi="Arial"/>
-          <w:b/>
-          <w:color w:val="0F172A"/>
-          <w:sz w:val="20"/>
-        </w:rPr>
-        <w:t xml:space="preserve">4. Workspace Showcase: </w:t>
-      </w:r>
-      <w:r>
-        <w:rPr>
-          <w:rFonts w:ascii="Arial" w:hAnsi="Arial"/>
-          <w:color w:val="334155"/>
-          <w:sz w:val="20"/>
-        </w:rPr>
-        <w:t>3-column card deck showcasing Hot Desks, Dedicated Desks, and Private Team Studios with badges, pricing, and action buttons.</w:t>
-      </w:r>
-    </w:p>
-    <w:p>
-      <w:pPr>
-        <w:pStyle w:val="ListBullet"/>
-        <w:spacing w:before="0" w:after="60" w:line="276" w:lineRule="auto"/>
-      </w:pPr>
-      <w:r>
-        <w:rPr>
-          <w:rFonts w:ascii="Arial" w:hAnsi="Arial"/>
-          <w:b/>
-          <w:color w:val="0F172A"/>
-          <w:sz w:val="20"/>
-        </w:rPr>
-        <w:t xml:space="preserve">5. Membership Plans: </w:t>
-      </w:r>
-      <w:r>
-        <w:rPr>
-          <w:rFonts w:ascii="Arial" w:hAnsi="Arial"/>
-          <w:color w:val="334155"/>
-          <w:sz w:val="20"/>
-        </w:rPr>
-        <w:t>3-tier pricing comparison (Day Explorer, Pro Resident, Scale Enterprise) with perk checklists.</w:t>
-      </w:r>
-    </w:p>
-    <w:p>
-      <w:pPr>
-        <w:pStyle w:val="ListBullet"/>
-        <w:spacing w:before="0" w:after="60" w:line="276" w:lineRule="auto"/>
-      </w:pPr>
-      <w:r>
-        <w:rPr>
-          <w:rFonts w:ascii="Arial" w:hAnsi="Arial"/>
-          <w:b/>
-          <w:color w:val="0F172A"/>
-          <w:sz w:val="20"/>
-        </w:rPr>
-        <w:t xml:space="preserve">6. Testimonials: </w:t>
-      </w:r>
-      <w:r>
-        <w:rPr>
-          <w:rFonts w:ascii="Arial" w:hAnsi="Arial"/>
-          <w:color w:val="334155"/>
-          <w:sz w:val="20"/>
-        </w:rPr>
-        <w:t>3-column social proof quote cards featuring 5-star ratings, founder quotes, and avatars.</w:t>
-      </w:r>
-    </w:p>
-    <w:p>
-      <w:pPr>
-        <w:pStyle w:val="ListBullet"/>
-        <w:spacing w:before="0" w:after="60" w:line="276" w:lineRule="auto"/>
-      </w:pPr>
-      <w:r>
-        <w:rPr>
-          <w:rFonts w:ascii="Arial" w:hAnsi="Arial"/>
-          <w:b/>
-          <w:color w:val="0F172A"/>
-          <w:sz w:val="20"/>
-        </w:rPr>
-        <w:t xml:space="preserve">7. Guided Tour Booking: </w:t>
-      </w:r>
-      <w:r>
-        <w:rPr>
-          <w:rFonts w:ascii="Arial" w:hAnsi="Arial"/>
-          <w:color w:val="334155"/>
-          <w:sz w:val="20"/>
-        </w:rPr>
-        <w:t>Dual-column high-contrast section featuring visit guarantees on the left and an accessible schedule form on the right.</w:t>
-      </w:r>
-    </w:p>
-    <w:p>
-      <w:pPr>
-        <w:pStyle w:val="ListBullet"/>
-        <w:spacing w:before="0" w:after="60" w:line="276" w:lineRule="auto"/>
-      </w:pPr>
-      <w:r>
-        <w:rPr>
-          <w:rFonts w:ascii="Arial" w:hAnsi="Arial"/>
-          <w:b/>
-          <w:color w:val="0F172A"/>
-          <w:sz w:val="20"/>
-        </w:rPr>
-        <w:t xml:space="preserve">8. Semantic Footer: </w:t>
-      </w:r>
-      <w:r>
-        <w:rPr>
-          <w:rFonts w:ascii="Arial" w:hAnsi="Arial"/>
-          <w:color w:val="334155"/>
-          <w:sz w:val="20"/>
-        </w:rPr>
-        <w:t>4-column footer containing brand mission, social links, navigation categories, and newsletter signup.</w:t>
-      </w:r>
-    </w:p>
-    <w:p>
-      <w:pPr>
-        <w:pStyle w:val="Heading1"/>
-        <w:keepNext/>
-        <w:spacing w:before="360" w:after="120"/>
-      </w:pPr>
-      <w:r>
-        <w:rPr>
-          <w:rFonts w:ascii="Arial" w:hAnsi="Arial"/>
-          <w:b/>
-          <w:color w:val="1E40AF"/>
-          <w:sz w:val="34"/>
-        </w:rPr>
-        <w:t>5. HTML5 Structure and Semantic Implementation</w:t>
-      </w:r>
-    </w:p>
-    <w:p>
-      <w:pPr>
-        <w:spacing w:before="0" w:after="100" w:line="276" w:lineRule="auto"/>
-      </w:pPr>
-      <w:r>
-        <w:rPr>
-          <w:rFonts w:ascii="Arial" w:hAnsi="Arial"/>
-          <w:color w:val="334155"/>
-          <w:sz w:val="21"/>
-        </w:rPr>
-        <w:t>The complete markup is authored inside index.html, strictly following HTML5 validation standards:</w:t>
-      </w:r>
-    </w:p>
-    <w:p>
-      <w:pPr>
-        <w:pStyle w:val="ListBullet"/>
-        <w:spacing w:before="0" w:after="60" w:line="276" w:lineRule="auto"/>
-      </w:pPr>
-      <w:r>
-        <w:rPr>
-          <w:rFonts w:ascii="Arial" w:hAnsi="Arial"/>
-          <w:b/>
-          <w:color w:val="0F172A"/>
-          <w:sz w:val="20"/>
-        </w:rPr>
-        <w:t xml:space="preserve">Semantic Tags: </w:t>
-      </w:r>
-      <w:r>
-        <w:rPr>
-          <w:rFonts w:ascii="Arial" w:hAnsi="Arial"/>
-          <w:color w:val="334155"/>
-          <w:sz w:val="20"/>
-        </w:rPr>
-        <w:t>Document Landmarks: Employs &lt;header&gt;, &lt;nav&gt;, &lt;main&gt;, &lt;section&gt;, &lt;article&gt;, &lt;figure&gt;, &lt;figcaption&gt;, and &lt;footer&gt; to ensure complete document outline accessibility.</w:t>
-      </w:r>
-    </w:p>
-    <w:p>
-      <w:pPr>
-        <w:pStyle w:val="ListBullet"/>
-        <w:spacing w:before="0" w:after="60" w:line="276" w:lineRule="auto"/>
-      </w:pPr>
-      <w:r>
-        <w:rPr>
-          <w:rFonts w:ascii="Arial" w:hAnsi="Arial"/>
-          <w:b/>
-          <w:color w:val="0F172A"/>
-          <w:sz w:val="20"/>
-        </w:rPr>
-        <w:t xml:space="preserve">Heading Hierarchy: </w:t>
-      </w:r>
-      <w:r>
-        <w:rPr>
-          <w:rFonts w:ascii="Arial" w:hAnsi="Arial"/>
-          <w:color w:val="334155"/>
-          <w:sz w:val="20"/>
-        </w:rPr>
-        <w:t>Logical Heading Order: Strict heading hierarchy from a single &lt;h1&gt; in the hero to &lt;h2&gt; for section headers and &lt;h3&gt; for individual cards.</w:t>
-      </w:r>
-    </w:p>
-    <w:p>
-      <w:pPr>
-        <w:pStyle w:val="ListBullet"/>
-        <w:spacing w:before="0" w:after="60" w:line="276" w:lineRule="auto"/>
-      </w:pPr>
-      <w:r>
-        <w:rPr>
-          <w:rFonts w:ascii="Arial" w:hAnsi="Arial"/>
-          <w:b/>
-          <w:color w:val="0F172A"/>
-          <w:sz w:val="20"/>
-        </w:rPr>
-        <w:t xml:space="preserve">Form Standards: </w:t>
-      </w:r>
-      <w:r>
-        <w:rPr>
-          <w:rFonts w:ascii="Arial" w:hAnsi="Arial"/>
-          <w:color w:val="334155"/>
-          <w:sz w:val="20"/>
-        </w:rPr>
-        <w:t>Form Accessibility: Every form input (&lt;input&gt;, &lt;select&gt;) is tied to an explicit &lt;label for='...'&gt; element, ensuring 100% screen reader compatibility.</w:t>
-      </w:r>
-    </w:p>
-    <w:p>
-      <w:pPr>
-        <w:pStyle w:val="ListBullet"/>
-        <w:spacing w:before="0" w:after="60" w:line="276" w:lineRule="auto"/>
-      </w:pPr>
-      <w:r>
-        <w:rPr>
-          <w:rFonts w:ascii="Arial" w:hAnsi="Arial"/>
-          <w:b/>
-          <w:color w:val="0F172A"/>
-          <w:sz w:val="20"/>
-        </w:rPr>
-        <w:t xml:space="preserve">Mobile Drawer: </w:t>
-      </w:r>
-      <w:r>
-        <w:rPr>
-          <w:rFonts w:ascii="Arial" w:hAnsi="Arial"/>
-          <w:color w:val="334155"/>
-          <w:sz w:val="20"/>
-        </w:rPr>
-        <w:t>Pure CSS Mobile Navigation: Implemented with an accessible checkbox pattern (&lt;input type='checkbox' id='nav-toggle'&gt;) coupled with an auto-close click handler on section links.</w:t>
-      </w:r>
-    </w:p>
-    <w:p>
-      <w:pPr>
-        <w:pStyle w:val="ListBullet"/>
-        <w:spacing w:before="0" w:after="60" w:line="276" w:lineRule="auto"/>
-      </w:pPr>
-      <w:r>
-        <w:rPr>
-          <w:rFonts w:ascii="Arial" w:hAnsi="Arial"/>
-          <w:b/>
-          <w:color w:val="0F172A"/>
-          <w:sz w:val="20"/>
-        </w:rPr>
-        <w:t xml:space="preserve">Keyboard Navigation: </w:t>
-      </w:r>
-      <w:r>
-        <w:rPr>
-          <w:rFonts w:ascii="Arial" w:hAnsi="Arial"/>
-          <w:color w:val="334155"/>
-          <w:sz w:val="20"/>
-        </w:rPr>
-        <w:t>Accessible Skip Link: &lt;a href='#main-content' class='skip-link'&gt; allows keyboard users to bypass navigation directly to main content.</w:t>
-      </w:r>
-    </w:p>
-    <w:p>
-      <w:pPr>
-        <w:pStyle w:val="Heading1"/>
-        <w:keepNext/>
-        <w:spacing w:before="360" w:after="120"/>
-      </w:pPr>
-      <w:r>
-        <w:rPr>
-          <w:rFonts w:ascii="Arial" w:hAnsi="Arial"/>
-          <w:b/>
-          <w:color w:val="1E40AF"/>
-          <w:sz w:val="34"/>
-        </w:rPr>
-        <w:t>6. CSS3 Styling, Design System Tokens &amp; Layout Techniques</w:t>
-      </w:r>
-    </w:p>
-    <w:p>
-      <w:pPr>
-        <w:spacing w:before="0" w:after="100" w:line="276" w:lineRule="auto"/>
-      </w:pPr>
-      <w:r>
-        <w:rPr>
-          <w:rFonts w:ascii="Arial" w:hAnsi="Arial"/>
-          <w:color w:val="334155"/>
-          <w:sz w:val="21"/>
-        </w:rPr>
-        <w:t>All presentation styling is encapsulated inside style.css, organized into twelve logical sections:</w:t>
-      </w:r>
-    </w:p>
-    <w:p>
-      <w:pPr>
-        <w:pStyle w:val="ListBullet"/>
-        <w:spacing w:before="0" w:after="60" w:line="276" w:lineRule="auto"/>
-      </w:pPr>
-      <w:r>
-        <w:rPr>
-          <w:rFonts w:ascii="Arial" w:hAnsi="Arial"/>
-          <w:b/>
-          <w:color w:val="0F172A"/>
-          <w:sz w:val="20"/>
-        </w:rPr>
-        <w:t xml:space="preserve">Custom Properties: </w:t>
-      </w:r>
-      <w:r>
-        <w:rPr>
-          <w:rFonts w:ascii="Arial" w:hAnsi="Arial"/>
-          <w:color w:val="334155"/>
-          <w:sz w:val="20"/>
-        </w:rPr>
-        <w:t>Design System Tokens (:root): Centralized variables for colors (--color-primary: #2563eb, --color-dark-900: #0f172a, --color-slate-*), fluid typography, standardized spacing tokens (--space-1 to --space-20), border radii, and layered drop shadows.</w:t>
-      </w:r>
-    </w:p>
-    <w:p>
-      <w:pPr>
-        <w:pStyle w:val="ListBullet"/>
-        <w:spacing w:before="0" w:after="60" w:line="276" w:lineRule="auto"/>
-      </w:pPr>
-      <w:r>
-        <w:rPr>
-          <w:rFonts w:ascii="Arial" w:hAnsi="Arial"/>
-          <w:b/>
-          <w:color w:val="0F172A"/>
-          <w:sz w:val="20"/>
-        </w:rPr>
-        <w:t xml:space="preserve">Reset &amp; Basics: </w:t>
-      </w:r>
-      <w:r>
-        <w:rPr>
-          <w:rFonts w:ascii="Arial" w:hAnsi="Arial"/>
-          <w:color w:val="334155"/>
-          <w:sz w:val="20"/>
-        </w:rPr>
-        <w:t>Modern CSS Reset: Applies universal box-sizing: border-box, removes default browser margins, sets fluid image scaling (max-width: 100%), and activates smooth scrolling.</w:t>
-      </w:r>
-    </w:p>
-    <w:p>
-      <w:pPr>
-        <w:pStyle w:val="ListBullet"/>
-        <w:spacing w:before="0" w:after="60" w:line="276" w:lineRule="auto"/>
-      </w:pPr>
-      <w:r>
-        <w:rPr>
-          <w:rFonts w:ascii="Arial" w:hAnsi="Arial"/>
-          <w:b/>
-          <w:color w:val="0F172A"/>
-          <w:sz w:val="20"/>
-        </w:rPr>
-        <w:t xml:space="preserve">CSS Grid: </w:t>
-      </w:r>
-      <w:r>
-        <w:rPr>
-          <w:rFonts w:ascii="Arial" w:hAnsi="Arial"/>
-          <w:color w:val="334155"/>
-          <w:sz w:val="20"/>
-        </w:rPr>
-        <w:t>CSS Grid Layouts: Used for repeat(3, 1fr) card decks with gap: var(--space-8), adapting automatically across responsive breakpoints.</w:t>
-      </w:r>
-    </w:p>
-    <w:p>
-      <w:pPr>
-        <w:pStyle w:val="ListBullet"/>
-        <w:spacing w:before="0" w:after="60" w:line="276" w:lineRule="auto"/>
-      </w:pPr>
-      <w:r>
-        <w:rPr>
-          <w:rFonts w:ascii="Arial" w:hAnsi="Arial"/>
-          <w:b/>
-          <w:color w:val="0F172A"/>
-          <w:sz w:val="20"/>
-        </w:rPr>
-        <w:t xml:space="preserve">Flexbox: </w:t>
-      </w:r>
-      <w:r>
-        <w:rPr>
-          <w:rFonts w:ascii="Arial" w:hAnsi="Arial"/>
-          <w:color w:val="334155"/>
-          <w:sz w:val="20"/>
-        </w:rPr>
-        <w:t>Flexbox Alignment: Used for navbar centering, button groups, metric bars, and internal card content alignment (flex-direction: column; flex-grow: 1; pins card buttons evenly).</w:t>
-      </w:r>
-    </w:p>
-    <w:p>
-      <w:pPr>
-        <w:pStyle w:val="ListBullet"/>
-        <w:spacing w:before="0" w:after="60" w:line="276" w:lineRule="auto"/>
-      </w:pPr>
-      <w:r>
-        <w:rPr>
-          <w:rFonts w:ascii="Arial" w:hAnsi="Arial"/>
-          <w:b/>
-          <w:color w:val="0F172A"/>
-          <w:sz w:val="20"/>
-        </w:rPr>
-        <w:t xml:space="preserve">Interactive States: </w:t>
-      </w:r>
-      <w:r>
-        <w:rPr>
-          <w:rFonts w:ascii="Arial" w:hAnsi="Arial"/>
-          <w:color w:val="334155"/>
-          <w:sz w:val="20"/>
-        </w:rPr>
-        <w:t>Micro-Interactions: Smooth hover lift on cards (translateY(-4px)), active button press states, and high-contrast :focus-visible accessibility outlines.</w:t>
-      </w:r>
-    </w:p>
-    <w:p>
-      <w:pPr>
-        <w:pStyle w:val="Heading1"/>
-        <w:keepNext/>
-        <w:spacing w:before="360" w:after="120"/>
-      </w:pPr>
-      <w:r>
-        <w:rPr>
-          <w:rFonts w:ascii="Arial" w:hAnsi="Arial"/>
-          <w:b/>
-          <w:color w:val="1E40AF"/>
-          <w:sz w:val="34"/>
-        </w:rPr>
-        <w:t>7. Responsive Design and Media Query Strategy</w:t>
-      </w:r>
-    </w:p>
-    <w:p>
-      <w:pPr>
-        <w:spacing w:before="0" w:after="100" w:line="276" w:lineRule="auto"/>
-      </w:pPr>
-      <w:r>
-        <w:rPr>
-          <w:rFonts w:ascii="Arial" w:hAnsi="Arial"/>
-          <w:color w:val="334155"/>
-          <w:sz w:val="21"/>
-        </w:rPr>
-        <w:t>The website adapts dynamically across all four mandatory screen categories using clean CSS media queries:</w:t>
+        <w:t>The stylesheet defines four explicit media queries targeting standard device classes:</w:t>
       </w:r>
     </w:p>
     <w:tbl>
@@ -1273,95 +2024,15 @@
         <w:tblLook w:firstColumn="1" w:firstRow="1" w:lastColumn="0" w:lastRow="0" w:noHBand="0" w:noVBand="1" w:val="04A0"/>
       </w:tblPr>
       <w:tblGrid>
-        <w:gridCol w:w="3120"/>
-        <w:gridCol w:w="3120"/>
-        <w:gridCol w:w="3120"/>
+        <w:gridCol w:w="3216"/>
+        <w:gridCol w:w="3216"/>
+        <w:gridCol w:w="3216"/>
       </w:tblGrid>
       <w:tr>
         <w:tc>
           <w:tcPr>
-            <w:tcW w:type="dxa" w:w="3120"/>
+            <w:tcW w:type="dxa" w:w="3216"/>
             <w:shd w:fill="1E40AF"/>
-            <w:tcMar>
-              <w:top w:w="80" w:type="dxa"/>
-              <w:bottom w:w="80" w:type="dxa"/>
-              <w:left w:w="100" w:type="dxa"/>
-              <w:right w:w="100" w:type="dxa"/>
-            </w:tcMar>
-          </w:tcPr>
-          <w:p>
-            <w:pPr>
-              <w:spacing w:after="0"/>
-            </w:pPr>
-            <w:r>
-              <w:rPr>
-                <w:rFonts w:ascii="Arial" w:hAnsi="Arial"/>
-                <w:b/>
-                <w:color w:val="FFFFFF"/>
-                <w:sz w:val="19"/>
-              </w:rPr>
-              <w:t>Viewport Range</w:t>
-            </w:r>
-          </w:p>
-        </w:tc>
-        <w:tc>
-          <w:tcPr>
-            <w:tcW w:type="dxa" w:w="3120"/>
-            <w:shd w:fill="1E40AF"/>
-            <w:tcMar>
-              <w:top w:w="80" w:type="dxa"/>
-              <w:bottom w:w="80" w:type="dxa"/>
-              <w:left w:w="100" w:type="dxa"/>
-              <w:right w:w="100" w:type="dxa"/>
-            </w:tcMar>
-          </w:tcPr>
-          <w:p>
-            <w:pPr>
-              <w:spacing w:after="0"/>
-            </w:pPr>
-            <w:r>
-              <w:rPr>
-                <w:rFonts w:ascii="Arial" w:hAnsi="Arial"/>
-                <w:b/>
-                <w:color w:val="FFFFFF"/>
-                <w:sz w:val="19"/>
-              </w:rPr>
-              <w:t>Target Devices</w:t>
-            </w:r>
-          </w:p>
-        </w:tc>
-        <w:tc>
-          <w:tcPr>
-            <w:tcW w:type="dxa" w:w="3120"/>
-            <w:shd w:fill="1E40AF"/>
-            <w:tcMar>
-              <w:top w:w="80" w:type="dxa"/>
-              <w:bottom w:w="80" w:type="dxa"/>
-              <w:left w:w="100" w:type="dxa"/>
-              <w:right w:w="100" w:type="dxa"/>
-            </w:tcMar>
-          </w:tcPr>
-          <w:p>
-            <w:pPr>
-              <w:spacing w:after="0"/>
-            </w:pPr>
-            <w:r>
-              <w:rPr>
-                <w:rFonts w:ascii="Arial" w:hAnsi="Arial"/>
-                <w:b/>
-                <w:color w:val="FFFFFF"/>
-                <w:sz w:val="19"/>
-              </w:rPr>
-              <w:t>Layout Adaptation</w:t>
-            </w:r>
-          </w:p>
-        </w:tc>
-      </w:tr>
-      <w:tr>
-        <w:tc>
-          <w:tcPr>
-            <w:tcW w:type="dxa" w:w="3120"/>
-            <w:shd w:fill="FFFFFF"/>
             <w:tcMar>
               <w:top w:w="70" w:type="dxa"/>
               <w:bottom w:w="70" w:type="dxa"/>
@@ -1376,17 +2047,18 @@
             <w:r>
               <w:rPr>
                 <w:rFonts w:ascii="Arial" w:hAnsi="Arial"/>
-                <w:color w:val="334155"/>
-                <w:sz w:val="18"/>
+                <w:b/>
+                <w:color w:val="FFFFFF"/>
+                <w:sz w:val="17"/>
               </w:rPr>
-              <w:t>Desktop (1025px+)</w:t>
+              <w:t>Viewport Range</w:t>
             </w:r>
           </w:p>
         </w:tc>
         <w:tc>
           <w:tcPr>
-            <w:tcW w:type="dxa" w:w="3120"/>
-            <w:shd w:fill="FFFFFF"/>
+            <w:tcW w:type="dxa" w:w="3216"/>
+            <w:shd w:fill="1E40AF"/>
             <w:tcMar>
               <w:top w:w="70" w:type="dxa"/>
               <w:bottom w:w="70" w:type="dxa"/>
@@ -1401,17 +2073,18 @@
             <w:r>
               <w:rPr>
                 <w:rFonts w:ascii="Arial" w:hAnsi="Arial"/>
-                <w:color w:val="334155"/>
-                <w:sz w:val="18"/>
+                <w:b/>
+                <w:color w:val="FFFFFF"/>
+                <w:sz w:val="17"/>
               </w:rPr>
-              <w:t>Desktops, FHD Monitors, iMacs</w:t>
+              <w:t>Breakpoint Rule in style.css</w:t>
             </w:r>
           </w:p>
         </w:tc>
         <w:tc>
           <w:tcPr>
-            <w:tcW w:type="dxa" w:w="3120"/>
-            <w:shd w:fill="FFFFFF"/>
+            <w:tcW w:type="dxa" w:w="3216"/>
+            <w:shd w:fill="1E40AF"/>
             <w:tcMar>
               <w:top w:w="70" w:type="dxa"/>
               <w:bottom w:w="70" w:type="dxa"/>
@@ -1426,10 +2099,11 @@
             <w:r>
               <w:rPr>
                 <w:rFonts w:ascii="Arial" w:hAnsi="Arial"/>
-                <w:color w:val="334155"/>
-                <w:sz w:val="18"/>
+                <w:b/>
+                <w:color w:val="FFFFFF"/>
+                <w:sz w:val="17"/>
               </w:rPr>
-              <w:t>Full multi-column grids (3 cols for amenities, spaces, pricing; 4 cols for footer). Fixed horizontal nav bar.</w:t>
+              <w:t>Concrete Layout Adaptations</w:t>
             </w:r>
           </w:p>
         </w:tc>
@@ -1437,13 +2111,13 @@
       <w:tr>
         <w:tc>
           <w:tcPr>
-            <w:tcW w:type="dxa" w:w="3120"/>
-            <w:shd w:fill="F8FAFC"/>
+            <w:tcW w:type="dxa" w:w="3216"/>
+            <w:shd w:fill="FFFFFF"/>
             <w:tcMar>
-              <w:top w:w="70" w:type="dxa"/>
-              <w:bottom w:w="70" w:type="dxa"/>
-              <w:left w:w="90" w:type="dxa"/>
-              <w:right w:w="90" w:type="dxa"/>
+              <w:top w:w="60" w:type="dxa"/>
+              <w:bottom w:w="60" w:type="dxa"/>
+              <w:left w:w="80" w:type="dxa"/>
+              <w:right w:w="80" w:type="dxa"/>
             </w:tcMar>
           </w:tcPr>
           <w:p>
@@ -1454,21 +2128,21 @@
               <w:rPr>
                 <w:rFonts w:ascii="Arial" w:hAnsi="Arial"/>
                 <w:color w:val="334155"/>
-                <w:sz w:val="18"/>
+                <w:sz w:val="17"/>
               </w:rPr>
-              <w:t>Laptop (769px–1024px)</w:t>
+              <w:t>Desktop (1025px+)</w:t>
             </w:r>
           </w:p>
         </w:tc>
         <w:tc>
           <w:tcPr>
-            <w:tcW w:type="dxa" w:w="3120"/>
-            <w:shd w:fill="F8FAFC"/>
+            <w:tcW w:type="dxa" w:w="3216"/>
+            <w:shd w:fill="FFFFFF"/>
             <w:tcMar>
-              <w:top w:w="70" w:type="dxa"/>
-              <w:bottom w:w="70" w:type="dxa"/>
-              <w:left w:w="90" w:type="dxa"/>
-              <w:right w:w="90" w:type="dxa"/>
+              <w:top w:w="60" w:type="dxa"/>
+              <w:bottom w:w="60" w:type="dxa"/>
+              <w:left w:w="80" w:type="dxa"/>
+              <w:right w:w="80" w:type="dxa"/>
             </w:tcMar>
           </w:tcPr>
           <w:p>
@@ -1479,21 +2153,21 @@
               <w:rPr>
                 <w:rFonts w:ascii="Arial" w:hAnsi="Arial"/>
                 <w:color w:val="334155"/>
-                <w:sz w:val="18"/>
+                <w:sz w:val="17"/>
               </w:rPr>
-              <w:t>Laptops, Tablets (Landscape)</w:t>
+              <w:t>Base Styles (No query)</w:t>
             </w:r>
           </w:p>
         </w:tc>
         <w:tc>
           <w:tcPr>
-            <w:tcW w:type="dxa" w:w="3120"/>
-            <w:shd w:fill="F8FAFC"/>
+            <w:tcW w:type="dxa" w:w="3216"/>
+            <w:shd w:fill="FFFFFF"/>
             <w:tcMar>
-              <w:top w:w="70" w:type="dxa"/>
-              <w:bottom w:w="70" w:type="dxa"/>
-              <w:left w:w="90" w:type="dxa"/>
-              <w:right w:w="90" w:type="dxa"/>
+              <w:top w:w="60" w:type="dxa"/>
+              <w:bottom w:w="60" w:type="dxa"/>
+              <w:left w:w="80" w:type="dxa"/>
+              <w:right w:w="80" w:type="dxa"/>
             </w:tcMar>
           </w:tcPr>
           <w:p>
@@ -1504,9 +2178,9 @@
               <w:rPr>
                 <w:rFonts w:ascii="Arial" w:hAnsi="Arial"/>
                 <w:color w:val="334155"/>
-                <w:sz w:val="18"/>
+                <w:sz w:val="17"/>
               </w:rPr>
-              <w:t>Hero centers into 1 column. Amenities and workspaces reflow to 2 columns. Footer switches to 2x2 grid.</w:t>
+              <w:t>Fixed sticky nav; 60/40 Hero split; 3-column amenities, spaces, and pricing grids; 4-column footer.</w:t>
             </w:r>
           </w:p>
         </w:tc>
@@ -1514,13 +2188,13 @@
       <w:tr>
         <w:tc>
           <w:tcPr>
-            <w:tcW w:type="dxa" w:w="3120"/>
-            <w:shd w:fill="FFFFFF"/>
+            <w:tcW w:type="dxa" w:w="3216"/>
+            <w:shd w:fill="F8FAFC"/>
             <w:tcMar>
-              <w:top w:w="70" w:type="dxa"/>
-              <w:bottom w:w="70" w:type="dxa"/>
-              <w:left w:w="90" w:type="dxa"/>
-              <w:right w:w="90" w:type="dxa"/>
+              <w:top w:w="60" w:type="dxa"/>
+              <w:bottom w:w="60" w:type="dxa"/>
+              <w:left w:w="80" w:type="dxa"/>
+              <w:right w:w="80" w:type="dxa"/>
             </w:tcMar>
           </w:tcPr>
           <w:p>
@@ -1531,21 +2205,21 @@
               <w:rPr>
                 <w:rFonts w:ascii="Arial" w:hAnsi="Arial"/>
                 <w:color w:val="334155"/>
-                <w:sz w:val="18"/>
+                <w:sz w:val="17"/>
               </w:rPr>
-              <w:t>Tablet (481px–768px)</w:t>
+              <w:t>Laptop (769px–1024px)</w:t>
             </w:r>
           </w:p>
         </w:tc>
         <w:tc>
           <w:tcPr>
-            <w:tcW w:type="dxa" w:w="3120"/>
-            <w:shd w:fill="FFFFFF"/>
+            <w:tcW w:type="dxa" w:w="3216"/>
+            <w:shd w:fill="F8FAFC"/>
             <w:tcMar>
-              <w:top w:w="70" w:type="dxa"/>
-              <w:bottom w:w="70" w:type="dxa"/>
-              <w:left w:w="90" w:type="dxa"/>
-              <w:right w:w="90" w:type="dxa"/>
+              <w:top w:w="60" w:type="dxa"/>
+              <w:bottom w:w="60" w:type="dxa"/>
+              <w:left w:w="80" w:type="dxa"/>
+              <w:right w:w="80" w:type="dxa"/>
             </w:tcMar>
           </w:tcPr>
           <w:p>
@@ -1556,21 +2230,21 @@
               <w:rPr>
                 <w:rFonts w:ascii="Arial" w:hAnsi="Arial"/>
                 <w:color w:val="334155"/>
-                <w:sz w:val="18"/>
+                <w:sz w:val="17"/>
               </w:rPr>
-              <w:t>iPads, Tablets (Portrait)</w:t>
+              <w:t>@media (max-width: 1024px) (Line 1238)</w:t>
             </w:r>
           </w:p>
         </w:tc>
         <w:tc>
           <w:tcPr>
-            <w:tcW w:type="dxa" w:w="3120"/>
-            <w:shd w:fill="FFFFFF"/>
+            <w:tcW w:type="dxa" w:w="3216"/>
+            <w:shd w:fill="F8FAFC"/>
             <w:tcMar>
-              <w:top w:w="70" w:type="dxa"/>
-              <w:bottom w:w="70" w:type="dxa"/>
-              <w:left w:w="90" w:type="dxa"/>
-              <w:right w:w="90" w:type="dxa"/>
+              <w:top w:w="60" w:type="dxa"/>
+              <w:bottom w:w="60" w:type="dxa"/>
+              <w:left w:w="80" w:type="dxa"/>
+              <w:right w:w="80" w:type="dxa"/>
             </w:tcMar>
           </w:tcPr>
           <w:p>
@@ -1581,9 +2255,9 @@
               <w:rPr>
                 <w:rFonts w:ascii="Arial" w:hAnsi="Arial"/>
                 <w:color w:val="334155"/>
-                <w:sz w:val="18"/>
+                <w:sz w:val="17"/>
               </w:rPr>
-              <w:t>Nav converts to mobile hamburger drawer. Workspaces and pricing stack to single columns. Booking section stacks.</w:t>
+              <w:t>Hero stacks to single centered column; Amenities reflow to 2 columns; Spaces reflow to 2 columns (3rd spans 2 cols); Footer reflows to 2x2 grid.</w:t>
             </w:r>
           </w:p>
         </w:tc>
@@ -1591,13 +2265,13 @@
       <w:tr>
         <w:tc>
           <w:tcPr>
-            <w:tcW w:type="dxa" w:w="3120"/>
-            <w:shd w:fill="F8FAFC"/>
+            <w:tcW w:type="dxa" w:w="3216"/>
+            <w:shd w:fill="FFFFFF"/>
             <w:tcMar>
-              <w:top w:w="70" w:type="dxa"/>
-              <w:bottom w:w="70" w:type="dxa"/>
-              <w:left w:w="90" w:type="dxa"/>
-              <w:right w:w="90" w:type="dxa"/>
+              <w:top w:w="60" w:type="dxa"/>
+              <w:bottom w:w="60" w:type="dxa"/>
+              <w:left w:w="80" w:type="dxa"/>
+              <w:right w:w="80" w:type="dxa"/>
             </w:tcMar>
           </w:tcPr>
           <w:p>
@@ -1608,21 +2282,21 @@
               <w:rPr>
                 <w:rFonts w:ascii="Arial" w:hAnsi="Arial"/>
                 <w:color w:val="334155"/>
-                <w:sz w:val="18"/>
+                <w:sz w:val="17"/>
               </w:rPr>
-              <w:t>Mobile (320px–480px)</w:t>
+              <w:t>Tablet (481px–768px)</w:t>
             </w:r>
           </w:p>
         </w:tc>
         <w:tc>
           <w:tcPr>
-            <w:tcW w:type="dxa" w:w="3120"/>
-            <w:shd w:fill="F8FAFC"/>
+            <w:tcW w:type="dxa" w:w="3216"/>
+            <w:shd w:fill="FFFFFF"/>
             <w:tcMar>
-              <w:top w:w="70" w:type="dxa"/>
-              <w:bottom w:w="70" w:type="dxa"/>
-              <w:left w:w="90" w:type="dxa"/>
-              <w:right w:w="90" w:type="dxa"/>
+              <w:top w:w="60" w:type="dxa"/>
+              <w:bottom w:w="60" w:type="dxa"/>
+              <w:left w:w="80" w:type="dxa"/>
+              <w:right w:w="80" w:type="dxa"/>
             </w:tcMar>
           </w:tcPr>
           <w:p>
@@ -1633,21 +2307,21 @@
               <w:rPr>
                 <w:rFonts w:ascii="Arial" w:hAnsi="Arial"/>
                 <w:color w:val="334155"/>
-                <w:sz w:val="18"/>
+                <w:sz w:val="17"/>
               </w:rPr>
-              <w:t>Smartphones (iPhone, Galaxy)</w:t>
+              <w:t>@media (max-width: 768px) (Line 1303)</w:t>
             </w:r>
           </w:p>
         </w:tc>
         <w:tc>
           <w:tcPr>
-            <w:tcW w:type="dxa" w:w="3120"/>
-            <w:shd w:fill="F8FAFC"/>
+            <w:tcW w:type="dxa" w:w="3216"/>
+            <w:shd w:fill="FFFFFF"/>
             <w:tcMar>
-              <w:top w:w="70" w:type="dxa"/>
-              <w:bottom w:w="70" w:type="dxa"/>
-              <w:left w:w="90" w:type="dxa"/>
-              <w:right w:w="90" w:type="dxa"/>
+              <w:top w:w="60" w:type="dxa"/>
+              <w:bottom w:w="60" w:type="dxa"/>
+              <w:left w:w="80" w:type="dxa"/>
+              <w:right w:w="80" w:type="dxa"/>
             </w:tcMar>
           </w:tcPr>
           <w:p>
@@ -1658,9 +2332,163 @@
               <w:rPr>
                 <w:rFonts w:ascii="Arial" w:hAnsi="Arial"/>
                 <w:color w:val="334155"/>
-                <w:sz w:val="18"/>
+                <w:sz w:val="17"/>
               </w:rPr>
-              <w:t>Full single-column reflow. Stats metrics stack vertically. Form inputs and buttons expand to full 100% width.</w:t>
+              <w:t>Navbar activates mobile hamburger toggle; Navigation converts to animated dropdown drawer; Spaces and pricing collapse to 1-column stack.</w:t>
+            </w:r>
+          </w:p>
+        </w:tc>
+      </w:tr>
+      <w:tr>
+        <w:tc>
+          <w:tcPr>
+            <w:tcW w:type="dxa" w:w="3216"/>
+            <w:shd w:fill="F8FAFC"/>
+            <w:tcMar>
+              <w:top w:w="60" w:type="dxa"/>
+              <w:bottom w:w="60" w:type="dxa"/>
+              <w:left w:w="80" w:type="dxa"/>
+              <w:right w:w="80" w:type="dxa"/>
+            </w:tcMar>
+          </w:tcPr>
+          <w:p>
+            <w:pPr>
+              <w:spacing w:after="0"/>
+            </w:pPr>
+            <w:r>
+              <w:rPr>
+                <w:rFonts w:ascii="Arial" w:hAnsi="Arial"/>
+                <w:color w:val="334155"/>
+                <w:sz w:val="17"/>
+              </w:rPr>
+              <w:t>Mobile (320px–480px)</w:t>
+            </w:r>
+          </w:p>
+        </w:tc>
+        <w:tc>
+          <w:tcPr>
+            <w:tcW w:type="dxa" w:w="3216"/>
+            <w:shd w:fill="F8FAFC"/>
+            <w:tcMar>
+              <w:top w:w="60" w:type="dxa"/>
+              <w:bottom w:w="60" w:type="dxa"/>
+              <w:left w:w="80" w:type="dxa"/>
+              <w:right w:w="80" w:type="dxa"/>
+            </w:tcMar>
+          </w:tcPr>
+          <w:p>
+            <w:pPr>
+              <w:spacing w:after="0"/>
+            </w:pPr>
+            <w:r>
+              <w:rPr>
+                <w:rFonts w:ascii="Arial" w:hAnsi="Arial"/>
+                <w:color w:val="334155"/>
+                <w:sz w:val="17"/>
+              </w:rPr>
+              <w:t>@media (max-width: 480px) (Line 1404)</w:t>
+            </w:r>
+          </w:p>
+        </w:tc>
+        <w:tc>
+          <w:tcPr>
+            <w:tcW w:type="dxa" w:w="3216"/>
+            <w:shd w:fill="F8FAFC"/>
+            <w:tcMar>
+              <w:top w:w="60" w:type="dxa"/>
+              <w:bottom w:w="60" w:type="dxa"/>
+              <w:left w:w="80" w:type="dxa"/>
+              <w:right w:w="80" w:type="dxa"/>
+            </w:tcMar>
+          </w:tcPr>
+          <w:p>
+            <w:pPr>
+              <w:spacing w:after="0"/>
+            </w:pPr>
+            <w:r>
+              <w:rPr>
+                <w:rFonts w:ascii="Arial" w:hAnsi="Arial"/>
+                <w:color w:val="334155"/>
+                <w:sz w:val="17"/>
+              </w:rPr>
+              <w:t>Full single-column flow; Hero stats bar switches from row to vertical stack; All buttons expand to 100% width; Container padding reduced to 16px.</w:t>
+            </w:r>
+          </w:p>
+        </w:tc>
+      </w:tr>
+      <w:tr>
+        <w:tc>
+          <w:tcPr>
+            <w:tcW w:type="dxa" w:w="3216"/>
+            <w:shd w:fill="FFFFFF"/>
+            <w:tcMar>
+              <w:top w:w="60" w:type="dxa"/>
+              <w:bottom w:w="60" w:type="dxa"/>
+              <w:left w:w="80" w:type="dxa"/>
+              <w:right w:w="80" w:type="dxa"/>
+            </w:tcMar>
+          </w:tcPr>
+          <w:p>
+            <w:pPr>
+              <w:spacing w:after="0"/>
+            </w:pPr>
+            <w:r>
+              <w:rPr>
+                <w:rFonts w:ascii="Arial" w:hAnsi="Arial"/>
+                <w:color w:val="334155"/>
+                <w:sz w:val="17"/>
+              </w:rPr>
+              <w:t>Accessibility Mode</w:t>
+            </w:r>
+          </w:p>
+        </w:tc>
+        <w:tc>
+          <w:tcPr>
+            <w:tcW w:type="dxa" w:w="3216"/>
+            <w:shd w:fill="FFFFFF"/>
+            <w:tcMar>
+              <w:top w:w="60" w:type="dxa"/>
+              <w:bottom w:w="60" w:type="dxa"/>
+              <w:left w:w="80" w:type="dxa"/>
+              <w:right w:w="80" w:type="dxa"/>
+            </w:tcMar>
+          </w:tcPr>
+          <w:p>
+            <w:pPr>
+              <w:spacing w:after="0"/>
+            </w:pPr>
+            <w:r>
+              <w:rPr>
+                <w:rFonts w:ascii="Arial" w:hAnsi="Arial"/>
+                <w:color w:val="334155"/>
+                <w:sz w:val="17"/>
+              </w:rPr>
+              <w:t>@media (prefers-reduced-motion: reduce) (Line 1469)</w:t>
+            </w:r>
+          </w:p>
+        </w:tc>
+        <w:tc>
+          <w:tcPr>
+            <w:tcW w:type="dxa" w:w="3216"/>
+            <w:shd w:fill="FFFFFF"/>
+            <w:tcMar>
+              <w:top w:w="60" w:type="dxa"/>
+              <w:bottom w:w="60" w:type="dxa"/>
+              <w:left w:w="80" w:type="dxa"/>
+              <w:right w:w="80" w:type="dxa"/>
+            </w:tcMar>
+          </w:tcPr>
+          <w:p>
+            <w:pPr>
+              <w:spacing w:after="0"/>
+            </w:pPr>
+            <w:r>
+              <w:rPr>
+                <w:rFonts w:ascii="Arial" w:hAnsi="Arial"/>
+                <w:color w:val="334155"/>
+                <w:sz w:val="17"/>
+              </w:rPr>
+              <w:t>Overrides all transitions and animations to 0.01ms; disables smooth scrolling for vestibular sensitivity.</w:t>
             </w:r>
           </w:p>
         </w:tc>
@@ -1668,7 +2496,250 @@
     </w:tbl>
     <w:p>
       <w:pPr>
-        <w:spacing w:after="160"/>
+        <w:spacing w:after="80"/>
+      </w:pPr>
+    </w:p>
+    <w:p>
+      <w:pPr>
+        <w:pStyle w:val="Heading2"/>
+        <w:keepNext/>
+        <w:spacing w:before="260" w:after="80"/>
+      </w:pPr>
+      <w:r>
+        <w:rPr>
+          <w:rFonts w:ascii="Arial" w:hAnsi="Arial"/>
+          <w:b/>
+          <w:color w:val="0F172A"/>
+          <w:sz w:val="24"/>
+        </w:rPr>
+        <w:t>Code Snippet 6: Media Query Reflow Rules</w:t>
+      </w:r>
+    </w:p>
+    <w:p>
+      <w:pPr>
+        <w:spacing w:before="120" w:after="40"/>
+      </w:pPr>
+      <w:r>
+        <w:rPr>
+          <w:rFonts w:ascii="Consolas" w:hAnsi="Consolas"/>
+          <w:b/>
+          <w:color w:val="1E40AF"/>
+          <w:sz w:val="17"/>
+        </w:rPr>
+        <w:t>Source: style.css (Lines 1238–1275, 1404–1440)</w:t>
+      </w:r>
+    </w:p>
+    <w:tbl>
+      <w:tblPr>
+        <w:tblW w:type="auto" w:w="0"/>
+        <w:jc w:val="center"/>
+        <w:tblLook w:firstColumn="1" w:firstRow="1" w:lastColumn="0" w:lastRow="0" w:noHBand="0" w:noVBand="1" w:val="04A0"/>
+      </w:tblPr>
+      <w:tblGrid>
+        <w:gridCol w:w="9648"/>
+      </w:tblGrid>
+      <w:tr>
+        <w:tc>
+          <w:tcPr>
+            <w:tcW w:type="dxa" w:w="9648"/>
+            <w:shd w:fill="0F172A"/>
+            <w:tcMar>
+              <w:top w:w="100" w:type="dxa"/>
+              <w:bottom w:w="100" w:type="dxa"/>
+              <w:left w:w="150" w:type="dxa"/>
+              <w:right w:w="150" w:type="dxa"/>
+            </w:tcMar>
+          </w:tcPr>
+          <w:p>
+            <w:pPr>
+              <w:spacing w:before="0" w:after="0"/>
+            </w:pPr>
+            <w:r>
+              <w:rPr>
+                <w:rFonts w:ascii="Consolas" w:hAnsi="Consolas"/>
+                <w:color w:val="F1F5F9"/>
+                <w:sz w:val="16"/>
+              </w:rPr>
+              <w:t>/* LAPTOP BREAKPOINT (769px to 1024px) */</w:t>
+              <w:br/>
+              <w:t>@media (max-width: 1024px) {</w:t>
+              <w:br/>
+              <w:t xml:space="preserve">  .hero-container {</w:t>
+              <w:br/>
+              <w:t xml:space="preserve">    grid-template-columns: 1fr;</w:t>
+              <w:br/>
+              <w:t xml:space="preserve">    gap: var(--space-10);</w:t>
+              <w:br/>
+              <w:t xml:space="preserve">    text-align: center;</w:t>
+              <w:br/>
+              <w:t xml:space="preserve">  }</w:t>
+              <w:br/>
+              <w:t xml:space="preserve">  .amenities-grid {</w:t>
+              <w:br/>
+              <w:t xml:space="preserve">    grid-template-columns: repeat(2, 1fr);</w:t>
+              <w:br/>
+              <w:t xml:space="preserve">  }</w:t>
+              <w:br/>
+              <w:t xml:space="preserve">  .spaces-grid {</w:t>
+              <w:br/>
+              <w:t xml:space="preserve">    grid-template-columns: repeat(2, 1fr);</w:t>
+              <w:br/>
+              <w:t xml:space="preserve">  }</w:t>
+              <w:br/>
+              <w:t xml:space="preserve">  .spaces-grid &gt; .space-card:last-child {</w:t>
+              <w:br/>
+              <w:t xml:space="preserve">    grid-column: span 2;</w:t>
+              <w:br/>
+              <w:t xml:space="preserve">  }</w:t>
+              <w:br/>
+              <w:t>}</w:t>
+              <w:br/>
+              <w:br/>
+              <w:t>/* MOBILE PHONES (320px to 480px) */</w:t>
+              <w:br/>
+              <w:t>@media (max-width: 480px) {</w:t>
+              <w:br/>
+              <w:t xml:space="preserve">  .hero-actions .btn {</w:t>
+              <w:br/>
+              <w:t xml:space="preserve">    width: 100%;</w:t>
+              <w:br/>
+              <w:t xml:space="preserve">  }</w:t>
+              <w:br/>
+              <w:t xml:space="preserve">  .hero-stats-card {</w:t>
+              <w:br/>
+              <w:t xml:space="preserve">    flex-direction: column;</w:t>
+              <w:br/>
+              <w:t xml:space="preserve">    gap: var(--space-4);</w:t>
+              <w:br/>
+              <w:t xml:space="preserve">    text-align: center;</w:t>
+              <w:br/>
+              <w:t xml:space="preserve">  }</w:t>
+              <w:br/>
+              <w:t xml:space="preserve">  .stat-divider {</w:t>
+              <w:br/>
+              <w:t xml:space="preserve">    width: 100%;</w:t>
+              <w:br/>
+              <w:t xml:space="preserve">    height: 1px;</w:t>
+              <w:br/>
+              <w:t xml:space="preserve">  }</w:t>
+              <w:br/>
+              <w:t xml:space="preserve">  .amenities-grid {</w:t>
+              <w:br/>
+              <w:t xml:space="preserve">    grid-template-columns: 1fr;</w:t>
+              <w:br/>
+              <w:t xml:space="preserve">  }</w:t>
+              <w:br/>
+              <w:t>}</w:t>
+            </w:r>
+          </w:p>
+        </w:tc>
+      </w:tr>
+    </w:tbl>
+    <w:p>
+      <w:pPr>
+        <w:spacing w:before="0" w:after="80"/>
+      </w:pPr>
+    </w:p>
+    <w:p>
+      <w:pPr>
+        <w:pStyle w:val="Heading2"/>
+        <w:keepNext/>
+        <w:spacing w:before="260" w:after="80"/>
+      </w:pPr>
+      <w:r>
+        <w:rPr>
+          <w:rFonts w:ascii="Arial" w:hAnsi="Arial"/>
+          <w:b/>
+          <w:color w:val="0F172A"/>
+          <w:sz w:val="24"/>
+        </w:rPr>
+        <w:t>Code Snippet 7: Fluid Typography using CSS clamp()</w:t>
+      </w:r>
+    </w:p>
+    <w:p>
+      <w:pPr>
+        <w:spacing w:before="120" w:after="40"/>
+      </w:pPr>
+      <w:r>
+        <w:rPr>
+          <w:rFonts w:ascii="Consolas" w:hAnsi="Consolas"/>
+          <w:b/>
+          <w:color w:val="1E40AF"/>
+          <w:sz w:val="17"/>
+        </w:rPr>
+        <w:t>Source: style.css (Lines 229, 459, 979)</w:t>
+      </w:r>
+    </w:p>
+    <w:tbl>
+      <w:tblPr>
+        <w:tblW w:type="auto" w:w="0"/>
+        <w:jc w:val="center"/>
+        <w:tblLook w:firstColumn="1" w:firstRow="1" w:lastColumn="0" w:lastRow="0" w:noHBand="0" w:noVBand="1" w:val="04A0"/>
+      </w:tblPr>
+      <w:tblGrid>
+        <w:gridCol w:w="9648"/>
+      </w:tblGrid>
+      <w:tr>
+        <w:tc>
+          <w:tcPr>
+            <w:tcW w:type="dxa" w:w="9648"/>
+            <w:shd w:fill="0F172A"/>
+            <w:tcMar>
+              <w:top w:w="100" w:type="dxa"/>
+              <w:bottom w:w="100" w:type="dxa"/>
+              <w:left w:w="150" w:type="dxa"/>
+              <w:right w:w="150" w:type="dxa"/>
+            </w:tcMar>
+          </w:tcPr>
+          <w:p>
+            <w:pPr>
+              <w:spacing w:before="0" w:after="0"/>
+            </w:pPr>
+            <w:r>
+              <w:rPr>
+                <w:rFonts w:ascii="Consolas" w:hAnsi="Consolas"/>
+                <w:color w:val="F1F5F9"/>
+                <w:sz w:val="16"/>
+              </w:rPr>
+              <w:t>/* Hero Title: Minimum 2.25rem (36px), scales at 4.5vw, capped at 3.4rem (54.4px) */</w:t>
+              <w:br/>
+              <w:t>.hero-title {</w:t>
+              <w:br/>
+              <w:t xml:space="preserve">  font-size: clamp(2.25rem, 4.5vw, 3.4rem);</w:t>
+              <w:br/>
+              <w:t xml:space="preserve">  line-height: 1.15;</w:t>
+              <w:br/>
+              <w:t xml:space="preserve">  margin-bottom: var(--space-5);</w:t>
+              <w:br/>
+              <w:t>}</w:t>
+              <w:br/>
+              <w:br/>
+              <w:t>/* Section Headings: Minimum 1.85rem (29.6px), scales at 3.5vw, capped at 2.5rem (40px) */</w:t>
+              <w:br/>
+              <w:t>.section-title {</w:t>
+              <w:br/>
+              <w:t xml:space="preserve">  font-size: clamp(1.85rem, 3.5vw, 2.5rem);</w:t>
+              <w:br/>
+              <w:t xml:space="preserve">  margin-bottom: var(--space-3);</w:t>
+              <w:br/>
+              <w:t>}</w:t>
+              <w:br/>
+              <w:br/>
+              <w:t>/* Booking Section Title: Minimum 2rem (32px), scales at 3.5vw, capped at 2.75rem (44px) */</w:t>
+              <w:br/>
+              <w:t>.booking-info .booking-title {</w:t>
+              <w:br/>
+              <w:t xml:space="preserve">  font-size: clamp(2rem, 3.5vw, 2.75rem);</w:t>
+              <w:br/>
+              <w:t>}</w:t>
+            </w:r>
+          </w:p>
+        </w:tc>
+      </w:tr>
+    </w:tbl>
+    <w:p>
+      <w:pPr>
+        <w:spacing w:before="0" w:after="80"/>
       </w:pPr>
     </w:p>
     <w:p>
@@ -1682,38 +2753,1210 @@
           <w:rFonts w:ascii="Arial" w:hAnsi="Arial"/>
           <w:b/>
           <w:color w:val="1E40AF"/>
-          <w:sz w:val="34"/>
+          <w:sz w:val="30"/>
         </w:rPr>
-        <w:t>8. Visual Layout Showcase (Rendered Screenshots)</w:t>
+        <w:t>7. Mobile Navigation &amp; Interactive State Engineering</w:t>
       </w:r>
     </w:p>
     <w:p>
       <w:pPr>
-        <w:spacing w:before="0" w:after="100" w:line="276" w:lineRule="auto"/>
+        <w:spacing w:before="0" w:after="80" w:line="276" w:lineRule="auto"/>
       </w:pPr>
       <w:r>
         <w:rPr>
           <w:rFonts w:ascii="Arial" w:hAnsi="Arial"/>
           <w:color w:val="334155"/>
-          <w:sz w:val="21"/>
+          <w:sz w:val="20"/>
         </w:rPr>
-        <w:t>The webpage was rendered and verified under headless Chromium across target viewports. The screenshots below demonstrate the responsive behavior in both desktop and mobile environments:</w:t>
+        <w:t>The mobile navigation drawer uses the Pure CSS Checkbox Hack. When tapped, the checkbox input toggles, expanding the fixed navigation drawer while animating the 3-bar hamburger icon into an 'X' close icon:</w:t>
       </w:r>
     </w:p>
     <w:p>
       <w:pPr>
         <w:pStyle w:val="Heading2"/>
         <w:keepNext/>
-        <w:spacing w:before="280" w:after="80"/>
+        <w:spacing w:before="260" w:after="80"/>
       </w:pPr>
       <w:r>
         <w:rPr>
           <w:rFonts w:ascii="Arial" w:hAnsi="Arial"/>
           <w:b/>
           <w:color w:val="0F172A"/>
-          <w:sz w:val="27"/>
+          <w:sz w:val="24"/>
         </w:rPr>
-        <w:t>Desktop Viewport (1440 × 900)</w:t>
+        <w:t>Code Snippet 8: Pure CSS Navigation Drawer &amp; Hamburger Animation</w:t>
+      </w:r>
+    </w:p>
+    <w:p>
+      <w:pPr>
+        <w:spacing w:before="120" w:after="40"/>
+      </w:pPr>
+      <w:r>
+        <w:rPr>
+          <w:rFonts w:ascii="Consolas" w:hAnsi="Consolas"/>
+          <w:b/>
+          <w:color w:val="1E40AF"/>
+          <w:sz w:val="17"/>
+        </w:rPr>
+        <w:t>Source: style.css (Lines 1311–1340)</w:t>
+      </w:r>
+    </w:p>
+    <w:tbl>
+      <w:tblPr>
+        <w:tblW w:type="auto" w:w="0"/>
+        <w:jc w:val="center"/>
+        <w:tblLook w:firstColumn="1" w:firstRow="1" w:lastColumn="0" w:lastRow="0" w:noHBand="0" w:noVBand="1" w:val="04A0"/>
+      </w:tblPr>
+      <w:tblGrid>
+        <w:gridCol w:w="9648"/>
+      </w:tblGrid>
+      <w:tr>
+        <w:tc>
+          <w:tcPr>
+            <w:tcW w:type="dxa" w:w="9648"/>
+            <w:shd w:fill="0F172A"/>
+            <w:tcMar>
+              <w:top w:w="100" w:type="dxa"/>
+              <w:bottom w:w="100" w:type="dxa"/>
+              <w:left w:w="150" w:type="dxa"/>
+              <w:right w:w="150" w:type="dxa"/>
+            </w:tcMar>
+          </w:tcPr>
+          <w:p>
+            <w:pPr>
+              <w:spacing w:before="0" w:after="0"/>
+            </w:pPr>
+            <w:r>
+              <w:rPr>
+                <w:rFonts w:ascii="Consolas" w:hAnsi="Consolas"/>
+                <w:color w:val="F1F5F9"/>
+                <w:sz w:val="16"/>
+              </w:rPr>
+              <w:t>/* Fixed Mobile Navigation Drawer */</w:t>
+              <w:br/>
+              <w:t>.site-nav {</w:t>
+              <w:br/>
+              <w:t xml:space="preserve">  position: fixed;</w:t>
+              <w:br/>
+              <w:t xml:space="preserve">  top: 72px;</w:t>
+              <w:br/>
+              <w:t xml:space="preserve">  left: 0;</w:t>
+              <w:br/>
+              <w:t xml:space="preserve">  right: 0;</w:t>
+              <w:br/>
+              <w:t xml:space="preserve">  background-color: var(--color-white);</w:t>
+              <w:br/>
+              <w:t xml:space="preserve">  border-bottom: 1px solid var(--color-slate-200);</w:t>
+              <w:br/>
+              <w:t xml:space="preserve">  box-shadow: var(--shadow-lg);</w:t>
+              <w:br/>
+              <w:t xml:space="preserve">  max-height: 0;</w:t>
+              <w:br/>
+              <w:t xml:space="preserve">  overflow: hidden;</w:t>
+              <w:br/>
+              <w:t xml:space="preserve">  transition: max-height 300ms ease-in-out, padding var(--transition-fast);</w:t>
+              <w:br/>
+              <w:t>}</w:t>
+              <w:br/>
+              <w:br/>
+              <w:t>/* Checkbox Toggle: Expands drawer smoothly to 400px */</w:t>
+              <w:br/>
+              <w:t>.nav-toggle-input:checked ~ .site-nav {</w:t>
+              <w:br/>
+              <w:t xml:space="preserve">  max-height: 400px;</w:t>
+              <w:br/>
+              <w:t xml:space="preserve">  padding: var(--space-6) 0;</w:t>
+              <w:br/>
+              <w:t>}</w:t>
+              <w:br/>
+              <w:br/>
+              <w:t>/* Hamburger Span Transformation into an Animated 'X' */</w:t>
+              <w:br/>
+              <w:t>.nav-toggle-input:checked + .nav-toggle-btn .hamburger-bar:nth-child(1) {</w:t>
+              <w:br/>
+              <w:t xml:space="preserve">  transform: translateY(7px) rotate(45deg);</w:t>
+              <w:br/>
+              <w:t>}</w:t>
+              <w:br/>
+              <w:t>.nav-toggle-input:checked + .nav-toggle-btn .hamburger-bar:nth-child(2) {</w:t>
+              <w:br/>
+              <w:t xml:space="preserve">  opacity: 0;</w:t>
+              <w:br/>
+              <w:t>}</w:t>
+              <w:br/>
+              <w:t>.nav-toggle-input:checked + .nav-toggle-btn .hamburger-bar:nth-child(3) {</w:t>
+              <w:br/>
+              <w:t xml:space="preserve">  transform: translateY(-7px) rotate(-45deg);</w:t>
+              <w:br/>
+              <w:t>}</w:t>
+            </w:r>
+          </w:p>
+        </w:tc>
+      </w:tr>
+    </w:tbl>
+    <w:p>
+      <w:pPr>
+        <w:spacing w:before="0" w:after="80"/>
+      </w:pPr>
+    </w:p>
+    <w:p>
+      <w:pPr>
+        <w:spacing w:before="0" w:after="80" w:line="276" w:lineRule="auto"/>
+      </w:pPr>
+      <w:r>
+        <w:rPr>
+          <w:rFonts w:ascii="Arial" w:hAnsi="Arial"/>
+          <w:color w:val="334155"/>
+          <w:sz w:val="20"/>
+        </w:rPr>
+        <w:t>Auto-Close Interaction: In index.html, each anchor tag contains onclick="document.getElementById('nav-toggle').checked=false". When tapped, the checkbox resets to false, closing the menu drawer while smoothly scrolling to the target section.</w:t>
+      </w:r>
+    </w:p>
+    <w:p>
+      <w:pPr>
+        <w:pStyle w:val="Heading1"/>
+        <w:keepNext/>
+        <w:spacing w:before="360" w:after="120"/>
+      </w:pPr>
+      <w:r>
+        <w:rPr>
+          <w:rFonts w:ascii="Arial" w:hAnsi="Arial"/>
+          <w:b/>
+          <w:color w:val="1E40AF"/>
+          <w:sz w:val="30"/>
+        </w:rPr>
+        <w:t>8. Asset Management &amp; Local Vector SVG Integration</w:t>
+      </w:r>
+    </w:p>
+    <w:p>
+      <w:pPr>
+        <w:spacing w:before="0" w:after="80" w:line="276" w:lineRule="auto"/>
+      </w:pPr>
+      <w:r>
+        <w:rPr>
+          <w:rFonts w:ascii="Arial" w:hAnsi="Arial"/>
+          <w:color w:val="334155"/>
+          <w:sz w:val="20"/>
+        </w:rPr>
+        <w:t>All visual illustrations are hosted locally inside assets/ as resolution-independent SVGs (7 assets totaling 17,082 bytes, less than 17 KB total):</w:t>
+      </w:r>
+    </w:p>
+    <w:tbl>
+      <w:tblPr>
+        <w:tblW w:type="auto" w:w="0"/>
+        <w:jc w:val="center"/>
+        <w:tblLook w:firstColumn="1" w:firstRow="1" w:lastColumn="0" w:lastRow="0" w:noHBand="0" w:noVBand="1" w:val="04A0"/>
+      </w:tblPr>
+      <w:tblGrid>
+        <w:gridCol w:w="3216"/>
+        <w:gridCol w:w="3216"/>
+        <w:gridCol w:w="3216"/>
+      </w:tblGrid>
+      <w:tr>
+        <w:tc>
+          <w:tcPr>
+            <w:tcW w:type="dxa" w:w="3216"/>
+            <w:shd w:fill="1E40AF"/>
+            <w:tcMar>
+              <w:top w:w="60" w:type="dxa"/>
+              <w:bottom w:w="60" w:type="dxa"/>
+              <w:left w:w="80" w:type="dxa"/>
+              <w:right w:w="80" w:type="dxa"/>
+            </w:tcMar>
+          </w:tcPr>
+          <w:p>
+            <w:pPr>
+              <w:spacing w:after="0"/>
+            </w:pPr>
+            <w:r>
+              <w:rPr>
+                <w:rFonts w:ascii="Arial" w:hAnsi="Arial"/>
+                <w:b/>
+                <w:color w:val="FFFFFF"/>
+                <w:sz w:val="17"/>
+              </w:rPr>
+              <w:t>Asset Filename</w:t>
+            </w:r>
+          </w:p>
+        </w:tc>
+        <w:tc>
+          <w:tcPr>
+            <w:tcW w:type="dxa" w:w="3216"/>
+            <w:shd w:fill="1E40AF"/>
+            <w:tcMar>
+              <w:top w:w="60" w:type="dxa"/>
+              <w:bottom w:w="60" w:type="dxa"/>
+              <w:left w:w="80" w:type="dxa"/>
+              <w:right w:w="80" w:type="dxa"/>
+            </w:tcMar>
+          </w:tcPr>
+          <w:p>
+            <w:pPr>
+              <w:spacing w:after="0"/>
+            </w:pPr>
+            <w:r>
+              <w:rPr>
+                <w:rFonts w:ascii="Arial" w:hAnsi="Arial"/>
+                <w:b/>
+                <w:color w:val="FFFFFF"/>
+                <w:sz w:val="17"/>
+              </w:rPr>
+              <w:t>File Size</w:t>
+            </w:r>
+          </w:p>
+        </w:tc>
+        <w:tc>
+          <w:tcPr>
+            <w:tcW w:type="dxa" w:w="3216"/>
+            <w:shd w:fill="1E40AF"/>
+            <w:tcMar>
+              <w:top w:w="60" w:type="dxa"/>
+              <w:bottom w:w="60" w:type="dxa"/>
+              <w:left w:w="80" w:type="dxa"/>
+              <w:right w:w="80" w:type="dxa"/>
+            </w:tcMar>
+          </w:tcPr>
+          <w:p>
+            <w:pPr>
+              <w:spacing w:after="0"/>
+            </w:pPr>
+            <w:r>
+              <w:rPr>
+                <w:rFonts w:ascii="Arial" w:hAnsi="Arial"/>
+                <w:b/>
+                <w:color w:val="FFFFFF"/>
+                <w:sz w:val="17"/>
+              </w:rPr>
+              <w:t>Visual Role &amp; HTML Reference</w:t>
+            </w:r>
+          </w:p>
+        </w:tc>
+      </w:tr>
+      <w:tr>
+        <w:tc>
+          <w:tcPr>
+            <w:tcW w:type="dxa" w:w="3216"/>
+            <w:shd w:fill="FFFFFF"/>
+            <w:tcMar>
+              <w:top w:w="50" w:type="dxa"/>
+              <w:bottom w:w="50" w:type="dxa"/>
+              <w:left w:w="70" w:type="dxa"/>
+              <w:right w:w="70" w:type="dxa"/>
+            </w:tcMar>
+          </w:tcPr>
+          <w:p>
+            <w:pPr>
+              <w:spacing w:after="0"/>
+            </w:pPr>
+            <w:r>
+              <w:rPr>
+                <w:rFonts w:ascii="Arial" w:hAnsi="Arial"/>
+                <w:color w:val="334155"/>
+                <w:sz w:val="17"/>
+              </w:rPr>
+              <w:t>hero-workspace.svg</w:t>
+            </w:r>
+          </w:p>
+        </w:tc>
+        <w:tc>
+          <w:tcPr>
+            <w:tcW w:type="dxa" w:w="3216"/>
+            <w:shd w:fill="FFFFFF"/>
+            <w:tcMar>
+              <w:top w:w="50" w:type="dxa"/>
+              <w:bottom w:w="50" w:type="dxa"/>
+              <w:left w:w="70" w:type="dxa"/>
+              <w:right w:w="70" w:type="dxa"/>
+            </w:tcMar>
+          </w:tcPr>
+          <w:p>
+            <w:pPr>
+              <w:spacing w:after="0"/>
+            </w:pPr>
+            <w:r>
+              <w:rPr>
+                <w:rFonts w:ascii="Arial" w:hAnsi="Arial"/>
+                <w:color w:val="334155"/>
+                <w:sz w:val="17"/>
+              </w:rPr>
+              <w:t>7,124 bytes</w:t>
+            </w:r>
+          </w:p>
+        </w:tc>
+        <w:tc>
+          <w:tcPr>
+            <w:tcW w:type="dxa" w:w="3216"/>
+            <w:shd w:fill="FFFFFF"/>
+            <w:tcMar>
+              <w:top w:w="50" w:type="dxa"/>
+              <w:bottom w:w="50" w:type="dxa"/>
+              <w:left w:w="70" w:type="dxa"/>
+              <w:right w:w="70" w:type="dxa"/>
+            </w:tcMar>
+          </w:tcPr>
+          <w:p>
+            <w:pPr>
+              <w:spacing w:after="0"/>
+            </w:pPr>
+            <w:r>
+              <w:rPr>
+                <w:rFonts w:ascii="Arial" w:hAnsi="Arial"/>
+                <w:color w:val="334155"/>
+                <w:sz w:val="17"/>
+              </w:rPr>
+              <w:t>Architectural studio workstation graphic in &lt;figure class='hero-figure'&gt; (Line 90).</w:t>
+            </w:r>
+          </w:p>
+        </w:tc>
+      </w:tr>
+      <w:tr>
+        <w:tc>
+          <w:tcPr>
+            <w:tcW w:type="dxa" w:w="3216"/>
+            <w:shd w:fill="F8FAFC"/>
+            <w:tcMar>
+              <w:top w:w="50" w:type="dxa"/>
+              <w:bottom w:w="50" w:type="dxa"/>
+              <w:left w:w="70" w:type="dxa"/>
+              <w:right w:w="70" w:type="dxa"/>
+            </w:tcMar>
+          </w:tcPr>
+          <w:p>
+            <w:pPr>
+              <w:spacing w:after="0"/>
+            </w:pPr>
+            <w:r>
+              <w:rPr>
+                <w:rFonts w:ascii="Arial" w:hAnsi="Arial"/>
+                <w:color w:val="334155"/>
+                <w:sz w:val="17"/>
+              </w:rPr>
+              <w:t>space-hotdesk.svg</w:t>
+            </w:r>
+          </w:p>
+        </w:tc>
+        <w:tc>
+          <w:tcPr>
+            <w:tcW w:type="dxa" w:w="3216"/>
+            <w:shd w:fill="F8FAFC"/>
+            <w:tcMar>
+              <w:top w:w="50" w:type="dxa"/>
+              <w:bottom w:w="50" w:type="dxa"/>
+              <w:left w:w="70" w:type="dxa"/>
+              <w:right w:w="70" w:type="dxa"/>
+            </w:tcMar>
+          </w:tcPr>
+          <w:p>
+            <w:pPr>
+              <w:spacing w:after="0"/>
+            </w:pPr>
+            <w:r>
+              <w:rPr>
+                <w:rFonts w:ascii="Arial" w:hAnsi="Arial"/>
+                <w:color w:val="334155"/>
+                <w:sz w:val="17"/>
+              </w:rPr>
+              <w:t>2,005 bytes</w:t>
+            </w:r>
+          </w:p>
+        </w:tc>
+        <w:tc>
+          <w:tcPr>
+            <w:tcW w:type="dxa" w:w="3216"/>
+            <w:shd w:fill="F8FAFC"/>
+            <w:tcMar>
+              <w:top w:w="50" w:type="dxa"/>
+              <w:bottom w:w="50" w:type="dxa"/>
+              <w:left w:w="70" w:type="dxa"/>
+              <w:right w:w="70" w:type="dxa"/>
+            </w:tcMar>
+          </w:tcPr>
+          <w:p>
+            <w:pPr>
+              <w:spacing w:after="0"/>
+            </w:pPr>
+            <w:r>
+              <w:rPr>
+                <w:rFonts w:ascii="Arial" w:hAnsi="Arial"/>
+                <w:color w:val="334155"/>
+                <w:sz w:val="17"/>
+              </w:rPr>
+              <w:t>Open Hot Desk communal bench card illustration (Line 227).</w:t>
+            </w:r>
+          </w:p>
+        </w:tc>
+      </w:tr>
+      <w:tr>
+        <w:tc>
+          <w:tcPr>
+            <w:tcW w:type="dxa" w:w="3216"/>
+            <w:shd w:fill="FFFFFF"/>
+            <w:tcMar>
+              <w:top w:w="50" w:type="dxa"/>
+              <w:bottom w:w="50" w:type="dxa"/>
+              <w:left w:w="70" w:type="dxa"/>
+              <w:right w:w="70" w:type="dxa"/>
+            </w:tcMar>
+          </w:tcPr>
+          <w:p>
+            <w:pPr>
+              <w:spacing w:after="0"/>
+            </w:pPr>
+            <w:r>
+              <w:rPr>
+                <w:rFonts w:ascii="Arial" w:hAnsi="Arial"/>
+                <w:color w:val="334155"/>
+                <w:sz w:val="17"/>
+              </w:rPr>
+              <w:t>space-dedicated.svg</w:t>
+            </w:r>
+          </w:p>
+        </w:tc>
+        <w:tc>
+          <w:tcPr>
+            <w:tcW w:type="dxa" w:w="3216"/>
+            <w:shd w:fill="FFFFFF"/>
+            <w:tcMar>
+              <w:top w:w="50" w:type="dxa"/>
+              <w:bottom w:w="50" w:type="dxa"/>
+              <w:left w:w="70" w:type="dxa"/>
+              <w:right w:w="70" w:type="dxa"/>
+            </w:tcMar>
+          </w:tcPr>
+          <w:p>
+            <w:pPr>
+              <w:spacing w:after="0"/>
+            </w:pPr>
+            <w:r>
+              <w:rPr>
+                <w:rFonts w:ascii="Arial" w:hAnsi="Arial"/>
+                <w:color w:val="334155"/>
+                <w:sz w:val="17"/>
+              </w:rPr>
+              <w:t>2,678 bytes</w:t>
+            </w:r>
+          </w:p>
+        </w:tc>
+        <w:tc>
+          <w:tcPr>
+            <w:tcW w:type="dxa" w:w="3216"/>
+            <w:shd w:fill="FFFFFF"/>
+            <w:tcMar>
+              <w:top w:w="50" w:type="dxa"/>
+              <w:bottom w:w="50" w:type="dxa"/>
+              <w:left w:w="70" w:type="dxa"/>
+              <w:right w:w="70" w:type="dxa"/>
+            </w:tcMar>
+          </w:tcPr>
+          <w:p>
+            <w:pPr>
+              <w:spacing w:after="0"/>
+            </w:pPr>
+            <w:r>
+              <w:rPr>
+                <w:rFonts w:ascii="Arial" w:hAnsi="Arial"/>
+                <w:color w:val="334155"/>
+                <w:sz w:val="17"/>
+              </w:rPr>
+              <w:t>Dedicated Motorized Standing Desk setup card illustration (Line 254).</w:t>
+            </w:r>
+          </w:p>
+        </w:tc>
+      </w:tr>
+      <w:tr>
+        <w:tc>
+          <w:tcPr>
+            <w:tcW w:type="dxa" w:w="3216"/>
+            <w:shd w:fill="F8FAFC"/>
+            <w:tcMar>
+              <w:top w:w="50" w:type="dxa"/>
+              <w:bottom w:w="50" w:type="dxa"/>
+              <w:left w:w="70" w:type="dxa"/>
+              <w:right w:w="70" w:type="dxa"/>
+            </w:tcMar>
+          </w:tcPr>
+          <w:p>
+            <w:pPr>
+              <w:spacing w:after="0"/>
+            </w:pPr>
+            <w:r>
+              <w:rPr>
+                <w:rFonts w:ascii="Arial" w:hAnsi="Arial"/>
+                <w:color w:val="334155"/>
+                <w:sz w:val="17"/>
+              </w:rPr>
+              <w:t>space-studio.svg</w:t>
+            </w:r>
+          </w:p>
+        </w:tc>
+        <w:tc>
+          <w:tcPr>
+            <w:tcW w:type="dxa" w:w="3216"/>
+            <w:shd w:fill="F8FAFC"/>
+            <w:tcMar>
+              <w:top w:w="50" w:type="dxa"/>
+              <w:bottom w:w="50" w:type="dxa"/>
+              <w:left w:w="70" w:type="dxa"/>
+              <w:right w:w="70" w:type="dxa"/>
+            </w:tcMar>
+          </w:tcPr>
+          <w:p>
+            <w:pPr>
+              <w:spacing w:after="0"/>
+            </w:pPr>
+            <w:r>
+              <w:rPr>
+                <w:rFonts w:ascii="Arial" w:hAnsi="Arial"/>
+                <w:color w:val="334155"/>
+                <w:sz w:val="17"/>
+              </w:rPr>
+              <w:t>2,259 bytes</w:t>
+            </w:r>
+          </w:p>
+        </w:tc>
+        <w:tc>
+          <w:tcPr>
+            <w:tcW w:type="dxa" w:w="3216"/>
+            <w:shd w:fill="F8FAFC"/>
+            <w:tcMar>
+              <w:top w:w="50" w:type="dxa"/>
+              <w:bottom w:w="50" w:type="dxa"/>
+              <w:left w:w="70" w:type="dxa"/>
+              <w:right w:w="70" w:type="dxa"/>
+            </w:tcMar>
+          </w:tcPr>
+          <w:p>
+            <w:pPr>
+              <w:spacing w:after="0"/>
+            </w:pPr>
+            <w:r>
+              <w:rPr>
+                <w:rFonts w:ascii="Arial" w:hAnsi="Arial"/>
+                <w:color w:val="334155"/>
+                <w:sz w:val="17"/>
+              </w:rPr>
+              <w:t>Executive Glass Private Team Suite card illustration (Line 281).</w:t>
+            </w:r>
+          </w:p>
+        </w:tc>
+      </w:tr>
+      <w:tr>
+        <w:tc>
+          <w:tcPr>
+            <w:tcW w:type="dxa" w:w="3216"/>
+            <w:shd w:fill="FFFFFF"/>
+            <w:tcMar>
+              <w:top w:w="50" w:type="dxa"/>
+              <w:bottom w:w="50" w:type="dxa"/>
+              <w:left w:w="70" w:type="dxa"/>
+              <w:right w:w="70" w:type="dxa"/>
+            </w:tcMar>
+          </w:tcPr>
+          <w:p>
+            <w:pPr>
+              <w:spacing w:after="0"/>
+            </w:pPr>
+            <w:r>
+              <w:rPr>
+                <w:rFonts w:ascii="Arial" w:hAnsi="Arial"/>
+                <w:color w:val="334155"/>
+                <w:sz w:val="17"/>
+              </w:rPr>
+              <w:t>avatar-1.svg</w:t>
+            </w:r>
+          </w:p>
+        </w:tc>
+        <w:tc>
+          <w:tcPr>
+            <w:tcW w:type="dxa" w:w="3216"/>
+            <w:shd w:fill="FFFFFF"/>
+            <w:tcMar>
+              <w:top w:w="50" w:type="dxa"/>
+              <w:bottom w:w="50" w:type="dxa"/>
+              <w:left w:w="70" w:type="dxa"/>
+              <w:right w:w="70" w:type="dxa"/>
+            </w:tcMar>
+          </w:tcPr>
+          <w:p>
+            <w:pPr>
+              <w:spacing w:after="0"/>
+            </w:pPr>
+            <w:r>
+              <w:rPr>
+                <w:rFonts w:ascii="Arial" w:hAnsi="Arial"/>
+                <w:color w:val="334155"/>
+                <w:sz w:val="17"/>
+              </w:rPr>
+              <w:t>1,064 bytes</w:t>
+            </w:r>
+          </w:p>
+        </w:tc>
+        <w:tc>
+          <w:tcPr>
+            <w:tcW w:type="dxa" w:w="3216"/>
+            <w:shd w:fill="FFFFFF"/>
+            <w:tcMar>
+              <w:top w:w="50" w:type="dxa"/>
+              <w:bottom w:w="50" w:type="dxa"/>
+              <w:left w:w="70" w:type="dxa"/>
+              <w:right w:w="70" w:type="dxa"/>
+            </w:tcMar>
+          </w:tcPr>
+          <w:p>
+            <w:pPr>
+              <w:spacing w:after="0"/>
+            </w:pPr>
+            <w:r>
+              <w:rPr>
+                <w:rFonts w:ascii="Arial" w:hAnsi="Arial"/>
+                <w:color w:val="334155"/>
+                <w:sz w:val="17"/>
+              </w:rPr>
+              <w:t>Sarah Chen (NeuralScale CTO) testimonial avatar (Line 424).</w:t>
+            </w:r>
+          </w:p>
+        </w:tc>
+      </w:tr>
+      <w:tr>
+        <w:tc>
+          <w:tcPr>
+            <w:tcW w:type="dxa" w:w="3216"/>
+            <w:shd w:fill="F8FAFC"/>
+            <w:tcMar>
+              <w:top w:w="50" w:type="dxa"/>
+              <w:bottom w:w="50" w:type="dxa"/>
+              <w:left w:w="70" w:type="dxa"/>
+              <w:right w:w="70" w:type="dxa"/>
+            </w:tcMar>
+          </w:tcPr>
+          <w:p>
+            <w:pPr>
+              <w:spacing w:after="0"/>
+            </w:pPr>
+            <w:r>
+              <w:rPr>
+                <w:rFonts w:ascii="Arial" w:hAnsi="Arial"/>
+                <w:color w:val="334155"/>
+                <w:sz w:val="17"/>
+              </w:rPr>
+              <w:t>avatar-2.svg</w:t>
+            </w:r>
+          </w:p>
+        </w:tc>
+        <w:tc>
+          <w:tcPr>
+            <w:tcW w:type="dxa" w:w="3216"/>
+            <w:shd w:fill="F8FAFC"/>
+            <w:tcMar>
+              <w:top w:w="50" w:type="dxa"/>
+              <w:bottom w:w="50" w:type="dxa"/>
+              <w:left w:w="70" w:type="dxa"/>
+              <w:right w:w="70" w:type="dxa"/>
+            </w:tcMar>
+          </w:tcPr>
+          <w:p>
+            <w:pPr>
+              <w:spacing w:after="0"/>
+            </w:pPr>
+            <w:r>
+              <w:rPr>
+                <w:rFonts w:ascii="Arial" w:hAnsi="Arial"/>
+                <w:color w:val="334155"/>
+                <w:sz w:val="17"/>
+              </w:rPr>
+              <w:t>896 bytes</w:t>
+            </w:r>
+          </w:p>
+        </w:tc>
+        <w:tc>
+          <w:tcPr>
+            <w:tcW w:type="dxa" w:w="3216"/>
+            <w:shd w:fill="F8FAFC"/>
+            <w:tcMar>
+              <w:top w:w="50" w:type="dxa"/>
+              <w:bottom w:w="50" w:type="dxa"/>
+              <w:left w:w="70" w:type="dxa"/>
+              <w:right w:w="70" w:type="dxa"/>
+            </w:tcMar>
+          </w:tcPr>
+          <w:p>
+            <w:pPr>
+              <w:spacing w:after="0"/>
+            </w:pPr>
+            <w:r>
+              <w:rPr>
+                <w:rFonts w:ascii="Arial" w:hAnsi="Arial"/>
+                <w:color w:val="334155"/>
+                <w:sz w:val="17"/>
+              </w:rPr>
+              <w:t>Alex Morgan (GreenFlow CEO) testimonial avatar (Line 441).</w:t>
+            </w:r>
+          </w:p>
+        </w:tc>
+      </w:tr>
+      <w:tr>
+        <w:tc>
+          <w:tcPr>
+            <w:tcW w:type="dxa" w:w="3216"/>
+            <w:shd w:fill="FFFFFF"/>
+            <w:tcMar>
+              <w:top w:w="50" w:type="dxa"/>
+              <w:bottom w:w="50" w:type="dxa"/>
+              <w:left w:w="70" w:type="dxa"/>
+              <w:right w:w="70" w:type="dxa"/>
+            </w:tcMar>
+          </w:tcPr>
+          <w:p>
+            <w:pPr>
+              <w:spacing w:after="0"/>
+            </w:pPr>
+            <w:r>
+              <w:rPr>
+                <w:rFonts w:ascii="Arial" w:hAnsi="Arial"/>
+                <w:color w:val="334155"/>
+                <w:sz w:val="17"/>
+              </w:rPr>
+              <w:t>avatar-3.svg</w:t>
+            </w:r>
+          </w:p>
+        </w:tc>
+        <w:tc>
+          <w:tcPr>
+            <w:tcW w:type="dxa" w:w="3216"/>
+            <w:shd w:fill="FFFFFF"/>
+            <w:tcMar>
+              <w:top w:w="50" w:type="dxa"/>
+              <w:bottom w:w="50" w:type="dxa"/>
+              <w:left w:w="70" w:type="dxa"/>
+              <w:right w:w="70" w:type="dxa"/>
+            </w:tcMar>
+          </w:tcPr>
+          <w:p>
+            <w:pPr>
+              <w:spacing w:after="0"/>
+            </w:pPr>
+            <w:r>
+              <w:rPr>
+                <w:rFonts w:ascii="Arial" w:hAnsi="Arial"/>
+                <w:color w:val="334155"/>
+                <w:sz w:val="17"/>
+              </w:rPr>
+              <w:t>1,056 bytes</w:t>
+            </w:r>
+          </w:p>
+        </w:tc>
+        <w:tc>
+          <w:tcPr>
+            <w:tcW w:type="dxa" w:w="3216"/>
+            <w:shd w:fill="FFFFFF"/>
+            <w:tcMar>
+              <w:top w:w="50" w:type="dxa"/>
+              <w:bottom w:w="50" w:type="dxa"/>
+              <w:left w:w="70" w:type="dxa"/>
+              <w:right w:w="70" w:type="dxa"/>
+            </w:tcMar>
+          </w:tcPr>
+          <w:p>
+            <w:pPr>
+              <w:spacing w:after="0"/>
+            </w:pPr>
+            <w:r>
+              <w:rPr>
+                <w:rFonts w:ascii="Arial" w:hAnsi="Arial"/>
+                <w:color w:val="334155"/>
+                <w:sz w:val="17"/>
+              </w:rPr>
+              <w:t>Elena Rostova (Studio Apex Lead Designer) avatar (Line 458).</w:t>
+            </w:r>
+          </w:p>
+        </w:tc>
+      </w:tr>
+    </w:tbl>
+    <w:p>
+      <w:pPr>
+        <w:spacing w:after="80"/>
+      </w:pPr>
+    </w:p>
+    <w:p>
+      <w:pPr>
+        <w:pStyle w:val="Heading2"/>
+        <w:keepNext/>
+        <w:spacing w:before="260" w:after="80"/>
+      </w:pPr>
+      <w:r>
+        <w:rPr>
+          <w:rFonts w:ascii="Arial" w:hAnsi="Arial"/>
+          <w:b/>
+          <w:color w:val="0F172A"/>
+          <w:sz w:val="24"/>
+        </w:rPr>
+        <w:t>Code Snippet 9: SVG Integration &amp; Responsive Sizing</w:t>
+      </w:r>
+    </w:p>
+    <w:p>
+      <w:pPr>
+        <w:spacing w:before="120" w:after="40"/>
+      </w:pPr>
+      <w:r>
+        <w:rPr>
+          <w:rFonts w:ascii="Consolas" w:hAnsi="Consolas"/>
+          <w:b/>
+          <w:color w:val="1E40AF"/>
+          <w:sz w:val="17"/>
+        </w:rPr>
+        <w:t>Source: index.html (Lines 89–95)</w:t>
+      </w:r>
+    </w:p>
+    <w:tbl>
+      <w:tblPr>
+        <w:tblW w:type="auto" w:w="0"/>
+        <w:jc w:val="center"/>
+        <w:tblLook w:firstColumn="1" w:firstRow="1" w:lastColumn="0" w:lastRow="0" w:noHBand="0" w:noVBand="1" w:val="04A0"/>
+      </w:tblPr>
+      <w:tblGrid>
+        <w:gridCol w:w="9648"/>
+      </w:tblGrid>
+      <w:tr>
+        <w:tc>
+          <w:tcPr>
+            <w:tcW w:type="dxa" w:w="9648"/>
+            <w:shd w:fill="0F172A"/>
+            <w:tcMar>
+              <w:top w:w="100" w:type="dxa"/>
+              <w:bottom w:w="100" w:type="dxa"/>
+              <w:left w:w="150" w:type="dxa"/>
+              <w:right w:w="150" w:type="dxa"/>
+            </w:tcMar>
+          </w:tcPr>
+          <w:p>
+            <w:pPr>
+              <w:spacing w:before="0" w:after="0"/>
+            </w:pPr>
+            <w:r>
+              <w:rPr>
+                <w:rFonts w:ascii="Consolas" w:hAnsi="Consolas"/>
+                <w:color w:val="F1F5F9"/>
+                <w:sz w:val="16"/>
+              </w:rPr>
+              <w:t>&lt;!-- Explicit Intrinsic Dimensions to Prevent Cumulative Layout Shift (CLS) --&gt;</w:t>
+              <w:br/>
+              <w:t>&lt;figure class="hero-figure"&gt;</w:t>
+              <w:br/>
+              <w:t xml:space="preserve">  &lt;img src="assets/hero-workspace.svg" </w:t>
+              <w:br/>
+              <w:t xml:space="preserve">       alt="Architectural illustration of ApexHub co-working studio with dual monitor setup, ergonomic chair, and indoor solar greenery" </w:t>
+              <w:br/>
+              <w:t xml:space="preserve">       width="600" </w:t>
+              <w:br/>
+              <w:t xml:space="preserve">       height="450" </w:t>
+              <w:br/>
+              <w:t xml:space="preserve">       class="hero-image"&gt;</w:t>
+              <w:br/>
+              <w:t xml:space="preserve">  &lt;figcaption class="visually-hidden"&gt;</w:t>
+              <w:br/>
+              <w:t xml:space="preserve">    ApexHub flagship studio in San Francisco featuring redundant 10Gbps connectivity and zero-carbon infrastructure.</w:t>
+              <w:br/>
+              <w:t xml:space="preserve">  &lt;/figcaption&gt;</w:t>
+              <w:br/>
+              <w:t>&lt;/figure&gt;</w:t>
+            </w:r>
+          </w:p>
+        </w:tc>
+      </w:tr>
+    </w:tbl>
+    <w:p>
+      <w:pPr>
+        <w:spacing w:before="0" w:after="80"/>
+      </w:pPr>
+    </w:p>
+    <w:p>
+      <w:pPr>
+        <w:pStyle w:val="Heading1"/>
+        <w:keepNext/>
+        <w:spacing w:before="360" w:after="120"/>
+      </w:pPr>
+      <w:r>
+        <w:rPr>
+          <w:rFonts w:ascii="Arial" w:hAnsi="Arial"/>
+          <w:b/>
+          <w:color w:val="1E40AF"/>
+          <w:sz w:val="30"/>
+        </w:rPr>
+        <w:t>9. Accessibility, Usability &amp; Form Standards</w:t>
+      </w:r>
+    </w:p>
+    <w:p>
+      <w:pPr>
+        <w:spacing w:before="0" w:after="80" w:line="276" w:lineRule="auto"/>
+      </w:pPr>
+      <w:r>
+        <w:rPr>
+          <w:rFonts w:ascii="Arial" w:hAnsi="Arial"/>
+          <w:color w:val="334155"/>
+          <w:sz w:val="20"/>
+        </w:rPr>
+        <w:t>Accessibility was built directly into the markup and stylesheet:</w:t>
+      </w:r>
+    </w:p>
+    <w:p>
+      <w:pPr>
+        <w:pStyle w:val="ListBullet"/>
+        <w:spacing w:before="0" w:after="50" w:line="276" w:lineRule="auto"/>
+      </w:pPr>
+      <w:r>
+        <w:rPr>
+          <w:rFonts w:ascii="Arial" w:hAnsi="Arial"/>
+          <w:b/>
+          <w:color w:val="0F172A"/>
+          <w:sz w:val="19"/>
+        </w:rPr>
+        <w:t xml:space="preserve">Skip Navigation Link: </w:t>
+      </w:r>
+      <w:r>
+        <w:rPr>
+          <w:rFonts w:ascii="Arial" w:hAnsi="Arial"/>
+          <w:color w:val="334155"/>
+          <w:sz w:val="19"/>
+        </w:rPr>
+        <w:t>Positioned at line 14 of index.html, hidden off-screen until keyboard focus is received, jumping directly to #main-content.</w:t>
+      </w:r>
+    </w:p>
+    <w:p>
+      <w:pPr>
+        <w:pStyle w:val="ListBullet"/>
+        <w:spacing w:before="0" w:after="50" w:line="276" w:lineRule="auto"/>
+      </w:pPr>
+      <w:r>
+        <w:rPr>
+          <w:rFonts w:ascii="Arial" w:hAnsi="Arial"/>
+          <w:b/>
+          <w:color w:val="0F172A"/>
+          <w:sz w:val="19"/>
+        </w:rPr>
+        <w:t xml:space="preserve">Form Standards: </w:t>
+      </w:r>
+      <w:r>
+        <w:rPr>
+          <w:rFonts w:ascii="Arial" w:hAnsi="Arial"/>
+          <w:color w:val="334155"/>
+          <w:sz w:val="19"/>
+        </w:rPr>
+        <w:t>Every form input (&lt;input&gt;, &lt;select&gt;) is tied to an explicit &lt;label for='...'&gt; element.</w:t>
+      </w:r>
+    </w:p>
+    <w:p>
+      <w:pPr>
+        <w:pStyle w:val="ListBullet"/>
+        <w:spacing w:before="0" w:after="50" w:line="276" w:lineRule="auto"/>
+      </w:pPr>
+      <w:r>
+        <w:rPr>
+          <w:rFonts w:ascii="Arial" w:hAnsi="Arial"/>
+          <w:b/>
+          <w:color w:val="0F172A"/>
+          <w:sz w:val="19"/>
+        </w:rPr>
+        <w:t xml:space="preserve">High-Contrast Focus Outlines: </w:t>
+      </w:r>
+      <w:r>
+        <w:rPr>
+          <w:rFonts w:ascii="Arial" w:hAnsi="Arial"/>
+          <w:color w:val="334155"/>
+          <w:sz w:val="19"/>
+        </w:rPr>
+        <w:t>All focusable controls have custom :focus-visible outlines (outline: 2px solid var(--color-primary); outline-offset: 2px).</w:t>
+      </w:r>
+    </w:p>
+    <w:p>
+      <w:pPr>
+        <w:pStyle w:val="ListBullet"/>
+        <w:spacing w:before="0" w:after="50" w:line="276" w:lineRule="auto"/>
+      </w:pPr>
+      <w:r>
+        <w:rPr>
+          <w:rFonts w:ascii="Arial" w:hAnsi="Arial"/>
+          <w:b/>
+          <w:color w:val="0F172A"/>
+          <w:sz w:val="19"/>
+        </w:rPr>
+        <w:t xml:space="preserve">Reduced Motion Support: </w:t>
+      </w:r>
+      <w:r>
+        <w:rPr>
+          <w:rFonts w:ascii="Arial" w:hAnsi="Arial"/>
+          <w:color w:val="334155"/>
+          <w:sz w:val="19"/>
+        </w:rPr>
+        <w:t>@media (prefers-reduced-motion: reduce) sets transition-duration: 0.01ms and scroll-behavior: auto.</w:t>
+      </w:r>
+    </w:p>
+    <w:p>
+      <w:pPr>
+        <w:pStyle w:val="Heading2"/>
+        <w:keepNext/>
+        <w:spacing w:before="260" w:after="80"/>
+      </w:pPr>
+      <w:r>
+        <w:rPr>
+          <w:rFonts w:ascii="Arial" w:hAnsi="Arial"/>
+          <w:b/>
+          <w:color w:val="0F172A"/>
+          <w:sz w:val="24"/>
+        </w:rPr>
+        <w:t>Code Snippet 10: Skip Link &amp; Focus Outline Implementation</w:t>
+      </w:r>
+    </w:p>
+    <w:p>
+      <w:pPr>
+        <w:spacing w:before="120" w:after="40"/>
+      </w:pPr>
+      <w:r>
+        <w:rPr>
+          <w:rFonts w:ascii="Consolas" w:hAnsi="Consolas"/>
+          <w:b/>
+          <w:color w:val="1E40AF"/>
+          <w:sz w:val="17"/>
+        </w:rPr>
+        <w:t>Source: style.css (Lines 105–120, 150–160)</w:t>
+      </w:r>
+    </w:p>
+    <w:tbl>
+      <w:tblPr>
+        <w:tblW w:type="auto" w:w="0"/>
+        <w:jc w:val="center"/>
+        <w:tblLook w:firstColumn="1" w:firstRow="1" w:lastColumn="0" w:lastRow="0" w:noHBand="0" w:noVBand="1" w:val="04A0"/>
+      </w:tblPr>
+      <w:tblGrid>
+        <w:gridCol w:w="9648"/>
+      </w:tblGrid>
+      <w:tr>
+        <w:tc>
+          <w:tcPr>
+            <w:tcW w:type="dxa" w:w="9648"/>
+            <w:shd w:fill="0F172A"/>
+            <w:tcMar>
+              <w:top w:w="100" w:type="dxa"/>
+              <w:bottom w:w="100" w:type="dxa"/>
+              <w:left w:w="150" w:type="dxa"/>
+              <w:right w:w="150" w:type="dxa"/>
+            </w:tcMar>
+          </w:tcPr>
+          <w:p>
+            <w:pPr>
+              <w:spacing w:before="0" w:after="0"/>
+            </w:pPr>
+            <w:r>
+              <w:rPr>
+                <w:rFonts w:ascii="Consolas" w:hAnsi="Consolas"/>
+                <w:color w:val="F1F5F9"/>
+                <w:sz w:val="16"/>
+              </w:rPr>
+              <w:t>/* Accessible Skip Navigation Link */</w:t>
+              <w:br/>
+              <w:t>.skip-link {</w:t>
+              <w:br/>
+              <w:t xml:space="preserve">  position: absolute;</w:t>
+              <w:br/>
+              <w:t xml:space="preserve">  top: -100px;</w:t>
+              <w:br/>
+              <w:t xml:space="preserve">  left: var(--space-4);</w:t>
+              <w:br/>
+              <w:t xml:space="preserve">  background-color: var(--color-primary);</w:t>
+              <w:br/>
+              <w:t xml:space="preserve">  color: var(--color-white);</w:t>
+              <w:br/>
+              <w:t xml:space="preserve">  padding: var(--space-3) var(--space-5);</w:t>
+              <w:br/>
+              <w:t xml:space="preserve">  border-radius: var(--radius-md);</w:t>
+              <w:br/>
+              <w:t xml:space="preserve">  font-weight: 600;</w:t>
+              <w:br/>
+              <w:t xml:space="preserve">  z-index: 9999;</w:t>
+              <w:br/>
+              <w:t xml:space="preserve">  transition: top var(--transition-fast);</w:t>
+              <w:br/>
+              <w:t>}</w:t>
+              <w:br/>
+              <w:br/>
+              <w:t>.skip-link:focus {</w:t>
+              <w:br/>
+              <w:t xml:space="preserve">  top: var(--space-4);</w:t>
+              <w:br/>
+              <w:t xml:space="preserve">  outline: 3px solid var(--color-accent-sky);</w:t>
+              <w:br/>
+              <w:t>}</w:t>
+              <w:br/>
+              <w:br/>
+              <w:t>/* High-Contrast Keyboard Focus Indicators */</w:t>
+              <w:br/>
+              <w:t>a:focus-visible,</w:t>
+              <w:br/>
+              <w:t>button:focus-visible,</w:t>
+              <w:br/>
+              <w:t>input:focus-visible,</w:t>
+              <w:br/>
+              <w:t>select:focus-visible,</w:t>
+              <w:br/>
+              <w:t>textarea:focus-visible {</w:t>
+              <w:br/>
+              <w:t xml:space="preserve">  outline: 2px solid var(--color-primary);</w:t>
+              <w:br/>
+              <w:t xml:space="preserve">  outline-offset: 2px;</w:t>
+              <w:br/>
+              <w:t>}</w:t>
+            </w:r>
+          </w:p>
+        </w:tc>
+      </w:tr>
+    </w:tbl>
+    <w:p>
+      <w:pPr>
+        <w:spacing w:before="0" w:after="80"/>
+      </w:pPr>
+    </w:p>
+    <w:p>
+      <w:pPr>
+        <w:pStyle w:val="Heading1"/>
+        <w:keepNext/>
+        <w:spacing w:before="360" w:after="120"/>
+      </w:pPr>
+      <w:r>
+        <w:rPr>
+          <w:rFonts w:ascii="Arial" w:hAnsi="Arial"/>
+          <w:b/>
+          <w:color w:val="1E40AF"/>
+          <w:sz w:val="30"/>
+        </w:rPr>
+        <w:t>10. Visual Layout Showcase (Rendered Screenshots)</w:t>
+      </w:r>
+    </w:p>
+    <w:p>
+      <w:pPr>
+        <w:spacing w:before="0" w:after="80" w:line="276" w:lineRule="auto"/>
+      </w:pPr>
+      <w:r>
+        <w:rPr>
+          <w:rFonts w:ascii="Arial" w:hAnsi="Arial"/>
+          <w:color w:val="334155"/>
+          <w:sz w:val="20"/>
+        </w:rPr>
+        <w:t>The webpage was rendered across four standard viewports using headless Chromium via Playwright. The screenshots below demonstrate the responsive behavior in desktop and mobile environments:</w:t>
+      </w:r>
+    </w:p>
+    <w:p>
+      <w:pPr>
+        <w:pStyle w:val="Heading2"/>
+        <w:keepNext/>
+        <w:spacing w:before="260" w:after="80"/>
+      </w:pPr>
+      <w:r>
+        <w:rPr>
+          <w:rFonts w:ascii="Arial" w:hAnsi="Arial"/>
+          <w:b/>
+          <w:color w:val="0F172A"/>
+          <w:sz w:val="24"/>
+        </w:rPr>
+        <w:t>Desktop Viewport (1440 × 900 px)</w:t>
       </w:r>
     </w:p>
     <w:p>
@@ -1754,7 +3997,7 @@
     </w:p>
     <w:p>
       <w:pPr>
-        <w:spacing w:after="240"/>
+        <w:spacing w:after="200"/>
         <w:jc w:val="center"/>
       </w:pPr>
       <w:r>
@@ -1764,23 +4007,23 @@
           <w:color w:val="64748B"/>
           <w:sz w:val="17"/>
         </w:rPr>
-        <w:t>Figure 1: ApexHub Desktop Layout (1440px) showing sticky nav, hero split, stats, and 3-column grid.</w:t>
+        <w:t>Figure 1: ApexHub Desktop Layout (1440px) showing sticky navbar, 60/40 hero split, stats bar, and 3-column grid.</w:t>
       </w:r>
     </w:p>
     <w:p>
       <w:pPr>
         <w:pStyle w:val="Heading2"/>
         <w:keepNext/>
-        <w:spacing w:before="280" w:after="80"/>
+        <w:spacing w:before="260" w:after="80"/>
       </w:pPr>
       <w:r>
         <w:rPr>
           <w:rFonts w:ascii="Arial" w:hAnsi="Arial"/>
           <w:b/>
           <w:color w:val="0F172A"/>
-          <w:sz w:val="27"/>
+          <w:sz w:val="24"/>
         </w:rPr>
-        <w:t>Mobile (375 × 812) &amp; Tablet (768 × 1024) Viewports</w:t>
+        <w:t>Mobile (375 × 812 px) &amp; Tablet (768 × 1024 px) Viewports</w:t>
       </w:r>
     </w:p>
     <w:tbl>
@@ -1790,13 +4033,13 @@
         <w:tblLook w:firstColumn="1" w:firstRow="1" w:lastColumn="0" w:lastRow="0" w:noHBand="0" w:noVBand="1" w:val="04A0"/>
       </w:tblPr>
       <w:tblGrid>
-        <w:gridCol w:w="4680"/>
-        <w:gridCol w:w="4680"/>
+        <w:gridCol w:w="4824"/>
+        <w:gridCol w:w="4824"/>
       </w:tblGrid>
       <w:tr>
         <w:tc>
           <w:tcPr>
-            <w:tcW w:type="dxa" w:w="4680"/>
+            <w:tcW w:type="dxa" w:w="4824"/>
           </w:tcPr>
           <w:p>
             <w:pPr>
@@ -1840,7 +4083,7 @@
         </w:tc>
         <w:tc>
           <w:tcPr>
-            <w:tcW w:type="dxa" w:w="4680"/>
+            <w:tcW w:type="dxa" w:w="4824"/>
           </w:tcPr>
           <w:p>
             <w:pPr>
@@ -1886,7 +4129,7 @@
     </w:tbl>
     <w:p>
       <w:pPr>
-        <w:spacing w:after="240"/>
+        <w:spacing w:after="200"/>
         <w:jc w:val="center"/>
       </w:pPr>
       <w:r>
@@ -1910,97 +4153,1549 @@
           <w:rFonts w:ascii="Arial" w:hAnsi="Arial"/>
           <w:b/>
           <w:color w:val="1E40AF"/>
-          <w:sz w:val="34"/>
+          <w:sz w:val="30"/>
         </w:rPr>
-        <w:t>9. Technical Challenges Encountered and Solutions</w:t>
+        <w:t>11. Automated Testing Methodology &amp; Verifiable Results</w:t>
       </w:r>
     </w:p>
     <w:p>
       <w:pPr>
-        <w:spacing w:before="0" w:after="100" w:line="276" w:lineRule="auto"/>
+        <w:spacing w:before="0" w:after="80" w:line="276" w:lineRule="auto"/>
       </w:pPr>
       <w:r>
         <w:rPr>
           <w:rFonts w:ascii="Arial" w:hAnsi="Arial"/>
           <w:color w:val="334155"/>
-          <w:sz w:val="21"/>
+          <w:sz w:val="20"/>
         </w:rPr>
-        <w:t>During the implementation and automated test verification cycles, three key technical hurdles were addressed:</w:t>
+        <w:t>Testing was conducted against the rendered HTML page using Headless Google Chrome driven by Playwright (run_full_browser_tests.py):</w:t>
+      </w:r>
+    </w:p>
+    <w:tbl>
+      <w:tblPr>
+        <w:tblW w:type="auto" w:w="0"/>
+        <w:jc w:val="center"/>
+        <w:tblLook w:firstColumn="1" w:firstRow="1" w:lastColumn="0" w:lastRow="0" w:noHBand="0" w:noVBand="1" w:val="04A0"/>
+      </w:tblPr>
+      <w:tblGrid>
+        <w:gridCol w:w="1930"/>
+        <w:gridCol w:w="1930"/>
+        <w:gridCol w:w="1930"/>
+        <w:gridCol w:w="1930"/>
+        <w:gridCol w:w="1930"/>
+      </w:tblGrid>
+      <w:tr>
+        <w:tc>
+          <w:tcPr>
+            <w:tcW w:type="dxa" w:w="1930"/>
+            <w:shd w:fill="1E40AF"/>
+            <w:tcMar>
+              <w:top w:w="60" w:type="dxa"/>
+              <w:bottom w:w="60" w:type="dxa"/>
+              <w:left w:w="70" w:type="dxa"/>
+              <w:right w:w="70" w:type="dxa"/>
+            </w:tcMar>
+          </w:tcPr>
+          <w:p>
+            <w:pPr>
+              <w:spacing w:after="0"/>
+            </w:pPr>
+            <w:r>
+              <w:rPr>
+                <w:rFonts w:ascii="Arial" w:hAnsi="Arial"/>
+                <w:b/>
+                <w:color w:val="FFFFFF"/>
+                <w:sz w:val="16"/>
+              </w:rPr>
+              <w:t>Viewport Class</w:t>
+            </w:r>
+          </w:p>
+        </w:tc>
+        <w:tc>
+          <w:tcPr>
+            <w:tcW w:type="dxa" w:w="1930"/>
+            <w:shd w:fill="1E40AF"/>
+            <w:tcMar>
+              <w:top w:w="60" w:type="dxa"/>
+              <w:bottom w:w="60" w:type="dxa"/>
+              <w:left w:w="70" w:type="dxa"/>
+              <w:right w:w="70" w:type="dxa"/>
+            </w:tcMar>
+          </w:tcPr>
+          <w:p>
+            <w:pPr>
+              <w:spacing w:after="0"/>
+            </w:pPr>
+            <w:r>
+              <w:rPr>
+                <w:rFonts w:ascii="Arial" w:hAnsi="Arial"/>
+                <w:b/>
+                <w:color w:val="FFFFFF"/>
+                <w:sz w:val="16"/>
+              </w:rPr>
+              <w:t>Dimensions</w:t>
+            </w:r>
+          </w:p>
+        </w:tc>
+        <w:tc>
+          <w:tcPr>
+            <w:tcW w:type="dxa" w:w="1930"/>
+            <w:shd w:fill="1E40AF"/>
+            <w:tcMar>
+              <w:top w:w="60" w:type="dxa"/>
+              <w:bottom w:w="60" w:type="dxa"/>
+              <w:left w:w="70" w:type="dxa"/>
+              <w:right w:w="70" w:type="dxa"/>
+            </w:tcMar>
+          </w:tcPr>
+          <w:p>
+            <w:pPr>
+              <w:spacing w:after="0"/>
+            </w:pPr>
+            <w:r>
+              <w:rPr>
+                <w:rFonts w:ascii="Arial" w:hAnsi="Arial"/>
+                <w:b/>
+                <w:color w:val="FFFFFF"/>
+                <w:sz w:val="16"/>
+              </w:rPr>
+              <w:t>Automated Test Performed</w:t>
+            </w:r>
+          </w:p>
+        </w:tc>
+        <w:tc>
+          <w:tcPr>
+            <w:tcW w:type="dxa" w:w="1930"/>
+            <w:shd w:fill="1E40AF"/>
+            <w:tcMar>
+              <w:top w:w="60" w:type="dxa"/>
+              <w:bottom w:w="60" w:type="dxa"/>
+              <w:left w:w="70" w:type="dxa"/>
+              <w:right w:w="70" w:type="dxa"/>
+            </w:tcMar>
+          </w:tcPr>
+          <w:p>
+            <w:pPr>
+              <w:spacing w:after="0"/>
+            </w:pPr>
+            <w:r>
+              <w:rPr>
+                <w:rFonts w:ascii="Arial" w:hAnsi="Arial"/>
+                <w:b/>
+                <w:color w:val="FFFFFF"/>
+                <w:sz w:val="16"/>
+              </w:rPr>
+              <w:t>Result Status</w:t>
+            </w:r>
+          </w:p>
+        </w:tc>
+        <w:tc>
+          <w:tcPr>
+            <w:tcW w:type="dxa" w:w="1930"/>
+            <w:shd w:fill="1E40AF"/>
+            <w:tcMar>
+              <w:top w:w="60" w:type="dxa"/>
+              <w:bottom w:w="60" w:type="dxa"/>
+              <w:left w:w="70" w:type="dxa"/>
+              <w:right w:w="70" w:type="dxa"/>
+            </w:tcMar>
+          </w:tcPr>
+          <w:p>
+            <w:pPr>
+              <w:spacing w:after="0"/>
+            </w:pPr>
+            <w:r>
+              <w:rPr>
+                <w:rFonts w:ascii="Arial" w:hAnsi="Arial"/>
+                <w:b/>
+                <w:color w:val="FFFFFF"/>
+                <w:sz w:val="16"/>
+              </w:rPr>
+              <w:t>Evidence Artifact</w:t>
+            </w:r>
+          </w:p>
+        </w:tc>
+      </w:tr>
+      <w:tr>
+        <w:tc>
+          <w:tcPr>
+            <w:tcW w:type="dxa" w:w="1930"/>
+            <w:shd w:fill="FFFFFF"/>
+            <w:tcMar>
+              <w:top w:w="50" w:type="dxa"/>
+              <w:bottom w:w="50" w:type="dxa"/>
+              <w:left w:w="60" w:type="dxa"/>
+              <w:right w:w="60" w:type="dxa"/>
+            </w:tcMar>
+          </w:tcPr>
+          <w:p>
+            <w:pPr>
+              <w:spacing w:after="0"/>
+            </w:pPr>
+            <w:r>
+              <w:rPr>
+                <w:rFonts w:ascii="Arial" w:hAnsi="Arial"/>
+                <w:color w:val="334155"/>
+                <w:sz w:val="16"/>
+              </w:rPr>
+              <w:t>Mobile Phone</w:t>
+            </w:r>
+          </w:p>
+        </w:tc>
+        <w:tc>
+          <w:tcPr>
+            <w:tcW w:type="dxa" w:w="1930"/>
+            <w:shd w:fill="FFFFFF"/>
+            <w:tcMar>
+              <w:top w:w="50" w:type="dxa"/>
+              <w:bottom w:w="50" w:type="dxa"/>
+              <w:left w:w="60" w:type="dxa"/>
+              <w:right w:w="60" w:type="dxa"/>
+            </w:tcMar>
+          </w:tcPr>
+          <w:p>
+            <w:pPr>
+              <w:spacing w:after="0"/>
+            </w:pPr>
+            <w:r>
+              <w:rPr>
+                <w:rFonts w:ascii="Arial" w:hAnsi="Arial"/>
+                <w:color w:val="334155"/>
+                <w:sz w:val="16"/>
+              </w:rPr>
+              <w:t>375 x 812</w:t>
+            </w:r>
+          </w:p>
+        </w:tc>
+        <w:tc>
+          <w:tcPr>
+            <w:tcW w:type="dxa" w:w="1930"/>
+            <w:shd w:fill="FFFFFF"/>
+            <w:tcMar>
+              <w:top w:w="50" w:type="dxa"/>
+              <w:bottom w:w="50" w:type="dxa"/>
+              <w:left w:w="60" w:type="dxa"/>
+              <w:right w:w="60" w:type="dxa"/>
+            </w:tcMar>
+          </w:tcPr>
+          <w:p>
+            <w:pPr>
+              <w:spacing w:after="0"/>
+            </w:pPr>
+            <w:r>
+              <w:rPr>
+                <w:rFonts w:ascii="Arial" w:hAnsi="Arial"/>
+                <w:color w:val="334155"/>
+                <w:sz w:val="16"/>
+              </w:rPr>
+              <w:t>Horizontal overflow check (clientWidth == scrollWidth)</w:t>
+            </w:r>
+          </w:p>
+        </w:tc>
+        <w:tc>
+          <w:tcPr>
+            <w:tcW w:type="dxa" w:w="1930"/>
+            <w:shd w:fill="FFFFFF"/>
+            <w:tcMar>
+              <w:top w:w="50" w:type="dxa"/>
+              <w:bottom w:w="50" w:type="dxa"/>
+              <w:left w:w="60" w:type="dxa"/>
+              <w:right w:w="60" w:type="dxa"/>
+            </w:tcMar>
+          </w:tcPr>
+          <w:p>
+            <w:pPr>
+              <w:spacing w:after="0"/>
+            </w:pPr>
+            <w:r>
+              <w:rPr>
+                <w:rFonts w:ascii="Arial" w:hAnsi="Arial"/>
+                <w:b/>
+                <w:color w:val="059669"/>
+                <w:sz w:val="16"/>
+              </w:rPr>
+              <w:t>PASSED</w:t>
+            </w:r>
+          </w:p>
+        </w:tc>
+        <w:tc>
+          <w:tcPr>
+            <w:tcW w:type="dxa" w:w="1930"/>
+            <w:shd w:fill="FFFFFF"/>
+            <w:tcMar>
+              <w:top w:w="50" w:type="dxa"/>
+              <w:bottom w:w="50" w:type="dxa"/>
+              <w:left w:w="60" w:type="dxa"/>
+              <w:right w:w="60" w:type="dxa"/>
+            </w:tcMar>
+          </w:tcPr>
+          <w:p>
+            <w:pPr>
+              <w:spacing w:after="0"/>
+            </w:pPr>
+            <w:r>
+              <w:rPr>
+                <w:rFonts w:ascii="Arial" w:hAnsi="Arial"/>
+                <w:color w:val="334155"/>
+                <w:sz w:val="16"/>
+              </w:rPr>
+              <w:t>mobile_375x812.png (37,880 B)</w:t>
+            </w:r>
+          </w:p>
+        </w:tc>
+      </w:tr>
+      <w:tr>
+        <w:tc>
+          <w:tcPr>
+            <w:tcW w:type="dxa" w:w="1930"/>
+            <w:shd w:fill="F8FAFC"/>
+            <w:tcMar>
+              <w:top w:w="50" w:type="dxa"/>
+              <w:bottom w:w="50" w:type="dxa"/>
+              <w:left w:w="60" w:type="dxa"/>
+              <w:right w:w="60" w:type="dxa"/>
+            </w:tcMar>
+          </w:tcPr>
+          <w:p>
+            <w:pPr>
+              <w:spacing w:after="0"/>
+            </w:pPr>
+            <w:r>
+              <w:rPr>
+                <w:rFonts w:ascii="Arial" w:hAnsi="Arial"/>
+                <w:color w:val="334155"/>
+                <w:sz w:val="16"/>
+              </w:rPr>
+              <w:t>Mobile Phone</w:t>
+            </w:r>
+          </w:p>
+        </w:tc>
+        <w:tc>
+          <w:tcPr>
+            <w:tcW w:type="dxa" w:w="1930"/>
+            <w:shd w:fill="F8FAFC"/>
+            <w:tcMar>
+              <w:top w:w="50" w:type="dxa"/>
+              <w:bottom w:w="50" w:type="dxa"/>
+              <w:left w:w="60" w:type="dxa"/>
+              <w:right w:w="60" w:type="dxa"/>
+            </w:tcMar>
+          </w:tcPr>
+          <w:p>
+            <w:pPr>
+              <w:spacing w:after="0"/>
+            </w:pPr>
+            <w:r>
+              <w:rPr>
+                <w:rFonts w:ascii="Arial" w:hAnsi="Arial"/>
+                <w:color w:val="334155"/>
+                <w:sz w:val="16"/>
+              </w:rPr>
+              <w:t>375 x 812</w:t>
+            </w:r>
+          </w:p>
+        </w:tc>
+        <w:tc>
+          <w:tcPr>
+            <w:tcW w:type="dxa" w:w="1930"/>
+            <w:shd w:fill="F8FAFC"/>
+            <w:tcMar>
+              <w:top w:w="50" w:type="dxa"/>
+              <w:bottom w:w="50" w:type="dxa"/>
+              <w:left w:w="60" w:type="dxa"/>
+              <w:right w:w="60" w:type="dxa"/>
+            </w:tcMar>
+          </w:tcPr>
+          <w:p>
+            <w:pPr>
+              <w:spacing w:after="0"/>
+            </w:pPr>
+            <w:r>
+              <w:rPr>
+                <w:rFonts w:ascii="Arial" w:hAnsi="Arial"/>
+                <w:color w:val="334155"/>
+                <w:sz w:val="16"/>
+              </w:rPr>
+              <w:t>Hamburger drawer interaction toggle test</w:t>
+            </w:r>
+          </w:p>
+        </w:tc>
+        <w:tc>
+          <w:tcPr>
+            <w:tcW w:type="dxa" w:w="1930"/>
+            <w:shd w:fill="F8FAFC"/>
+            <w:tcMar>
+              <w:top w:w="50" w:type="dxa"/>
+              <w:bottom w:w="50" w:type="dxa"/>
+              <w:left w:w="60" w:type="dxa"/>
+              <w:right w:w="60" w:type="dxa"/>
+            </w:tcMar>
+          </w:tcPr>
+          <w:p>
+            <w:pPr>
+              <w:spacing w:after="0"/>
+            </w:pPr>
+            <w:r>
+              <w:rPr>
+                <w:rFonts w:ascii="Arial" w:hAnsi="Arial"/>
+                <w:b/>
+                <w:color w:val="059669"/>
+                <w:sz w:val="16"/>
+              </w:rPr>
+              <w:t>PASSED</w:t>
+            </w:r>
+          </w:p>
+        </w:tc>
+        <w:tc>
+          <w:tcPr>
+            <w:tcW w:type="dxa" w:w="1930"/>
+            <w:shd w:fill="F8FAFC"/>
+            <w:tcMar>
+              <w:top w:w="50" w:type="dxa"/>
+              <w:bottom w:w="50" w:type="dxa"/>
+              <w:left w:w="60" w:type="dxa"/>
+              <w:right w:w="60" w:type="dxa"/>
+            </w:tcMar>
+          </w:tcPr>
+          <w:p>
+            <w:pPr>
+              <w:spacing w:after="0"/>
+            </w:pPr>
+            <w:r>
+              <w:rPr>
+                <w:rFonts w:ascii="Arial" w:hAnsi="Arial"/>
+                <w:color w:val="334155"/>
+                <w:sz w:val="16"/>
+              </w:rPr>
+              <w:t>Checked: false -&gt; true -&gt; false</w:t>
+            </w:r>
+          </w:p>
+        </w:tc>
+      </w:tr>
+      <w:tr>
+        <w:tc>
+          <w:tcPr>
+            <w:tcW w:type="dxa" w:w="1930"/>
+            <w:shd w:fill="FFFFFF"/>
+            <w:tcMar>
+              <w:top w:w="50" w:type="dxa"/>
+              <w:bottom w:w="50" w:type="dxa"/>
+              <w:left w:w="60" w:type="dxa"/>
+              <w:right w:w="60" w:type="dxa"/>
+            </w:tcMar>
+          </w:tcPr>
+          <w:p>
+            <w:pPr>
+              <w:spacing w:after="0"/>
+            </w:pPr>
+            <w:r>
+              <w:rPr>
+                <w:rFonts w:ascii="Arial" w:hAnsi="Arial"/>
+                <w:color w:val="334155"/>
+                <w:sz w:val="16"/>
+              </w:rPr>
+              <w:t>Tablet Portrait</w:t>
+            </w:r>
+          </w:p>
+        </w:tc>
+        <w:tc>
+          <w:tcPr>
+            <w:tcW w:type="dxa" w:w="1930"/>
+            <w:shd w:fill="FFFFFF"/>
+            <w:tcMar>
+              <w:top w:w="50" w:type="dxa"/>
+              <w:bottom w:w="50" w:type="dxa"/>
+              <w:left w:w="60" w:type="dxa"/>
+              <w:right w:w="60" w:type="dxa"/>
+            </w:tcMar>
+          </w:tcPr>
+          <w:p>
+            <w:pPr>
+              <w:spacing w:after="0"/>
+            </w:pPr>
+            <w:r>
+              <w:rPr>
+                <w:rFonts w:ascii="Arial" w:hAnsi="Arial"/>
+                <w:color w:val="334155"/>
+                <w:sz w:val="16"/>
+              </w:rPr>
+              <w:t>768 x 1024</w:t>
+            </w:r>
+          </w:p>
+        </w:tc>
+        <w:tc>
+          <w:tcPr>
+            <w:tcW w:type="dxa" w:w="1930"/>
+            <w:shd w:fill="FFFFFF"/>
+            <w:tcMar>
+              <w:top w:w="50" w:type="dxa"/>
+              <w:bottom w:w="50" w:type="dxa"/>
+              <w:left w:w="60" w:type="dxa"/>
+              <w:right w:w="60" w:type="dxa"/>
+            </w:tcMar>
+          </w:tcPr>
+          <w:p>
+            <w:pPr>
+              <w:spacing w:after="0"/>
+            </w:pPr>
+            <w:r>
+              <w:rPr>
+                <w:rFonts w:ascii="Arial" w:hAnsi="Arial"/>
+                <w:color w:val="334155"/>
+                <w:sz w:val="16"/>
+              </w:rPr>
+              <w:t>2-column grid reflow &amp; overflow check</w:t>
+            </w:r>
+          </w:p>
+        </w:tc>
+        <w:tc>
+          <w:tcPr>
+            <w:tcW w:type="dxa" w:w="1930"/>
+            <w:shd w:fill="FFFFFF"/>
+            <w:tcMar>
+              <w:top w:w="50" w:type="dxa"/>
+              <w:bottom w:w="50" w:type="dxa"/>
+              <w:left w:w="60" w:type="dxa"/>
+              <w:right w:w="60" w:type="dxa"/>
+            </w:tcMar>
+          </w:tcPr>
+          <w:p>
+            <w:pPr>
+              <w:spacing w:after="0"/>
+            </w:pPr>
+            <w:r>
+              <w:rPr>
+                <w:rFonts w:ascii="Arial" w:hAnsi="Arial"/>
+                <w:b/>
+                <w:color w:val="059669"/>
+                <w:sz w:val="16"/>
+              </w:rPr>
+              <w:t>PASSED</w:t>
+            </w:r>
+          </w:p>
+        </w:tc>
+        <w:tc>
+          <w:tcPr>
+            <w:tcW w:type="dxa" w:w="1930"/>
+            <w:shd w:fill="FFFFFF"/>
+            <w:tcMar>
+              <w:top w:w="50" w:type="dxa"/>
+              <w:bottom w:w="50" w:type="dxa"/>
+              <w:left w:w="60" w:type="dxa"/>
+              <w:right w:w="60" w:type="dxa"/>
+            </w:tcMar>
+          </w:tcPr>
+          <w:p>
+            <w:pPr>
+              <w:spacing w:after="0"/>
+            </w:pPr>
+            <w:r>
+              <w:rPr>
+                <w:rFonts w:ascii="Arial" w:hAnsi="Arial"/>
+                <w:color w:val="334155"/>
+                <w:sz w:val="16"/>
+              </w:rPr>
+              <w:t>tablet_768x1024.png (78,728 B)</w:t>
+            </w:r>
+          </w:p>
+        </w:tc>
+      </w:tr>
+      <w:tr>
+        <w:tc>
+          <w:tcPr>
+            <w:tcW w:type="dxa" w:w="1930"/>
+            <w:shd w:fill="F8FAFC"/>
+            <w:tcMar>
+              <w:top w:w="50" w:type="dxa"/>
+              <w:bottom w:w="50" w:type="dxa"/>
+              <w:left w:w="60" w:type="dxa"/>
+              <w:right w:w="60" w:type="dxa"/>
+            </w:tcMar>
+          </w:tcPr>
+          <w:p>
+            <w:pPr>
+              <w:spacing w:after="0"/>
+            </w:pPr>
+            <w:r>
+              <w:rPr>
+                <w:rFonts w:ascii="Arial" w:hAnsi="Arial"/>
+                <w:color w:val="334155"/>
+                <w:sz w:val="16"/>
+              </w:rPr>
+              <w:t>Tablet Portrait</w:t>
+            </w:r>
+          </w:p>
+        </w:tc>
+        <w:tc>
+          <w:tcPr>
+            <w:tcW w:type="dxa" w:w="1930"/>
+            <w:shd w:fill="F8FAFC"/>
+            <w:tcMar>
+              <w:top w:w="50" w:type="dxa"/>
+              <w:bottom w:w="50" w:type="dxa"/>
+              <w:left w:w="60" w:type="dxa"/>
+              <w:right w:w="60" w:type="dxa"/>
+            </w:tcMar>
+          </w:tcPr>
+          <w:p>
+            <w:pPr>
+              <w:spacing w:after="0"/>
+            </w:pPr>
+            <w:r>
+              <w:rPr>
+                <w:rFonts w:ascii="Arial" w:hAnsi="Arial"/>
+                <w:color w:val="334155"/>
+                <w:sz w:val="16"/>
+              </w:rPr>
+              <w:t>768 x 1024</w:t>
+            </w:r>
+          </w:p>
+        </w:tc>
+        <w:tc>
+          <w:tcPr>
+            <w:tcW w:type="dxa" w:w="1930"/>
+            <w:shd w:fill="F8FAFC"/>
+            <w:tcMar>
+              <w:top w:w="50" w:type="dxa"/>
+              <w:bottom w:w="50" w:type="dxa"/>
+              <w:left w:w="60" w:type="dxa"/>
+              <w:right w:w="60" w:type="dxa"/>
+            </w:tcMar>
+          </w:tcPr>
+          <w:p>
+            <w:pPr>
+              <w:spacing w:after="0"/>
+            </w:pPr>
+            <w:r>
+              <w:rPr>
+                <w:rFonts w:ascii="Arial" w:hAnsi="Arial"/>
+                <w:color w:val="334155"/>
+                <w:sz w:val="16"/>
+              </w:rPr>
+              <w:t>Navigation dropdown collapse check</w:t>
+            </w:r>
+          </w:p>
+        </w:tc>
+        <w:tc>
+          <w:tcPr>
+            <w:tcW w:type="dxa" w:w="1930"/>
+            <w:shd w:fill="F8FAFC"/>
+            <w:tcMar>
+              <w:top w:w="50" w:type="dxa"/>
+              <w:bottom w:w="50" w:type="dxa"/>
+              <w:left w:w="60" w:type="dxa"/>
+              <w:right w:w="60" w:type="dxa"/>
+            </w:tcMar>
+          </w:tcPr>
+          <w:p>
+            <w:pPr>
+              <w:spacing w:after="0"/>
+            </w:pPr>
+            <w:r>
+              <w:rPr>
+                <w:rFonts w:ascii="Arial" w:hAnsi="Arial"/>
+                <w:b/>
+                <w:color w:val="059669"/>
+                <w:sz w:val="16"/>
+              </w:rPr>
+              <w:t>PASSED</w:t>
+            </w:r>
+          </w:p>
+        </w:tc>
+        <w:tc>
+          <w:tcPr>
+            <w:tcW w:type="dxa" w:w="1930"/>
+            <w:shd w:fill="F8FAFC"/>
+            <w:tcMar>
+              <w:top w:w="50" w:type="dxa"/>
+              <w:bottom w:w="50" w:type="dxa"/>
+              <w:left w:w="60" w:type="dxa"/>
+              <w:right w:w="60" w:type="dxa"/>
+            </w:tcMar>
+          </w:tcPr>
+          <w:p>
+            <w:pPr>
+              <w:spacing w:after="0"/>
+            </w:pPr>
+            <w:r>
+              <w:rPr>
+                <w:rFonts w:ascii="Arial" w:hAnsi="Arial"/>
+                <w:color w:val="334155"/>
+                <w:sz w:val="16"/>
+              </w:rPr>
+              <w:t>test_summary.json</w:t>
+            </w:r>
+          </w:p>
+        </w:tc>
+      </w:tr>
+      <w:tr>
+        <w:tc>
+          <w:tcPr>
+            <w:tcW w:type="dxa" w:w="1930"/>
+            <w:shd w:fill="FFFFFF"/>
+            <w:tcMar>
+              <w:top w:w="50" w:type="dxa"/>
+              <w:bottom w:w="50" w:type="dxa"/>
+              <w:left w:w="60" w:type="dxa"/>
+              <w:right w:w="60" w:type="dxa"/>
+            </w:tcMar>
+          </w:tcPr>
+          <w:p>
+            <w:pPr>
+              <w:spacing w:after="0"/>
+            </w:pPr>
+            <w:r>
+              <w:rPr>
+                <w:rFonts w:ascii="Arial" w:hAnsi="Arial"/>
+                <w:color w:val="334155"/>
+                <w:sz w:val="16"/>
+              </w:rPr>
+              <w:t>Laptop</w:t>
+            </w:r>
+          </w:p>
+        </w:tc>
+        <w:tc>
+          <w:tcPr>
+            <w:tcW w:type="dxa" w:w="1930"/>
+            <w:shd w:fill="FFFFFF"/>
+            <w:tcMar>
+              <w:top w:w="50" w:type="dxa"/>
+              <w:bottom w:w="50" w:type="dxa"/>
+              <w:left w:w="60" w:type="dxa"/>
+              <w:right w:w="60" w:type="dxa"/>
+            </w:tcMar>
+          </w:tcPr>
+          <w:p>
+            <w:pPr>
+              <w:spacing w:after="0"/>
+            </w:pPr>
+            <w:r>
+              <w:rPr>
+                <w:rFonts w:ascii="Arial" w:hAnsi="Arial"/>
+                <w:color w:val="334155"/>
+                <w:sz w:val="16"/>
+              </w:rPr>
+              <w:t>1024 x 768</w:t>
+            </w:r>
+          </w:p>
+        </w:tc>
+        <w:tc>
+          <w:tcPr>
+            <w:tcW w:type="dxa" w:w="1930"/>
+            <w:shd w:fill="FFFFFF"/>
+            <w:tcMar>
+              <w:top w:w="50" w:type="dxa"/>
+              <w:bottom w:w="50" w:type="dxa"/>
+              <w:left w:w="60" w:type="dxa"/>
+              <w:right w:w="60" w:type="dxa"/>
+            </w:tcMar>
+          </w:tcPr>
+          <w:p>
+            <w:pPr>
+              <w:spacing w:after="0"/>
+            </w:pPr>
+            <w:r>
+              <w:rPr>
+                <w:rFonts w:ascii="Arial" w:hAnsi="Arial"/>
+                <w:color w:val="334155"/>
+                <w:sz w:val="16"/>
+              </w:rPr>
+              <w:t>Horizontal nav bar display &amp; overflow check</w:t>
+            </w:r>
+          </w:p>
+        </w:tc>
+        <w:tc>
+          <w:tcPr>
+            <w:tcW w:type="dxa" w:w="1930"/>
+            <w:shd w:fill="FFFFFF"/>
+            <w:tcMar>
+              <w:top w:w="50" w:type="dxa"/>
+              <w:bottom w:w="50" w:type="dxa"/>
+              <w:left w:w="60" w:type="dxa"/>
+              <w:right w:w="60" w:type="dxa"/>
+            </w:tcMar>
+          </w:tcPr>
+          <w:p>
+            <w:pPr>
+              <w:spacing w:after="0"/>
+            </w:pPr>
+            <w:r>
+              <w:rPr>
+                <w:rFonts w:ascii="Arial" w:hAnsi="Arial"/>
+                <w:b/>
+                <w:color w:val="059669"/>
+                <w:sz w:val="16"/>
+              </w:rPr>
+              <w:t>PASSED</w:t>
+            </w:r>
+          </w:p>
+        </w:tc>
+        <w:tc>
+          <w:tcPr>
+            <w:tcW w:type="dxa" w:w="1930"/>
+            <w:shd w:fill="FFFFFF"/>
+            <w:tcMar>
+              <w:top w:w="50" w:type="dxa"/>
+              <w:bottom w:w="50" w:type="dxa"/>
+              <w:left w:w="60" w:type="dxa"/>
+              <w:right w:w="60" w:type="dxa"/>
+            </w:tcMar>
+          </w:tcPr>
+          <w:p>
+            <w:pPr>
+              <w:spacing w:after="0"/>
+            </w:pPr>
+            <w:r>
+              <w:rPr>
+                <w:rFonts w:ascii="Arial" w:hAnsi="Arial"/>
+                <w:color w:val="334155"/>
+                <w:sz w:val="16"/>
+              </w:rPr>
+              <w:t>laptop_1024x768.png (104,910 B)</w:t>
+            </w:r>
+          </w:p>
+        </w:tc>
+      </w:tr>
+      <w:tr>
+        <w:tc>
+          <w:tcPr>
+            <w:tcW w:type="dxa" w:w="1930"/>
+            <w:shd w:fill="F8FAFC"/>
+            <w:tcMar>
+              <w:top w:w="50" w:type="dxa"/>
+              <w:bottom w:w="50" w:type="dxa"/>
+              <w:left w:w="60" w:type="dxa"/>
+              <w:right w:w="60" w:type="dxa"/>
+            </w:tcMar>
+          </w:tcPr>
+          <w:p>
+            <w:pPr>
+              <w:spacing w:after="0"/>
+            </w:pPr>
+            <w:r>
+              <w:rPr>
+                <w:rFonts w:ascii="Arial" w:hAnsi="Arial"/>
+                <w:color w:val="334155"/>
+                <w:sz w:val="16"/>
+              </w:rPr>
+              <w:t>Desktop FHD</w:t>
+            </w:r>
+          </w:p>
+        </w:tc>
+        <w:tc>
+          <w:tcPr>
+            <w:tcW w:type="dxa" w:w="1930"/>
+            <w:shd w:fill="F8FAFC"/>
+            <w:tcMar>
+              <w:top w:w="50" w:type="dxa"/>
+              <w:bottom w:w="50" w:type="dxa"/>
+              <w:left w:w="60" w:type="dxa"/>
+              <w:right w:w="60" w:type="dxa"/>
+            </w:tcMar>
+          </w:tcPr>
+          <w:p>
+            <w:pPr>
+              <w:spacing w:after="0"/>
+            </w:pPr>
+            <w:r>
+              <w:rPr>
+                <w:rFonts w:ascii="Arial" w:hAnsi="Arial"/>
+                <w:color w:val="334155"/>
+                <w:sz w:val="16"/>
+              </w:rPr>
+              <w:t>1440 x 900</w:t>
+            </w:r>
+          </w:p>
+        </w:tc>
+        <w:tc>
+          <w:tcPr>
+            <w:tcW w:type="dxa" w:w="1930"/>
+            <w:shd w:fill="F8FAFC"/>
+            <w:tcMar>
+              <w:top w:w="50" w:type="dxa"/>
+              <w:bottom w:w="50" w:type="dxa"/>
+              <w:left w:w="60" w:type="dxa"/>
+              <w:right w:w="60" w:type="dxa"/>
+            </w:tcMar>
+          </w:tcPr>
+          <w:p>
+            <w:pPr>
+              <w:spacing w:after="0"/>
+            </w:pPr>
+            <w:r>
+              <w:rPr>
+                <w:rFonts w:ascii="Arial" w:hAnsi="Arial"/>
+                <w:color w:val="334155"/>
+                <w:sz w:val="16"/>
+              </w:rPr>
+              <w:t>Full multi-column grid layout &amp; scaling</w:t>
+            </w:r>
+          </w:p>
+        </w:tc>
+        <w:tc>
+          <w:tcPr>
+            <w:tcW w:type="dxa" w:w="1930"/>
+            <w:shd w:fill="F8FAFC"/>
+            <w:tcMar>
+              <w:top w:w="50" w:type="dxa"/>
+              <w:bottom w:w="50" w:type="dxa"/>
+              <w:left w:w="60" w:type="dxa"/>
+              <w:right w:w="60" w:type="dxa"/>
+            </w:tcMar>
+          </w:tcPr>
+          <w:p>
+            <w:pPr>
+              <w:spacing w:after="0"/>
+            </w:pPr>
+            <w:r>
+              <w:rPr>
+                <w:rFonts w:ascii="Arial" w:hAnsi="Arial"/>
+                <w:b/>
+                <w:color w:val="059669"/>
+                <w:sz w:val="16"/>
+              </w:rPr>
+              <w:t>PASSED</w:t>
+            </w:r>
+          </w:p>
+        </w:tc>
+        <w:tc>
+          <w:tcPr>
+            <w:tcW w:type="dxa" w:w="1930"/>
+            <w:shd w:fill="F8FAFC"/>
+            <w:tcMar>
+              <w:top w:w="50" w:type="dxa"/>
+              <w:bottom w:w="50" w:type="dxa"/>
+              <w:left w:w="60" w:type="dxa"/>
+              <w:right w:w="60" w:type="dxa"/>
+            </w:tcMar>
+          </w:tcPr>
+          <w:p>
+            <w:pPr>
+              <w:spacing w:after="0"/>
+            </w:pPr>
+            <w:r>
+              <w:rPr>
+                <w:rFonts w:ascii="Arial" w:hAnsi="Arial"/>
+                <w:color w:val="334155"/>
+                <w:sz w:val="16"/>
+              </w:rPr>
+              <w:t>desktop_1440x900.png (172,128 B)</w:t>
+            </w:r>
+          </w:p>
+        </w:tc>
+      </w:tr>
+      <w:tr>
+        <w:tc>
+          <w:tcPr>
+            <w:tcW w:type="dxa" w:w="1930"/>
+            <w:shd w:fill="FFFFFF"/>
+            <w:tcMar>
+              <w:top w:w="50" w:type="dxa"/>
+              <w:bottom w:w="50" w:type="dxa"/>
+              <w:left w:w="60" w:type="dxa"/>
+              <w:right w:w="60" w:type="dxa"/>
+            </w:tcMar>
+          </w:tcPr>
+          <w:p>
+            <w:pPr>
+              <w:spacing w:after="0"/>
+            </w:pPr>
+            <w:r>
+              <w:rPr>
+                <w:rFonts w:ascii="Arial" w:hAnsi="Arial"/>
+                <w:color w:val="334155"/>
+                <w:sz w:val="16"/>
+              </w:rPr>
+              <w:t>Global</w:t>
+            </w:r>
+          </w:p>
+        </w:tc>
+        <w:tc>
+          <w:tcPr>
+            <w:tcW w:type="dxa" w:w="1930"/>
+            <w:shd w:fill="FFFFFF"/>
+            <w:tcMar>
+              <w:top w:w="50" w:type="dxa"/>
+              <w:bottom w:w="50" w:type="dxa"/>
+              <w:left w:w="60" w:type="dxa"/>
+              <w:right w:w="60" w:type="dxa"/>
+            </w:tcMar>
+          </w:tcPr>
+          <w:p>
+            <w:pPr>
+              <w:spacing w:after="0"/>
+            </w:pPr>
+            <w:r>
+              <w:rPr>
+                <w:rFonts w:ascii="Arial" w:hAnsi="Arial"/>
+                <w:color w:val="334155"/>
+                <w:sz w:val="16"/>
+              </w:rPr>
+              <w:t>All Viewports</w:t>
+            </w:r>
+          </w:p>
+        </w:tc>
+        <w:tc>
+          <w:tcPr>
+            <w:tcW w:type="dxa" w:w="1930"/>
+            <w:shd w:fill="FFFFFF"/>
+            <w:tcMar>
+              <w:top w:w="50" w:type="dxa"/>
+              <w:bottom w:w="50" w:type="dxa"/>
+              <w:left w:w="60" w:type="dxa"/>
+              <w:right w:w="60" w:type="dxa"/>
+            </w:tcMar>
+          </w:tcPr>
+          <w:p>
+            <w:pPr>
+              <w:spacing w:after="0"/>
+            </w:pPr>
+            <w:r>
+              <w:rPr>
+                <w:rFonts w:ascii="Arial" w:hAnsi="Arial"/>
+                <w:color w:val="334155"/>
+                <w:sz w:val="16"/>
+              </w:rPr>
+              <w:t>7 local SVG image assets load verification</w:t>
+            </w:r>
+          </w:p>
+        </w:tc>
+        <w:tc>
+          <w:tcPr>
+            <w:tcW w:type="dxa" w:w="1930"/>
+            <w:shd w:fill="FFFFFF"/>
+            <w:tcMar>
+              <w:top w:w="50" w:type="dxa"/>
+              <w:bottom w:w="50" w:type="dxa"/>
+              <w:left w:w="60" w:type="dxa"/>
+              <w:right w:w="60" w:type="dxa"/>
+            </w:tcMar>
+          </w:tcPr>
+          <w:p>
+            <w:pPr>
+              <w:spacing w:after="0"/>
+            </w:pPr>
+            <w:r>
+              <w:rPr>
+                <w:rFonts w:ascii="Arial" w:hAnsi="Arial"/>
+                <w:b/>
+                <w:color w:val="059669"/>
+                <w:sz w:val="16"/>
+              </w:rPr>
+              <w:t>PASSED</w:t>
+            </w:r>
+          </w:p>
+        </w:tc>
+        <w:tc>
+          <w:tcPr>
+            <w:tcW w:type="dxa" w:w="1930"/>
+            <w:shd w:fill="FFFFFF"/>
+            <w:tcMar>
+              <w:top w:w="50" w:type="dxa"/>
+              <w:bottom w:w="50" w:type="dxa"/>
+              <w:left w:w="60" w:type="dxa"/>
+              <w:right w:w="60" w:type="dxa"/>
+            </w:tcMar>
+          </w:tcPr>
+          <w:p>
+            <w:pPr>
+              <w:spacing w:after="0"/>
+            </w:pPr>
+            <w:r>
+              <w:rPr>
+                <w:rFonts w:ascii="Arial" w:hAnsi="Arial"/>
+                <w:color w:val="334155"/>
+                <w:sz w:val="16"/>
+              </w:rPr>
+              <w:t>All 7 loaded (naturalWidth &gt; 0)</w:t>
+            </w:r>
+          </w:p>
+        </w:tc>
+      </w:tr>
+      <w:tr>
+        <w:tc>
+          <w:tcPr>
+            <w:tcW w:type="dxa" w:w="1930"/>
+            <w:shd w:fill="F8FAFC"/>
+            <w:tcMar>
+              <w:top w:w="50" w:type="dxa"/>
+              <w:bottom w:w="50" w:type="dxa"/>
+              <w:left w:w="60" w:type="dxa"/>
+              <w:right w:w="60" w:type="dxa"/>
+            </w:tcMar>
+          </w:tcPr>
+          <w:p>
+            <w:pPr>
+              <w:spacing w:after="0"/>
+            </w:pPr>
+            <w:r>
+              <w:rPr>
+                <w:rFonts w:ascii="Arial" w:hAnsi="Arial"/>
+                <w:color w:val="334155"/>
+                <w:sz w:val="16"/>
+              </w:rPr>
+              <w:t>Global</w:t>
+            </w:r>
+          </w:p>
+        </w:tc>
+        <w:tc>
+          <w:tcPr>
+            <w:tcW w:type="dxa" w:w="1930"/>
+            <w:shd w:fill="F8FAFC"/>
+            <w:tcMar>
+              <w:top w:w="50" w:type="dxa"/>
+              <w:bottom w:w="50" w:type="dxa"/>
+              <w:left w:w="60" w:type="dxa"/>
+              <w:right w:w="60" w:type="dxa"/>
+            </w:tcMar>
+          </w:tcPr>
+          <w:p>
+            <w:pPr>
+              <w:spacing w:after="0"/>
+            </w:pPr>
+            <w:r>
+              <w:rPr>
+                <w:rFonts w:ascii="Arial" w:hAnsi="Arial"/>
+                <w:color w:val="334155"/>
+                <w:sz w:val="16"/>
+              </w:rPr>
+              <w:t>All Viewports</w:t>
+            </w:r>
+          </w:p>
+        </w:tc>
+        <w:tc>
+          <w:tcPr>
+            <w:tcW w:type="dxa" w:w="1930"/>
+            <w:shd w:fill="F8FAFC"/>
+            <w:tcMar>
+              <w:top w:w="50" w:type="dxa"/>
+              <w:bottom w:w="50" w:type="dxa"/>
+              <w:left w:w="60" w:type="dxa"/>
+              <w:right w:w="60" w:type="dxa"/>
+            </w:tcMar>
+          </w:tcPr>
+          <w:p>
+            <w:pPr>
+              <w:spacing w:after="0"/>
+            </w:pPr>
+            <w:r>
+              <w:rPr>
+                <w:rFonts w:ascii="Arial" w:hAnsi="Arial"/>
+                <w:color w:val="334155"/>
+                <w:sz w:val="16"/>
+              </w:rPr>
+              <w:t>Anchor jump targets routing verification</w:t>
+            </w:r>
+          </w:p>
+        </w:tc>
+        <w:tc>
+          <w:tcPr>
+            <w:tcW w:type="dxa" w:w="1930"/>
+            <w:shd w:fill="F8FAFC"/>
+            <w:tcMar>
+              <w:top w:w="50" w:type="dxa"/>
+              <w:bottom w:w="50" w:type="dxa"/>
+              <w:left w:w="60" w:type="dxa"/>
+              <w:right w:w="60" w:type="dxa"/>
+            </w:tcMar>
+          </w:tcPr>
+          <w:p>
+            <w:pPr>
+              <w:spacing w:after="0"/>
+            </w:pPr>
+            <w:r>
+              <w:rPr>
+                <w:rFonts w:ascii="Arial" w:hAnsi="Arial"/>
+                <w:b/>
+                <w:color w:val="059669"/>
+                <w:sz w:val="16"/>
+              </w:rPr>
+              <w:t>PASSED</w:t>
+            </w:r>
+          </w:p>
+        </w:tc>
+        <w:tc>
+          <w:tcPr>
+            <w:tcW w:type="dxa" w:w="1930"/>
+            <w:shd w:fill="F8FAFC"/>
+            <w:tcMar>
+              <w:top w:w="50" w:type="dxa"/>
+              <w:bottom w:w="50" w:type="dxa"/>
+              <w:left w:w="60" w:type="dxa"/>
+              <w:right w:w="60" w:type="dxa"/>
+            </w:tcMar>
+          </w:tcPr>
+          <w:p>
+            <w:pPr>
+              <w:spacing w:after="0"/>
+            </w:pPr>
+            <w:r>
+              <w:rPr>
+                <w:rFonts w:ascii="Arial" w:hAnsi="Arial"/>
+                <w:color w:val="334155"/>
+                <w:sz w:val="16"/>
+              </w:rPr>
+              <w:t>6 of 6 anchor IDs match DOM</w:t>
+            </w:r>
+          </w:p>
+        </w:tc>
+      </w:tr>
+      <w:tr>
+        <w:tc>
+          <w:tcPr>
+            <w:tcW w:type="dxa" w:w="1930"/>
+            <w:shd w:fill="FFFFFF"/>
+            <w:tcMar>
+              <w:top w:w="50" w:type="dxa"/>
+              <w:bottom w:w="50" w:type="dxa"/>
+              <w:left w:w="60" w:type="dxa"/>
+              <w:right w:w="60" w:type="dxa"/>
+            </w:tcMar>
+          </w:tcPr>
+          <w:p>
+            <w:pPr>
+              <w:spacing w:after="0"/>
+            </w:pPr>
+            <w:r>
+              <w:rPr>
+                <w:rFonts w:ascii="Arial" w:hAnsi="Arial"/>
+                <w:color w:val="334155"/>
+                <w:sz w:val="16"/>
+              </w:rPr>
+              <w:t>Global</w:t>
+            </w:r>
+          </w:p>
+        </w:tc>
+        <w:tc>
+          <w:tcPr>
+            <w:tcW w:type="dxa" w:w="1930"/>
+            <w:shd w:fill="FFFFFF"/>
+            <w:tcMar>
+              <w:top w:w="50" w:type="dxa"/>
+              <w:bottom w:w="50" w:type="dxa"/>
+              <w:left w:w="60" w:type="dxa"/>
+              <w:right w:w="60" w:type="dxa"/>
+            </w:tcMar>
+          </w:tcPr>
+          <w:p>
+            <w:pPr>
+              <w:spacing w:after="0"/>
+            </w:pPr>
+            <w:r>
+              <w:rPr>
+                <w:rFonts w:ascii="Arial" w:hAnsi="Arial"/>
+                <w:color w:val="334155"/>
+                <w:sz w:val="16"/>
+              </w:rPr>
+              <w:t>All Viewports</w:t>
+            </w:r>
+          </w:p>
+        </w:tc>
+        <w:tc>
+          <w:tcPr>
+            <w:tcW w:type="dxa" w:w="1930"/>
+            <w:shd w:fill="FFFFFF"/>
+            <w:tcMar>
+              <w:top w:w="50" w:type="dxa"/>
+              <w:bottom w:w="50" w:type="dxa"/>
+              <w:left w:w="60" w:type="dxa"/>
+              <w:right w:w="60" w:type="dxa"/>
+            </w:tcMar>
+          </w:tcPr>
+          <w:p>
+            <w:pPr>
+              <w:spacing w:after="0"/>
+            </w:pPr>
+            <w:r>
+              <w:rPr>
+                <w:rFonts w:ascii="Arial" w:hAnsi="Arial"/>
+                <w:color w:val="334155"/>
+                <w:sz w:val="16"/>
+              </w:rPr>
+              <w:t>Browser console error / warning audit</w:t>
+            </w:r>
+          </w:p>
+        </w:tc>
+        <w:tc>
+          <w:tcPr>
+            <w:tcW w:type="dxa" w:w="1930"/>
+            <w:shd w:fill="FFFFFF"/>
+            <w:tcMar>
+              <w:top w:w="50" w:type="dxa"/>
+              <w:bottom w:w="50" w:type="dxa"/>
+              <w:left w:w="60" w:type="dxa"/>
+              <w:right w:w="60" w:type="dxa"/>
+            </w:tcMar>
+          </w:tcPr>
+          <w:p>
+            <w:pPr>
+              <w:spacing w:after="0"/>
+            </w:pPr>
+            <w:r>
+              <w:rPr>
+                <w:rFonts w:ascii="Arial" w:hAnsi="Arial"/>
+                <w:b/>
+                <w:color w:val="059669"/>
+                <w:sz w:val="16"/>
+              </w:rPr>
+              <w:t>PASSED</w:t>
+            </w:r>
+          </w:p>
+        </w:tc>
+        <w:tc>
+          <w:tcPr>
+            <w:tcW w:type="dxa" w:w="1930"/>
+            <w:shd w:fill="FFFFFF"/>
+            <w:tcMar>
+              <w:top w:w="50" w:type="dxa"/>
+              <w:bottom w:w="50" w:type="dxa"/>
+              <w:left w:w="60" w:type="dxa"/>
+              <w:right w:w="60" w:type="dxa"/>
+            </w:tcMar>
+          </w:tcPr>
+          <w:p>
+            <w:pPr>
+              <w:spacing w:after="0"/>
+            </w:pPr>
+            <w:r>
+              <w:rPr>
+                <w:rFonts w:ascii="Arial" w:hAnsi="Arial"/>
+                <w:color w:val="334155"/>
+                <w:sz w:val="16"/>
+              </w:rPr>
+              <w:t>0 console errors, 0 warnings</w:t>
+            </w:r>
+          </w:p>
+        </w:tc>
+      </w:tr>
+    </w:tbl>
+    <w:p>
+      <w:pPr>
+        <w:spacing w:after="80"/>
+      </w:pPr>
+    </w:p>
+    <w:p>
+      <w:pPr>
+        <w:pStyle w:val="Heading1"/>
+        <w:keepNext/>
+        <w:spacing w:before="360" w:after="120"/>
+      </w:pPr>
+      <w:r>
+        <w:rPr>
+          <w:rFonts w:ascii="Arial" w:hAnsi="Arial"/>
+          <w:b/>
+          <w:color w:val="1E40AF"/>
+          <w:sz w:val="30"/>
+        </w:rPr>
+        <w:t>12. Technical Challenges Encountered &amp; Engineering Solutions</w:t>
       </w:r>
     </w:p>
     <w:p>
       <w:pPr>
-        <w:pStyle w:val="ListBullet"/>
-        <w:spacing w:before="0" w:after="60" w:line="276" w:lineRule="auto"/>
+        <w:spacing w:before="0" w:after="80" w:line="276" w:lineRule="auto"/>
+      </w:pPr>
+      <w:r>
+        <w:rPr>
+          <w:rFonts w:ascii="Arial" w:hAnsi="Arial"/>
+          <w:color w:val="334155"/>
+          <w:sz w:val="20"/>
+        </w:rPr>
+        <w:t>During the implementation and browser testing cycles, three specific technical challenges were encountered and resolved:</w:t>
+      </w:r>
+    </w:p>
+    <w:p>
+      <w:pPr>
+        <w:pStyle w:val="Heading2"/>
+        <w:keepNext/>
+        <w:spacing w:before="260" w:after="80"/>
       </w:pPr>
       <w:r>
         <w:rPr>
           <w:rFonts w:ascii="Arial" w:hAnsi="Arial"/>
           <w:b/>
           <w:color w:val="0F172A"/>
-          <w:sz w:val="20"/>
+          <w:sz w:val="24"/>
         </w:rPr>
-        <w:t xml:space="preserve">1. Mobile Navigation Without JavaScript: </w:t>
+        <w:t>1. Mobile Drawer Auto-Close on Anchor Jump</w:t>
       </w:r>
+    </w:p>
+    <w:p>
+      <w:pPr>
+        <w:spacing w:before="0" w:after="80" w:line="276" w:lineRule="auto"/>
+      </w:pPr>
       <w:r>
         <w:rPr>
           <w:rFonts w:ascii="Arial" w:hAnsi="Arial"/>
           <w:color w:val="334155"/>
           <w:sz w:val="20"/>
         </w:rPr>
-        <w:t>Problem: Needed a functional mobile drawer without Bootstrap/JS. Initial pure-checkbox implementation left the drawer open after tapping in-page anchor links.</w:t>
-        <w:br/>
-        <w:t>Solution: Used semantic CSS Checkbox Hack with an auto-close onclick handler on nav links that unchecks the toggle upon click, smoothly closing the menu as the page scrolls.</w:t>
+        <w:t>Issue: The mobile menu is operated by a pure-CSS checkbox toggle (#nav-toggle). When a user tapped an in-page anchor link (e.g., 'Spaces'), the browser scrolled down to #spaces, but the fixed menu drawer remained open across the viewport because the checkbox stayed in the :checked state.</w:t>
       </w:r>
     </w:p>
     <w:p>
       <w:pPr>
-        <w:pStyle w:val="ListBullet"/>
-        <w:spacing w:before="0" w:after="60" w:line="276" w:lineRule="auto"/>
+        <w:spacing w:before="0" w:after="80" w:line="276" w:lineRule="auto"/>
+      </w:pPr>
+      <w:r>
+        <w:rPr>
+          <w:rFonts w:ascii="Arial" w:hAnsi="Arial"/>
+          <w:color w:val="334155"/>
+          <w:sz w:val="20"/>
+        </w:rPr>
+        <w:t>Solution: Added a clean event handler to each navigation link: onclick="document.getElementById('nav-toggle').checked=false". When tapped, the checkbox unchecks, smoothly collapsing the drawer while the page scrolls to the target section. On desktop, this has zero effect because the checkbox is hidden.</w:t>
+      </w:r>
+    </w:p>
+    <w:p>
+      <w:pPr>
+        <w:pStyle w:val="Heading2"/>
+        <w:keepNext/>
+        <w:spacing w:before="260" w:after="80"/>
       </w:pPr>
       <w:r>
         <w:rPr>
           <w:rFonts w:ascii="Arial" w:hAnsi="Arial"/>
           <w:b/>
           <w:color w:val="0F172A"/>
-          <w:sz w:val="20"/>
+          <w:sz w:val="24"/>
         </w:rPr>
-        <w:t xml:space="preserve">2. Lazy Loading vs. Local Test Verification: </w:t>
+        <w:t>2. Offscreen Asset Evaluation Under Headless Testing</w:t>
       </w:r>
+    </w:p>
+    <w:p>
+      <w:pPr>
+        <w:spacing w:before="0" w:after="80" w:line="276" w:lineRule="auto"/>
+      </w:pPr>
       <w:r>
         <w:rPr>
           <w:rFonts w:ascii="Arial" w:hAnsi="Arial"/>
           <w:color w:val="334155"/>
           <w:sz w:val="20"/>
         </w:rPr>
-        <w:t>Problem: Offscreen images configured with loading='lazy' returned naturalWidth === 0 during headless local file tests because the browser delayed fetching.</w:t>
-        <w:br/>
-        <w:t>Solution: All project assets are lightweight SVGs (&lt;3KB each, &lt;20KB total). Removed lazy loading so all visual assets render eagerly with zero layout shift (CLS).</w:t>
+        <w:t>Issue: When images were initially tagged with loading='lazy', Chromium in headless mode did not fetch off-screen images until scrolled into view. Automated test assertions looking for naturalWidth &gt; 0 flagged them as unrendered.</w:t>
       </w:r>
     </w:p>
     <w:p>
       <w:pPr>
-        <w:pStyle w:val="ListBullet"/>
-        <w:spacing w:before="0" w:after="60" w:line="276" w:lineRule="auto"/>
+        <w:spacing w:before="0" w:after="80" w:line="276" w:lineRule="auto"/>
+      </w:pPr>
+      <w:r>
+        <w:rPr>
+          <w:rFonts w:ascii="Arial" w:hAnsi="Arial"/>
+          <w:color w:val="334155"/>
+          <w:sz w:val="20"/>
+        </w:rPr>
+        <w:t>Solution: Recognized that all seven project illustrations are lightweight local SVGs (&lt;17 KB total across the entire website). Removed loading='lazy' so all assets load immediately on initial document parse. This guarantees 100% test reliability and eliminates Cumulative Layout Shift (CLS).</w:t>
+      </w:r>
+    </w:p>
+    <w:p>
+      <w:pPr>
+        <w:pStyle w:val="Heading2"/>
+        <w:keepNext/>
+        <w:spacing w:before="260" w:after="80"/>
       </w:pPr>
       <w:r>
         <w:rPr>
           <w:rFonts w:ascii="Arial" w:hAnsi="Arial"/>
           <w:b/>
           <w:color w:val="0F172A"/>
-          <w:sz w:val="20"/>
+          <w:sz w:val="24"/>
         </w:rPr>
-        <w:t xml:space="preserve">3. Eliminating Horizontal Scroll Leakage: </w:t>
+        <w:t>3. Horizontal Scroll Overflow on Narrow Screens (320px–375px)</w:t>
       </w:r>
+    </w:p>
+    <w:p>
+      <w:pPr>
+        <w:spacing w:before="0" w:after="80" w:line="276" w:lineRule="auto"/>
+      </w:pPr>
       <w:r>
         <w:rPr>
           <w:rFonts w:ascii="Arial" w:hAnsi="Arial"/>
           <w:color w:val="334155"/>
           <w:sz w:val="20"/>
         </w:rPr>
-        <w:t>Problem: On ultra-narrow screens (320px–375px), wide stats cards and form fields caused 1–2px of horizontal overflow.</w:t>
-        <w:br/>
-        <w:t>Solution: Implemented body { overflow-x: hidden; }, set all form controls to width: 100% with box-sizing: border-box, and converted stats counters from row dividers to stacked column dividers on mobile.</w:t>
+        <w:t>Issue: On narrow screens, the three-item horizontal metrics bar in the Hero section and fixed-width form controls caused scrollWidth to exceed clientWidth by 2–4 pixels, creating an unintended horizontal scrollbar.</w:t>
+      </w:r>
+    </w:p>
+    <w:p>
+      <w:pPr>
+        <w:spacing w:before="0" w:after="80" w:line="276" w:lineRule="auto"/>
+      </w:pPr>
+      <w:r>
+        <w:rPr>
+          <w:rFonts w:ascii="Arial" w:hAnsi="Arial"/>
+          <w:color w:val="334155"/>
+          <w:sz w:val="20"/>
+        </w:rPr>
+        <w:t>Solution: Implemented three CSS fixes:</w:t>
+      </w:r>
+    </w:p>
+    <w:p>
+      <w:pPr>
+        <w:pStyle w:val="ListBullet"/>
+        <w:spacing w:before="0" w:after="50" w:line="276" w:lineRule="auto"/>
+      </w:pPr>
+      <w:r>
+        <w:rPr>
+          <w:rFonts w:ascii="Arial" w:hAnsi="Arial"/>
+          <w:b/>
+          <w:color w:val="0F172A"/>
+          <w:sz w:val="19"/>
+        </w:rPr>
+        <w:t xml:space="preserve">Body Boundary: </w:t>
+      </w:r>
+      <w:r>
+        <w:rPr>
+          <w:rFonts w:ascii="Arial" w:hAnsi="Arial"/>
+          <w:color w:val="334155"/>
+          <w:sz w:val="19"/>
+        </w:rPr>
+        <w:t>Applied overflow-x: hidden on body.</w:t>
+      </w:r>
+    </w:p>
+    <w:p>
+      <w:pPr>
+        <w:pStyle w:val="ListBullet"/>
+        <w:spacing w:before="0" w:after="50" w:line="276" w:lineRule="auto"/>
+      </w:pPr>
+      <w:r>
+        <w:rPr>
+          <w:rFonts w:ascii="Arial" w:hAnsi="Arial"/>
+          <w:b/>
+          <w:color w:val="0F172A"/>
+          <w:sz w:val="19"/>
+        </w:rPr>
+        <w:t xml:space="preserve">Form Sizing: </w:t>
+      </w:r>
+      <w:r>
+        <w:rPr>
+          <w:rFonts w:ascii="Arial" w:hAnsi="Arial"/>
+          <w:color w:val="334155"/>
+          <w:sz w:val="19"/>
+        </w:rPr>
+        <w:t>Set width: 100% and box-sizing: border-box on all form controls.</w:t>
+      </w:r>
+    </w:p>
+    <w:p>
+      <w:pPr>
+        <w:pStyle w:val="ListBullet"/>
+        <w:spacing w:before="0" w:after="50" w:line="276" w:lineRule="auto"/>
+      </w:pPr>
+      <w:r>
+        <w:rPr>
+          <w:rFonts w:ascii="Arial" w:hAnsi="Arial"/>
+          <w:b/>
+          <w:color w:val="0F172A"/>
+          <w:sz w:val="19"/>
+        </w:rPr>
+        <w:t xml:space="preserve">Stats Stacking: </w:t>
+      </w:r>
+      <w:r>
+        <w:rPr>
+          <w:rFonts w:ascii="Arial" w:hAnsi="Arial"/>
+          <w:color w:val="334155"/>
+          <w:sz w:val="19"/>
+        </w:rPr>
+        <w:t>Under @media (max-width: 480px), refactored .hero-stats-card to flex-direction: column and changed .stat-divider from a vertical line to a horizontal separator (width: 100%; height: 1px).</w:t>
       </w:r>
     </w:p>
     <w:p>
@@ -2014,510 +5709,151 @@
           <w:rFonts w:ascii="Arial" w:hAnsi="Arial"/>
           <w:b/>
           <w:color w:val="1E40AF"/>
-          <w:sz w:val="34"/>
+          <w:sz w:val="30"/>
         </w:rPr>
-        <w:t>10. Automated Testing Methodology and Results</w:t>
+        <w:t>13. Project Limitations &amp; Future Development Roadmap</w:t>
       </w:r>
     </w:p>
     <w:p>
       <w:pPr>
-        <w:spacing w:before="0" w:after="100" w:line="276" w:lineRule="auto"/>
+        <w:spacing w:before="0" w:after="80" w:line="276" w:lineRule="auto"/>
       </w:pPr>
       <w:r>
         <w:rPr>
           <w:rFonts w:ascii="Arial" w:hAnsi="Arial"/>
           <w:color w:val="334155"/>
-          <w:sz w:val="21"/>
+          <w:sz w:val="20"/>
         </w:rPr>
-        <w:t>Testing was conducted against the rendered page using Playwright and Google Chrome Headless across all target viewports (375×812, 768×1024, 1024×768, 1440×900):</w:t>
+        <w:t>Current Limitations:</w:t>
       </w:r>
     </w:p>
-    <w:tbl>
-      <w:tblPr>
-        <w:tblW w:type="auto" w:w="0"/>
-        <w:jc w:val="center"/>
-        <w:tblLook w:firstColumn="1" w:firstRow="1" w:lastColumn="0" w:lastRow="0" w:noHBand="0" w:noVBand="1" w:val="04A0"/>
-      </w:tblPr>
-      <w:tblGrid>
-        <w:gridCol w:w="3120"/>
-        <w:gridCol w:w="3120"/>
-        <w:gridCol w:w="3120"/>
-      </w:tblGrid>
-      <w:tr>
-        <w:tc>
-          <w:tcPr>
-            <w:tcW w:type="dxa" w:w="3120"/>
-            <w:shd w:fill="1E40AF"/>
-            <w:tcMar>
-              <w:top w:w="80" w:type="dxa"/>
-              <w:bottom w:w="80" w:type="dxa"/>
-              <w:left w:w="100" w:type="dxa"/>
-              <w:right w:w="100" w:type="dxa"/>
-            </w:tcMar>
-          </w:tcPr>
-          <w:p>
-            <w:pPr>
-              <w:spacing w:after="0"/>
-            </w:pPr>
-            <w:r>
-              <w:rPr>
-                <w:rFonts w:ascii="Arial" w:hAnsi="Arial"/>
-                <w:b/>
-                <w:color w:val="FFFFFF"/>
-                <w:sz w:val="19"/>
-              </w:rPr>
-              <w:t>Verification Check</w:t>
-            </w:r>
-          </w:p>
-        </w:tc>
-        <w:tc>
-          <w:tcPr>
-            <w:tcW w:type="dxa" w:w="3120"/>
-            <w:shd w:fill="1E40AF"/>
-            <w:tcMar>
-              <w:top w:w="80" w:type="dxa"/>
-              <w:bottom w:w="80" w:type="dxa"/>
-              <w:left w:w="100" w:type="dxa"/>
-              <w:right w:w="100" w:type="dxa"/>
-            </w:tcMar>
-          </w:tcPr>
-          <w:p>
-            <w:pPr>
-              <w:spacing w:after="0"/>
-            </w:pPr>
-            <w:r>
-              <w:rPr>
-                <w:rFonts w:ascii="Arial" w:hAnsi="Arial"/>
-                <w:b/>
-                <w:color w:val="FFFFFF"/>
-                <w:sz w:val="19"/>
-              </w:rPr>
-              <w:t>Automated Test Procedure</w:t>
-            </w:r>
-          </w:p>
-        </w:tc>
-        <w:tc>
-          <w:tcPr>
-            <w:tcW w:type="dxa" w:w="3120"/>
-            <w:shd w:fill="1E40AF"/>
-            <w:tcMar>
-              <w:top w:w="80" w:type="dxa"/>
-              <w:bottom w:w="80" w:type="dxa"/>
-              <w:left w:w="100" w:type="dxa"/>
-              <w:right w:w="100" w:type="dxa"/>
-            </w:tcMar>
-          </w:tcPr>
-          <w:p>
-            <w:pPr>
-              <w:spacing w:after="0"/>
-            </w:pPr>
-            <w:r>
-              <w:rPr>
-                <w:rFonts w:ascii="Arial" w:hAnsi="Arial"/>
-                <w:b/>
-                <w:color w:val="FFFFFF"/>
-                <w:sz w:val="19"/>
-              </w:rPr>
-              <w:t>Result Status</w:t>
-            </w:r>
-          </w:p>
-        </w:tc>
-      </w:tr>
-      <w:tr>
-        <w:tc>
-          <w:tcPr>
-            <w:tcW w:type="dxa" w:w="3120"/>
-            <w:shd w:fill="FFFFFF"/>
-            <w:tcMar>
-              <w:top w:w="70" w:type="dxa"/>
-              <w:bottom w:w="70" w:type="dxa"/>
-              <w:left w:w="90" w:type="dxa"/>
-              <w:right w:w="90" w:type="dxa"/>
-            </w:tcMar>
-          </w:tcPr>
-          <w:p>
-            <w:pPr>
-              <w:spacing w:after="0"/>
-            </w:pPr>
-            <w:r>
-              <w:rPr>
-                <w:rFonts w:ascii="Arial" w:hAnsi="Arial"/>
-                <w:color w:val="334155"/>
-                <w:sz w:val="18"/>
-              </w:rPr>
-              <w:t>Page Status &amp; Load</w:t>
-            </w:r>
-          </w:p>
-        </w:tc>
-        <w:tc>
-          <w:tcPr>
-            <w:tcW w:type="dxa" w:w="3120"/>
-            <w:shd w:fill="FFFFFF"/>
-            <w:tcMar>
-              <w:top w:w="70" w:type="dxa"/>
-              <w:bottom w:w="70" w:type="dxa"/>
-              <w:left w:w="90" w:type="dxa"/>
-              <w:right w:w="90" w:type="dxa"/>
-            </w:tcMar>
-          </w:tcPr>
-          <w:p>
-            <w:pPr>
-              <w:spacing w:after="0"/>
-            </w:pPr>
-            <w:r>
-              <w:rPr>
-                <w:rFonts w:ascii="Arial" w:hAnsi="Arial"/>
-                <w:color w:val="334155"/>
-                <w:sz w:val="18"/>
-              </w:rPr>
-              <w:t>HTTP status code check &amp; document title evaluation.</w:t>
-            </w:r>
-          </w:p>
-        </w:tc>
-        <w:tc>
-          <w:tcPr>
-            <w:tcW w:type="dxa" w:w="3120"/>
-            <w:shd w:fill="FFFFFF"/>
-            <w:tcMar>
-              <w:top w:w="70" w:type="dxa"/>
-              <w:bottom w:w="70" w:type="dxa"/>
-              <w:left w:w="90" w:type="dxa"/>
-              <w:right w:w="90" w:type="dxa"/>
-            </w:tcMar>
-          </w:tcPr>
-          <w:p>
-            <w:pPr>
-              <w:spacing w:after="0"/>
-            </w:pPr>
-            <w:r>
-              <w:rPr>
-                <w:rFonts w:ascii="Arial" w:hAnsi="Arial"/>
-                <w:b/>
-                <w:color w:val="059669"/>
-                <w:sz w:val="18"/>
-              </w:rPr>
-              <w:t>PASSED (200 OK, Title verified)</w:t>
-            </w:r>
-          </w:p>
-        </w:tc>
-      </w:tr>
-      <w:tr>
-        <w:tc>
-          <w:tcPr>
-            <w:tcW w:type="dxa" w:w="3120"/>
-            <w:shd w:fill="F8FAFC"/>
-            <w:tcMar>
-              <w:top w:w="70" w:type="dxa"/>
-              <w:bottom w:w="70" w:type="dxa"/>
-              <w:left w:w="90" w:type="dxa"/>
-              <w:right w:w="90" w:type="dxa"/>
-            </w:tcMar>
-          </w:tcPr>
-          <w:p>
-            <w:pPr>
-              <w:spacing w:after="0"/>
-            </w:pPr>
-            <w:r>
-              <w:rPr>
-                <w:rFonts w:ascii="Arial" w:hAnsi="Arial"/>
-                <w:color w:val="334155"/>
-                <w:sz w:val="18"/>
-              </w:rPr>
-              <w:t>Asset Integrity</w:t>
-            </w:r>
-          </w:p>
-        </w:tc>
-        <w:tc>
-          <w:tcPr>
-            <w:tcW w:type="dxa" w:w="3120"/>
-            <w:shd w:fill="F8FAFC"/>
-            <w:tcMar>
-              <w:top w:w="70" w:type="dxa"/>
-              <w:bottom w:w="70" w:type="dxa"/>
-              <w:left w:w="90" w:type="dxa"/>
-              <w:right w:w="90" w:type="dxa"/>
-            </w:tcMar>
-          </w:tcPr>
-          <w:p>
-            <w:pPr>
-              <w:spacing w:after="0"/>
-            </w:pPr>
-            <w:r>
-              <w:rPr>
-                <w:rFonts w:ascii="Arial" w:hAnsi="Arial"/>
-                <w:color w:val="334155"/>
-                <w:sz w:val="18"/>
-              </w:rPr>
-              <w:t>Checked naturalWidth &gt; 0 and complete === true for all 7 SVG assets.</w:t>
-            </w:r>
-          </w:p>
-        </w:tc>
-        <w:tc>
-          <w:tcPr>
-            <w:tcW w:type="dxa" w:w="3120"/>
-            <w:shd w:fill="F8FAFC"/>
-            <w:tcMar>
-              <w:top w:w="70" w:type="dxa"/>
-              <w:bottom w:w="70" w:type="dxa"/>
-              <w:left w:w="90" w:type="dxa"/>
-              <w:right w:w="90" w:type="dxa"/>
-            </w:tcMar>
-          </w:tcPr>
-          <w:p>
-            <w:pPr>
-              <w:spacing w:after="0"/>
-            </w:pPr>
-            <w:r>
-              <w:rPr>
-                <w:rFonts w:ascii="Arial" w:hAnsi="Arial"/>
-                <w:b/>
-                <w:color w:val="059669"/>
-                <w:sz w:val="18"/>
-              </w:rPr>
-              <w:t>PASSED (7/7 assets verified)</w:t>
-            </w:r>
-          </w:p>
-        </w:tc>
-      </w:tr>
-      <w:tr>
-        <w:tc>
-          <w:tcPr>
-            <w:tcW w:type="dxa" w:w="3120"/>
-            <w:shd w:fill="FFFFFF"/>
-            <w:tcMar>
-              <w:top w:w="70" w:type="dxa"/>
-              <w:bottom w:w="70" w:type="dxa"/>
-              <w:left w:w="90" w:type="dxa"/>
-              <w:right w:w="90" w:type="dxa"/>
-            </w:tcMar>
-          </w:tcPr>
-          <w:p>
-            <w:pPr>
-              <w:spacing w:after="0"/>
-            </w:pPr>
-            <w:r>
-              <w:rPr>
-                <w:rFonts w:ascii="Arial" w:hAnsi="Arial"/>
-                <w:color w:val="334155"/>
-                <w:sz w:val="18"/>
-              </w:rPr>
-              <w:t>Horizontal Overflow</w:t>
-            </w:r>
-          </w:p>
-        </w:tc>
-        <w:tc>
-          <w:tcPr>
-            <w:tcW w:type="dxa" w:w="3120"/>
-            <w:shd w:fill="FFFFFF"/>
-            <w:tcMar>
-              <w:top w:w="70" w:type="dxa"/>
-              <w:bottom w:w="70" w:type="dxa"/>
-              <w:left w:w="90" w:type="dxa"/>
-              <w:right w:w="90" w:type="dxa"/>
-            </w:tcMar>
-          </w:tcPr>
-          <w:p>
-            <w:pPr>
-              <w:spacing w:after="0"/>
-            </w:pPr>
-            <w:r>
-              <w:rPr>
-                <w:rFonts w:ascii="Arial" w:hAnsi="Arial"/>
-                <w:color w:val="334155"/>
-                <w:sz w:val="18"/>
-              </w:rPr>
-              <w:t>Evaluated document.documentElement.scrollWidth == clientWidth across all viewports.</w:t>
-            </w:r>
-          </w:p>
-        </w:tc>
-        <w:tc>
-          <w:tcPr>
-            <w:tcW w:type="dxa" w:w="3120"/>
-            <w:shd w:fill="FFFFFF"/>
-            <w:tcMar>
-              <w:top w:w="70" w:type="dxa"/>
-              <w:bottom w:w="70" w:type="dxa"/>
-              <w:left w:w="90" w:type="dxa"/>
-              <w:right w:w="90" w:type="dxa"/>
-            </w:tcMar>
-          </w:tcPr>
-          <w:p>
-            <w:pPr>
-              <w:spacing w:after="0"/>
-            </w:pPr>
-            <w:r>
-              <w:rPr>
-                <w:rFonts w:ascii="Arial" w:hAnsi="Arial"/>
-                <w:b/>
-                <w:color w:val="059669"/>
-                <w:sz w:val="18"/>
-              </w:rPr>
-              <w:t>PASSED (Zero overflow detected)</w:t>
-            </w:r>
-          </w:p>
-        </w:tc>
-      </w:tr>
-      <w:tr>
-        <w:tc>
-          <w:tcPr>
-            <w:tcW w:type="dxa" w:w="3120"/>
-            <w:shd w:fill="F8FAFC"/>
-            <w:tcMar>
-              <w:top w:w="70" w:type="dxa"/>
-              <w:bottom w:w="70" w:type="dxa"/>
-              <w:left w:w="90" w:type="dxa"/>
-              <w:right w:w="90" w:type="dxa"/>
-            </w:tcMar>
-          </w:tcPr>
-          <w:p>
-            <w:pPr>
-              <w:spacing w:after="0"/>
-            </w:pPr>
-            <w:r>
-              <w:rPr>
-                <w:rFonts w:ascii="Arial" w:hAnsi="Arial"/>
-                <w:color w:val="334155"/>
-                <w:sz w:val="18"/>
-              </w:rPr>
-              <w:t>Anchor Navigation</w:t>
-            </w:r>
-          </w:p>
-        </w:tc>
-        <w:tc>
-          <w:tcPr>
-            <w:tcW w:type="dxa" w:w="3120"/>
-            <w:shd w:fill="F8FAFC"/>
-            <w:tcMar>
-              <w:top w:w="70" w:type="dxa"/>
-              <w:bottom w:w="70" w:type="dxa"/>
-              <w:left w:w="90" w:type="dxa"/>
-              <w:right w:w="90" w:type="dxa"/>
-            </w:tcMar>
-          </w:tcPr>
-          <w:p>
-            <w:pPr>
-              <w:spacing w:after="0"/>
-            </w:pPr>
-            <w:r>
-              <w:rPr>
-                <w:rFonts w:ascii="Arial" w:hAnsi="Arial"/>
-                <w:color w:val="334155"/>
-                <w:sz w:val="18"/>
-              </w:rPr>
-              <w:t>Verified all 6 anchor links (#overview, #spaces, #amenities...) match valid DOM IDs.</w:t>
-            </w:r>
-          </w:p>
-        </w:tc>
-        <w:tc>
-          <w:tcPr>
-            <w:tcW w:type="dxa" w:w="3120"/>
-            <w:shd w:fill="F8FAFC"/>
-            <w:tcMar>
-              <w:top w:w="70" w:type="dxa"/>
-              <w:bottom w:w="70" w:type="dxa"/>
-              <w:left w:w="90" w:type="dxa"/>
-              <w:right w:w="90" w:type="dxa"/>
-            </w:tcMar>
-          </w:tcPr>
-          <w:p>
-            <w:pPr>
-              <w:spacing w:after="0"/>
-            </w:pPr>
-            <w:r>
-              <w:rPr>
-                <w:rFonts w:ascii="Arial" w:hAnsi="Arial"/>
-                <w:b/>
-                <w:color w:val="059669"/>
-                <w:sz w:val="18"/>
-              </w:rPr>
-              <w:t>PASSED (6/6 targets verified)</w:t>
-            </w:r>
-          </w:p>
-        </w:tc>
-      </w:tr>
-      <w:tr>
-        <w:tc>
-          <w:tcPr>
-            <w:tcW w:type="dxa" w:w="3120"/>
-            <w:shd w:fill="FFFFFF"/>
-            <w:tcMar>
-              <w:top w:w="70" w:type="dxa"/>
-              <w:bottom w:w="70" w:type="dxa"/>
-              <w:left w:w="90" w:type="dxa"/>
-              <w:right w:w="90" w:type="dxa"/>
-            </w:tcMar>
-          </w:tcPr>
-          <w:p>
-            <w:pPr>
-              <w:spacing w:after="0"/>
-            </w:pPr>
-            <w:r>
-              <w:rPr>
-                <w:rFonts w:ascii="Arial" w:hAnsi="Arial"/>
-                <w:color w:val="334155"/>
-                <w:sz w:val="18"/>
-              </w:rPr>
-              <w:t>Mobile Drawer Toggle</w:t>
-            </w:r>
-          </w:p>
-        </w:tc>
-        <w:tc>
-          <w:tcPr>
-            <w:tcW w:type="dxa" w:w="3120"/>
-            <w:shd w:fill="FFFFFF"/>
-            <w:tcMar>
-              <w:top w:w="70" w:type="dxa"/>
-              <w:bottom w:w="70" w:type="dxa"/>
-              <w:left w:w="90" w:type="dxa"/>
-              <w:right w:w="90" w:type="dxa"/>
-            </w:tcMar>
-          </w:tcPr>
-          <w:p>
-            <w:pPr>
-              <w:spacing w:after="0"/>
-            </w:pPr>
-            <w:r>
-              <w:rPr>
-                <w:rFonts w:ascii="Arial" w:hAnsi="Arial"/>
-                <w:color w:val="334155"/>
-                <w:sz w:val="18"/>
-              </w:rPr>
-              <w:t>Simulated hamburger toggle check, verified dropdown visibility, and verified auto-close.</w:t>
-            </w:r>
-          </w:p>
-        </w:tc>
-        <w:tc>
-          <w:tcPr>
-            <w:tcW w:type="dxa" w:w="3120"/>
-            <w:shd w:fill="FFFFFF"/>
-            <w:tcMar>
-              <w:top w:w="70" w:type="dxa"/>
-              <w:bottom w:w="70" w:type="dxa"/>
-              <w:left w:w="90" w:type="dxa"/>
-              <w:right w:w="90" w:type="dxa"/>
-            </w:tcMar>
-          </w:tcPr>
-          <w:p>
-            <w:pPr>
-              <w:spacing w:after="0"/>
-            </w:pPr>
-            <w:r>
-              <w:rPr>
-                <w:rFonts w:ascii="Arial" w:hAnsi="Arial"/>
-                <w:b/>
-                <w:color w:val="059669"/>
-                <w:sz w:val="18"/>
-              </w:rPr>
-              <w:t>PASSED (Operates correctly)</w:t>
-            </w:r>
-          </w:p>
-        </w:tc>
-      </w:tr>
-    </w:tbl>
     <w:p>
       <w:pPr>
-        <w:spacing w:after="160"/>
+        <w:pStyle w:val="ListBullet"/>
+        <w:spacing w:before="0" w:after="50" w:line="276" w:lineRule="auto"/>
       </w:pPr>
+      <w:r>
+        <w:rPr>
+          <w:rFonts w:ascii="Arial" w:hAnsi="Arial"/>
+          <w:b/>
+          <w:color w:val="0F172A"/>
+          <w:sz w:val="19"/>
+        </w:rPr>
+        <w:t xml:space="preserve">Static Form Action: </w:t>
+      </w:r>
+      <w:r>
+        <w:rPr>
+          <w:rFonts w:ascii="Arial" w:hAnsi="Arial"/>
+          <w:color w:val="334155"/>
+          <w:sz w:val="19"/>
+        </w:rPr>
+        <w:t>The tour booking form submits via HTTP GET to #tour-booking as a demonstration. It does not submit to a live backend database or third-party email API.</w:t>
+      </w:r>
+    </w:p>
+    <w:p>
+      <w:pPr>
+        <w:pStyle w:val="ListBullet"/>
+        <w:spacing w:before="0" w:after="50" w:line="276" w:lineRule="auto"/>
+      </w:pPr>
+      <w:r>
+        <w:rPr>
+          <w:rFonts w:ascii="Arial" w:hAnsi="Arial"/>
+          <w:b/>
+          <w:color w:val="0F172A"/>
+          <w:sz w:val="19"/>
+        </w:rPr>
+        <w:t xml:space="preserve">Vector-Only Assets: </w:t>
+      </w:r>
+      <w:r>
+        <w:rPr>
+          <w:rFonts w:ascii="Arial" w:hAnsi="Arial"/>
+          <w:color w:val="334155"/>
+          <w:sz w:val="19"/>
+        </w:rPr>
+        <w:t>All graphics are vector SVGs. While resolution-independent and lightweight, the website does not include compressed raster imagery (WebP/AVIF).</w:t>
+      </w:r>
+    </w:p>
+    <w:p>
+      <w:pPr>
+        <w:spacing w:before="0" w:after="80" w:line="276" w:lineRule="auto"/>
+      </w:pPr>
+      <w:r>
+        <w:rPr>
+          <w:rFonts w:ascii="Arial" w:hAnsi="Arial"/>
+          <w:color w:val="334155"/>
+          <w:sz w:val="20"/>
+        </w:rPr>
+        <w:t>Future Engineering Roadmap:</w:t>
+      </w:r>
+    </w:p>
+    <w:p>
+      <w:pPr>
+        <w:pStyle w:val="ListBullet"/>
+        <w:spacing w:before="0" w:after="50" w:line="276" w:lineRule="auto"/>
+      </w:pPr>
+      <w:r>
+        <w:rPr>
+          <w:rFonts w:ascii="Arial" w:hAnsi="Arial"/>
+          <w:b/>
+          <w:color w:val="0F172A"/>
+          <w:sz w:val="19"/>
+        </w:rPr>
+        <w:t xml:space="preserve">Backend API Integration: </w:t>
+      </w:r>
+      <w:r>
+        <w:rPr>
+          <w:rFonts w:ascii="Arial" w:hAnsi="Arial"/>
+          <w:color w:val="334155"/>
+          <w:sz w:val="19"/>
+        </w:rPr>
+        <w:t>Wire #tour-form to a serverless function (AWS Lambda / Cloudflare Workers) for automated email confirmations.</w:t>
+      </w:r>
+    </w:p>
+    <w:p>
+      <w:pPr>
+        <w:pStyle w:val="ListBullet"/>
+        <w:spacing w:before="0" w:after="50" w:line="276" w:lineRule="auto"/>
+      </w:pPr>
+      <w:r>
+        <w:rPr>
+          <w:rFonts w:ascii="Arial" w:hAnsi="Arial"/>
+          <w:b/>
+          <w:color w:val="0F172A"/>
+          <w:sz w:val="19"/>
+        </w:rPr>
+        <w:t xml:space="preserve">Dark Mode Theme: </w:t>
+      </w:r>
+      <w:r>
+        <w:rPr>
+          <w:rFonts w:ascii="Arial" w:hAnsi="Arial"/>
+          <w:color w:val="334155"/>
+          <w:sz w:val="19"/>
+        </w:rPr>
+        <w:t>Add prefers-color-scheme: dark media query leveraging existing CSS custom properties.</w:t>
+      </w:r>
+    </w:p>
+    <w:p>
+      <w:pPr>
+        <w:pStyle w:val="ListBullet"/>
+        <w:spacing w:before="0" w:after="50" w:line="276" w:lineRule="auto"/>
+      </w:pPr>
+      <w:r>
+        <w:rPr>
+          <w:rFonts w:ascii="Arial" w:hAnsi="Arial"/>
+          <w:b/>
+          <w:color w:val="0F172A"/>
+          <w:sz w:val="19"/>
+        </w:rPr>
+        <w:t xml:space="preserve">Mobile Testimonial Slider: </w:t>
+      </w:r>
+      <w:r>
+        <w:rPr>
+          <w:rFonts w:ascii="Arial" w:hAnsi="Arial"/>
+          <w:color w:val="334155"/>
+          <w:sz w:val="19"/>
+        </w:rPr>
+        <w:t>Introduce an accessible, zero-dependency CSS scroll-snap slider for testimonials on mobile.</w:t>
+      </w:r>
     </w:p>
     <w:p>
       <w:pPr>
@@ -2530,201 +5866,920 @@
           <w:rFonts w:ascii="Arial" w:hAnsi="Arial"/>
           <w:b/>
           <w:color w:val="1E40AF"/>
-          <w:sz w:val="34"/>
+          <w:sz w:val="30"/>
         </w:rPr>
-        <w:t>11. Conclusion and Deliverables Summary</w:t>
+        <w:t>14. Conclusion &amp; Key Competency Outcomes</w:t>
       </w:r>
     </w:p>
     <w:p>
       <w:pPr>
-        <w:spacing w:before="0" w:after="100" w:line="276" w:lineRule="auto"/>
+        <w:spacing w:before="0" w:after="80" w:line="276" w:lineRule="auto"/>
       </w:pPr>
       <w:r>
         <w:rPr>
           <w:rFonts w:ascii="Arial" w:hAnsi="Arial"/>
           <w:color w:val="334155"/>
-          <w:sz w:val="21"/>
+          <w:sz w:val="20"/>
         </w:rPr>
-        <w:t>The Week 1 assignment successfully achieved all frontend requirements for YUVA Intern. The completed project proves that high-performance, accessible, and responsive websites can be crafted using clean semantic HTML5 and modern CSS3 without bulky UI libraries.</w:t>
-      </w:r>
-    </w:p>
-    <w:p>
-      <w:pPr>
-        <w:spacing w:before="0" w:after="100" w:line="276" w:lineRule="auto"/>
-      </w:pPr>
-      <w:r>
-        <w:rPr>
-          <w:rFonts w:ascii="Arial" w:hAnsi="Arial"/>
-          <w:color w:val="334155"/>
-          <w:sz w:val="21"/>
-        </w:rPr>
-        <w:t>All submission files are finalized inside the YUVAA folder:</w:t>
+        <w:t>The Week 1 assignment achieved all required frontend development objectives:</w:t>
       </w:r>
     </w:p>
     <w:p>
       <w:pPr>
         <w:pStyle w:val="ListBullet"/>
-        <w:spacing w:before="0" w:after="60" w:line="276" w:lineRule="auto"/>
+        <w:spacing w:before="0" w:after="50" w:line="276" w:lineRule="auto"/>
       </w:pPr>
       <w:r>
         <w:rPr>
           <w:rFonts w:ascii="Arial" w:hAnsi="Arial"/>
           <w:b/>
           <w:color w:val="0F172A"/>
-          <w:sz w:val="20"/>
+          <w:sz w:val="19"/>
         </w:rPr>
-        <w:t xml:space="preserve">1. Webpage: </w:t>
+        <w:t xml:space="preserve">Design Integrity: </w:t>
       </w:r>
       <w:r>
         <w:rPr>
           <w:rFonts w:ascii="Arial" w:hAnsi="Arial"/>
           <w:color w:val="334155"/>
-          <w:sz w:val="20"/>
+          <w:sz w:val="19"/>
         </w:rPr>
-        <w:t>index.html — Complete semantic HTML5 webpage.</w:t>
+        <w:t>The finished static webpage faithfully implements the visual hierarchy and component layouts established in wireframe.svg.</w:t>
       </w:r>
     </w:p>
     <w:p>
       <w:pPr>
         <w:pStyle w:val="ListBullet"/>
-        <w:spacing w:before="0" w:after="60" w:line="276" w:lineRule="auto"/>
+        <w:spacing w:before="0" w:after="50" w:line="276" w:lineRule="auto"/>
       </w:pPr>
       <w:r>
         <w:rPr>
           <w:rFonts w:ascii="Arial" w:hAnsi="Arial"/>
           <w:b/>
           <w:color w:val="0F172A"/>
-          <w:sz w:val="20"/>
+          <w:sz w:val="19"/>
         </w:rPr>
-        <w:t xml:space="preserve">2. Stylesheet: </w:t>
+        <w:t xml:space="preserve">Clean Frontend Standards: </w:t>
       </w:r>
       <w:r>
         <w:rPr>
           <w:rFonts w:ascii="Arial" w:hAnsi="Arial"/>
           <w:color w:val="334155"/>
-          <w:sz w:val="20"/>
+          <w:sz w:val="19"/>
         </w:rPr>
-        <w:t>style.css — Modular stylesheet with design tokens and media queries.</w:t>
+        <w:t>Built using 100% semantic HTML5 and modular CSS3 without relying on third-party frameworks or bulky client-side JavaScript.</w:t>
       </w:r>
     </w:p>
     <w:p>
       <w:pPr>
         <w:pStyle w:val="ListBullet"/>
-        <w:spacing w:before="0" w:after="60" w:line="276" w:lineRule="auto"/>
+        <w:spacing w:before="0" w:after="50" w:line="276" w:lineRule="auto"/>
       </w:pPr>
       <w:r>
         <w:rPr>
           <w:rFonts w:ascii="Arial" w:hAnsi="Arial"/>
           <w:b/>
           <w:color w:val="0F172A"/>
-          <w:sz w:val="20"/>
+          <w:sz w:val="19"/>
         </w:rPr>
-        <w:t xml:space="preserve">3. Wireframe: </w:t>
+        <w:t xml:space="preserve">Responsive Execution: </w:t>
       </w:r>
       <w:r>
         <w:rPr>
           <w:rFonts w:ascii="Arial" w:hAnsi="Arial"/>
           <w:color w:val="334155"/>
-          <w:sz w:val="20"/>
+          <w:sz w:val="19"/>
         </w:rPr>
-        <w:t>wireframe.svg — Original desktop and mobile low-fidelity wireframe.</w:t>
+        <w:t>Formally validated across four standard viewports (375px, 768px, 1024px, 1440px) with zero horizontal scroll overflow.</w:t>
       </w:r>
     </w:p>
     <w:p>
       <w:pPr>
         <w:pStyle w:val="ListBullet"/>
-        <w:spacing w:before="0" w:after="60" w:line="276" w:lineRule="auto"/>
+        <w:spacing w:before="0" w:after="50" w:line="276" w:lineRule="auto"/>
       </w:pPr>
       <w:r>
         <w:rPr>
           <w:rFonts w:ascii="Arial" w:hAnsi="Arial"/>
           <w:b/>
           <w:color w:val="0F172A"/>
-          <w:sz w:val="20"/>
+          <w:sz w:val="19"/>
         </w:rPr>
-        <w:t xml:space="preserve">4. Report (MD): </w:t>
+        <w:t xml:space="preserve">Verifiable Quality: </w:t>
       </w:r>
       <w:r>
         <w:rPr>
           <w:rFonts w:ascii="Arial" w:hAnsi="Arial"/>
           <w:color w:val="334155"/>
-          <w:sz w:val="20"/>
+          <w:sz w:val="19"/>
         </w:rPr>
-        <w:t>report.md — Comprehensive markdown internship report.</w:t>
+        <w:t>Supported by concrete code examples, quantifiable metrics, and automated browser test artifacts.</w:t>
       </w:r>
     </w:p>
     <w:p>
       <w:pPr>
-        <w:pStyle w:val="ListBullet"/>
-        <w:spacing w:before="0" w:after="60" w:line="276" w:lineRule="auto"/>
+        <w:pStyle w:val="Heading1"/>
+        <w:keepNext/>
+        <w:spacing w:before="360" w:after="120"/>
       </w:pPr>
       <w:r>
         <w:rPr>
           <w:rFonts w:ascii="Arial" w:hAnsi="Arial"/>
           <w:b/>
-          <w:color w:val="0F172A"/>
-          <w:sz w:val="20"/>
+          <w:color w:val="1E40AF"/>
+          <w:sz w:val="30"/>
         </w:rPr>
-        <w:t xml:space="preserve">5. Report (PDF): </w:t>
-      </w:r>
-      <w:r>
-        <w:rPr>
-          <w:rFonts w:ascii="Arial" w:hAnsi="Arial"/>
-          <w:color w:val="334155"/>
-          <w:sz w:val="20"/>
-        </w:rPr>
-        <w:t>report.pdf — Compiled PDF report with page formatting.</w:t>
+        <w:t>15. Complete Project File Inventory</w:t>
       </w:r>
     </w:p>
-    <w:p>
-      <w:pPr>
-        <w:pStyle w:val="ListBullet"/>
-        <w:spacing w:before="0" w:after="60" w:line="276" w:lineRule="auto"/>
-      </w:pPr>
-      <w:r>
-        <w:rPr>
-          <w:rFonts w:ascii="Arial" w:hAnsi="Arial"/>
-          <w:b/>
-          <w:color w:val="0F172A"/>
-          <w:sz w:val="20"/>
-        </w:rPr>
-        <w:t xml:space="preserve">6. Report (DOCX): </w:t>
-      </w:r>
-      <w:r>
-        <w:rPr>
-          <w:rFonts w:ascii="Arial" w:hAnsi="Arial"/>
-          <w:color w:val="334155"/>
-          <w:sz w:val="20"/>
-        </w:rPr>
-        <w:t>report.docx — Official Microsoft Word submission document.</w:t>
-      </w:r>
-    </w:p>
-    <w:p>
-      <w:pPr>
-        <w:pStyle w:val="ListBullet"/>
-        <w:spacing w:before="0" w:after="60" w:line="276" w:lineRule="auto"/>
-      </w:pPr>
-      <w:r>
-        <w:rPr>
-          <w:rFonts w:ascii="Arial" w:hAnsi="Arial"/>
-          <w:b/>
-          <w:color w:val="0F172A"/>
-          <w:sz w:val="20"/>
-        </w:rPr>
-        <w:t xml:space="preserve">7. Assets Directory: </w:t>
-      </w:r>
-      <w:r>
-        <w:rPr>
-          <w:rFonts w:ascii="Arial" w:hAnsi="Arial"/>
-          <w:color w:val="334155"/>
-          <w:sz w:val="20"/>
-        </w:rPr>
-        <w:t>assets/ — 7 local vector SVG illustrations and testimonial avatars.</w:t>
-      </w:r>
-    </w:p>
+    <w:tbl>
+      <w:tblPr>
+        <w:tblW w:type="auto" w:w="0"/>
+        <w:jc w:val="center"/>
+        <w:tblLook w:firstColumn="1" w:firstRow="1" w:lastColumn="0" w:lastRow="0" w:noHBand="0" w:noVBand="1" w:val="04A0"/>
+      </w:tblPr>
+      <w:tblGrid>
+        <w:gridCol w:w="3216"/>
+        <w:gridCol w:w="3216"/>
+        <w:gridCol w:w="3216"/>
+      </w:tblGrid>
+      <w:tr>
+        <w:tc>
+          <w:tcPr>
+            <w:tcW w:type="dxa" w:w="3216"/>
+            <w:shd w:fill="1E40AF"/>
+            <w:tcMar>
+              <w:top w:w="60" w:type="dxa"/>
+              <w:bottom w:w="60" w:type="dxa"/>
+              <w:left w:w="80" w:type="dxa"/>
+              <w:right w:w="80" w:type="dxa"/>
+            </w:tcMar>
+          </w:tcPr>
+          <w:p>
+            <w:pPr>
+              <w:spacing w:after="0"/>
+            </w:pPr>
+            <w:r>
+              <w:rPr>
+                <w:rFonts w:ascii="Arial" w:hAnsi="Arial"/>
+                <w:b/>
+                <w:color w:val="FFFFFF"/>
+                <w:sz w:val="17"/>
+              </w:rPr>
+              <w:t>File / Folder Name</w:t>
+            </w:r>
+          </w:p>
+        </w:tc>
+        <w:tc>
+          <w:tcPr>
+            <w:tcW w:type="dxa" w:w="3216"/>
+            <w:shd w:fill="1E40AF"/>
+            <w:tcMar>
+              <w:top w:w="60" w:type="dxa"/>
+              <w:bottom w:w="60" w:type="dxa"/>
+              <w:left w:w="80" w:type="dxa"/>
+              <w:right w:w="80" w:type="dxa"/>
+            </w:tcMar>
+          </w:tcPr>
+          <w:p>
+            <w:pPr>
+              <w:spacing w:after="0"/>
+            </w:pPr>
+            <w:r>
+              <w:rPr>
+                <w:rFonts w:ascii="Arial" w:hAnsi="Arial"/>
+                <w:b/>
+                <w:color w:val="FFFFFF"/>
+                <w:sz w:val="17"/>
+              </w:rPr>
+              <w:t>Size / Line Count</w:t>
+            </w:r>
+          </w:p>
+        </w:tc>
+        <w:tc>
+          <w:tcPr>
+            <w:tcW w:type="dxa" w:w="3216"/>
+            <w:shd w:fill="1E40AF"/>
+            <w:tcMar>
+              <w:top w:w="60" w:type="dxa"/>
+              <w:bottom w:w="60" w:type="dxa"/>
+              <w:left w:w="80" w:type="dxa"/>
+              <w:right w:w="80" w:type="dxa"/>
+            </w:tcMar>
+          </w:tcPr>
+          <w:p>
+            <w:pPr>
+              <w:spacing w:after="0"/>
+            </w:pPr>
+            <w:r>
+              <w:rPr>
+                <w:rFonts w:ascii="Arial" w:hAnsi="Arial"/>
+                <w:b/>
+                <w:color w:val="FFFFFF"/>
+                <w:sz w:val="17"/>
+              </w:rPr>
+              <w:t>Description &amp; Purpose</w:t>
+            </w:r>
+          </w:p>
+        </w:tc>
+      </w:tr>
+      <w:tr>
+        <w:tc>
+          <w:tcPr>
+            <w:tcW w:type="dxa" w:w="3216"/>
+            <w:shd w:fill="FFFFFF"/>
+            <w:tcMar>
+              <w:top w:w="50" w:type="dxa"/>
+              <w:bottom w:w="50" w:type="dxa"/>
+              <w:left w:w="70" w:type="dxa"/>
+              <w:right w:w="70" w:type="dxa"/>
+            </w:tcMar>
+          </w:tcPr>
+          <w:p>
+            <w:pPr>
+              <w:spacing w:after="0"/>
+            </w:pPr>
+            <w:r>
+              <w:rPr>
+                <w:rFonts w:ascii="Arial" w:hAnsi="Arial"/>
+                <w:color w:val="334155"/>
+                <w:sz w:val="17"/>
+              </w:rPr>
+              <w:t>index.html</w:t>
+            </w:r>
+          </w:p>
+        </w:tc>
+        <w:tc>
+          <w:tcPr>
+            <w:tcW w:type="dxa" w:w="3216"/>
+            <w:shd w:fill="FFFFFF"/>
+            <w:tcMar>
+              <w:top w:w="50" w:type="dxa"/>
+              <w:bottom w:w="50" w:type="dxa"/>
+              <w:left w:w="70" w:type="dxa"/>
+              <w:right w:w="70" w:type="dxa"/>
+            </w:tcMar>
+          </w:tcPr>
+          <w:p>
+            <w:pPr>
+              <w:spacing w:after="0"/>
+            </w:pPr>
+            <w:r>
+              <w:rPr>
+                <w:rFonts w:ascii="Arial" w:hAnsi="Arial"/>
+                <w:color w:val="334155"/>
+                <w:sz w:val="17"/>
+              </w:rPr>
+              <w:t>648 lines, 33,740 B</w:t>
+            </w:r>
+          </w:p>
+        </w:tc>
+        <w:tc>
+          <w:tcPr>
+            <w:tcW w:type="dxa" w:w="3216"/>
+            <w:shd w:fill="FFFFFF"/>
+            <w:tcMar>
+              <w:top w:w="50" w:type="dxa"/>
+              <w:bottom w:w="50" w:type="dxa"/>
+              <w:left w:w="70" w:type="dxa"/>
+              <w:right w:w="70" w:type="dxa"/>
+            </w:tcMar>
+          </w:tcPr>
+          <w:p>
+            <w:pPr>
+              <w:spacing w:after="0"/>
+            </w:pPr>
+            <w:r>
+              <w:rPr>
+                <w:rFonts w:ascii="Arial" w:hAnsi="Arial"/>
+                <w:color w:val="334155"/>
+                <w:sz w:val="17"/>
+              </w:rPr>
+              <w:t>Complete semantic HTML5 webpage with landmark elements and form.</w:t>
+            </w:r>
+          </w:p>
+        </w:tc>
+      </w:tr>
+      <w:tr>
+        <w:tc>
+          <w:tcPr>
+            <w:tcW w:type="dxa" w:w="3216"/>
+            <w:shd w:fill="F8FAFC"/>
+            <w:tcMar>
+              <w:top w:w="50" w:type="dxa"/>
+              <w:bottom w:w="50" w:type="dxa"/>
+              <w:left w:w="70" w:type="dxa"/>
+              <w:right w:w="70" w:type="dxa"/>
+            </w:tcMar>
+          </w:tcPr>
+          <w:p>
+            <w:pPr>
+              <w:spacing w:after="0"/>
+            </w:pPr>
+            <w:r>
+              <w:rPr>
+                <w:rFonts w:ascii="Arial" w:hAnsi="Arial"/>
+                <w:color w:val="334155"/>
+                <w:sz w:val="17"/>
+              </w:rPr>
+              <w:t>style.css</w:t>
+            </w:r>
+          </w:p>
+        </w:tc>
+        <w:tc>
+          <w:tcPr>
+            <w:tcW w:type="dxa" w:w="3216"/>
+            <w:shd w:fill="F8FAFC"/>
+            <w:tcMar>
+              <w:top w:w="50" w:type="dxa"/>
+              <w:bottom w:w="50" w:type="dxa"/>
+              <w:left w:w="70" w:type="dxa"/>
+              <w:right w:w="70" w:type="dxa"/>
+            </w:tcMar>
+          </w:tcPr>
+          <w:p>
+            <w:pPr>
+              <w:spacing w:after="0"/>
+            </w:pPr>
+            <w:r>
+              <w:rPr>
+                <w:rFonts w:ascii="Arial" w:hAnsi="Arial"/>
+                <w:color w:val="334155"/>
+                <w:sz w:val="17"/>
+              </w:rPr>
+              <w:t>1,479 lines, 30,802 B</w:t>
+            </w:r>
+          </w:p>
+        </w:tc>
+        <w:tc>
+          <w:tcPr>
+            <w:tcW w:type="dxa" w:w="3216"/>
+            <w:shd w:fill="F8FAFC"/>
+            <w:tcMar>
+              <w:top w:w="50" w:type="dxa"/>
+              <w:bottom w:w="50" w:type="dxa"/>
+              <w:left w:w="70" w:type="dxa"/>
+              <w:right w:w="70" w:type="dxa"/>
+            </w:tcMar>
+          </w:tcPr>
+          <w:p>
+            <w:pPr>
+              <w:spacing w:after="0"/>
+            </w:pPr>
+            <w:r>
+              <w:rPr>
+                <w:rFonts w:ascii="Arial" w:hAnsi="Arial"/>
+                <w:color w:val="334155"/>
+                <w:sz w:val="17"/>
+              </w:rPr>
+              <w:t>Complete CSS3 stylesheet with 50 design tokens and 4 media queries.</w:t>
+            </w:r>
+          </w:p>
+        </w:tc>
+      </w:tr>
+      <w:tr>
+        <w:tc>
+          <w:tcPr>
+            <w:tcW w:type="dxa" w:w="3216"/>
+            <w:shd w:fill="FFFFFF"/>
+            <w:tcMar>
+              <w:top w:w="50" w:type="dxa"/>
+              <w:bottom w:w="50" w:type="dxa"/>
+              <w:left w:w="70" w:type="dxa"/>
+              <w:right w:w="70" w:type="dxa"/>
+            </w:tcMar>
+          </w:tcPr>
+          <w:p>
+            <w:pPr>
+              <w:spacing w:after="0"/>
+            </w:pPr>
+            <w:r>
+              <w:rPr>
+                <w:rFonts w:ascii="Arial" w:hAnsi="Arial"/>
+                <w:color w:val="334155"/>
+                <w:sz w:val="17"/>
+              </w:rPr>
+              <w:t>wireframe.svg</w:t>
+            </w:r>
+          </w:p>
+        </w:tc>
+        <w:tc>
+          <w:tcPr>
+            <w:tcW w:type="dxa" w:w="3216"/>
+            <w:shd w:fill="FFFFFF"/>
+            <w:tcMar>
+              <w:top w:w="50" w:type="dxa"/>
+              <w:bottom w:w="50" w:type="dxa"/>
+              <w:left w:w="70" w:type="dxa"/>
+              <w:right w:w="70" w:type="dxa"/>
+            </w:tcMar>
+          </w:tcPr>
+          <w:p>
+            <w:pPr>
+              <w:spacing w:after="0"/>
+            </w:pPr>
+            <w:r>
+              <w:rPr>
+                <w:rFonts w:ascii="Arial" w:hAnsi="Arial"/>
+                <w:color w:val="334155"/>
+                <w:sz w:val="17"/>
+              </w:rPr>
+              <w:t>31,300 B</w:t>
+            </w:r>
+          </w:p>
+        </w:tc>
+        <w:tc>
+          <w:tcPr>
+            <w:tcW w:type="dxa" w:w="3216"/>
+            <w:shd w:fill="FFFFFF"/>
+            <w:tcMar>
+              <w:top w:w="50" w:type="dxa"/>
+              <w:bottom w:w="50" w:type="dxa"/>
+              <w:left w:w="70" w:type="dxa"/>
+              <w:right w:w="70" w:type="dxa"/>
+            </w:tcMar>
+          </w:tcPr>
+          <w:p>
+            <w:pPr>
+              <w:spacing w:after="0"/>
+            </w:pPr>
+            <w:r>
+              <w:rPr>
+                <w:rFonts w:ascii="Arial" w:hAnsi="Arial"/>
+                <w:color w:val="334155"/>
+                <w:sz w:val="17"/>
+              </w:rPr>
+              <w:t>Dual-viewport low-fidelity vector wireframe (Desktop &amp; Mobile).</w:t>
+            </w:r>
+          </w:p>
+        </w:tc>
+      </w:tr>
+      <w:tr>
+        <w:tc>
+          <w:tcPr>
+            <w:tcW w:type="dxa" w:w="3216"/>
+            <w:shd w:fill="F8FAFC"/>
+            <w:tcMar>
+              <w:top w:w="50" w:type="dxa"/>
+              <w:bottom w:w="50" w:type="dxa"/>
+              <w:left w:w="70" w:type="dxa"/>
+              <w:right w:w="70" w:type="dxa"/>
+            </w:tcMar>
+          </w:tcPr>
+          <w:p>
+            <w:pPr>
+              <w:spacing w:after="0"/>
+            </w:pPr>
+            <w:r>
+              <w:rPr>
+                <w:rFonts w:ascii="Arial" w:hAnsi="Arial"/>
+                <w:color w:val="334155"/>
+                <w:sz w:val="17"/>
+              </w:rPr>
+              <w:t>report.docx</w:t>
+            </w:r>
+          </w:p>
+        </w:tc>
+        <w:tc>
+          <w:tcPr>
+            <w:tcW w:type="dxa" w:w="3216"/>
+            <w:shd w:fill="F8FAFC"/>
+            <w:tcMar>
+              <w:top w:w="50" w:type="dxa"/>
+              <w:bottom w:w="50" w:type="dxa"/>
+              <w:left w:w="70" w:type="dxa"/>
+              <w:right w:w="70" w:type="dxa"/>
+            </w:tcMar>
+          </w:tcPr>
+          <w:p>
+            <w:pPr>
+              <w:spacing w:after="0"/>
+            </w:pPr>
+            <w:r>
+              <w:rPr>
+                <w:rFonts w:ascii="Arial" w:hAnsi="Arial"/>
+                <w:color w:val="334155"/>
+                <w:sz w:val="17"/>
+              </w:rPr>
+              <w:t>~330 KB</w:t>
+            </w:r>
+          </w:p>
+        </w:tc>
+        <w:tc>
+          <w:tcPr>
+            <w:tcW w:type="dxa" w:w="3216"/>
+            <w:shd w:fill="F8FAFC"/>
+            <w:tcMar>
+              <w:top w:w="50" w:type="dxa"/>
+              <w:bottom w:w="50" w:type="dxa"/>
+              <w:left w:w="70" w:type="dxa"/>
+              <w:right w:w="70" w:type="dxa"/>
+            </w:tcMar>
+          </w:tcPr>
+          <w:p>
+            <w:pPr>
+              <w:spacing w:after="0"/>
+            </w:pPr>
+            <w:r>
+              <w:rPr>
+                <w:rFonts w:ascii="Arial" w:hAnsi="Arial"/>
+                <w:color w:val="334155"/>
+                <w:sz w:val="17"/>
+              </w:rPr>
+              <w:t>Official Microsoft Word submission report with embedded screenshots.</w:t>
+            </w:r>
+          </w:p>
+        </w:tc>
+      </w:tr>
+      <w:tr>
+        <w:tc>
+          <w:tcPr>
+            <w:tcW w:type="dxa" w:w="3216"/>
+            <w:shd w:fill="FFFFFF"/>
+            <w:tcMar>
+              <w:top w:w="50" w:type="dxa"/>
+              <w:bottom w:w="50" w:type="dxa"/>
+              <w:left w:w="70" w:type="dxa"/>
+              <w:right w:w="70" w:type="dxa"/>
+            </w:tcMar>
+          </w:tcPr>
+          <w:p>
+            <w:pPr>
+              <w:spacing w:after="0"/>
+            </w:pPr>
+            <w:r>
+              <w:rPr>
+                <w:rFonts w:ascii="Arial" w:hAnsi="Arial"/>
+                <w:color w:val="334155"/>
+                <w:sz w:val="17"/>
+              </w:rPr>
+              <w:t>report.pdf</w:t>
+            </w:r>
+          </w:p>
+        </w:tc>
+        <w:tc>
+          <w:tcPr>
+            <w:tcW w:type="dxa" w:w="3216"/>
+            <w:shd w:fill="FFFFFF"/>
+            <w:tcMar>
+              <w:top w:w="50" w:type="dxa"/>
+              <w:bottom w:w="50" w:type="dxa"/>
+              <w:left w:w="70" w:type="dxa"/>
+              <w:right w:w="70" w:type="dxa"/>
+            </w:tcMar>
+          </w:tcPr>
+          <w:p>
+            <w:pPr>
+              <w:spacing w:after="0"/>
+            </w:pPr>
+            <w:r>
+              <w:rPr>
+                <w:rFonts w:ascii="Arial" w:hAnsi="Arial"/>
+                <w:color w:val="334155"/>
+                <w:sz w:val="17"/>
+              </w:rPr>
+              <w:t>564,372 B</w:t>
+            </w:r>
+          </w:p>
+        </w:tc>
+        <w:tc>
+          <w:tcPr>
+            <w:tcW w:type="dxa" w:w="3216"/>
+            <w:shd w:fill="FFFFFF"/>
+            <w:tcMar>
+              <w:top w:w="50" w:type="dxa"/>
+              <w:bottom w:w="50" w:type="dxa"/>
+              <w:left w:w="70" w:type="dxa"/>
+              <w:right w:w="70" w:type="dxa"/>
+            </w:tcMar>
+          </w:tcPr>
+          <w:p>
+            <w:pPr>
+              <w:spacing w:after="0"/>
+            </w:pPr>
+            <w:r>
+              <w:rPr>
+                <w:rFonts w:ascii="Arial" w:hAnsi="Arial"/>
+                <w:color w:val="334155"/>
+                <w:sz w:val="17"/>
+              </w:rPr>
+              <w:t>Compiled Adobe PDF technical report.</w:t>
+            </w:r>
+          </w:p>
+        </w:tc>
+      </w:tr>
+      <w:tr>
+        <w:tc>
+          <w:tcPr>
+            <w:tcW w:type="dxa" w:w="3216"/>
+            <w:shd w:fill="F8FAFC"/>
+            <w:tcMar>
+              <w:top w:w="50" w:type="dxa"/>
+              <w:bottom w:w="50" w:type="dxa"/>
+              <w:left w:w="70" w:type="dxa"/>
+              <w:right w:w="70" w:type="dxa"/>
+            </w:tcMar>
+          </w:tcPr>
+          <w:p>
+            <w:pPr>
+              <w:spacing w:after="0"/>
+            </w:pPr>
+            <w:r>
+              <w:rPr>
+                <w:rFonts w:ascii="Arial" w:hAnsi="Arial"/>
+                <w:color w:val="334155"/>
+                <w:sz w:val="17"/>
+              </w:rPr>
+              <w:t>report.md</w:t>
+            </w:r>
+          </w:p>
+        </w:tc>
+        <w:tc>
+          <w:tcPr>
+            <w:tcW w:type="dxa" w:w="3216"/>
+            <w:shd w:fill="F8FAFC"/>
+            <w:tcMar>
+              <w:top w:w="50" w:type="dxa"/>
+              <w:bottom w:w="50" w:type="dxa"/>
+              <w:left w:w="70" w:type="dxa"/>
+              <w:right w:w="70" w:type="dxa"/>
+            </w:tcMar>
+          </w:tcPr>
+          <w:p>
+            <w:pPr>
+              <w:spacing w:after="0"/>
+            </w:pPr>
+            <w:r>
+              <w:rPr>
+                <w:rFonts w:ascii="Arial" w:hAnsi="Arial"/>
+                <w:color w:val="334155"/>
+                <w:sz w:val="17"/>
+              </w:rPr>
+              <w:t>23,500 B</w:t>
+            </w:r>
+          </w:p>
+        </w:tc>
+        <w:tc>
+          <w:tcPr>
+            <w:tcW w:type="dxa" w:w="3216"/>
+            <w:shd w:fill="F8FAFC"/>
+            <w:tcMar>
+              <w:top w:w="50" w:type="dxa"/>
+              <w:bottom w:w="50" w:type="dxa"/>
+              <w:left w:w="70" w:type="dxa"/>
+              <w:right w:w="70" w:type="dxa"/>
+            </w:tcMar>
+          </w:tcPr>
+          <w:p>
+            <w:pPr>
+              <w:spacing w:after="0"/>
+            </w:pPr>
+            <w:r>
+              <w:rPr>
+                <w:rFonts w:ascii="Arial" w:hAnsi="Arial"/>
+                <w:color w:val="334155"/>
+                <w:sz w:val="17"/>
+              </w:rPr>
+              <w:t>Technical markdown report with complete code snippets and test logs.</w:t>
+            </w:r>
+          </w:p>
+        </w:tc>
+      </w:tr>
+      <w:tr>
+        <w:tc>
+          <w:tcPr>
+            <w:tcW w:type="dxa" w:w="3216"/>
+            <w:shd w:fill="FFFFFF"/>
+            <w:tcMar>
+              <w:top w:w="50" w:type="dxa"/>
+              <w:bottom w:w="50" w:type="dxa"/>
+              <w:left w:w="70" w:type="dxa"/>
+              <w:right w:w="70" w:type="dxa"/>
+            </w:tcMar>
+          </w:tcPr>
+          <w:p>
+            <w:pPr>
+              <w:spacing w:after="0"/>
+            </w:pPr>
+            <w:r>
+              <w:rPr>
+                <w:rFonts w:ascii="Arial" w:hAnsi="Arial"/>
+                <w:color w:val="334155"/>
+                <w:sz w:val="17"/>
+              </w:rPr>
+              <w:t>assets/</w:t>
+            </w:r>
+          </w:p>
+        </w:tc>
+        <w:tc>
+          <w:tcPr>
+            <w:tcW w:type="dxa" w:w="3216"/>
+            <w:shd w:fill="FFFFFF"/>
+            <w:tcMar>
+              <w:top w:w="50" w:type="dxa"/>
+              <w:bottom w:w="50" w:type="dxa"/>
+              <w:left w:w="70" w:type="dxa"/>
+              <w:right w:w="70" w:type="dxa"/>
+            </w:tcMar>
+          </w:tcPr>
+          <w:p>
+            <w:pPr>
+              <w:spacing w:after="0"/>
+            </w:pPr>
+            <w:r>
+              <w:rPr>
+                <w:rFonts w:ascii="Arial" w:hAnsi="Arial"/>
+                <w:color w:val="334155"/>
+                <w:sz w:val="17"/>
+              </w:rPr>
+              <w:t>7 files, 17,082 B total</w:t>
+            </w:r>
+          </w:p>
+        </w:tc>
+        <w:tc>
+          <w:tcPr>
+            <w:tcW w:type="dxa" w:w="3216"/>
+            <w:shd w:fill="FFFFFF"/>
+            <w:tcMar>
+              <w:top w:w="50" w:type="dxa"/>
+              <w:bottom w:w="50" w:type="dxa"/>
+              <w:left w:w="70" w:type="dxa"/>
+              <w:right w:w="70" w:type="dxa"/>
+            </w:tcMar>
+          </w:tcPr>
+          <w:p>
+            <w:pPr>
+              <w:spacing w:after="0"/>
+            </w:pPr>
+            <w:r>
+              <w:rPr>
+                <w:rFonts w:ascii="Arial" w:hAnsi="Arial"/>
+                <w:color w:val="334155"/>
+                <w:sz w:val="17"/>
+              </w:rPr>
+              <w:t>Directory containing custom SVG illustrations and testimonial avatars.</w:t>
+            </w:r>
+          </w:p>
+        </w:tc>
+      </w:tr>
+      <w:tr>
+        <w:tc>
+          <w:tcPr>
+            <w:tcW w:type="dxa" w:w="3216"/>
+            <w:shd w:fill="F8FAFC"/>
+            <w:tcMar>
+              <w:top w:w="50" w:type="dxa"/>
+              <w:bottom w:w="50" w:type="dxa"/>
+              <w:left w:w="70" w:type="dxa"/>
+              <w:right w:w="70" w:type="dxa"/>
+            </w:tcMar>
+          </w:tcPr>
+          <w:p>
+            <w:pPr>
+              <w:spacing w:after="0"/>
+            </w:pPr>
+            <w:r>
+              <w:rPr>
+                <w:rFonts w:ascii="Arial" w:hAnsi="Arial"/>
+                <w:color w:val="334155"/>
+                <w:sz w:val="17"/>
+              </w:rPr>
+              <w:t>test_previews/</w:t>
+            </w:r>
+          </w:p>
+        </w:tc>
+        <w:tc>
+          <w:tcPr>
+            <w:tcW w:type="dxa" w:w="3216"/>
+            <w:shd w:fill="F8FAFC"/>
+            <w:tcMar>
+              <w:top w:w="50" w:type="dxa"/>
+              <w:bottom w:w="50" w:type="dxa"/>
+              <w:left w:w="70" w:type="dxa"/>
+              <w:right w:w="70" w:type="dxa"/>
+            </w:tcMar>
+          </w:tcPr>
+          <w:p>
+            <w:pPr>
+              <w:spacing w:after="0"/>
+            </w:pPr>
+            <w:r>
+              <w:rPr>
+                <w:rFonts w:ascii="Arial" w:hAnsi="Arial"/>
+                <w:color w:val="334155"/>
+                <w:sz w:val="17"/>
+              </w:rPr>
+              <w:t>9 files, 2.2 MB total</w:t>
+            </w:r>
+          </w:p>
+        </w:tc>
+        <w:tc>
+          <w:tcPr>
+            <w:tcW w:type="dxa" w:w="3216"/>
+            <w:shd w:fill="F8FAFC"/>
+            <w:tcMar>
+              <w:top w:w="50" w:type="dxa"/>
+              <w:bottom w:w="50" w:type="dxa"/>
+              <w:left w:w="70" w:type="dxa"/>
+              <w:right w:w="70" w:type="dxa"/>
+            </w:tcMar>
+          </w:tcPr>
+          <w:p>
+            <w:pPr>
+              <w:spacing w:after="0"/>
+            </w:pPr>
+            <w:r>
+              <w:rPr>
+                <w:rFonts w:ascii="Arial" w:hAnsi="Arial"/>
+                <w:color w:val="334155"/>
+                <w:sz w:val="17"/>
+              </w:rPr>
+              <w:t>Directory containing cross-viewport PNG screenshots and test summary.</w:t>
+            </w:r>
+          </w:p>
+        </w:tc>
+      </w:tr>
+      <w:tr>
+        <w:tc>
+          <w:tcPr>
+            <w:tcW w:type="dxa" w:w="3216"/>
+            <w:shd w:fill="FFFFFF"/>
+            <w:tcMar>
+              <w:top w:w="50" w:type="dxa"/>
+              <w:bottom w:w="50" w:type="dxa"/>
+              <w:left w:w="70" w:type="dxa"/>
+              <w:right w:w="70" w:type="dxa"/>
+            </w:tcMar>
+          </w:tcPr>
+          <w:p>
+            <w:pPr>
+              <w:spacing w:after="0"/>
+            </w:pPr>
+            <w:r>
+              <w:rPr>
+                <w:rFonts w:ascii="Arial" w:hAnsi="Arial"/>
+                <w:color w:val="334155"/>
+                <w:sz w:val="17"/>
+              </w:rPr>
+              <w:t>README.md</w:t>
+            </w:r>
+          </w:p>
+        </w:tc>
+        <w:tc>
+          <w:tcPr>
+            <w:tcW w:type="dxa" w:w="3216"/>
+            <w:shd w:fill="FFFFFF"/>
+            <w:tcMar>
+              <w:top w:w="50" w:type="dxa"/>
+              <w:bottom w:w="50" w:type="dxa"/>
+              <w:left w:w="70" w:type="dxa"/>
+              <w:right w:w="70" w:type="dxa"/>
+            </w:tcMar>
+          </w:tcPr>
+          <w:p>
+            <w:pPr>
+              <w:spacing w:after="0"/>
+            </w:pPr>
+            <w:r>
+              <w:rPr>
+                <w:rFonts w:ascii="Arial" w:hAnsi="Arial"/>
+                <w:color w:val="334155"/>
+                <w:sz w:val="17"/>
+              </w:rPr>
+              <w:t>2,850 B</w:t>
+            </w:r>
+          </w:p>
+        </w:tc>
+        <w:tc>
+          <w:tcPr>
+            <w:tcW w:type="dxa" w:w="3216"/>
+            <w:shd w:fill="FFFFFF"/>
+            <w:tcMar>
+              <w:top w:w="50" w:type="dxa"/>
+              <w:bottom w:w="50" w:type="dxa"/>
+              <w:left w:w="70" w:type="dxa"/>
+              <w:right w:w="70" w:type="dxa"/>
+            </w:tcMar>
+          </w:tcPr>
+          <w:p>
+            <w:pPr>
+              <w:spacing w:after="0"/>
+            </w:pPr>
+            <w:r>
+              <w:rPr>
+                <w:rFonts w:ascii="Arial" w:hAnsi="Arial"/>
+                <w:color w:val="334155"/>
+                <w:sz w:val="17"/>
+              </w:rPr>
+              <w:t>Project documentation, architecture breakdown, and local run guide.</w:t>
+            </w:r>
+          </w:p>
+        </w:tc>
+      </w:tr>
+    </w:tbl>
     <w:sectPr>
       <w:pgSz w:w="12240" w:h="15840"/>
-      <w:pgMar w:top="1440" w:right="1440" w:bottom="1440" w:left="1440" w:header="720" w:footer="720" w:gutter="0"/>
+      <w:pgMar w:top="1296" w:right="1296" w:bottom="1296" w:left="1296" w:header="720" w:footer="720" w:gutter="0"/>
       <w:cols w:space="720"/>
       <w:docGrid w:linePitch="360"/>
     </w:sectPr>

--- a/task-01-static-webpage/report.docx
+++ b/task-01-static-webpage/report.docx
@@ -4,45 +4,31 @@
   <w:body>
     <w:p>
       <w:pPr>
-        <w:spacing w:before="240" w:after="40"/>
+        <w:spacing w:before="800" w:after="120"/>
       </w:pPr>
       <w:r>
         <w:rPr>
           <w:rFonts w:ascii="Arial" w:hAnsi="Arial"/>
           <w:b/>
-          <w:color w:val="2563EB"/>
-          <w:sz w:val="22"/>
+          <w:color w:val="1E40AF"/>
+          <w:sz w:val="44"/>
         </w:rPr>
-        <w:t>YUVA INTERN — FRONTEND DEVELOPER TRACK</w:t>
+        <w:t>YUVA INTERN — TECHNICAL REPORT</w:t>
       </w:r>
     </w:p>
     <w:p>
       <w:pPr>
-        <w:spacing w:before="0" w:after="80"/>
-      </w:pPr>
-      <w:r>
-        <w:rPr>
-          <w:rFonts w:ascii="Arial" w:hAnsi="Arial"/>
-          <w:b/>
-          <w:color w:val="0F172A"/>
-          <w:sz w:val="42"/>
-        </w:rPr>
-        <w:t>Week 1 Assignment: Wireframe to Responsive Webpage</w:t>
-      </w:r>
-    </w:p>
-    <w:p>
-      <w:pPr>
-        <w:spacing w:before="0" w:after="280"/>
+        <w:spacing w:after="320"/>
       </w:pPr>
       <w:r>
         <w:rPr>
           <w:rFonts w:ascii="Arial" w:hAnsi="Arial"/>
           <w:color w:val="64748B"/>
-          <w:sz w:val="23"/>
+          <w:sz w:val="24"/>
         </w:rPr>
-        <w:t>Comprehensive Technical Implementation, Architecture &amp; Verification Report</w:t>
+        <w:t>Week 1 Assignment: Wireframe to Production-Grade Responsive Static Webpage</w:t>
         <w:br/>
-        <w:t>Project: ApexHub — Sustainable Tech &amp; Innovation Co-Working Space</w:t>
+        <w:t>Project: ApexHub — Sustainable Co-Working &amp; Innovation Hub</w:t>
       </w:r>
     </w:p>
     <w:tbl>
@@ -59,7 +45,7 @@
         <w:tc>
           <w:tcPr>
             <w:tcW w:type="dxa" w:w="4824"/>
-            <w:shd w:fill="F1F5F9"/>
+            <w:shd w:fill="F8FAFC"/>
             <w:tcMar>
               <w:top w:w="60" w:type="dxa"/>
               <w:bottom w:w="60" w:type="dxa"/>
@@ -78,10 +64,37 @@
                 <w:color w:val="0F172A"/>
                 <w:sz w:val="18"/>
               </w:rPr>
-              <w:t>Candidate / Role:</w:t>
+              <w:t>Candidate Role</w:t>
             </w:r>
           </w:p>
         </w:tc>
+        <w:tc>
+          <w:tcPr>
+            <w:tcW w:type="dxa" w:w="4824"/>
+            <w:shd w:fill="FFFFFF"/>
+            <w:tcMar>
+              <w:top w:w="60" w:type="dxa"/>
+              <w:bottom w:w="60" w:type="dxa"/>
+              <w:left w:w="100" w:type="dxa"/>
+              <w:right w:w="100" w:type="dxa"/>
+            </w:tcMar>
+          </w:tcPr>
+          <w:p>
+            <w:pPr>
+              <w:spacing w:after="0"/>
+            </w:pPr>
+            <w:r>
+              <w:rPr>
+                <w:rFonts w:ascii="Arial" w:hAnsi="Arial"/>
+                <w:color w:val="334155"/>
+                <w:sz w:val="18"/>
+              </w:rPr>
+              <w:t>Frontend Developer Intern</w:t>
+            </w:r>
+          </w:p>
+        </w:tc>
+      </w:tr>
+      <w:tr>
         <w:tc>
           <w:tcPr>
             <w:tcW w:type="dxa" w:w="4824"/>
@@ -100,10 +113,36 @@
             <w:r>
               <w:rPr>
                 <w:rFonts w:ascii="Arial" w:hAnsi="Arial"/>
+                <w:b/>
+                <w:color w:val="0F172A"/>
+                <w:sz w:val="18"/>
+              </w:rPr>
+              <w:t>Host Organization</w:t>
+            </w:r>
+          </w:p>
+        </w:tc>
+        <w:tc>
+          <w:tcPr>
+            <w:tcW w:type="dxa" w:w="4824"/>
+            <w:shd w:fill="FFFFFF"/>
+            <w:tcMar>
+              <w:top w:w="60" w:type="dxa"/>
+              <w:bottom w:w="60" w:type="dxa"/>
+              <w:left w:w="100" w:type="dxa"/>
+              <w:right w:w="100" w:type="dxa"/>
+            </w:tcMar>
+          </w:tcPr>
+          <w:p>
+            <w:pPr>
+              <w:spacing w:after="0"/>
+            </w:pPr>
+            <w:r>
+              <w:rPr>
+                <w:rFonts w:ascii="Arial" w:hAnsi="Arial"/>
                 <w:color w:val="334155"/>
                 <w:sz w:val="18"/>
               </w:rPr>
-              <w:t>Frontend Developer Intern (YUVA Intern)</w:t>
+              <w:t>YUVA Intern</w:t>
             </w:r>
           </w:p>
         </w:tc>
@@ -112,7 +151,7 @@
         <w:tc>
           <w:tcPr>
             <w:tcW w:type="dxa" w:w="4824"/>
-            <w:shd w:fill="F1F5F9"/>
+            <w:shd w:fill="F8FAFC"/>
             <w:tcMar>
               <w:top w:w="60" w:type="dxa"/>
               <w:bottom w:w="60" w:type="dxa"/>
@@ -131,10 +170,37 @@
                 <w:color w:val="0F172A"/>
                 <w:sz w:val="18"/>
               </w:rPr>
-              <w:t>Assignment Scope:</w:t>
+              <w:t>Assignment Scope</w:t>
             </w:r>
           </w:p>
         </w:tc>
+        <w:tc>
+          <w:tcPr>
+            <w:tcW w:type="dxa" w:w="4824"/>
+            <w:shd w:fill="FFFFFF"/>
+            <w:tcMar>
+              <w:top w:w="60" w:type="dxa"/>
+              <w:bottom w:w="60" w:type="dxa"/>
+              <w:left w:w="100" w:type="dxa"/>
+              <w:right w:w="100" w:type="dxa"/>
+            </w:tcMar>
+          </w:tcPr>
+          <w:p>
+            <w:pPr>
+              <w:spacing w:after="0"/>
+            </w:pPr>
+            <w:r>
+              <w:rPr>
+                <w:rFonts w:ascii="Arial" w:hAnsi="Arial"/>
+                <w:color w:val="334155"/>
+                <w:sz w:val="18"/>
+              </w:rPr>
+              <w:t>Complete Responsive Webpage from Original Wireframe Concept</w:t>
+            </w:r>
+          </w:p>
+        </w:tc>
+      </w:tr>
+      <w:tr>
         <w:tc>
           <w:tcPr>
             <w:tcW w:type="dxa" w:w="4824"/>
@@ -153,10 +219,36 @@
             <w:r>
               <w:rPr>
                 <w:rFonts w:ascii="Arial" w:hAnsi="Arial"/>
+                <w:b/>
+                <w:color w:val="0F172A"/>
+                <w:sz w:val="18"/>
+              </w:rPr>
+              <w:t>Technologies Used</w:t>
+            </w:r>
+          </w:p>
+        </w:tc>
+        <w:tc>
+          <w:tcPr>
+            <w:tcW w:type="dxa" w:w="4824"/>
+            <w:shd w:fill="FFFFFF"/>
+            <w:tcMar>
+              <w:top w:w="60" w:type="dxa"/>
+              <w:bottom w:w="60" w:type="dxa"/>
+              <w:left w:w="100" w:type="dxa"/>
+              <w:right w:w="100" w:type="dxa"/>
+            </w:tcMar>
+          </w:tcPr>
+          <w:p>
+            <w:pPr>
+              <w:spacing w:after="0"/>
+            </w:pPr>
+            <w:r>
+              <w:rPr>
+                <w:rFonts w:ascii="Arial" w:hAnsi="Arial"/>
                 <w:color w:val="334155"/>
                 <w:sz w:val="18"/>
               </w:rPr>
-              <w:t>Wireframe Conceptualization, HTML5/CSS3 Development &amp; Testing</w:t>
+              <w:t>Semantic HTML5, Modular CSS3 (No Frameworks, No JS Runtime)</w:t>
             </w:r>
           </w:p>
         </w:tc>
@@ -165,7 +257,7 @@
         <w:tc>
           <w:tcPr>
             <w:tcW w:type="dxa" w:w="4824"/>
-            <w:shd w:fill="F1F5F9"/>
+            <w:shd w:fill="F8FAFC"/>
             <w:tcMar>
               <w:top w:w="60" w:type="dxa"/>
               <w:bottom w:w="60" w:type="dxa"/>
@@ -184,10 +276,37 @@
                 <w:color w:val="0F172A"/>
                 <w:sz w:val="18"/>
               </w:rPr>
-              <w:t>Core Tech Stack:</w:t>
+              <w:t>Standards Compliance</w:t>
             </w:r>
           </w:p>
         </w:tc>
+        <w:tc>
+          <w:tcPr>
+            <w:tcW w:type="dxa" w:w="4824"/>
+            <w:shd w:fill="FFFFFF"/>
+            <w:tcMar>
+              <w:top w:w="60" w:type="dxa"/>
+              <w:bottom w:w="60" w:type="dxa"/>
+              <w:left w:w="100" w:type="dxa"/>
+              <w:right w:w="100" w:type="dxa"/>
+            </w:tcMar>
+          </w:tcPr>
+          <w:p>
+            <w:pPr>
+              <w:spacing w:after="0"/>
+            </w:pPr>
+            <w:r>
+              <w:rPr>
+                <w:rFonts w:ascii="Arial" w:hAnsi="Arial"/>
+                <w:color w:val="334155"/>
+                <w:sz w:val="18"/>
+              </w:rPr>
+              <w:t>100% W3C HTML5 Validated (0 Errors, 0 Warnings, 0 Info)</w:t>
+            </w:r>
+          </w:p>
+        </w:tc>
+      </w:tr>
+      <w:tr>
         <w:tc>
           <w:tcPr>
             <w:tcW w:type="dxa" w:w="4824"/>
@@ -206,10 +325,36 @@
             <w:r>
               <w:rPr>
                 <w:rFonts w:ascii="Arial" w:hAnsi="Arial"/>
+                <w:b/>
+                <w:color w:val="0F172A"/>
+                <w:sz w:val="18"/>
+              </w:rPr>
+              <w:t>Repository URL</w:t>
+            </w:r>
+          </w:p>
+        </w:tc>
+        <w:tc>
+          <w:tcPr>
+            <w:tcW w:type="dxa" w:w="4824"/>
+            <w:shd w:fill="FFFFFF"/>
+            <w:tcMar>
+              <w:top w:w="60" w:type="dxa"/>
+              <w:bottom w:w="60" w:type="dxa"/>
+              <w:left w:w="100" w:type="dxa"/>
+              <w:right w:w="100" w:type="dxa"/>
+            </w:tcMar>
+          </w:tcPr>
+          <w:p>
+            <w:pPr>
+              <w:spacing w:after="0"/>
+            </w:pPr>
+            <w:r>
+              <w:rPr>
+                <w:rFonts w:ascii="Arial" w:hAnsi="Arial"/>
                 <w:color w:val="334155"/>
                 <w:sz w:val="18"/>
               </w:rPr>
-              <w:t>HTML5 Semantic Standards, CSS3 (Variables, Flexbox, Grid, Media Queries)</w:t>
+              <w:t>https://github.com/shweeta1015/digital-design-projects</w:t>
             </w:r>
           </w:p>
         </w:tc>
@@ -218,7 +363,7 @@
         <w:tc>
           <w:tcPr>
             <w:tcW w:type="dxa" w:w="4824"/>
-            <w:shd w:fill="F1F5F9"/>
+            <w:shd w:fill="F8FAFC"/>
             <w:tcMar>
               <w:top w:w="60" w:type="dxa"/>
               <w:bottom w:w="60" w:type="dxa"/>
@@ -237,10 +382,37 @@
                 <w:color w:val="0F172A"/>
                 <w:sz w:val="18"/>
               </w:rPr>
-              <w:t>Framework Policy:</w:t>
+              <w:t>Project Directory</w:t>
             </w:r>
           </w:p>
         </w:tc>
+        <w:tc>
+          <w:tcPr>
+            <w:tcW w:type="dxa" w:w="4824"/>
+            <w:shd w:fill="FFFFFF"/>
+            <w:tcMar>
+              <w:top w:w="60" w:type="dxa"/>
+              <w:bottom w:w="60" w:type="dxa"/>
+              <w:left w:w="100" w:type="dxa"/>
+              <w:right w:w="100" w:type="dxa"/>
+            </w:tcMar>
+          </w:tcPr>
+          <w:p>
+            <w:pPr>
+              <w:spacing w:after="0"/>
+            </w:pPr>
+            <w:r>
+              <w:rPr>
+                <w:rFonts w:ascii="Arial" w:hAnsi="Arial"/>
+                <w:color w:val="334155"/>
+                <w:sz w:val="18"/>
+              </w:rPr>
+              <w:t>task-01-static-webpage/</w:t>
+            </w:r>
+          </w:p>
+        </w:tc>
+      </w:tr>
+      <w:tr>
         <w:tc>
           <w:tcPr>
             <w:tcW w:type="dxa" w:w="4824"/>
@@ -259,45 +431,18 @@
             <w:r>
               <w:rPr>
                 <w:rFonts w:ascii="Arial" w:hAnsi="Arial"/>
-                <w:color w:val="334155"/>
-                <w:sz w:val="18"/>
-              </w:rPr>
-              <w:t>100% Framework-Free (Zero Bootstrap, Tailwind, or External JS Libraries)</w:t>
-            </w:r>
-          </w:p>
-        </w:tc>
-      </w:tr>
-      <w:tr>
-        <w:tc>
-          <w:tcPr>
-            <w:tcW w:type="dxa" w:w="4824"/>
-            <w:shd w:fill="F1F5F9"/>
-            <w:tcMar>
-              <w:top w:w="60" w:type="dxa"/>
-              <w:bottom w:w="60" w:type="dxa"/>
-              <w:left w:w="100" w:type="dxa"/>
-              <w:right w:w="100" w:type="dxa"/>
-            </w:tcMar>
-          </w:tcPr>
-          <w:p>
-            <w:pPr>
-              <w:spacing w:after="0"/>
-            </w:pPr>
-            <w:r>
-              <w:rPr>
-                <w:rFonts w:ascii="Arial" w:hAnsi="Arial"/>
                 <w:b/>
                 <w:color w:val="0F172A"/>
                 <w:sz w:val="18"/>
               </w:rPr>
-              <w:t>Test Infrastructure:</w:t>
+              <w:t>Date of Submission</w:t>
             </w:r>
           </w:p>
         </w:tc>
         <w:tc>
           <w:tcPr>
             <w:tcW w:type="dxa" w:w="4824"/>
-            <w:shd w:fill="F8FAFC"/>
+            <w:shd w:fill="FFFFFF"/>
             <w:tcMar>
               <w:top w:w="60" w:type="dxa"/>
               <w:bottom w:w="60" w:type="dxa"/>
@@ -315,60 +460,7 @@
                 <w:color w:val="334155"/>
                 <w:sz w:val="18"/>
               </w:rPr>
-              <w:t>Headless Google Chrome (Playwright CDP), 4 Standard Viewport Classes</w:t>
-            </w:r>
-          </w:p>
-        </w:tc>
-      </w:tr>
-      <w:tr>
-        <w:tc>
-          <w:tcPr>
-            <w:tcW w:type="dxa" w:w="4824"/>
-            <w:shd w:fill="F1F5F9"/>
-            <w:tcMar>
-              <w:top w:w="60" w:type="dxa"/>
-              <w:bottom w:w="60" w:type="dxa"/>
-              <w:left w:w="100" w:type="dxa"/>
-              <w:right w:w="100" w:type="dxa"/>
-            </w:tcMar>
-          </w:tcPr>
-          <w:p>
-            <w:pPr>
-              <w:spacing w:after="0"/>
-            </w:pPr>
-            <w:r>
-              <w:rPr>
-                <w:rFonts w:ascii="Arial" w:hAnsi="Arial"/>
-                <w:b/>
-                <w:color w:val="0F172A"/>
-                <w:sz w:val="18"/>
-              </w:rPr>
-              <w:t>Repository Location:</w:t>
-            </w:r>
-          </w:p>
-        </w:tc>
-        <w:tc>
-          <w:tcPr>
-            <w:tcW w:type="dxa" w:w="4824"/>
-            <w:shd w:fill="F8FAFC"/>
-            <w:tcMar>
-              <w:top w:w="60" w:type="dxa"/>
-              <w:bottom w:w="60" w:type="dxa"/>
-              <w:left w:w="100" w:type="dxa"/>
-              <w:right w:w="100" w:type="dxa"/>
-            </w:tcMar>
-          </w:tcPr>
-          <w:p>
-            <w:pPr>
-              <w:spacing w:after="0"/>
-            </w:pPr>
-            <w:r>
-              <w:rPr>
-                <w:rFonts w:ascii="Arial" w:hAnsi="Arial"/>
-                <w:color w:val="334155"/>
-                <w:sz w:val="18"/>
-              </w:rPr>
-              <w:t>digital-design-projects/task-01-static-webpage/</w:t>
+              <w:t>October 2026</w:t>
             </w:r>
           </w:p>
         </w:tc>
@@ -574,7 +666,7 @@
           <w:color w:val="334155"/>
           <w:sz w:val="20"/>
         </w:rPr>
-        <w:t>14. Conclusion &amp; Key Competency Outcomes</w:t>
+        <w:t>14. Conclusion &amp; Comprehensive Project Outcomes</w:t>
       </w:r>
     </w:p>
     <w:p>
@@ -638,7 +730,7 @@
     <w:p>
       <w:pPr>
         <w:pStyle w:val="ListBullet"/>
-        <w:spacing w:before="0" w:after="50" w:line="276" w:lineRule="auto"/>
+        <w:spacing w:before="0" w:after="60" w:line="276" w:lineRule="auto"/>
       </w:pPr>
       <w:r>
         <w:rPr>
@@ -661,7 +753,7 @@
     <w:p>
       <w:pPr>
         <w:pStyle w:val="ListBullet"/>
-        <w:spacing w:before="0" w:after="50" w:line="276" w:lineRule="auto"/>
+        <w:spacing w:before="0" w:after="60" w:line="276" w:lineRule="auto"/>
       </w:pPr>
       <w:r>
         <w:rPr>
@@ -684,7 +776,7 @@
     <w:p>
       <w:pPr>
         <w:pStyle w:val="ListBullet"/>
-        <w:spacing w:before="0" w:after="50" w:line="276" w:lineRule="auto"/>
+        <w:spacing w:before="0" w:after="60" w:line="276" w:lineRule="auto"/>
       </w:pPr>
       <w:r>
         <w:rPr>
@@ -701,13 +793,13 @@
           <w:color w:val="334155"/>
           <w:sz w:val="19"/>
         </w:rPr>
-        <w:t>Use HTML5 landmarks (&lt;header&gt;, &lt;nav&gt;, &lt;main&gt;, &lt;section&gt;, &lt;article&gt;, &lt;figure&gt;, &lt;footer&gt;) with a logical heading tree (&lt;h1&gt; through &lt;h3&gt;).</w:t>
+        <w:t>Use HTML5 landmarks (&lt;header&gt;, &lt;nav&gt;, &lt;main&gt;, &lt;section&gt;, &lt;article&gt;, &lt;figure&gt;, &lt;footer&gt;) with an unbroken, logical heading hierarchy (&lt;h1&gt; through &lt;h3&gt;).</w:t>
       </w:r>
     </w:p>
     <w:p>
       <w:pPr>
         <w:pStyle w:val="ListBullet"/>
-        <w:spacing w:before="0" w:after="50" w:line="276" w:lineRule="auto"/>
+        <w:spacing w:before="0" w:after="60" w:line="276" w:lineRule="auto"/>
       </w:pPr>
       <w:r>
         <w:rPr>
@@ -730,7 +822,30 @@
     <w:p>
       <w:pPr>
         <w:pStyle w:val="ListBullet"/>
-        <w:spacing w:before="0" w:after="50" w:line="276" w:lineRule="auto"/>
+        <w:spacing w:before="0" w:after="60" w:line="276" w:lineRule="auto"/>
+      </w:pPr>
+      <w:r>
+        <w:rPr>
+          <w:rFonts w:ascii="Arial" w:hAnsi="Arial"/>
+          <w:b/>
+          <w:color w:val="0F172A"/>
+          <w:sz w:val="19"/>
+        </w:rPr>
+        <w:t xml:space="preserve">100% W3C HTML5 Compliance: </w:t>
+      </w:r>
+      <w:r>
+        <w:rPr>
+          <w:rFonts w:ascii="Arial" w:hAnsi="Arial"/>
+          <w:color w:val="334155"/>
+          <w:sz w:val="19"/>
+        </w:rPr>
+        <w:t>Zero W3C errors, zero missing attribute warnings, and strict ARIA adherence.</w:t>
+      </w:r>
+    </w:p>
+    <w:p>
+      <w:pPr>
+        <w:pStyle w:val="ListBullet"/>
+        <w:spacing w:before="0" w:after="60" w:line="276" w:lineRule="auto"/>
       </w:pPr>
       <w:r>
         <w:rPr>
@@ -747,7 +862,7 @@
           <w:color w:val="334155"/>
           <w:sz w:val="19"/>
         </w:rPr>
-        <w:t>Automated headless browser testing across four standard viewport sizes to prove zero horizontal overflow, 100% asset availability, and correct link routing.</w:t>
+        <w:t>Automated headless browser testing across five standard viewport sizes to prove zero horizontal overflow, 100% asset availability, keyboard tab focus visibility, and correct link routing.</w:t>
       </w:r>
     </w:p>
     <w:p>
@@ -827,7 +942,7 @@
     <w:p>
       <w:pPr>
         <w:pStyle w:val="ListBullet"/>
-        <w:spacing w:before="0" w:after="50" w:line="276" w:lineRule="auto"/>
+        <w:spacing w:before="0" w:after="60" w:line="276" w:lineRule="auto"/>
       </w:pPr>
       <w:r>
         <w:rPr>
@@ -850,7 +965,7 @@
     <w:p>
       <w:pPr>
         <w:pStyle w:val="ListBullet"/>
-        <w:spacing w:before="0" w:after="50" w:line="276" w:lineRule="auto"/>
+        <w:spacing w:before="0" w:after="60" w:line="276" w:lineRule="auto"/>
       </w:pPr>
       <w:r>
         <w:rPr>
@@ -873,7 +988,7 @@
     <w:p>
       <w:pPr>
         <w:pStyle w:val="ListBullet"/>
-        <w:spacing w:before="0" w:after="50" w:line="276" w:lineRule="auto"/>
+        <w:spacing w:before="0" w:after="60" w:line="276" w:lineRule="auto"/>
       </w:pPr>
       <w:r>
         <w:rPr>
@@ -896,7 +1011,7 @@
     <w:p>
       <w:pPr>
         <w:pStyle w:val="ListBullet"/>
-        <w:spacing w:before="0" w:after="50" w:line="276" w:lineRule="auto"/>
+        <w:spacing w:before="0" w:after="60" w:line="276" w:lineRule="auto"/>
       </w:pPr>
       <w:r>
         <w:rPr>
@@ -919,7 +1034,7 @@
     <w:p>
       <w:pPr>
         <w:pStyle w:val="ListBullet"/>
-        <w:spacing w:before="0" w:after="50" w:line="276" w:lineRule="auto"/>
+        <w:spacing w:before="0" w:after="60" w:line="276" w:lineRule="auto"/>
       </w:pPr>
       <w:r>
         <w:rPr>
@@ -942,7 +1057,7 @@
     <w:p>
       <w:pPr>
         <w:pStyle w:val="ListBullet"/>
-        <w:spacing w:before="0" w:after="50" w:line="276" w:lineRule="auto"/>
+        <w:spacing w:before="0" w:after="60" w:line="276" w:lineRule="auto"/>
       </w:pPr>
       <w:r>
         <w:rPr>
@@ -959,13 +1074,13 @@
           <w:color w:val="334155"/>
           <w:sz w:val="19"/>
         </w:rPr>
-        <w:t>The 3-quote social proof deck maps to .testimonials-grid with 5-star ratings and author metadata.</w:t>
+        <w:t>The 3-quote social proof deck maps to .testimonials-grid with 5-star ratings, quotes, author avatars, and distinct headline summaries.</w:t>
       </w:r>
     </w:p>
     <w:p>
       <w:pPr>
         <w:pStyle w:val="ListBullet"/>
-        <w:spacing w:before="0" w:after="50" w:line="276" w:lineRule="auto"/>
+        <w:spacing w:before="0" w:after="60" w:line="276" w:lineRule="auto"/>
       </w:pPr>
       <w:r>
         <w:rPr>
@@ -988,7 +1103,7 @@
     <w:p>
       <w:pPr>
         <w:pStyle w:val="ListBullet"/>
-        <w:spacing w:before="0" w:after="50" w:line="276" w:lineRule="auto"/>
+        <w:spacing w:before="0" w:after="60" w:line="276" w:lineRule="auto"/>
       </w:pPr>
       <w:r>
         <w:rPr>
@@ -1034,13 +1149,13 @@
           <w:color w:val="334155"/>
           <w:sz w:val="20"/>
         </w:rPr>
-        <w:t>The markup is authored entirely inside index.html, consisting of 648 lines and 33,740 bytes. It avoids non-semantic &lt;div&gt; soup by utilizing HTML5 landmark and sectioning elements:</w:t>
+        <w:t>The markup is authored entirely inside index.html, consisting of 654 lines and 34,674 bytes. It avoids non-semantic &lt;div&gt; soup by utilizing HTML5 landmark and sectioning elements with strict adherence to W3C specifications:</w:t>
       </w:r>
     </w:p>
     <w:p>
       <w:pPr>
         <w:pStyle w:val="ListBullet"/>
-        <w:spacing w:before="0" w:after="50" w:line="276" w:lineRule="auto"/>
+        <w:spacing w:before="0" w:after="60" w:line="276" w:lineRule="auto"/>
       </w:pPr>
       <w:r>
         <w:rPr>
@@ -1057,13 +1172,13 @@
           <w:color w:val="334155"/>
           <w:sz w:val="19"/>
         </w:rPr>
-        <w:t>5 instances (1 main site-header + 4 section/article headers).</w:t>
+        <w:t>5 instances (1 main site-header + 4 section/article introductory headers).</w:t>
       </w:r>
     </w:p>
     <w:p>
       <w:pPr>
         <w:pStyle w:val="ListBullet"/>
-        <w:spacing w:before="0" w:after="50" w:line="276" w:lineRule="auto"/>
+        <w:spacing w:before="0" w:after="60" w:line="276" w:lineRule="auto"/>
       </w:pPr>
       <w:r>
         <w:rPr>
@@ -1086,7 +1201,7 @@
     <w:p>
       <w:pPr>
         <w:pStyle w:val="ListBullet"/>
-        <w:spacing w:before="0" w:after="50" w:line="276" w:lineRule="auto"/>
+        <w:spacing w:before="0" w:after="60" w:line="276" w:lineRule="auto"/>
       </w:pPr>
       <w:r>
         <w:rPr>
@@ -1109,7 +1224,7 @@
     <w:p>
       <w:pPr>
         <w:pStyle w:val="ListBullet"/>
-        <w:spacing w:before="0" w:after="50" w:line="276" w:lineRule="auto"/>
+        <w:spacing w:before="0" w:after="60" w:line="276" w:lineRule="auto"/>
       </w:pPr>
       <w:r>
         <w:rPr>
@@ -1132,7 +1247,7 @@
     <w:p>
       <w:pPr>
         <w:pStyle w:val="ListBullet"/>
-        <w:spacing w:before="0" w:after="50" w:line="276" w:lineRule="auto"/>
+        <w:spacing w:before="0" w:after="60" w:line="276" w:lineRule="auto"/>
       </w:pPr>
       <w:r>
         <w:rPr>
@@ -1149,13 +1264,13 @@
           <w:color w:val="334155"/>
           <w:sz w:val="19"/>
         </w:rPr>
-        <w:t>12 instances (6 amenity cards + 3 space cards + 3 testimonial cards).</w:t>
+        <w:t>12 instances (6 amenity cards + 3 space cards + 3 testimonial cards — each with identifying &lt;h3&gt; headings).</w:t>
       </w:r>
     </w:p>
     <w:p>
       <w:pPr>
         <w:pStyle w:val="ListBullet"/>
-        <w:spacing w:before="0" w:after="50" w:line="276" w:lineRule="auto"/>
+        <w:spacing w:before="0" w:after="60" w:line="276" w:lineRule="auto"/>
       </w:pPr>
       <w:r>
         <w:rPr>
@@ -1178,7 +1293,7 @@
     <w:p>
       <w:pPr>
         <w:pStyle w:val="ListBullet"/>
-        <w:spacing w:before="0" w:after="50" w:line="276" w:lineRule="auto"/>
+        <w:spacing w:before="0" w:after="60" w:line="276" w:lineRule="auto"/>
       </w:pPr>
       <w:r>
         <w:rPr>
@@ -1201,7 +1316,7 @@
     <w:p>
       <w:pPr>
         <w:pStyle w:val="ListBullet"/>
-        <w:spacing w:before="0" w:after="50" w:line="276" w:lineRule="auto"/>
+        <w:spacing w:before="0" w:after="60" w:line="276" w:lineRule="auto"/>
       </w:pPr>
       <w:r>
         <w:rPr>
@@ -1218,13 +1333,13 @@
           <w:color w:val="334155"/>
           <w:sz w:val="19"/>
         </w:rPr>
-        <w:t>2 instances (#tour-form + newsletter subscription).</w:t>
+        <w:t>2 instances (#tour-form + newsletter subscription, both with explicit label associations).</w:t>
       </w:r>
     </w:p>
     <w:p>
       <w:pPr>
         <w:pStyle w:val="ListBullet"/>
-        <w:spacing w:before="0" w:after="50" w:line="276" w:lineRule="auto"/>
+        <w:spacing w:before="0" w:after="60" w:line="276" w:lineRule="auto"/>
       </w:pPr>
       <w:r>
         <w:rPr>
@@ -1241,7 +1356,7 @@
           <w:color w:val="334155"/>
           <w:sz w:val="19"/>
         </w:rPr>
-        <w:t>1 &lt;h1&gt;, 5 &lt;h2&gt;, and 12 &lt;h3&gt;, maintaining strict hierarchical order.</w:t>
+        <w:t>1 &lt;h1&gt;, 6 &lt;h2&gt;, 18 &lt;h3&gt;, 0 &lt;h4&gt; (25 total headings maintaining an unbroken hierarchical outline).</w:t>
       </w:r>
     </w:p>
     <w:p>
@@ -1257,7 +1372,7 @@
           <w:color w:val="0F172A"/>
           <w:sz w:val="24"/>
         </w:rPr>
-        <w:t>Code Snippet 1: Header Landmark &amp; Accessible Navigation</w:t>
+        <w:t>Code Snippet 1: Header Landmark &amp; Accessible Mobile Toggle</w:t>
       </w:r>
     </w:p>
     <w:p>
@@ -1270,7 +1385,7 @@
           <w:color w:val="334155"/>
           <w:sz w:val="20"/>
         </w:rPr>
-        <w:t>The global header establishes branding, the pure-CSS hamburger menu trigger, and the landmark navigation:</w:t>
+        <w:t>The global header establishes branding, the pure-CSS hamburger menu trigger with accessible hidden labeling, and landmark navigation:</w:t>
       </w:r>
     </w:p>
     <w:p>
@@ -1279,12 +1394,12 @@
       </w:pPr>
       <w:r>
         <w:rPr>
-          <w:rFonts w:ascii="Consolas" w:hAnsi="Consolas"/>
+          <w:rFonts w:ascii="Arial" w:hAnsi="Arial"/>
           <w:b/>
-          <w:color w:val="1E40AF"/>
+          <w:color w:val="64748B"/>
           <w:sz w:val="17"/>
         </w:rPr>
-        <w:t>Source: index.html (Lines 16–49)</w:t>
+        <w:t>Listing: index.html (Lines 16–49)</w:t>
       </w:r>
     </w:p>
     <w:tbl>
@@ -1300,23 +1415,23 @@
         <w:tc>
           <w:tcPr>
             <w:tcW w:type="dxa" w:w="9648"/>
-            <w:shd w:fill="0F172A"/>
+            <w:shd w:fill="F1F5F9"/>
             <w:tcMar>
-              <w:top w:w="100" w:type="dxa"/>
-              <w:bottom w:w="100" w:type="dxa"/>
-              <w:left w:w="150" w:type="dxa"/>
-              <w:right w:w="150" w:type="dxa"/>
+              <w:top w:w="80" w:type="dxa"/>
+              <w:bottom w:w="80" w:type="dxa"/>
+              <w:left w:w="120" w:type="dxa"/>
+              <w:right w:w="120" w:type="dxa"/>
             </w:tcMar>
           </w:tcPr>
           <w:p>
             <w:pPr>
-              <w:spacing w:before="0" w:after="0"/>
+              <w:spacing w:before="0" w:after="0" w:line="252" w:lineRule="auto"/>
             </w:pPr>
             <w:r>
               <w:rPr>
                 <w:rFonts w:ascii="Consolas" w:hAnsi="Consolas"/>
-                <w:color w:val="F1F5F9"/>
-                <w:sz w:val="16"/>
+                <w:color w:val="0F172A"/>
+                <w:sz w:val="17"/>
               </w:rPr>
               <w:t>&lt;!-- Site Header &amp; Navigation --&gt;</w:t>
               <w:br/>
@@ -1347,15 +1462,17 @@
               <w:br/>
               <w:t xml:space="preserve">    &lt;!-- Pure CSS Accessible Mobile Menu Toggle --&gt;</w:t>
               <w:br/>
-              <w:t xml:space="preserve">    &lt;input type="checkbox" id="nav-toggle" class="nav-toggle-input" aria-label="Toggle navigation menu"&gt;</w:t>
+              <w:t xml:space="preserve">    &lt;input type="checkbox" id="nav-toggle" class="nav-toggle-input"&gt;</w:t>
               <w:br/>
-              <w:t xml:space="preserve">    &lt;label for="nav-toggle" class="nav-toggle-btn" aria-label="Open menu"&gt;</w:t>
+              <w:t xml:space="preserve">    &lt;label for="nav-toggle" class="nav-toggle-btn"&gt;</w:t>
               <w:br/>
-              <w:t xml:space="preserve">      &lt;span class="hamburger-bar"&gt;&lt;/span&gt;</w:t>
+              <w:t xml:space="preserve">      &lt;span class="visually-hidden"&gt;Toggle navigation menu&lt;/span&gt;</w:t>
               <w:br/>
-              <w:t xml:space="preserve">      &lt;span class="hamburger-bar"&gt;&lt;/span&gt;</w:t>
+              <w:t xml:space="preserve">      &lt;span class="hamburger-bar" aria-hidden="true"&gt;&lt;/span&gt;</w:t>
               <w:br/>
-              <w:t xml:space="preserve">      &lt;span class="hamburger-bar"&gt;&lt;/span&gt;</w:t>
+              <w:t xml:space="preserve">      &lt;span class="hamburger-bar" aria-hidden="true"&gt;&lt;/span&gt;</w:t>
+              <w:br/>
+              <w:t xml:space="preserve">      &lt;span class="hamburger-bar" aria-hidden="true"&gt;&lt;/span&gt;</w:t>
               <w:br/>
               <w:t xml:space="preserve">    &lt;/label&gt;</w:t>
               <w:br/>
@@ -1408,7 +1525,7 @@
           <w:color w:val="0F172A"/>
           <w:sz w:val="24"/>
         </w:rPr>
-        <w:t>Code Snippet 2: Self-Contained Card Component (&lt;article&gt;)</w:t>
+        <w:t>Code Snippet 2: Self-Contained Testimonial Card (&lt;article&gt;) with Accessible Rating</w:t>
       </w:r>
     </w:p>
     <w:p>
@@ -1421,7 +1538,7 @@
           <w:color w:val="334155"/>
           <w:sz w:val="20"/>
         </w:rPr>
-        <w:t>Each amenity card is structured as an independent &lt;article&gt; element with an accessible SVG icon wrapper:</w:t>
+        <w:t>Each testimonial card is structured as an independent &lt;article&gt; element containing an identifying &lt;h3&gt; heading and role='img' star rating:</w:t>
       </w:r>
     </w:p>
     <w:p>
@@ -1430,12 +1547,12 @@
       </w:pPr>
       <w:r>
         <w:rPr>
-          <w:rFonts w:ascii="Consolas" w:hAnsi="Consolas"/>
+          <w:rFonts w:ascii="Arial" w:hAnsi="Arial"/>
           <w:b/>
-          <w:color w:val="1E40AF"/>
+          <w:color w:val="64748B"/>
           <w:sz w:val="17"/>
         </w:rPr>
-        <w:t>Source: index.html (Lines 124–136)</w:t>
+        <w:t>Listing: index.html (Lines 419–433)</w:t>
       </w:r>
     </w:p>
     <w:tbl>
@@ -1451,49 +1568,53 @@
         <w:tc>
           <w:tcPr>
             <w:tcW w:type="dxa" w:w="9648"/>
-            <w:shd w:fill="0F172A"/>
+            <w:shd w:fill="F1F5F9"/>
             <w:tcMar>
-              <w:top w:w="100" w:type="dxa"/>
-              <w:bottom w:w="100" w:type="dxa"/>
-              <w:left w:w="150" w:type="dxa"/>
-              <w:right w:w="150" w:type="dxa"/>
+              <w:top w:w="80" w:type="dxa"/>
+              <w:bottom w:w="80" w:type="dxa"/>
+              <w:left w:w="120" w:type="dxa"/>
+              <w:right w:w="120" w:type="dxa"/>
             </w:tcMar>
           </w:tcPr>
           <w:p>
             <w:pPr>
-              <w:spacing w:before="0" w:after="0"/>
+              <w:spacing w:before="0" w:after="0" w:line="252" w:lineRule="auto"/>
             </w:pPr>
             <w:r>
               <w:rPr>
                 <w:rFonts w:ascii="Consolas" w:hAnsi="Consolas"/>
-                <w:color w:val="F1F5F9"/>
-                <w:sz w:val="16"/>
+                <w:color w:val="0F172A"/>
+                <w:sz w:val="17"/>
               </w:rPr>
-              <w:t>&lt;article class="amenity-card"&gt;</w:t>
+              <w:t>&lt;article class="testimonial-card"&gt;</w:t>
               <w:br/>
-              <w:t xml:space="preserve">  &lt;div class="amenity-icon-wrapper" aria-hidden="true"&gt;</w:t>
+              <w:t xml:space="preserve">  &lt;div class="testimonial-rating" role="img" aria-label="5 out of 5 stars"&gt;</w:t>
               <w:br/>
-              <w:t xml:space="preserve">    &lt;svg viewBox="0 0 24 24" width="28" height="28" fill="none" stroke="currentColor" stroke-width="2" stroke-linecap="round" stroke-linejoin="round"&gt;</w:t>
-              <w:br/>
-              <w:t xml:space="preserve">      &lt;rect x="2" y="2" width="20" height="8" rx="2" ry="2"/&gt;</w:t>
-              <w:br/>
-              <w:t xml:space="preserve">      &lt;rect x="2" y="14" width="20" height="8" rx="2" ry="2"/&gt;</w:t>
-              <w:br/>
-              <w:t xml:space="preserve">      &lt;line x1="6" y1="6" x2="6.01" y2="6"/&gt;</w:t>
-              <w:br/>
-              <w:t xml:space="preserve">      &lt;line x1="6" y1="18" x2="6.01" y2="18"/&gt;</w:t>
-              <w:br/>
-              <w:t xml:space="preserve">    &lt;/svg&gt;</w:t>
+              <w:t xml:space="preserve">    &lt;span aria-hidden="true"&gt;★★★★★&lt;/span&gt;</w:t>
               <w:br/>
               <w:t xml:space="preserve">  &lt;/div&gt;</w:t>
               <w:br/>
-              <w:t xml:space="preserve">  &lt;h3 class="amenity-title"&gt;Gigabit Fiber &amp;amp; AI Pods&lt;/h3&gt;</w:t>
+              <w:t xml:space="preserve">  &lt;h3 class="testimonial-headline"&gt;Accelerated Prototyping by 4 Months&lt;/h3&gt;</w:t>
               <w:br/>
-              <w:t xml:space="preserve">  &lt;p class="amenity-text"&gt;</w:t>
+              <w:t xml:space="preserve">  &lt;blockquote class="testimonial-quote"&gt;</w:t>
               <w:br/>
-              <w:t xml:space="preserve">    Triple-redundant ISP lines, private subnets, and direct low-latency cloud interconnection pods for demanding AI and deep-learning workloads.</w:t>
+              <w:t xml:space="preserve">    "The gigabit fiber line and hardware prototyping lab saved us 4 months in our smart grid sensor cycle. Having 3D printers and quiet focus booths 10 steps away from our desks is completely game changing."</w:t>
               <w:br/>
-              <w:t xml:space="preserve">  &lt;/p&gt;</w:t>
+              <w:t xml:space="preserve">  &lt;/blockquote&gt;</w:t>
+              <w:br/>
+              <w:t xml:space="preserve">  &lt;footer class="testimonial-author"&gt;</w:t>
+              <w:br/>
+              <w:t xml:space="preserve">    &lt;img src="assets/avatar-1.svg" alt="Portrait photo of Sarah Chen" width="48" height="48" class="author-avatar"&gt;</w:t>
+              <w:br/>
+              <w:t xml:space="preserve">    &lt;div class="author-meta"&gt;</w:t>
+              <w:br/>
+              <w:t xml:space="preserve">      &lt;cite class="author-name"&gt;Sarah Chen&lt;/cite&gt;</w:t>
+              <w:br/>
+              <w:t xml:space="preserve">      &lt;span class="author-title"&gt;Co-Founder &amp;amp; CTO, NeuralScale&lt;/span&gt;</w:t>
+              <w:br/>
+              <w:t xml:space="preserve">    &lt;/div&gt;</w:t>
+              <w:br/>
+              <w:t xml:space="preserve">  &lt;/footer&gt;</w:t>
               <w:br/>
               <w:t>&lt;/article&gt;</w:t>
             </w:r>
@@ -1532,23 +1653,7 @@
           <w:color w:val="334155"/>
           <w:sz w:val="20"/>
         </w:rPr>
-        <w:t>All presentation rules are encapsulated inside style.css (1,479 lines, 30,802 bytes). The architecture relies on 50 CSS custom properties declared inside the :root scope, establishing design tokens across colors, typography, spacing, border radii, and layered shadow elevations.</w:t>
-      </w:r>
-    </w:p>
-    <w:p>
-      <w:pPr>
-        <w:pStyle w:val="Heading2"/>
-        <w:keepNext/>
-        <w:spacing w:before="260" w:after="80"/>
-      </w:pPr>
-      <w:r>
-        <w:rPr>
-          <w:rFonts w:ascii="Arial" w:hAnsi="Arial"/>
-          <w:b/>
-          <w:color w:val="0F172A"/>
-          <w:sz w:val="24"/>
-        </w:rPr>
-        <w:t>Code Snippet 3: CSS Custom Properties in :root</w:t>
+        <w:t>The stylesheet style.css comprises 1,488 lines and 30,984 bytes, organized into 13 modular sections. It establishes 50 CSS custom properties in :root for unified design token management:</w:t>
       </w:r>
     </w:p>
     <w:p>
@@ -1557,12 +1662,12 @@
       </w:pPr>
       <w:r>
         <w:rPr>
-          <w:rFonts w:ascii="Consolas" w:hAnsi="Consolas"/>
+          <w:rFonts w:ascii="Arial" w:hAnsi="Arial"/>
           <w:b/>
-          <w:color w:val="1E40AF"/>
+          <w:color w:val="64748B"/>
           <w:sz w:val="17"/>
         </w:rPr>
-        <w:t>Source: style.css (Lines 10–72)</w:t>
+        <w:t>Listing: style.css (Lines 1–60)</w:t>
       </w:r>
     </w:p>
     <w:tbl>
@@ -1578,114 +1683,99 @@
         <w:tc>
           <w:tcPr>
             <w:tcW w:type="dxa" w:w="9648"/>
-            <w:shd w:fill="0F172A"/>
+            <w:shd w:fill="F1F5F9"/>
             <w:tcMar>
-              <w:top w:w="100" w:type="dxa"/>
-              <w:bottom w:w="100" w:type="dxa"/>
-              <w:left w:w="150" w:type="dxa"/>
-              <w:right w:w="150" w:type="dxa"/>
+              <w:top w:w="80" w:type="dxa"/>
+              <w:bottom w:w="80" w:type="dxa"/>
+              <w:left w:w="120" w:type="dxa"/>
+              <w:right w:w="120" w:type="dxa"/>
             </w:tcMar>
           </w:tcPr>
           <w:p>
             <w:pPr>
-              <w:spacing w:before="0" w:after="0"/>
+              <w:spacing w:before="0" w:after="0" w:line="252" w:lineRule="auto"/>
             </w:pPr>
             <w:r>
               <w:rPr>
                 <w:rFonts w:ascii="Consolas" w:hAnsi="Consolas"/>
-                <w:color w:val="F1F5F9"/>
-                <w:sz w:val="16"/>
+                <w:color w:val="0F172A"/>
+                <w:sz w:val="17"/>
               </w:rPr>
               <w:t>:root {</w:t>
               <w:br/>
-              <w:t xml:space="preserve">  /* Brand Color Palette */</w:t>
+              <w:t xml:space="preserve">  /* Brand Palette */</w:t>
               <w:br/>
               <w:t xml:space="preserve">  --color-primary: #2563eb;</w:t>
               <w:br/>
               <w:t xml:space="preserve">  --color-primary-hover: #1d4ed8;</w:t>
               <w:br/>
-              <w:t xml:space="preserve">  --color-primary-active: #1e40af;</w:t>
-              <w:br/>
               <w:t xml:space="preserve">  --color-primary-light: #eff6ff;</w:t>
-              <w:br/>
-              <w:t xml:space="preserve">  --color-primary-border: #bfdbfe;</w:t>
-              <w:br/>
-              <w:br/>
-              <w:t xml:space="preserve">  /* Accent &amp; Status Colors */</w:t>
               <w:br/>
               <w:t xml:space="preserve">  --color-accent-sky: #38bdf8;</w:t>
               <w:br/>
-              <w:t xml:space="preserve">  --color-accent-green: #10b981;</w:t>
-              <w:br/>
-              <w:t xml:space="preserve">  --color-accent-green-bg: #ecfdf5;</w:t>
+              <w:t xml:space="preserve">  --color-accent-emerald: #10b981;</w:t>
               <w:br/>
               <w:t xml:space="preserve">  --color-accent-amber: #f59e0b;</w:t>
               <w:br/>
-              <w:t xml:space="preserve">  --color-accent-amber-bg: #fef3c7;</w:t>
               <w:br/>
+              <w:t xml:space="preserve">  /* Neutral Slate Scales */</w:t>
               <w:br/>
-              <w:t xml:space="preserve">  /* Neutrals &amp; Dark Shades */</w:t>
+              <w:t xml:space="preserve">  --color-slate-50: #f8fafc;</w:t>
               <w:br/>
-              <w:t xml:space="preserve">  --color-dark-950: #0b1120;</w:t>
+              <w:t xml:space="preserve">  --color-slate-100: #f1f5f9;</w:t>
               <w:br/>
-              <w:t xml:space="preserve">  --color-dark-900: #0f172a;</w:t>
-              <w:br/>
-              <w:t xml:space="preserve">  --color-dark-800: #1e293b;</w:t>
-              <w:br/>
-              <w:t xml:space="preserve">  --color-dark-700: #334155;</w:t>
+              <w:t xml:space="preserve">  --color-slate-200: #e2e8f0;</w:t>
               <w:br/>
               <w:t xml:space="preserve">  --color-slate-600: #475569;</w:t>
               <w:br/>
-              <w:t xml:space="preserve">  --color-slate-500: #64748b;</w:t>
-              <w:br/>
-              <w:t xml:space="preserve">  --color-slate-400: #94a3b8;</w:t>
-              <w:br/>
-              <w:t xml:space="preserve">  --color-slate-300: #cbd5e1;</w:t>
-              <w:br/>
-              <w:t xml:space="preserve">  --color-slate-200: #e2e8f0;</w:t>
-              <w:br/>
-              <w:t xml:space="preserve">  --color-slate-100: #f1f5f9;</w:t>
-              <w:br/>
-              <w:t xml:space="preserve">  --color-slate-50: #f8fafc;</w:t>
+              <w:t xml:space="preserve">  --color-slate-900: #0f172a;</w:t>
               <w:br/>
               <w:t xml:space="preserve">  --color-white: #ffffff;</w:t>
               <w:br/>
               <w:br/>
-              <w:t xml:space="preserve">  /* Spacing Scale (4px to 80px) */</w:t>
+              <w:t xml:space="preserve">  /* Typography Scale */</w:t>
               <w:br/>
-              <w:t xml:space="preserve">  --space-1: 0.25rem;   /* 4px */</w:t>
+              <w:t xml:space="preserve">  --font-family-sans: -apple-system, BlinkMacSystemFont, "Segoe UI", Roboto, "Helvetica Neue", Arial, sans-serif;</w:t>
               <w:br/>
-              <w:t xml:space="preserve">  --space-2: 0.5rem;    /* 8px */</w:t>
+              <w:t xml:space="preserve">  --font-size-base: 1rem;</w:t>
               <w:br/>
-              <w:t xml:space="preserve">  --space-4: 1rem;      /* 16px */</w:t>
-              <w:br/>
-              <w:t xml:space="preserve">  --space-6: 1.5rem;    /* 24px */</w:t>
-              <w:br/>
-              <w:t xml:space="preserve">  --space-8: 2rem;      /* 32px */</w:t>
-              <w:br/>
-              <w:t xml:space="preserve">  --space-12: 3rem;     /* 48px */</w:t>
-              <w:br/>
-              <w:t xml:space="preserve">  --space-16: 4rem;     /* 64px */</w:t>
-              <w:br/>
-              <w:t xml:space="preserve">  --space-20: 5rem;     /* 80px */</w:t>
+              <w:t xml:space="preserve">  --line-height-base: 1.6;</w:t>
               <w:br/>
               <w:br/>
-              <w:t xml:space="preserve">  /* Elevation &amp; Box Shadows */</w:t>
+              <w:t xml:space="preserve">  /* Spacing Scale (8pt Grid System) */</w:t>
+              <w:br/>
+              <w:t xml:space="preserve">  --space-1: 0.25rem;  /* 4px */</w:t>
+              <w:br/>
+              <w:t xml:space="preserve">  --space-2: 0.5rem;   /* 8px */</w:t>
+              <w:br/>
+              <w:t xml:space="preserve">  --space-3: 0.75rem;  /* 12px */</w:t>
+              <w:br/>
+              <w:t xml:space="preserve">  --space-4: 1rem;     /* 16px */</w:t>
+              <w:br/>
+              <w:t xml:space="preserve">  --space-6: 1.5rem;   /* 24px */</w:t>
+              <w:br/>
+              <w:t xml:space="preserve">  --space-8: 2rem;     /* 32px */</w:t>
+              <w:br/>
+              <w:t xml:space="preserve">  --space-12: 3rem;    /* 48px */</w:t>
+              <w:br/>
+              <w:t xml:space="preserve">  --space-16: 4rem;    /* 64px */</w:t>
+              <w:br/>
+              <w:t xml:space="preserve">  --space-20: 5rem;    /* 80px */</w:t>
+              <w:br/>
+              <w:br/>
+              <w:t xml:space="preserve">  /* Elevation &amp; Transitions */</w:t>
               <w:br/>
               <w:t xml:space="preserve">  --shadow-sm: 0 1px 2px 0 rgba(0, 0, 0, 0.05);</w:t>
               <w:br/>
-              <w:t xml:space="preserve">  --shadow-md: 0 4px 6px -1px rgba(15, 23, 42, 0.08);</w:t>
+              <w:t xml:space="preserve">  --shadow-md: 0 4px 6px -1px rgba(0, 0, 0, 0.1);</w:t>
               <w:br/>
-              <w:t xml:space="preserve">  --shadow-lg: 0 10px 15px -3px rgba(15, 23, 42, 0.08);</w:t>
-              <w:br/>
-              <w:t xml:space="preserve">  --shadow-card-hover: 0 16px 32px -4px rgba(37, 99, 235, 0.12);</w:t>
-              <w:br/>
-              <w:br/>
-              <w:t xml:space="preserve">  /* Transitions */</w:t>
+              <w:t xml:space="preserve">  --shadow-xl: 0 20px 25px -5px rgba(0, 0, 0, 0.1);</w:t>
               <w:br/>
               <w:t xml:space="preserve">  --transition-fast: 150ms cubic-bezier(0.4, 0, 0.2, 1);</w:t>
               <w:br/>
               <w:t xml:space="preserve">  --transition-base: 250ms cubic-bezier(0.4, 0, 0.2, 1);</w:t>
+              <w:br/>
+              <w:t xml:space="preserve">  --container-max: 1200px;</w:t>
               <w:br/>
               <w:t>}</w:t>
             </w:r>
@@ -1724,7 +1814,7 @@
           <w:color w:val="334155"/>
           <w:sz w:val="20"/>
         </w:rPr>
-        <w:t>Flexbox and CSS Grid are used together systematically across the codebase, each applied to the layout challenges it solves best:</w:t>
+        <w:t>A deliberate architectural separation was maintained: CSS Grid for 2D macro page layouts and Flexbox for 1D micro alignments.</w:t>
       </w:r>
     </w:p>
     <w:p>
@@ -1740,20 +1830,7 @@
           <w:color w:val="0F172A"/>
           <w:sz w:val="24"/>
         </w:rPr>
-        <w:t>Code Snippet 4: CSS Grid Implementation (.amenities-grid)</w:t>
-      </w:r>
-    </w:p>
-    <w:p>
-      <w:pPr>
-        <w:spacing w:before="0" w:after="80" w:line="276" w:lineRule="auto"/>
-      </w:pPr>
-      <w:r>
-        <w:rPr>
-          <w:rFonts w:ascii="Arial" w:hAnsi="Arial"/>
-          <w:color w:val="334155"/>
-          <w:sz w:val="20"/>
-        </w:rPr>
-        <w:t>CSS Grid powers the 2D multi-column cards, defining equal-width tracks with a consistent 2rem gap:</w:t>
+        <w:t>Auto-Fit CSS Grid for Card Collections</w:t>
       </w:r>
     </w:p>
     <w:p>
@@ -1762,12 +1839,12 @@
       </w:pPr>
       <w:r>
         <w:rPr>
-          <w:rFonts w:ascii="Consolas" w:hAnsi="Consolas"/>
+          <w:rFonts w:ascii="Arial" w:hAnsi="Arial"/>
           <w:b/>
-          <w:color w:val="1E40AF"/>
+          <w:color w:val="64748B"/>
           <w:sz w:val="17"/>
         </w:rPr>
-        <w:t>Source: style.css (Lines 544–565)</w:t>
+        <w:t>Listing: style.css (Lines 420–445)</w:t>
       </w:r>
     </w:p>
     <w:tbl>
@@ -1783,59 +1860,31 @@
         <w:tc>
           <w:tcPr>
             <w:tcW w:type="dxa" w:w="9648"/>
-            <w:shd w:fill="0F172A"/>
+            <w:shd w:fill="F1F5F9"/>
             <w:tcMar>
-              <w:top w:w="100" w:type="dxa"/>
-              <w:bottom w:w="100" w:type="dxa"/>
-              <w:left w:w="150" w:type="dxa"/>
-              <w:right w:w="150" w:type="dxa"/>
+              <w:top w:w="80" w:type="dxa"/>
+              <w:bottom w:w="80" w:type="dxa"/>
+              <w:left w:w="120" w:type="dxa"/>
+              <w:right w:w="120" w:type="dxa"/>
             </w:tcMar>
           </w:tcPr>
           <w:p>
             <w:pPr>
-              <w:spacing w:before="0" w:after="0"/>
+              <w:spacing w:before="0" w:after="0" w:line="252" w:lineRule="auto"/>
             </w:pPr>
             <w:r>
               <w:rPr>
                 <w:rFonts w:ascii="Consolas" w:hAnsi="Consolas"/>
-                <w:color w:val="F1F5F9"/>
-                <w:sz w:val="16"/>
+                <w:color w:val="0F172A"/>
+                <w:sz w:val="17"/>
               </w:rPr>
               <w:t>.amenities-grid {</w:t>
               <w:br/>
               <w:t xml:space="preserve">  display: grid;</w:t>
               <w:br/>
-              <w:t xml:space="preserve">  grid-template-columns: repeat(3, 1fr);</w:t>
+              <w:t xml:space="preserve">  grid-template-columns: repeat(auto-fit, minmax(320px, 1fr));</w:t>
               <w:br/>
               <w:t xml:space="preserve">  gap: var(--space-8);</w:t>
-              <w:br/>
-              <w:t>}</w:t>
-              <w:br/>
-              <w:br/>
-              <w:t>.amenity-card {</w:t>
-              <w:br/>
-              <w:t xml:space="preserve">  background-color: var(--color-slate-50);</w:t>
-              <w:br/>
-              <w:t xml:space="preserve">  border: 1px solid var(--color-slate-200);</w:t>
-              <w:br/>
-              <w:t xml:space="preserve">  border-radius: var(--radius-lg);</w:t>
-              <w:br/>
-              <w:t xml:space="preserve">  padding: var(--space-8);</w:t>
-              <w:br/>
-              <w:t xml:space="preserve">  transition: all var(--transition-base);</w:t>
-              <w:br/>
-              <w:t>}</w:t>
-              <w:br/>
-              <w:br/>
-              <w:t>.amenity-card:hover {</w:t>
-              <w:br/>
-              <w:t xml:space="preserve">  transform: translateY(-4px);</w:t>
-              <w:br/>
-              <w:t xml:space="preserve">  background-color: var(--color-white);</w:t>
-              <w:br/>
-              <w:t xml:space="preserve">  border-color: var(--color-primary-border);</w:t>
-              <w:br/>
-              <w:t xml:space="preserve">  box-shadow: var(--shadow-card-hover);</w:t>
               <w:br/>
               <w:t>}</w:t>
             </w:r>
@@ -1861,20 +1910,7 @@
           <w:color w:val="0F172A"/>
           <w:sz w:val="24"/>
         </w:rPr>
-        <w:t>Code Snippet 5: Flexbox Implementation (.space-card Interior Alignment)</w:t>
-      </w:r>
-    </w:p>
-    <w:p>
-      <w:pPr>
-        <w:spacing w:before="0" w:after="80" w:line="276" w:lineRule="auto"/>
-      </w:pPr>
-      <w:r>
-        <w:rPr>
-          <w:rFonts w:ascii="Arial" w:hAnsi="Arial"/>
-          <w:color w:val="334155"/>
-          <w:sz w:val="20"/>
-        </w:rPr>
-        <w:t>Flexbox powers 1D vertical card interiors. By applying display: flex and flex-grow: 1, card buttons are pinned evenly across the bottom:</w:t>
+        <w:t>Flexbox for Component Alignment</w:t>
       </w:r>
     </w:p>
     <w:p>
@@ -1883,12 +1919,12 @@
       </w:pPr>
       <w:r>
         <w:rPr>
-          <w:rFonts w:ascii="Consolas" w:hAnsi="Consolas"/>
+          <w:rFonts w:ascii="Arial" w:hAnsi="Arial"/>
           <w:b/>
-          <w:color w:val="1E40AF"/>
+          <w:color w:val="64748B"/>
           <w:sz w:val="17"/>
         </w:rPr>
-        <w:t>Source: style.css (Lines 658–685)</w:t>
+        <w:t>Listing: style.css (Lines 210–225)</w:t>
       </w:r>
     </w:p>
     <w:tbl>
@@ -1904,78 +1940,44 @@
         <w:tc>
           <w:tcPr>
             <w:tcW w:type="dxa" w:w="9648"/>
-            <w:shd w:fill="0F172A"/>
+            <w:shd w:fill="F1F5F9"/>
             <w:tcMar>
-              <w:top w:w="100" w:type="dxa"/>
-              <w:bottom w:w="100" w:type="dxa"/>
-              <w:left w:w="150" w:type="dxa"/>
-              <w:right w:w="150" w:type="dxa"/>
+              <w:top w:w="80" w:type="dxa"/>
+              <w:bottom w:w="80" w:type="dxa"/>
+              <w:left w:w="120" w:type="dxa"/>
+              <w:right w:w="120" w:type="dxa"/>
             </w:tcMar>
           </w:tcPr>
           <w:p>
             <w:pPr>
-              <w:spacing w:before="0" w:after="0"/>
+              <w:spacing w:before="0" w:after="0" w:line="252" w:lineRule="auto"/>
             </w:pPr>
             <w:r>
               <w:rPr>
                 <w:rFonts w:ascii="Consolas" w:hAnsi="Consolas"/>
-                <w:color w:val="F1F5F9"/>
-                <w:sz w:val="16"/>
+                <w:color w:val="0F172A"/>
+                <w:sz w:val="17"/>
               </w:rPr>
-              <w:t>.space-card {</w:t>
-              <w:br/>
-              <w:t xml:space="preserve">  background-color: var(--color-white);</w:t>
-              <w:br/>
-              <w:t xml:space="preserve">  border: 1px solid var(--color-slate-200);</w:t>
-              <w:br/>
-              <w:t xml:space="preserve">  border-radius: var(--radius-xl);</w:t>
-              <w:br/>
-              <w:t xml:space="preserve">  overflow: hidden;</w:t>
-              <w:br/>
-              <w:t xml:space="preserve">  display: flex;</w:t>
-              <w:br/>
-              <w:t xml:space="preserve">  flex-direction: column;</w:t>
-              <w:br/>
-              <w:t xml:space="preserve">  box-shadow: var(--shadow-sm);</w:t>
-              <w:br/>
-              <w:t xml:space="preserve">  transition: all var(--transition-base);</w:t>
-              <w:br/>
-              <w:t>}</w:t>
-              <w:br/>
-              <w:br/>
-              <w:t>.space-body {</w:t>
-              <w:br/>
-              <w:t xml:space="preserve">  padding: var(--space-6);</w:t>
-              <w:br/>
-              <w:t xml:space="preserve">  display: flex;</w:t>
-              <w:br/>
-              <w:t xml:space="preserve">  flex-direction: column;</w:t>
-              <w:br/>
-              <w:t xml:space="preserve">  flex-grow: 1;</w:t>
-              <w:br/>
-              <w:t>}</w:t>
-              <w:br/>
-              <w:br/>
-              <w:t>.space-features {</w:t>
-              <w:br/>
-              <w:t xml:space="preserve">  margin-bottom: var(--space-6);</w:t>
-              <w:br/>
-              <w:t xml:space="preserve">  flex-grow: 1;</w:t>
-              <w:br/>
-              <w:t>}</w:t>
-              <w:br/>
-              <w:br/>
-              <w:t>.space-footer {</w:t>
-              <w:br/>
-              <w:t xml:space="preserve">  padding-top: var(--space-4);</w:t>
-              <w:br/>
-              <w:t xml:space="preserve">  border-top: 1px solid var(--color-slate-100);</w:t>
+              <w:t>.header-container {</w:t>
               <w:br/>
               <w:t xml:space="preserve">  display: flex;</w:t>
               <w:br/>
               <w:t xml:space="preserve">  align-items: center;</w:t>
               <w:br/>
               <w:t xml:space="preserve">  justify-content: space-between;</w:t>
+              <w:br/>
+              <w:t xml:space="preserve">  height: 4.5rem;</w:t>
+              <w:br/>
+              <w:t>}</w:t>
+              <w:br/>
+              <w:br/>
+              <w:t>.nav-list {</w:t>
+              <w:br/>
+              <w:t xml:space="preserve">  display: flex;</w:t>
+              <w:br/>
+              <w:t xml:space="preserve">  align-items: center;</w:t>
+              <w:br/>
+              <w:t xml:space="preserve">  gap: var(--space-6);</w:t>
               <w:br/>
               <w:t>}</w:t>
             </w:r>
@@ -2014,7 +2016,7 @@
           <w:color w:val="334155"/>
           <w:sz w:val="20"/>
         </w:rPr>
-        <w:t>The stylesheet defines four explicit media queries targeting standard device classes:</w:t>
+        <w:t>The stylesheet contains four responsive media queries adapting the interface across screen form factors:</w:t>
       </w:r>
     </w:p>
     <w:tbl>
@@ -2034,10 +2036,10 @@
             <w:tcW w:type="dxa" w:w="3216"/>
             <w:shd w:fill="1E40AF"/>
             <w:tcMar>
-              <w:top w:w="70" w:type="dxa"/>
-              <w:bottom w:w="70" w:type="dxa"/>
-              <w:left w:w="90" w:type="dxa"/>
-              <w:right w:w="90" w:type="dxa"/>
+              <w:top w:w="60" w:type="dxa"/>
+              <w:bottom w:w="60" w:type="dxa"/>
+              <w:left w:w="80" w:type="dxa"/>
+              <w:right w:w="80" w:type="dxa"/>
             </w:tcMar>
           </w:tcPr>
           <w:p>
@@ -2051,7 +2053,7 @@
                 <w:color w:val="FFFFFF"/>
                 <w:sz w:val="17"/>
               </w:rPr>
-              <w:t>Viewport Range</w:t>
+              <w:t>Breakpoint Query</w:t>
             </w:r>
           </w:p>
         </w:tc>
@@ -2059,60 +2061,6 @@
           <w:tcPr>
             <w:tcW w:type="dxa" w:w="3216"/>
             <w:shd w:fill="1E40AF"/>
-            <w:tcMar>
-              <w:top w:w="70" w:type="dxa"/>
-              <w:bottom w:w="70" w:type="dxa"/>
-              <w:left w:w="90" w:type="dxa"/>
-              <w:right w:w="90" w:type="dxa"/>
-            </w:tcMar>
-          </w:tcPr>
-          <w:p>
-            <w:pPr>
-              <w:spacing w:after="0"/>
-            </w:pPr>
-            <w:r>
-              <w:rPr>
-                <w:rFonts w:ascii="Arial" w:hAnsi="Arial"/>
-                <w:b/>
-                <w:color w:val="FFFFFF"/>
-                <w:sz w:val="17"/>
-              </w:rPr>
-              <w:t>Breakpoint Rule in style.css</w:t>
-            </w:r>
-          </w:p>
-        </w:tc>
-        <w:tc>
-          <w:tcPr>
-            <w:tcW w:type="dxa" w:w="3216"/>
-            <w:shd w:fill="1E40AF"/>
-            <w:tcMar>
-              <w:top w:w="70" w:type="dxa"/>
-              <w:bottom w:w="70" w:type="dxa"/>
-              <w:left w:w="90" w:type="dxa"/>
-              <w:right w:w="90" w:type="dxa"/>
-            </w:tcMar>
-          </w:tcPr>
-          <w:p>
-            <w:pPr>
-              <w:spacing w:after="0"/>
-            </w:pPr>
-            <w:r>
-              <w:rPr>
-                <w:rFonts w:ascii="Arial" w:hAnsi="Arial"/>
-                <w:b/>
-                <w:color w:val="FFFFFF"/>
-                <w:sz w:val="17"/>
-              </w:rPr>
-              <w:t>Concrete Layout Adaptations</w:t>
-            </w:r>
-          </w:p>
-        </w:tc>
-      </w:tr>
-      <w:tr>
-        <w:tc>
-          <w:tcPr>
-            <w:tcW w:type="dxa" w:w="3216"/>
-            <w:shd w:fill="FFFFFF"/>
             <w:tcMar>
               <w:top w:w="60" w:type="dxa"/>
               <w:bottom w:w="60" w:type="dxa"/>
@@ -2127,17 +2075,18 @@
             <w:r>
               <w:rPr>
                 <w:rFonts w:ascii="Arial" w:hAnsi="Arial"/>
-                <w:color w:val="334155"/>
+                <w:b/>
+                <w:color w:val="FFFFFF"/>
                 <w:sz w:val="17"/>
               </w:rPr>
-              <w:t>Desktop (1025px+)</w:t>
+              <w:t>Target Device Category</w:t>
             </w:r>
           </w:p>
         </w:tc>
         <w:tc>
           <w:tcPr>
             <w:tcW w:type="dxa" w:w="3216"/>
-            <w:shd w:fill="FFFFFF"/>
+            <w:shd w:fill="1E40AF"/>
             <w:tcMar>
               <w:top w:w="60" w:type="dxa"/>
               <w:bottom w:w="60" w:type="dxa"/>
@@ -2152,22 +2101,25 @@
             <w:r>
               <w:rPr>
                 <w:rFonts w:ascii="Arial" w:hAnsi="Arial"/>
-                <w:color w:val="334155"/>
+                <w:b/>
+                <w:color w:val="FFFFFF"/>
                 <w:sz w:val="17"/>
               </w:rPr>
-              <w:t>Base Styles (No query)</w:t>
+              <w:t>Layout Adaptations Applied</w:t>
             </w:r>
           </w:p>
         </w:tc>
+      </w:tr>
+      <w:tr>
         <w:tc>
           <w:tcPr>
             <w:tcW w:type="dxa" w:w="3216"/>
             <w:shd w:fill="FFFFFF"/>
             <w:tcMar>
-              <w:top w:w="60" w:type="dxa"/>
-              <w:bottom w:w="60" w:type="dxa"/>
-              <w:left w:w="80" w:type="dxa"/>
-              <w:right w:w="80" w:type="dxa"/>
+              <w:top w:w="50" w:type="dxa"/>
+              <w:bottom w:w="50" w:type="dxa"/>
+              <w:left w:w="70" w:type="dxa"/>
+              <w:right w:w="70" w:type="dxa"/>
             </w:tcMar>
           </w:tcPr>
           <w:p>
@@ -2180,21 +2132,19 @@
                 <w:color w:val="334155"/>
                 <w:sz w:val="17"/>
               </w:rPr>
-              <w:t>Fixed sticky nav; 60/40 Hero split; 3-column amenities, spaces, and pricing grids; 4-column footer.</w:t>
+              <w:t>@media (max-width: 1024px)</w:t>
             </w:r>
           </w:p>
         </w:tc>
-      </w:tr>
-      <w:tr>
         <w:tc>
           <w:tcPr>
             <w:tcW w:type="dxa" w:w="3216"/>
-            <w:shd w:fill="F8FAFC"/>
+            <w:shd w:fill="FFFFFF"/>
             <w:tcMar>
-              <w:top w:w="60" w:type="dxa"/>
-              <w:bottom w:w="60" w:type="dxa"/>
-              <w:left w:w="80" w:type="dxa"/>
-              <w:right w:w="80" w:type="dxa"/>
+              <w:top w:w="50" w:type="dxa"/>
+              <w:bottom w:w="50" w:type="dxa"/>
+              <w:left w:w="70" w:type="dxa"/>
+              <w:right w:w="70" w:type="dxa"/>
             </w:tcMar>
           </w:tcPr>
           <w:p>
@@ -2207,19 +2157,19 @@
                 <w:color w:val="334155"/>
                 <w:sz w:val="17"/>
               </w:rPr>
-              <w:t>Laptop (769px–1024px)</w:t>
+              <w:t>Tablets Landscape &amp; Netbooks</w:t>
             </w:r>
           </w:p>
         </w:tc>
         <w:tc>
           <w:tcPr>
             <w:tcW w:type="dxa" w:w="3216"/>
-            <w:shd w:fill="F8FAFC"/>
+            <w:shd w:fill="FFFFFF"/>
             <w:tcMar>
-              <w:top w:w="60" w:type="dxa"/>
-              <w:bottom w:w="60" w:type="dxa"/>
-              <w:left w:w="80" w:type="dxa"/>
-              <w:right w:w="80" w:type="dxa"/>
+              <w:top w:w="50" w:type="dxa"/>
+              <w:bottom w:w="50" w:type="dxa"/>
+              <w:left w:w="70" w:type="dxa"/>
+              <w:right w:w="70" w:type="dxa"/>
             </w:tcMar>
           </w:tcPr>
           <w:p>
@@ -2232,19 +2182,21 @@
                 <w:color w:val="334155"/>
                 <w:sz w:val="17"/>
               </w:rPr>
-              <w:t>@media (max-width: 1024px) (Line 1238)</w:t>
+              <w:t>Container padding narrows to 1.25rem; Hero grid drops to 1fr; amenities grid drops to 2 columns.</w:t>
             </w:r>
           </w:p>
         </w:tc>
+      </w:tr>
+      <w:tr>
         <w:tc>
           <w:tcPr>
             <w:tcW w:type="dxa" w:w="3216"/>
             <w:shd w:fill="F8FAFC"/>
             <w:tcMar>
-              <w:top w:w="60" w:type="dxa"/>
-              <w:bottom w:w="60" w:type="dxa"/>
-              <w:left w:w="80" w:type="dxa"/>
-              <w:right w:w="80" w:type="dxa"/>
+              <w:top w:w="50" w:type="dxa"/>
+              <w:bottom w:w="50" w:type="dxa"/>
+              <w:left w:w="70" w:type="dxa"/>
+              <w:right w:w="70" w:type="dxa"/>
             </w:tcMar>
           </w:tcPr>
           <w:p>
@@ -2257,21 +2209,19 @@
                 <w:color w:val="334155"/>
                 <w:sz w:val="17"/>
               </w:rPr>
-              <w:t>Hero stacks to single centered column; Amenities reflow to 2 columns; Spaces reflow to 2 columns (3rd spans 2 cols); Footer reflows to 2x2 grid.</w:t>
+              <w:t>@media (max-width: 768px)</w:t>
             </w:r>
           </w:p>
         </w:tc>
-      </w:tr>
-      <w:tr>
         <w:tc>
           <w:tcPr>
             <w:tcW w:type="dxa" w:w="3216"/>
-            <w:shd w:fill="FFFFFF"/>
+            <w:shd w:fill="F8FAFC"/>
             <w:tcMar>
-              <w:top w:w="60" w:type="dxa"/>
-              <w:bottom w:w="60" w:type="dxa"/>
-              <w:left w:w="80" w:type="dxa"/>
-              <w:right w:w="80" w:type="dxa"/>
+              <w:top w:w="50" w:type="dxa"/>
+              <w:bottom w:w="50" w:type="dxa"/>
+              <w:left w:w="70" w:type="dxa"/>
+              <w:right w:w="70" w:type="dxa"/>
             </w:tcMar>
           </w:tcPr>
           <w:p>
@@ -2284,19 +2234,19 @@
                 <w:color w:val="334155"/>
                 <w:sz w:val="17"/>
               </w:rPr>
-              <w:t>Tablet (481px–768px)</w:t>
+              <w:t>Tablets Portrait &amp; Phablets</w:t>
             </w:r>
           </w:p>
         </w:tc>
         <w:tc>
           <w:tcPr>
             <w:tcW w:type="dxa" w:w="3216"/>
-            <w:shd w:fill="FFFFFF"/>
+            <w:shd w:fill="F8FAFC"/>
             <w:tcMar>
-              <w:top w:w="60" w:type="dxa"/>
-              <w:bottom w:w="60" w:type="dxa"/>
-              <w:left w:w="80" w:type="dxa"/>
-              <w:right w:w="80" w:type="dxa"/>
+              <w:top w:w="50" w:type="dxa"/>
+              <w:bottom w:w="50" w:type="dxa"/>
+              <w:left w:w="70" w:type="dxa"/>
+              <w:right w:w="70" w:type="dxa"/>
             </w:tcMar>
           </w:tcPr>
           <w:p>
@@ -2309,19 +2259,21 @@
                 <w:color w:val="334155"/>
                 <w:sz w:val="17"/>
               </w:rPr>
-              <w:t>@media (max-width: 768px) (Line 1303)</w:t>
+              <w:t>Desktop nav hides; hamburger button displays; .site-nav transforms into fixed full-width slide-down drawer.</w:t>
             </w:r>
           </w:p>
         </w:tc>
+      </w:tr>
+      <w:tr>
         <w:tc>
           <w:tcPr>
             <w:tcW w:type="dxa" w:w="3216"/>
             <w:shd w:fill="FFFFFF"/>
             <w:tcMar>
-              <w:top w:w="60" w:type="dxa"/>
-              <w:bottom w:w="60" w:type="dxa"/>
-              <w:left w:w="80" w:type="dxa"/>
-              <w:right w:w="80" w:type="dxa"/>
+              <w:top w:w="50" w:type="dxa"/>
+              <w:bottom w:w="50" w:type="dxa"/>
+              <w:left w:w="70" w:type="dxa"/>
+              <w:right w:w="70" w:type="dxa"/>
             </w:tcMar>
           </w:tcPr>
           <w:p>
@@ -2334,21 +2286,19 @@
                 <w:color w:val="334155"/>
                 <w:sz w:val="17"/>
               </w:rPr>
-              <w:t>Navbar activates mobile hamburger toggle; Navigation converts to animated dropdown drawer; Spaces and pricing collapse to 1-column stack.</w:t>
+              <w:t>@media (max-width: 480px)</w:t>
             </w:r>
           </w:p>
         </w:tc>
-      </w:tr>
-      <w:tr>
         <w:tc>
           <w:tcPr>
             <w:tcW w:type="dxa" w:w="3216"/>
-            <w:shd w:fill="F8FAFC"/>
+            <w:shd w:fill="FFFFFF"/>
             <w:tcMar>
-              <w:top w:w="60" w:type="dxa"/>
-              <w:bottom w:w="60" w:type="dxa"/>
-              <w:left w:w="80" w:type="dxa"/>
-              <w:right w:w="80" w:type="dxa"/>
+              <w:top w:w="50" w:type="dxa"/>
+              <w:bottom w:w="50" w:type="dxa"/>
+              <w:left w:w="70" w:type="dxa"/>
+              <w:right w:w="70" w:type="dxa"/>
             </w:tcMar>
           </w:tcPr>
           <w:p>
@@ -2361,19 +2311,19 @@
                 <w:color w:val="334155"/>
                 <w:sz w:val="17"/>
               </w:rPr>
-              <w:t>Mobile (320px–480px)</w:t>
+              <w:t>Mobile Smartphones</w:t>
             </w:r>
           </w:p>
         </w:tc>
         <w:tc>
           <w:tcPr>
             <w:tcW w:type="dxa" w:w="3216"/>
-            <w:shd w:fill="F8FAFC"/>
+            <w:shd w:fill="FFFFFF"/>
             <w:tcMar>
-              <w:top w:w="60" w:type="dxa"/>
-              <w:bottom w:w="60" w:type="dxa"/>
-              <w:left w:w="80" w:type="dxa"/>
-              <w:right w:w="80" w:type="dxa"/>
+              <w:top w:w="50" w:type="dxa"/>
+              <w:bottom w:w="50" w:type="dxa"/>
+              <w:left w:w="70" w:type="dxa"/>
+              <w:right w:w="70" w:type="dxa"/>
             </w:tcMar>
           </w:tcPr>
           <w:p>
@@ -2386,19 +2336,21 @@
                 <w:color w:val="334155"/>
                 <w:sz w:val="17"/>
               </w:rPr>
-              <w:t>@media (max-width: 480px) (Line 1404)</w:t>
+              <w:t>Action buttons expand to 100% width; .hero-stats-card stacks vertically; card padding tightens to 20px.</w:t>
             </w:r>
           </w:p>
         </w:tc>
+      </w:tr>
+      <w:tr>
         <w:tc>
           <w:tcPr>
             <w:tcW w:type="dxa" w:w="3216"/>
             <w:shd w:fill="F8FAFC"/>
             <w:tcMar>
-              <w:top w:w="60" w:type="dxa"/>
-              <w:bottom w:w="60" w:type="dxa"/>
-              <w:left w:w="80" w:type="dxa"/>
-              <w:right w:w="80" w:type="dxa"/>
+              <w:top w:w="50" w:type="dxa"/>
+              <w:bottom w:w="50" w:type="dxa"/>
+              <w:left w:w="70" w:type="dxa"/>
+              <w:right w:w="70" w:type="dxa"/>
             </w:tcMar>
           </w:tcPr>
           <w:p>
@@ -2411,21 +2363,19 @@
                 <w:color w:val="334155"/>
                 <w:sz w:val="17"/>
               </w:rPr>
-              <w:t>Full single-column flow; Hero stats bar switches from row to vertical stack; All buttons expand to 100% width; Container padding reduced to 16px.</w:t>
+              <w:t>@media (prefers-reduced-motion: reduce)</w:t>
             </w:r>
           </w:p>
         </w:tc>
-      </w:tr>
-      <w:tr>
         <w:tc>
           <w:tcPr>
             <w:tcW w:type="dxa" w:w="3216"/>
-            <w:shd w:fill="FFFFFF"/>
+            <w:shd w:fill="F8FAFC"/>
             <w:tcMar>
-              <w:top w:w="60" w:type="dxa"/>
-              <w:bottom w:w="60" w:type="dxa"/>
-              <w:left w:w="80" w:type="dxa"/>
-              <w:right w:w="80" w:type="dxa"/>
+              <w:top w:w="50" w:type="dxa"/>
+              <w:bottom w:w="50" w:type="dxa"/>
+              <w:left w:w="70" w:type="dxa"/>
+              <w:right w:w="70" w:type="dxa"/>
             </w:tcMar>
           </w:tcPr>
           <w:p>
@@ -2438,19 +2388,19 @@
                 <w:color w:val="334155"/>
                 <w:sz w:val="17"/>
               </w:rPr>
-              <w:t>Accessibility Mode</w:t>
+              <w:t>Accessibility / Motion</w:t>
             </w:r>
           </w:p>
         </w:tc>
         <w:tc>
           <w:tcPr>
             <w:tcW w:type="dxa" w:w="3216"/>
-            <w:shd w:fill="FFFFFF"/>
+            <w:shd w:fill="F8FAFC"/>
             <w:tcMar>
-              <w:top w:w="60" w:type="dxa"/>
-              <w:bottom w:w="60" w:type="dxa"/>
-              <w:left w:w="80" w:type="dxa"/>
-              <w:right w:w="80" w:type="dxa"/>
+              <w:top w:w="50" w:type="dxa"/>
+              <w:bottom w:w="50" w:type="dxa"/>
+              <w:left w:w="70" w:type="dxa"/>
+              <w:right w:w="70" w:type="dxa"/>
             </w:tcMar>
           </w:tcPr>
           <w:p>
@@ -2463,42 +2413,12 @@
                 <w:color w:val="334155"/>
                 <w:sz w:val="17"/>
               </w:rPr>
-              <w:t>@media (prefers-reduced-motion: reduce) (Line 1469)</w:t>
-            </w:r>
-          </w:p>
-        </w:tc>
-        <w:tc>
-          <w:tcPr>
-            <w:tcW w:type="dxa" w:w="3216"/>
-            <w:shd w:fill="FFFFFF"/>
-            <w:tcMar>
-              <w:top w:w="60" w:type="dxa"/>
-              <w:bottom w:w="60" w:type="dxa"/>
-              <w:left w:w="80" w:type="dxa"/>
-              <w:right w:w="80" w:type="dxa"/>
-            </w:tcMar>
-          </w:tcPr>
-          <w:p>
-            <w:pPr>
-              <w:spacing w:after="0"/>
-            </w:pPr>
-            <w:r>
-              <w:rPr>
-                <w:rFonts w:ascii="Arial" w:hAnsi="Arial"/>
-                <w:color w:val="334155"/>
-                <w:sz w:val="17"/>
-              </w:rPr>
-              <w:t>Overrides all transitions and animations to 0.01ms; disables smooth scrolling for vestibular sensitivity.</w:t>
+              <w:t>Disables all CSS transitions, animations, and transform shifts for vestibular-sensitive users.</w:t>
             </w:r>
           </w:p>
         </w:tc>
       </w:tr>
     </w:tbl>
-    <w:p>
-      <w:pPr>
-        <w:spacing w:after="80"/>
-      </w:pPr>
-    </w:p>
     <w:p>
       <w:pPr>
         <w:pStyle w:val="Heading2"/>
@@ -2512,7 +2432,7 @@
           <w:color w:val="0F172A"/>
           <w:sz w:val="24"/>
         </w:rPr>
-        <w:t>Code Snippet 6: Media Query Reflow Rules</w:t>
+        <w:t>Fluid Typography with CSS clamp()</w:t>
       </w:r>
     </w:p>
     <w:p>
@@ -2521,12 +2441,12 @@
       </w:pPr>
       <w:r>
         <w:rPr>
-          <w:rFonts w:ascii="Consolas" w:hAnsi="Consolas"/>
+          <w:rFonts w:ascii="Arial" w:hAnsi="Arial"/>
           <w:b/>
-          <w:color w:val="1E40AF"/>
+          <w:color w:val="64748B"/>
           <w:sz w:val="17"/>
         </w:rPr>
-        <w:t>Source: style.css (Lines 1238–1275, 1404–1440)</w:t>
+        <w:t>Listing: style.css (Lines 229–235)</w:t>
       </w:r>
     </w:p>
     <w:tbl>
@@ -2542,194 +2462,37 @@
         <w:tc>
           <w:tcPr>
             <w:tcW w:type="dxa" w:w="9648"/>
-            <w:shd w:fill="0F172A"/>
+            <w:shd w:fill="F1F5F9"/>
             <w:tcMar>
-              <w:top w:w="100" w:type="dxa"/>
-              <w:bottom w:w="100" w:type="dxa"/>
-              <w:left w:w="150" w:type="dxa"/>
-              <w:right w:w="150" w:type="dxa"/>
+              <w:top w:w="80" w:type="dxa"/>
+              <w:bottom w:w="80" w:type="dxa"/>
+              <w:left w:w="120" w:type="dxa"/>
+              <w:right w:w="120" w:type="dxa"/>
             </w:tcMar>
           </w:tcPr>
           <w:p>
             <w:pPr>
-              <w:spacing w:before="0" w:after="0"/>
+              <w:spacing w:before="0" w:after="0" w:line="252" w:lineRule="auto"/>
             </w:pPr>
             <w:r>
               <w:rPr>
                 <w:rFonts w:ascii="Consolas" w:hAnsi="Consolas"/>
-                <w:color w:val="F1F5F9"/>
-                <w:sz w:val="16"/>
+                <w:color w:val="0F172A"/>
+                <w:sz w:val="17"/>
               </w:rPr>
-              <w:t>/* LAPTOP BREAKPOINT (769px to 1024px) */</w:t>
-              <w:br/>
-              <w:t>@media (max-width: 1024px) {</w:t>
-              <w:br/>
-              <w:t xml:space="preserve">  .hero-container {</w:t>
-              <w:br/>
-              <w:t xml:space="preserve">    grid-template-columns: 1fr;</w:t>
-              <w:br/>
-              <w:t xml:space="preserve">    gap: var(--space-10);</w:t>
-              <w:br/>
-              <w:t xml:space="preserve">    text-align: center;</w:t>
-              <w:br/>
-              <w:t xml:space="preserve">  }</w:t>
-              <w:br/>
-              <w:t xml:space="preserve">  .amenities-grid {</w:t>
-              <w:br/>
-              <w:t xml:space="preserve">    grid-template-columns: repeat(2, 1fr);</w:t>
-              <w:br/>
-              <w:t xml:space="preserve">  }</w:t>
-              <w:br/>
-              <w:t xml:space="preserve">  .spaces-grid {</w:t>
-              <w:br/>
-              <w:t xml:space="preserve">    grid-template-columns: repeat(2, 1fr);</w:t>
-              <w:br/>
-              <w:t xml:space="preserve">  }</w:t>
-              <w:br/>
-              <w:t xml:space="preserve">  .spaces-grid &gt; .space-card:last-child {</w:t>
-              <w:br/>
-              <w:t xml:space="preserve">    grid-column: span 2;</w:t>
-              <w:br/>
-              <w:t xml:space="preserve">  }</w:t>
-              <w:br/>
-              <w:t>}</w:t>
-              <w:br/>
-              <w:br/>
-              <w:t>/* MOBILE PHONES (320px to 480px) */</w:t>
-              <w:br/>
-              <w:t>@media (max-width: 480px) {</w:t>
-              <w:br/>
-              <w:t xml:space="preserve">  .hero-actions .btn {</w:t>
-              <w:br/>
-              <w:t xml:space="preserve">    width: 100%;</w:t>
-              <w:br/>
-              <w:t xml:space="preserve">  }</w:t>
-              <w:br/>
-              <w:t xml:space="preserve">  .hero-stats-card {</w:t>
-              <w:br/>
-              <w:t xml:space="preserve">    flex-direction: column;</w:t>
-              <w:br/>
-              <w:t xml:space="preserve">    gap: var(--space-4);</w:t>
-              <w:br/>
-              <w:t xml:space="preserve">    text-align: center;</w:t>
-              <w:br/>
-              <w:t xml:space="preserve">  }</w:t>
-              <w:br/>
-              <w:t xml:space="preserve">  .stat-divider {</w:t>
-              <w:br/>
-              <w:t xml:space="preserve">    width: 100%;</w:t>
-              <w:br/>
-              <w:t xml:space="preserve">    height: 1px;</w:t>
-              <w:br/>
-              <w:t xml:space="preserve">  }</w:t>
-              <w:br/>
-              <w:t xml:space="preserve">  .amenities-grid {</w:t>
-              <w:br/>
-              <w:t xml:space="preserve">    grid-template-columns: 1fr;</w:t>
-              <w:br/>
-              <w:t xml:space="preserve">  }</w:t>
-              <w:br/>
-              <w:t>}</w:t>
-            </w:r>
-          </w:p>
-        </w:tc>
-      </w:tr>
-    </w:tbl>
-    <w:p>
-      <w:pPr>
-        <w:spacing w:before="0" w:after="80"/>
-      </w:pPr>
-    </w:p>
-    <w:p>
-      <w:pPr>
-        <w:pStyle w:val="Heading2"/>
-        <w:keepNext/>
-        <w:spacing w:before="260" w:after="80"/>
-      </w:pPr>
-      <w:r>
-        <w:rPr>
-          <w:rFonts w:ascii="Arial" w:hAnsi="Arial"/>
-          <w:b/>
-          <w:color w:val="0F172A"/>
-          <w:sz w:val="24"/>
-        </w:rPr>
-        <w:t>Code Snippet 7: Fluid Typography using CSS clamp()</w:t>
-      </w:r>
-    </w:p>
-    <w:p>
-      <w:pPr>
-        <w:spacing w:before="120" w:after="40"/>
-      </w:pPr>
-      <w:r>
-        <w:rPr>
-          <w:rFonts w:ascii="Consolas" w:hAnsi="Consolas"/>
-          <w:b/>
-          <w:color w:val="1E40AF"/>
-          <w:sz w:val="17"/>
-        </w:rPr>
-        <w:t>Source: style.css (Lines 229, 459, 979)</w:t>
-      </w:r>
-    </w:p>
-    <w:tbl>
-      <w:tblPr>
-        <w:tblW w:type="auto" w:w="0"/>
-        <w:jc w:val="center"/>
-        <w:tblLook w:firstColumn="1" w:firstRow="1" w:lastColumn="0" w:lastRow="0" w:noHBand="0" w:noVBand="1" w:val="04A0"/>
-      </w:tblPr>
-      <w:tblGrid>
-        <w:gridCol w:w="9648"/>
-      </w:tblGrid>
-      <w:tr>
-        <w:tc>
-          <w:tcPr>
-            <w:tcW w:type="dxa" w:w="9648"/>
-            <w:shd w:fill="0F172A"/>
-            <w:tcMar>
-              <w:top w:w="100" w:type="dxa"/>
-              <w:bottom w:w="100" w:type="dxa"/>
-              <w:left w:w="150" w:type="dxa"/>
-              <w:right w:w="150" w:type="dxa"/>
-            </w:tcMar>
-          </w:tcPr>
-          <w:p>
-            <w:pPr>
-              <w:spacing w:before="0" w:after="0"/>
-            </w:pPr>
-            <w:r>
-              <w:rPr>
-                <w:rFonts w:ascii="Consolas" w:hAnsi="Consolas"/>
-                <w:color w:val="F1F5F9"/>
-                <w:sz w:val="16"/>
-              </w:rPr>
-              <w:t>/* Hero Title: Minimum 2.25rem (36px), scales at 4.5vw, capped at 3.4rem (54.4px) */</w:t>
-              <w:br/>
               <w:t>.hero-title {</w:t>
               <w:br/>
-              <w:t xml:space="preserve">  font-size: clamp(2.25rem, 4.5vw, 3.4rem);</w:t>
+              <w:t xml:space="preserve">  font-size: clamp(2rem, 5vw, 3.25rem);</w:t>
+              <w:br/>
+              <w:t xml:space="preserve">  font-weight: 800;</w:t>
               <w:br/>
               <w:t xml:space="preserve">  line-height: 1.15;</w:t>
               <w:br/>
-              <w:t xml:space="preserve">  margin-bottom: var(--space-5);</w:t>
+              <w:t xml:space="preserve">  letter-spacing: -0.025em;</w:t>
               <w:br/>
-              <w:t>}</w:t>
+              <w:t xml:space="preserve">  color: var(--color-slate-900);</w:t>
               <w:br/>
-              <w:br/>
-              <w:t>/* Section Headings: Minimum 1.85rem (29.6px), scales at 3.5vw, capped at 2.5rem (40px) */</w:t>
-              <w:br/>
-              <w:t>.section-title {</w:t>
-              <w:br/>
-              <w:t xml:space="preserve">  font-size: clamp(1.85rem, 3.5vw, 2.5rem);</w:t>
-              <w:br/>
-              <w:t xml:space="preserve">  margin-bottom: var(--space-3);</w:t>
-              <w:br/>
-              <w:t>}</w:t>
-              <w:br/>
-              <w:br/>
-              <w:t>/* Booking Section Title: Minimum 2rem (32px), scales at 3.5vw, capped at 2.75rem (44px) */</w:t>
-              <w:br/>
-              <w:t>.booking-info .booking-title {</w:t>
-              <w:br/>
-              <w:t xml:space="preserve">  font-size: clamp(2rem, 3.5vw, 2.75rem);</w:t>
+              <w:t xml:space="preserve">  margin-bottom: var(--space-6);</w:t>
               <w:br/>
               <w:t>}</w:t>
             </w:r>
@@ -2768,23 +2531,7 @@
           <w:color w:val="334155"/>
           <w:sz w:val="20"/>
         </w:rPr>
-        <w:t>The mobile navigation drawer uses the Pure CSS Checkbox Hack. When tapped, the checkbox input toggles, expanding the fixed navigation drawer while animating the 3-bar hamburger icon into an 'X' close icon:</w:t>
-      </w:r>
-    </w:p>
-    <w:p>
-      <w:pPr>
-        <w:pStyle w:val="Heading2"/>
-        <w:keepNext/>
-        <w:spacing w:before="260" w:after="80"/>
-      </w:pPr>
-      <w:r>
-        <w:rPr>
-          <w:rFonts w:ascii="Arial" w:hAnsi="Arial"/>
-          <w:b/>
-          <w:color w:val="0F172A"/>
-          <w:sz w:val="24"/>
-        </w:rPr>
-        <w:t>Code Snippet 8: Pure CSS Navigation Drawer &amp; Hamburger Animation</w:t>
+        <w:t>The mobile navigation drawer relies entirely on CSS state matching through the Checkbox Hack:</w:t>
       </w:r>
     </w:p>
     <w:p>
@@ -2793,12 +2540,12 @@
       </w:pPr>
       <w:r>
         <w:rPr>
-          <w:rFonts w:ascii="Consolas" w:hAnsi="Consolas"/>
+          <w:rFonts w:ascii="Arial" w:hAnsi="Arial"/>
           <w:b/>
-          <w:color w:val="1E40AF"/>
+          <w:color w:val="64748B"/>
           <w:sz w:val="17"/>
         </w:rPr>
-        <w:t>Source: style.css (Lines 1311–1340)</w:t>
+        <w:t>Listing: style.css (Lines 1303–1335)</w:t>
       </w:r>
     </w:p>
     <w:tbl>
@@ -2814,79 +2561,61 @@
         <w:tc>
           <w:tcPr>
             <w:tcW w:type="dxa" w:w="9648"/>
-            <w:shd w:fill="0F172A"/>
+            <w:shd w:fill="F1F5F9"/>
             <w:tcMar>
-              <w:top w:w="100" w:type="dxa"/>
-              <w:bottom w:w="100" w:type="dxa"/>
-              <w:left w:w="150" w:type="dxa"/>
-              <w:right w:w="150" w:type="dxa"/>
+              <w:top w:w="80" w:type="dxa"/>
+              <w:bottom w:w="80" w:type="dxa"/>
+              <w:left w:w="120" w:type="dxa"/>
+              <w:right w:w="120" w:type="dxa"/>
             </w:tcMar>
           </w:tcPr>
           <w:p>
             <w:pPr>
-              <w:spacing w:before="0" w:after="0"/>
+              <w:spacing w:before="0" w:after="0" w:line="252" w:lineRule="auto"/>
             </w:pPr>
             <w:r>
               <w:rPr>
                 <w:rFonts w:ascii="Consolas" w:hAnsi="Consolas"/>
-                <w:color w:val="F1F5F9"/>
-                <w:sz w:val="16"/>
+                <w:color w:val="0F172A"/>
+                <w:sz w:val="17"/>
               </w:rPr>
-              <w:t>/* Fixed Mobile Navigation Drawer */</w:t>
+              <w:t>.nav-toggle-input {</w:t>
               <w:br/>
-              <w:t>.site-nav {</w:t>
-              <w:br/>
-              <w:t xml:space="preserve">  position: fixed;</w:t>
-              <w:br/>
-              <w:t xml:space="preserve">  top: 72px;</w:t>
-              <w:br/>
-              <w:t xml:space="preserve">  left: 0;</w:t>
-              <w:br/>
-              <w:t xml:space="preserve">  right: 0;</w:t>
-              <w:br/>
-              <w:t xml:space="preserve">  background-color: var(--color-white);</w:t>
-              <w:br/>
-              <w:t xml:space="preserve">  border-bottom: 1px solid var(--color-slate-200);</w:t>
-              <w:br/>
-              <w:t xml:space="preserve">  box-shadow: var(--shadow-lg);</w:t>
-              <w:br/>
-              <w:t xml:space="preserve">  max-height: 0;</w:t>
-              <w:br/>
-              <w:t xml:space="preserve">  overflow: hidden;</w:t>
-              <w:br/>
-              <w:t xml:space="preserve">  transition: max-height 300ms ease-in-out, padding var(--transition-fast);</w:t>
+              <w:t xml:space="preserve">  display: none;</w:t>
               <w:br/>
               <w:t>}</w:t>
               <w:br/>
               <w:br/>
-              <w:t>/* Checkbox Toggle: Expands drawer smoothly to 400px */</w:t>
+              <w:t>@media (max-width: 768px) {</w:t>
               <w:br/>
-              <w:t>.nav-toggle-input:checked ~ .site-nav {</w:t>
+              <w:t xml:space="preserve">  .site-nav {</w:t>
               <w:br/>
-              <w:t xml:space="preserve">  max-height: 400px;</w:t>
+              <w:t xml:space="preserve">    position: fixed;</w:t>
               <w:br/>
-              <w:t xml:space="preserve">  padding: var(--space-6) 0;</w:t>
+              <w:t xml:space="preserve">    top: 4.5rem;</w:t>
               <w:br/>
-              <w:t>}</w:t>
+              <w:t xml:space="preserve">    left: 0;</w:t>
+              <w:br/>
+              <w:t xml:space="preserve">    right: 0;</w:t>
+              <w:br/>
+              <w:t xml:space="preserve">    background-color: var(--color-white);</w:t>
+              <w:br/>
+              <w:t xml:space="preserve">    border-bottom: 1px solid var(--color-slate-200);</w:t>
+              <w:br/>
+              <w:t xml:space="preserve">    box-shadow: var(--shadow-xl);</w:t>
+              <w:br/>
+              <w:t xml:space="preserve">    padding: var(--space-6);</w:t>
+              <w:br/>
+              <w:t xml:space="preserve">    display: none;</w:t>
+              <w:br/>
+              <w:t xml:space="preserve">  }</w:t>
               <w:br/>
               <w:br/>
-              <w:t>/* Hamburger Span Transformation into an Animated 'X' */</w:t>
+              <w:t xml:space="preserve">  .nav-toggle-input:checked ~ .site-nav {</w:t>
               <w:br/>
-              <w:t>.nav-toggle-input:checked + .nav-toggle-btn .hamburger-bar:nth-child(1) {</w:t>
+              <w:t xml:space="preserve">    display: block;</w:t>
               <w:br/>
-              <w:t xml:space="preserve">  transform: translateY(7px) rotate(45deg);</w:t>
-              <w:br/>
-              <w:t>}</w:t>
-              <w:br/>
-              <w:t>.nav-toggle-input:checked + .nav-toggle-btn .hamburger-bar:nth-child(2) {</w:t>
-              <w:br/>
-              <w:t xml:space="preserve">  opacity: 0;</w:t>
-              <w:br/>
-              <w:t>}</w:t>
-              <w:br/>
-              <w:t>.nav-toggle-input:checked + .nav-toggle-btn .hamburger-bar:nth-child(3) {</w:t>
-              <w:br/>
-              <w:t xml:space="preserve">  transform: translateY(-7px) rotate(-45deg);</w:t>
+              <w:t xml:space="preserve">  }</w:t>
               <w:br/>
               <w:t>}</w:t>
             </w:r>
@@ -2898,19 +2627,6 @@
       <w:pPr>
         <w:spacing w:before="0" w:after="80"/>
       </w:pPr>
-    </w:p>
-    <w:p>
-      <w:pPr>
-        <w:spacing w:before="0" w:after="80" w:line="276" w:lineRule="auto"/>
-      </w:pPr>
-      <w:r>
-        <w:rPr>
-          <w:rFonts w:ascii="Arial" w:hAnsi="Arial"/>
-          <w:color w:val="334155"/>
-          <w:sz w:val="20"/>
-        </w:rPr>
-        <w:t>Auto-Close Interaction: In index.html, each anchor tag contains onclick="document.getElementById('nav-toggle').checked=false". When tapped, the checkbox resets to false, closing the menu drawer while smoothly scrolling to the target section.</w:t>
-      </w:r>
     </w:p>
     <w:p>
       <w:pPr>
@@ -2938,736 +2654,123 @@
           <w:color w:val="334155"/>
           <w:sz w:val="20"/>
         </w:rPr>
-        <w:t>All visual illustrations are hosted locally inside assets/ as resolution-independent SVGs (7 assets totaling 17,082 bytes, less than 17 KB total):</w:t>
+        <w:t>All illustrations and graphics are resolution-independent vector SVGs located inside the assets/ directory (total graphics payload: 17,082 bytes):</w:t>
       </w:r>
-    </w:p>
-    <w:tbl>
-      <w:tblPr>
-        <w:tblW w:type="auto" w:w="0"/>
-        <w:jc w:val="center"/>
-        <w:tblLook w:firstColumn="1" w:firstRow="1" w:lastColumn="0" w:lastRow="0" w:noHBand="0" w:noVBand="1" w:val="04A0"/>
-      </w:tblPr>
-      <w:tblGrid>
-        <w:gridCol w:w="3216"/>
-        <w:gridCol w:w="3216"/>
-        <w:gridCol w:w="3216"/>
-      </w:tblGrid>
-      <w:tr>
-        <w:tc>
-          <w:tcPr>
-            <w:tcW w:type="dxa" w:w="3216"/>
-            <w:shd w:fill="1E40AF"/>
-            <w:tcMar>
-              <w:top w:w="60" w:type="dxa"/>
-              <w:bottom w:w="60" w:type="dxa"/>
-              <w:left w:w="80" w:type="dxa"/>
-              <w:right w:w="80" w:type="dxa"/>
-            </w:tcMar>
-          </w:tcPr>
-          <w:p>
-            <w:pPr>
-              <w:spacing w:after="0"/>
-            </w:pPr>
-            <w:r>
-              <w:rPr>
-                <w:rFonts w:ascii="Arial" w:hAnsi="Arial"/>
-                <w:b/>
-                <w:color w:val="FFFFFF"/>
-                <w:sz w:val="17"/>
-              </w:rPr>
-              <w:t>Asset Filename</w:t>
-            </w:r>
-          </w:p>
-        </w:tc>
-        <w:tc>
-          <w:tcPr>
-            <w:tcW w:type="dxa" w:w="3216"/>
-            <w:shd w:fill="1E40AF"/>
-            <w:tcMar>
-              <w:top w:w="60" w:type="dxa"/>
-              <w:bottom w:w="60" w:type="dxa"/>
-              <w:left w:w="80" w:type="dxa"/>
-              <w:right w:w="80" w:type="dxa"/>
-            </w:tcMar>
-          </w:tcPr>
-          <w:p>
-            <w:pPr>
-              <w:spacing w:after="0"/>
-            </w:pPr>
-            <w:r>
-              <w:rPr>
-                <w:rFonts w:ascii="Arial" w:hAnsi="Arial"/>
-                <w:b/>
-                <w:color w:val="FFFFFF"/>
-                <w:sz w:val="17"/>
-              </w:rPr>
-              <w:t>File Size</w:t>
-            </w:r>
-          </w:p>
-        </w:tc>
-        <w:tc>
-          <w:tcPr>
-            <w:tcW w:type="dxa" w:w="3216"/>
-            <w:shd w:fill="1E40AF"/>
-            <w:tcMar>
-              <w:top w:w="60" w:type="dxa"/>
-              <w:bottom w:w="60" w:type="dxa"/>
-              <w:left w:w="80" w:type="dxa"/>
-              <w:right w:w="80" w:type="dxa"/>
-            </w:tcMar>
-          </w:tcPr>
-          <w:p>
-            <w:pPr>
-              <w:spacing w:after="0"/>
-            </w:pPr>
-            <w:r>
-              <w:rPr>
-                <w:rFonts w:ascii="Arial" w:hAnsi="Arial"/>
-                <w:b/>
-                <w:color w:val="FFFFFF"/>
-                <w:sz w:val="17"/>
-              </w:rPr>
-              <w:t>Visual Role &amp; HTML Reference</w:t>
-            </w:r>
-          </w:p>
-        </w:tc>
-      </w:tr>
-      <w:tr>
-        <w:tc>
-          <w:tcPr>
-            <w:tcW w:type="dxa" w:w="3216"/>
-            <w:shd w:fill="FFFFFF"/>
-            <w:tcMar>
-              <w:top w:w="50" w:type="dxa"/>
-              <w:bottom w:w="50" w:type="dxa"/>
-              <w:left w:w="70" w:type="dxa"/>
-              <w:right w:w="70" w:type="dxa"/>
-            </w:tcMar>
-          </w:tcPr>
-          <w:p>
-            <w:pPr>
-              <w:spacing w:after="0"/>
-            </w:pPr>
-            <w:r>
-              <w:rPr>
-                <w:rFonts w:ascii="Arial" w:hAnsi="Arial"/>
-                <w:color w:val="334155"/>
-                <w:sz w:val="17"/>
-              </w:rPr>
-              <w:t>hero-workspace.svg</w:t>
-            </w:r>
-          </w:p>
-        </w:tc>
-        <w:tc>
-          <w:tcPr>
-            <w:tcW w:type="dxa" w:w="3216"/>
-            <w:shd w:fill="FFFFFF"/>
-            <w:tcMar>
-              <w:top w:w="50" w:type="dxa"/>
-              <w:bottom w:w="50" w:type="dxa"/>
-              <w:left w:w="70" w:type="dxa"/>
-              <w:right w:w="70" w:type="dxa"/>
-            </w:tcMar>
-          </w:tcPr>
-          <w:p>
-            <w:pPr>
-              <w:spacing w:after="0"/>
-            </w:pPr>
-            <w:r>
-              <w:rPr>
-                <w:rFonts w:ascii="Arial" w:hAnsi="Arial"/>
-                <w:color w:val="334155"/>
-                <w:sz w:val="17"/>
-              </w:rPr>
-              <w:t>7,124 bytes</w:t>
-            </w:r>
-          </w:p>
-        </w:tc>
-        <w:tc>
-          <w:tcPr>
-            <w:tcW w:type="dxa" w:w="3216"/>
-            <w:shd w:fill="FFFFFF"/>
-            <w:tcMar>
-              <w:top w:w="50" w:type="dxa"/>
-              <w:bottom w:w="50" w:type="dxa"/>
-              <w:left w:w="70" w:type="dxa"/>
-              <w:right w:w="70" w:type="dxa"/>
-            </w:tcMar>
-          </w:tcPr>
-          <w:p>
-            <w:pPr>
-              <w:spacing w:after="0"/>
-            </w:pPr>
-            <w:r>
-              <w:rPr>
-                <w:rFonts w:ascii="Arial" w:hAnsi="Arial"/>
-                <w:color w:val="334155"/>
-                <w:sz w:val="17"/>
-              </w:rPr>
-              <w:t>Architectural studio workstation graphic in &lt;figure class='hero-figure'&gt; (Line 90).</w:t>
-            </w:r>
-          </w:p>
-        </w:tc>
-      </w:tr>
-      <w:tr>
-        <w:tc>
-          <w:tcPr>
-            <w:tcW w:type="dxa" w:w="3216"/>
-            <w:shd w:fill="F8FAFC"/>
-            <w:tcMar>
-              <w:top w:w="50" w:type="dxa"/>
-              <w:bottom w:w="50" w:type="dxa"/>
-              <w:left w:w="70" w:type="dxa"/>
-              <w:right w:w="70" w:type="dxa"/>
-            </w:tcMar>
-          </w:tcPr>
-          <w:p>
-            <w:pPr>
-              <w:spacing w:after="0"/>
-            </w:pPr>
-            <w:r>
-              <w:rPr>
-                <w:rFonts w:ascii="Arial" w:hAnsi="Arial"/>
-                <w:color w:val="334155"/>
-                <w:sz w:val="17"/>
-              </w:rPr>
-              <w:t>space-hotdesk.svg</w:t>
-            </w:r>
-          </w:p>
-        </w:tc>
-        <w:tc>
-          <w:tcPr>
-            <w:tcW w:type="dxa" w:w="3216"/>
-            <w:shd w:fill="F8FAFC"/>
-            <w:tcMar>
-              <w:top w:w="50" w:type="dxa"/>
-              <w:bottom w:w="50" w:type="dxa"/>
-              <w:left w:w="70" w:type="dxa"/>
-              <w:right w:w="70" w:type="dxa"/>
-            </w:tcMar>
-          </w:tcPr>
-          <w:p>
-            <w:pPr>
-              <w:spacing w:after="0"/>
-            </w:pPr>
-            <w:r>
-              <w:rPr>
-                <w:rFonts w:ascii="Arial" w:hAnsi="Arial"/>
-                <w:color w:val="334155"/>
-                <w:sz w:val="17"/>
-              </w:rPr>
-              <w:t>2,005 bytes</w:t>
-            </w:r>
-          </w:p>
-        </w:tc>
-        <w:tc>
-          <w:tcPr>
-            <w:tcW w:type="dxa" w:w="3216"/>
-            <w:shd w:fill="F8FAFC"/>
-            <w:tcMar>
-              <w:top w:w="50" w:type="dxa"/>
-              <w:bottom w:w="50" w:type="dxa"/>
-              <w:left w:w="70" w:type="dxa"/>
-              <w:right w:w="70" w:type="dxa"/>
-            </w:tcMar>
-          </w:tcPr>
-          <w:p>
-            <w:pPr>
-              <w:spacing w:after="0"/>
-            </w:pPr>
-            <w:r>
-              <w:rPr>
-                <w:rFonts w:ascii="Arial" w:hAnsi="Arial"/>
-                <w:color w:val="334155"/>
-                <w:sz w:val="17"/>
-              </w:rPr>
-              <w:t>Open Hot Desk communal bench card illustration (Line 227).</w:t>
-            </w:r>
-          </w:p>
-        </w:tc>
-      </w:tr>
-      <w:tr>
-        <w:tc>
-          <w:tcPr>
-            <w:tcW w:type="dxa" w:w="3216"/>
-            <w:shd w:fill="FFFFFF"/>
-            <w:tcMar>
-              <w:top w:w="50" w:type="dxa"/>
-              <w:bottom w:w="50" w:type="dxa"/>
-              <w:left w:w="70" w:type="dxa"/>
-              <w:right w:w="70" w:type="dxa"/>
-            </w:tcMar>
-          </w:tcPr>
-          <w:p>
-            <w:pPr>
-              <w:spacing w:after="0"/>
-            </w:pPr>
-            <w:r>
-              <w:rPr>
-                <w:rFonts w:ascii="Arial" w:hAnsi="Arial"/>
-                <w:color w:val="334155"/>
-                <w:sz w:val="17"/>
-              </w:rPr>
-              <w:t>space-dedicated.svg</w:t>
-            </w:r>
-          </w:p>
-        </w:tc>
-        <w:tc>
-          <w:tcPr>
-            <w:tcW w:type="dxa" w:w="3216"/>
-            <w:shd w:fill="FFFFFF"/>
-            <w:tcMar>
-              <w:top w:w="50" w:type="dxa"/>
-              <w:bottom w:w="50" w:type="dxa"/>
-              <w:left w:w="70" w:type="dxa"/>
-              <w:right w:w="70" w:type="dxa"/>
-            </w:tcMar>
-          </w:tcPr>
-          <w:p>
-            <w:pPr>
-              <w:spacing w:after="0"/>
-            </w:pPr>
-            <w:r>
-              <w:rPr>
-                <w:rFonts w:ascii="Arial" w:hAnsi="Arial"/>
-                <w:color w:val="334155"/>
-                <w:sz w:val="17"/>
-              </w:rPr>
-              <w:t>2,678 bytes</w:t>
-            </w:r>
-          </w:p>
-        </w:tc>
-        <w:tc>
-          <w:tcPr>
-            <w:tcW w:type="dxa" w:w="3216"/>
-            <w:shd w:fill="FFFFFF"/>
-            <w:tcMar>
-              <w:top w:w="50" w:type="dxa"/>
-              <w:bottom w:w="50" w:type="dxa"/>
-              <w:left w:w="70" w:type="dxa"/>
-              <w:right w:w="70" w:type="dxa"/>
-            </w:tcMar>
-          </w:tcPr>
-          <w:p>
-            <w:pPr>
-              <w:spacing w:after="0"/>
-            </w:pPr>
-            <w:r>
-              <w:rPr>
-                <w:rFonts w:ascii="Arial" w:hAnsi="Arial"/>
-                <w:color w:val="334155"/>
-                <w:sz w:val="17"/>
-              </w:rPr>
-              <w:t>Dedicated Motorized Standing Desk setup card illustration (Line 254).</w:t>
-            </w:r>
-          </w:p>
-        </w:tc>
-      </w:tr>
-      <w:tr>
-        <w:tc>
-          <w:tcPr>
-            <w:tcW w:type="dxa" w:w="3216"/>
-            <w:shd w:fill="F8FAFC"/>
-            <w:tcMar>
-              <w:top w:w="50" w:type="dxa"/>
-              <w:bottom w:w="50" w:type="dxa"/>
-              <w:left w:w="70" w:type="dxa"/>
-              <w:right w:w="70" w:type="dxa"/>
-            </w:tcMar>
-          </w:tcPr>
-          <w:p>
-            <w:pPr>
-              <w:spacing w:after="0"/>
-            </w:pPr>
-            <w:r>
-              <w:rPr>
-                <w:rFonts w:ascii="Arial" w:hAnsi="Arial"/>
-                <w:color w:val="334155"/>
-                <w:sz w:val="17"/>
-              </w:rPr>
-              <w:t>space-studio.svg</w:t>
-            </w:r>
-          </w:p>
-        </w:tc>
-        <w:tc>
-          <w:tcPr>
-            <w:tcW w:type="dxa" w:w="3216"/>
-            <w:shd w:fill="F8FAFC"/>
-            <w:tcMar>
-              <w:top w:w="50" w:type="dxa"/>
-              <w:bottom w:w="50" w:type="dxa"/>
-              <w:left w:w="70" w:type="dxa"/>
-              <w:right w:w="70" w:type="dxa"/>
-            </w:tcMar>
-          </w:tcPr>
-          <w:p>
-            <w:pPr>
-              <w:spacing w:after="0"/>
-            </w:pPr>
-            <w:r>
-              <w:rPr>
-                <w:rFonts w:ascii="Arial" w:hAnsi="Arial"/>
-                <w:color w:val="334155"/>
-                <w:sz w:val="17"/>
-              </w:rPr>
-              <w:t>2,259 bytes</w:t>
-            </w:r>
-          </w:p>
-        </w:tc>
-        <w:tc>
-          <w:tcPr>
-            <w:tcW w:type="dxa" w:w="3216"/>
-            <w:shd w:fill="F8FAFC"/>
-            <w:tcMar>
-              <w:top w:w="50" w:type="dxa"/>
-              <w:bottom w:w="50" w:type="dxa"/>
-              <w:left w:w="70" w:type="dxa"/>
-              <w:right w:w="70" w:type="dxa"/>
-            </w:tcMar>
-          </w:tcPr>
-          <w:p>
-            <w:pPr>
-              <w:spacing w:after="0"/>
-            </w:pPr>
-            <w:r>
-              <w:rPr>
-                <w:rFonts w:ascii="Arial" w:hAnsi="Arial"/>
-                <w:color w:val="334155"/>
-                <w:sz w:val="17"/>
-              </w:rPr>
-              <w:t>Executive Glass Private Team Suite card illustration (Line 281).</w:t>
-            </w:r>
-          </w:p>
-        </w:tc>
-      </w:tr>
-      <w:tr>
-        <w:tc>
-          <w:tcPr>
-            <w:tcW w:type="dxa" w:w="3216"/>
-            <w:shd w:fill="FFFFFF"/>
-            <w:tcMar>
-              <w:top w:w="50" w:type="dxa"/>
-              <w:bottom w:w="50" w:type="dxa"/>
-              <w:left w:w="70" w:type="dxa"/>
-              <w:right w:w="70" w:type="dxa"/>
-            </w:tcMar>
-          </w:tcPr>
-          <w:p>
-            <w:pPr>
-              <w:spacing w:after="0"/>
-            </w:pPr>
-            <w:r>
-              <w:rPr>
-                <w:rFonts w:ascii="Arial" w:hAnsi="Arial"/>
-                <w:color w:val="334155"/>
-                <w:sz w:val="17"/>
-              </w:rPr>
-              <w:t>avatar-1.svg</w:t>
-            </w:r>
-          </w:p>
-        </w:tc>
-        <w:tc>
-          <w:tcPr>
-            <w:tcW w:type="dxa" w:w="3216"/>
-            <w:shd w:fill="FFFFFF"/>
-            <w:tcMar>
-              <w:top w:w="50" w:type="dxa"/>
-              <w:bottom w:w="50" w:type="dxa"/>
-              <w:left w:w="70" w:type="dxa"/>
-              <w:right w:w="70" w:type="dxa"/>
-            </w:tcMar>
-          </w:tcPr>
-          <w:p>
-            <w:pPr>
-              <w:spacing w:after="0"/>
-            </w:pPr>
-            <w:r>
-              <w:rPr>
-                <w:rFonts w:ascii="Arial" w:hAnsi="Arial"/>
-                <w:color w:val="334155"/>
-                <w:sz w:val="17"/>
-              </w:rPr>
-              <w:t>1,064 bytes</w:t>
-            </w:r>
-          </w:p>
-        </w:tc>
-        <w:tc>
-          <w:tcPr>
-            <w:tcW w:type="dxa" w:w="3216"/>
-            <w:shd w:fill="FFFFFF"/>
-            <w:tcMar>
-              <w:top w:w="50" w:type="dxa"/>
-              <w:bottom w:w="50" w:type="dxa"/>
-              <w:left w:w="70" w:type="dxa"/>
-              <w:right w:w="70" w:type="dxa"/>
-            </w:tcMar>
-          </w:tcPr>
-          <w:p>
-            <w:pPr>
-              <w:spacing w:after="0"/>
-            </w:pPr>
-            <w:r>
-              <w:rPr>
-                <w:rFonts w:ascii="Arial" w:hAnsi="Arial"/>
-                <w:color w:val="334155"/>
-                <w:sz w:val="17"/>
-              </w:rPr>
-              <w:t>Sarah Chen (NeuralScale CTO) testimonial avatar (Line 424).</w:t>
-            </w:r>
-          </w:p>
-        </w:tc>
-      </w:tr>
-      <w:tr>
-        <w:tc>
-          <w:tcPr>
-            <w:tcW w:type="dxa" w:w="3216"/>
-            <w:shd w:fill="F8FAFC"/>
-            <w:tcMar>
-              <w:top w:w="50" w:type="dxa"/>
-              <w:bottom w:w="50" w:type="dxa"/>
-              <w:left w:w="70" w:type="dxa"/>
-              <w:right w:w="70" w:type="dxa"/>
-            </w:tcMar>
-          </w:tcPr>
-          <w:p>
-            <w:pPr>
-              <w:spacing w:after="0"/>
-            </w:pPr>
-            <w:r>
-              <w:rPr>
-                <w:rFonts w:ascii="Arial" w:hAnsi="Arial"/>
-                <w:color w:val="334155"/>
-                <w:sz w:val="17"/>
-              </w:rPr>
-              <w:t>avatar-2.svg</w:t>
-            </w:r>
-          </w:p>
-        </w:tc>
-        <w:tc>
-          <w:tcPr>
-            <w:tcW w:type="dxa" w:w="3216"/>
-            <w:shd w:fill="F8FAFC"/>
-            <w:tcMar>
-              <w:top w:w="50" w:type="dxa"/>
-              <w:bottom w:w="50" w:type="dxa"/>
-              <w:left w:w="70" w:type="dxa"/>
-              <w:right w:w="70" w:type="dxa"/>
-            </w:tcMar>
-          </w:tcPr>
-          <w:p>
-            <w:pPr>
-              <w:spacing w:after="0"/>
-            </w:pPr>
-            <w:r>
-              <w:rPr>
-                <w:rFonts w:ascii="Arial" w:hAnsi="Arial"/>
-                <w:color w:val="334155"/>
-                <w:sz w:val="17"/>
-              </w:rPr>
-              <w:t>896 bytes</w:t>
-            </w:r>
-          </w:p>
-        </w:tc>
-        <w:tc>
-          <w:tcPr>
-            <w:tcW w:type="dxa" w:w="3216"/>
-            <w:shd w:fill="F8FAFC"/>
-            <w:tcMar>
-              <w:top w:w="50" w:type="dxa"/>
-              <w:bottom w:w="50" w:type="dxa"/>
-              <w:left w:w="70" w:type="dxa"/>
-              <w:right w:w="70" w:type="dxa"/>
-            </w:tcMar>
-          </w:tcPr>
-          <w:p>
-            <w:pPr>
-              <w:spacing w:after="0"/>
-            </w:pPr>
-            <w:r>
-              <w:rPr>
-                <w:rFonts w:ascii="Arial" w:hAnsi="Arial"/>
-                <w:color w:val="334155"/>
-                <w:sz w:val="17"/>
-              </w:rPr>
-              <w:t>Alex Morgan (GreenFlow CEO) testimonial avatar (Line 441).</w:t>
-            </w:r>
-          </w:p>
-        </w:tc>
-      </w:tr>
-      <w:tr>
-        <w:tc>
-          <w:tcPr>
-            <w:tcW w:type="dxa" w:w="3216"/>
-            <w:shd w:fill="FFFFFF"/>
-            <w:tcMar>
-              <w:top w:w="50" w:type="dxa"/>
-              <w:bottom w:w="50" w:type="dxa"/>
-              <w:left w:w="70" w:type="dxa"/>
-              <w:right w:w="70" w:type="dxa"/>
-            </w:tcMar>
-          </w:tcPr>
-          <w:p>
-            <w:pPr>
-              <w:spacing w:after="0"/>
-            </w:pPr>
-            <w:r>
-              <w:rPr>
-                <w:rFonts w:ascii="Arial" w:hAnsi="Arial"/>
-                <w:color w:val="334155"/>
-                <w:sz w:val="17"/>
-              </w:rPr>
-              <w:t>avatar-3.svg</w:t>
-            </w:r>
-          </w:p>
-        </w:tc>
-        <w:tc>
-          <w:tcPr>
-            <w:tcW w:type="dxa" w:w="3216"/>
-            <w:shd w:fill="FFFFFF"/>
-            <w:tcMar>
-              <w:top w:w="50" w:type="dxa"/>
-              <w:bottom w:w="50" w:type="dxa"/>
-              <w:left w:w="70" w:type="dxa"/>
-              <w:right w:w="70" w:type="dxa"/>
-            </w:tcMar>
-          </w:tcPr>
-          <w:p>
-            <w:pPr>
-              <w:spacing w:after="0"/>
-            </w:pPr>
-            <w:r>
-              <w:rPr>
-                <w:rFonts w:ascii="Arial" w:hAnsi="Arial"/>
-                <w:color w:val="334155"/>
-                <w:sz w:val="17"/>
-              </w:rPr>
-              <w:t>1,056 bytes</w:t>
-            </w:r>
-          </w:p>
-        </w:tc>
-        <w:tc>
-          <w:tcPr>
-            <w:tcW w:type="dxa" w:w="3216"/>
-            <w:shd w:fill="FFFFFF"/>
-            <w:tcMar>
-              <w:top w:w="50" w:type="dxa"/>
-              <w:bottom w:w="50" w:type="dxa"/>
-              <w:left w:w="70" w:type="dxa"/>
-              <w:right w:w="70" w:type="dxa"/>
-            </w:tcMar>
-          </w:tcPr>
-          <w:p>
-            <w:pPr>
-              <w:spacing w:after="0"/>
-            </w:pPr>
-            <w:r>
-              <w:rPr>
-                <w:rFonts w:ascii="Arial" w:hAnsi="Arial"/>
-                <w:color w:val="334155"/>
-                <w:sz w:val="17"/>
-              </w:rPr>
-              <w:t>Elena Rostova (Studio Apex Lead Designer) avatar (Line 458).</w:t>
-            </w:r>
-          </w:p>
-        </w:tc>
-      </w:tr>
-    </w:tbl>
-    <w:p>
-      <w:pPr>
-        <w:spacing w:after="80"/>
-      </w:pPr>
     </w:p>
     <w:p>
       <w:pPr>
-        <w:pStyle w:val="Heading2"/>
-        <w:keepNext/>
-        <w:spacing w:before="260" w:after="80"/>
+        <w:pStyle w:val="ListBullet"/>
+        <w:spacing w:before="0" w:after="60" w:line="276" w:lineRule="auto"/>
       </w:pPr>
       <w:r>
         <w:rPr>
           <w:rFonts w:ascii="Arial" w:hAnsi="Arial"/>
           <w:b/>
           <w:color w:val="0F172A"/>
-          <w:sz w:val="24"/>
+          <w:sz w:val="19"/>
         </w:rPr>
-        <w:t>Code Snippet 9: SVG Integration &amp; Responsive Sizing</w:t>
+        <w:t xml:space="preserve">Hero Artwork: </w:t>
+      </w:r>
+      <w:r>
+        <w:rPr>
+          <w:rFonts w:ascii="Arial" w:hAnsi="Arial"/>
+          <w:color w:val="334155"/>
+          <w:sz w:val="19"/>
+        </w:rPr>
+        <w:t>hero-workspace.svg (7,124 bytes) — Primary architectural studio illustration.</w:t>
       </w:r>
     </w:p>
     <w:p>
       <w:pPr>
-        <w:spacing w:before="120" w:after="40"/>
+        <w:pStyle w:val="ListBullet"/>
+        <w:spacing w:before="0" w:after="60" w:line="276" w:lineRule="auto"/>
       </w:pPr>
       <w:r>
         <w:rPr>
-          <w:rFonts w:ascii="Consolas" w:hAnsi="Consolas"/>
+          <w:rFonts w:ascii="Arial" w:hAnsi="Arial"/>
           <w:b/>
-          <w:color w:val="1E40AF"/>
-          <w:sz w:val="17"/>
+          <w:color w:val="0F172A"/>
+          <w:sz w:val="19"/>
         </w:rPr>
-        <w:t>Source: index.html (Lines 89–95)</w:t>
+        <w:t xml:space="preserve">Hot Desk: </w:t>
+      </w:r>
+      <w:r>
+        <w:rPr>
+          <w:rFonts w:ascii="Arial" w:hAnsi="Arial"/>
+          <w:color w:val="334155"/>
+          <w:sz w:val="19"/>
+        </w:rPr>
+        <w:t>space-hotdesk.svg (2,005 bytes) — Open timber communal desk graphic.</w:t>
       </w:r>
     </w:p>
-    <w:tbl>
-      <w:tblPr>
-        <w:tblW w:type="auto" w:w="0"/>
-        <w:jc w:val="center"/>
-        <w:tblLook w:firstColumn="1" w:firstRow="1" w:lastColumn="0" w:lastRow="0" w:noHBand="0" w:noVBand="1" w:val="04A0"/>
-      </w:tblPr>
-      <w:tblGrid>
-        <w:gridCol w:w="9648"/>
-      </w:tblGrid>
-      <w:tr>
-        <w:tc>
-          <w:tcPr>
-            <w:tcW w:type="dxa" w:w="9648"/>
-            <w:shd w:fill="0F172A"/>
-            <w:tcMar>
-              <w:top w:w="100" w:type="dxa"/>
-              <w:bottom w:w="100" w:type="dxa"/>
-              <w:left w:w="150" w:type="dxa"/>
-              <w:right w:w="150" w:type="dxa"/>
-            </w:tcMar>
-          </w:tcPr>
-          <w:p>
-            <w:pPr>
-              <w:spacing w:before="0" w:after="0"/>
-            </w:pPr>
-            <w:r>
-              <w:rPr>
-                <w:rFonts w:ascii="Consolas" w:hAnsi="Consolas"/>
-                <w:color w:val="F1F5F9"/>
-                <w:sz w:val="16"/>
-              </w:rPr>
-              <w:t>&lt;!-- Explicit Intrinsic Dimensions to Prevent Cumulative Layout Shift (CLS) --&gt;</w:t>
-              <w:br/>
-              <w:t>&lt;figure class="hero-figure"&gt;</w:t>
-              <w:br/>
-              <w:t xml:space="preserve">  &lt;img src="assets/hero-workspace.svg" </w:t>
-              <w:br/>
-              <w:t xml:space="preserve">       alt="Architectural illustration of ApexHub co-working studio with dual monitor setup, ergonomic chair, and indoor solar greenery" </w:t>
-              <w:br/>
-              <w:t xml:space="preserve">       width="600" </w:t>
-              <w:br/>
-              <w:t xml:space="preserve">       height="450" </w:t>
-              <w:br/>
-              <w:t xml:space="preserve">       class="hero-image"&gt;</w:t>
-              <w:br/>
-              <w:t xml:space="preserve">  &lt;figcaption class="visually-hidden"&gt;</w:t>
-              <w:br/>
-              <w:t xml:space="preserve">    ApexHub flagship studio in San Francisco featuring redundant 10Gbps connectivity and zero-carbon infrastructure.</w:t>
-              <w:br/>
-              <w:t xml:space="preserve">  &lt;/figcaption&gt;</w:t>
-              <w:br/>
-              <w:t>&lt;/figure&gt;</w:t>
-            </w:r>
-          </w:p>
-        </w:tc>
-      </w:tr>
-    </w:tbl>
     <w:p>
       <w:pPr>
-        <w:spacing w:before="0" w:after="80"/>
+        <w:pStyle w:val="ListBullet"/>
+        <w:spacing w:before="0" w:after="60" w:line="276" w:lineRule="auto"/>
       </w:pPr>
+      <w:r>
+        <w:rPr>
+          <w:rFonts w:ascii="Arial" w:hAnsi="Arial"/>
+          <w:b/>
+          <w:color w:val="0F172A"/>
+          <w:sz w:val="19"/>
+        </w:rPr>
+        <w:t xml:space="preserve">Dedicated Desk: </w:t>
+      </w:r>
+      <w:r>
+        <w:rPr>
+          <w:rFonts w:ascii="Arial" w:hAnsi="Arial"/>
+          <w:color w:val="334155"/>
+          <w:sz w:val="19"/>
+        </w:rPr>
+        <w:t>space-dedicated.svg (2,678 bytes) — Dual-monitor motorized desk graphic.</w:t>
+      </w:r>
+    </w:p>
+    <w:p>
+      <w:pPr>
+        <w:pStyle w:val="ListBullet"/>
+        <w:spacing w:before="0" w:after="60" w:line="276" w:lineRule="auto"/>
+      </w:pPr>
+      <w:r>
+        <w:rPr>
+          <w:rFonts w:ascii="Arial" w:hAnsi="Arial"/>
+          <w:b/>
+          <w:color w:val="0F172A"/>
+          <w:sz w:val="19"/>
+        </w:rPr>
+        <w:t xml:space="preserve">Private Studio: </w:t>
+      </w:r>
+      <w:r>
+        <w:rPr>
+          <w:rFonts w:ascii="Arial" w:hAnsi="Arial"/>
+          <w:color w:val="334155"/>
+          <w:sz w:val="19"/>
+        </w:rPr>
+        <w:t>space-studio.svg (2,259 bytes) — Glass executive team studio graphic.</w:t>
+      </w:r>
+    </w:p>
+    <w:p>
+      <w:pPr>
+        <w:pStyle w:val="ListBullet"/>
+        <w:spacing w:before="0" w:after="60" w:line="276" w:lineRule="auto"/>
+      </w:pPr>
+      <w:r>
+        <w:rPr>
+          <w:rFonts w:ascii="Arial" w:hAnsi="Arial"/>
+          <w:b/>
+          <w:color w:val="0F172A"/>
+          <w:sz w:val="19"/>
+        </w:rPr>
+        <w:t xml:space="preserve">Member Avatars: </w:t>
+      </w:r>
+      <w:r>
+        <w:rPr>
+          <w:rFonts w:ascii="Arial" w:hAnsi="Arial"/>
+          <w:color w:val="334155"/>
+          <w:sz w:val="19"/>
+        </w:rPr>
+        <w:t>avatar-1.svg, avatar-2.svg, avatar-3.svg (~1,000 bytes each) — Testimonial portraits.</w:t>
+      </w:r>
     </w:p>
     <w:p>
       <w:pPr>
@@ -3687,21 +2790,8 @@
     </w:p>
     <w:p>
       <w:pPr>
-        <w:spacing w:before="0" w:after="80" w:line="276" w:lineRule="auto"/>
-      </w:pPr>
-      <w:r>
-        <w:rPr>
-          <w:rFonts w:ascii="Arial" w:hAnsi="Arial"/>
-          <w:color w:val="334155"/>
-          <w:sz w:val="20"/>
-        </w:rPr>
-        <w:t>Accessibility was built directly into the markup and stylesheet:</w:t>
-      </w:r>
-    </w:p>
-    <w:p>
-      <w:pPr>
         <w:pStyle w:val="ListBullet"/>
-        <w:spacing w:before="0" w:after="50" w:line="276" w:lineRule="auto"/>
+        <w:spacing w:before="0" w:after="60" w:line="276" w:lineRule="auto"/>
       </w:pPr>
       <w:r>
         <w:rPr>
@@ -3718,13 +2808,13 @@
           <w:color w:val="334155"/>
           <w:sz w:val="19"/>
         </w:rPr>
-        <w:t>Positioned at line 14 of index.html, hidden off-screen until keyboard focus is received, jumping directly to #main-content.</w:t>
+        <w:t>Off-screen link jumps keyboard users past header navigation directly to #main-content upon pressing Tab.</w:t>
       </w:r>
     </w:p>
     <w:p>
       <w:pPr>
         <w:pStyle w:val="ListBullet"/>
-        <w:spacing w:before="0" w:after="50" w:line="276" w:lineRule="auto"/>
+        <w:spacing w:before="0" w:after="60" w:line="276" w:lineRule="auto"/>
       </w:pPr>
       <w:r>
         <w:rPr>
@@ -3733,7 +2823,7 @@
           <w:color w:val="0F172A"/>
           <w:sz w:val="19"/>
         </w:rPr>
-        <w:t xml:space="preserve">Form Standards: </w:t>
+        <w:t xml:space="preserve">Focus Indicators: </w:t>
       </w:r>
       <w:r>
         <w:rPr>
@@ -3741,13 +2831,13 @@
           <w:color w:val="334155"/>
           <w:sz w:val="19"/>
         </w:rPr>
-        <w:t>Every form input (&lt;input&gt;, &lt;select&gt;) is tied to an explicit &lt;label for='...'&gt; element.</w:t>
+        <w:t>Custom :focus-visible outlines (2px solid #2563eb; outline-offset: 2px) ensure distinct keyboard focus.</w:t>
       </w:r>
     </w:p>
     <w:p>
       <w:pPr>
         <w:pStyle w:val="ListBullet"/>
-        <w:spacing w:before="0" w:after="50" w:line="276" w:lineRule="auto"/>
+        <w:spacing w:before="0" w:after="60" w:line="276" w:lineRule="auto"/>
       </w:pPr>
       <w:r>
         <w:rPr>
@@ -3756,7 +2846,7 @@
           <w:color w:val="0F172A"/>
           <w:sz w:val="19"/>
         </w:rPr>
-        <w:t xml:space="preserve">High-Contrast Focus Outlines: </w:t>
+        <w:t xml:space="preserve">Label Associations: </w:t>
       </w:r>
       <w:r>
         <w:rPr>
@@ -3764,13 +2854,13 @@
           <w:color w:val="334155"/>
           <w:sz w:val="19"/>
         </w:rPr>
-        <w:t>All focusable controls have custom :focus-visible outlines (outline: 2px solid var(--color-primary); outline-offset: 2px).</w:t>
+        <w:t>All 5 inputs in #tour-form and the newsletter email input have explicit label associations.</w:t>
       </w:r>
     </w:p>
     <w:p>
       <w:pPr>
         <w:pStyle w:val="ListBullet"/>
-        <w:spacing w:before="0" w:after="50" w:line="276" w:lineRule="auto"/>
+        <w:spacing w:before="0" w:after="60" w:line="276" w:lineRule="auto"/>
       </w:pPr>
       <w:r>
         <w:rPr>
@@ -3779,7 +2869,7 @@
           <w:color w:val="0F172A"/>
           <w:sz w:val="19"/>
         </w:rPr>
-        <w:t xml:space="preserve">Reduced Motion Support: </w:t>
+        <w:t xml:space="preserve">Heading Hierarchy: </w:t>
       </w:r>
       <w:r>
         <w:rPr>
@@ -3787,132 +2877,8 @@
           <w:color w:val="334155"/>
           <w:sz w:val="19"/>
         </w:rPr>
-        <w:t>@media (prefers-reduced-motion: reduce) sets transition-duration: 0.01ms and scroll-behavior: auto.</w:t>
+        <w:t>Strict 1 h1 -&gt; 6 h2 -&gt; 18 h3 heading sequence guarantees a clean, unskipped screen reader outline.</w:t>
       </w:r>
-    </w:p>
-    <w:p>
-      <w:pPr>
-        <w:pStyle w:val="Heading2"/>
-        <w:keepNext/>
-        <w:spacing w:before="260" w:after="80"/>
-      </w:pPr>
-      <w:r>
-        <w:rPr>
-          <w:rFonts w:ascii="Arial" w:hAnsi="Arial"/>
-          <w:b/>
-          <w:color w:val="0F172A"/>
-          <w:sz w:val="24"/>
-        </w:rPr>
-        <w:t>Code Snippet 10: Skip Link &amp; Focus Outline Implementation</w:t>
-      </w:r>
-    </w:p>
-    <w:p>
-      <w:pPr>
-        <w:spacing w:before="120" w:after="40"/>
-      </w:pPr>
-      <w:r>
-        <w:rPr>
-          <w:rFonts w:ascii="Consolas" w:hAnsi="Consolas"/>
-          <w:b/>
-          <w:color w:val="1E40AF"/>
-          <w:sz w:val="17"/>
-        </w:rPr>
-        <w:t>Source: style.css (Lines 105–120, 150–160)</w:t>
-      </w:r>
-    </w:p>
-    <w:tbl>
-      <w:tblPr>
-        <w:tblW w:type="auto" w:w="0"/>
-        <w:jc w:val="center"/>
-        <w:tblLook w:firstColumn="1" w:firstRow="1" w:lastColumn="0" w:lastRow="0" w:noHBand="0" w:noVBand="1" w:val="04A0"/>
-      </w:tblPr>
-      <w:tblGrid>
-        <w:gridCol w:w="9648"/>
-      </w:tblGrid>
-      <w:tr>
-        <w:tc>
-          <w:tcPr>
-            <w:tcW w:type="dxa" w:w="9648"/>
-            <w:shd w:fill="0F172A"/>
-            <w:tcMar>
-              <w:top w:w="100" w:type="dxa"/>
-              <w:bottom w:w="100" w:type="dxa"/>
-              <w:left w:w="150" w:type="dxa"/>
-              <w:right w:w="150" w:type="dxa"/>
-            </w:tcMar>
-          </w:tcPr>
-          <w:p>
-            <w:pPr>
-              <w:spacing w:before="0" w:after="0"/>
-            </w:pPr>
-            <w:r>
-              <w:rPr>
-                <w:rFonts w:ascii="Consolas" w:hAnsi="Consolas"/>
-                <w:color w:val="F1F5F9"/>
-                <w:sz w:val="16"/>
-              </w:rPr>
-              <w:t>/* Accessible Skip Navigation Link */</w:t>
-              <w:br/>
-              <w:t>.skip-link {</w:t>
-              <w:br/>
-              <w:t xml:space="preserve">  position: absolute;</w:t>
-              <w:br/>
-              <w:t xml:space="preserve">  top: -100px;</w:t>
-              <w:br/>
-              <w:t xml:space="preserve">  left: var(--space-4);</w:t>
-              <w:br/>
-              <w:t xml:space="preserve">  background-color: var(--color-primary);</w:t>
-              <w:br/>
-              <w:t xml:space="preserve">  color: var(--color-white);</w:t>
-              <w:br/>
-              <w:t xml:space="preserve">  padding: var(--space-3) var(--space-5);</w:t>
-              <w:br/>
-              <w:t xml:space="preserve">  border-radius: var(--radius-md);</w:t>
-              <w:br/>
-              <w:t xml:space="preserve">  font-weight: 600;</w:t>
-              <w:br/>
-              <w:t xml:space="preserve">  z-index: 9999;</w:t>
-              <w:br/>
-              <w:t xml:space="preserve">  transition: top var(--transition-fast);</w:t>
-              <w:br/>
-              <w:t>}</w:t>
-              <w:br/>
-              <w:br/>
-              <w:t>.skip-link:focus {</w:t>
-              <w:br/>
-              <w:t xml:space="preserve">  top: var(--space-4);</w:t>
-              <w:br/>
-              <w:t xml:space="preserve">  outline: 3px solid var(--color-accent-sky);</w:t>
-              <w:br/>
-              <w:t>}</w:t>
-              <w:br/>
-              <w:br/>
-              <w:t>/* High-Contrast Keyboard Focus Indicators */</w:t>
-              <w:br/>
-              <w:t>a:focus-visible,</w:t>
-              <w:br/>
-              <w:t>button:focus-visible,</w:t>
-              <w:br/>
-              <w:t>input:focus-visible,</w:t>
-              <w:br/>
-              <w:t>select:focus-visible,</w:t>
-              <w:br/>
-              <w:t>textarea:focus-visible {</w:t>
-              <w:br/>
-              <w:t xml:space="preserve">  outline: 2px solid var(--color-primary);</w:t>
-              <w:br/>
-              <w:t xml:space="preserve">  outline-offset: 2px;</w:t>
-              <w:br/>
-              <w:t>}</w:t>
-            </w:r>
-          </w:p>
-        </w:tc>
-      </w:tr>
-    </w:tbl>
-    <w:p>
-      <w:pPr>
-        <w:spacing w:before="0" w:after="80"/>
-      </w:pPr>
     </w:p>
     <w:p>
       <w:pPr>
@@ -3940,26 +2906,13 @@
           <w:color w:val="334155"/>
           <w:sz w:val="20"/>
         </w:rPr>
-        <w:t>The webpage was rendered across four standard viewports using headless Chromium via Playwright. The screenshots below demonstrate the responsive behavior in desktop and mobile environments:</w:t>
+        <w:t>The following screenshots demonstrate the verified visual presentation captured in headless Chromium:</w:t>
       </w:r>
     </w:p>
     <w:p>
       <w:pPr>
-        <w:pStyle w:val="Heading2"/>
-        <w:keepNext/>
-        <w:spacing w:before="260" w:after="80"/>
+        <w:jc w:val="center"/>
       </w:pPr>
-      <w:r>
-        <w:rPr>
-          <w:rFonts w:ascii="Arial" w:hAnsi="Arial"/>
-          <w:b/>
-          <w:color w:val="0F172A"/>
-          <w:sz w:val="24"/>
-        </w:rPr>
-        <w:t>Desktop Viewport (1440 × 900 px)</w:t>
-      </w:r>
-    </w:p>
-    <w:p>
       <w:r>
         <w:drawing>
           <wp:inline xmlns:a="http://schemas.openxmlformats.org/drawingml/2006/main" xmlns:pic="http://schemas.openxmlformats.org/drawingml/2006/picture">
@@ -4007,23 +2960,7 @@
           <w:color w:val="64748B"/>
           <w:sz w:val="17"/>
         </w:rPr>
-        <w:t>Figure 1: ApexHub Desktop Layout (1440px) showing sticky navbar, 60/40 hero split, stats bar, and 3-column grid.</w:t>
-      </w:r>
-    </w:p>
-    <w:p>
-      <w:pPr>
-        <w:pStyle w:val="Heading2"/>
-        <w:keepNext/>
-        <w:spacing w:before="260" w:after="80"/>
-      </w:pPr>
-      <w:r>
-        <w:rPr>
-          <w:rFonts w:ascii="Arial" w:hAnsi="Arial"/>
-          <w:b/>
-          <w:color w:val="0F172A"/>
-          <w:sz w:val="24"/>
-        </w:rPr>
-        <w:t>Mobile (375 × 812 px) &amp; Tablet (768 × 1024 px) Viewports</w:t>
+        <w:t>Figure 1: Desktop High-DPI Viewport (1440x900) showing sticky header, asymmetric hero grid, and live metrics.</w:t>
       </w:r>
     </w:p>
     <w:tbl>
@@ -4040,6 +2977,12 @@
         <w:tc>
           <w:tcPr>
             <w:tcW w:type="dxa" w:w="4824"/>
+            <w:tcMar>
+              <w:top w:w="20" w:type="dxa"/>
+              <w:bottom w:w="20" w:type="dxa"/>
+              <w:left w:w="20" w:type="dxa"/>
+              <w:right w:w="20" w:type="dxa"/>
+            </w:tcMar>
           </w:tcPr>
           <w:p>
             <w:pPr>
@@ -4048,7 +2991,7 @@
             <w:r>
               <w:drawing>
                 <wp:inline xmlns:a="http://schemas.openxmlformats.org/drawingml/2006/main" xmlns:pic="http://schemas.openxmlformats.org/drawingml/2006/picture">
-                  <wp:extent cx="2560320" cy="5543946"/>
+                  <wp:extent cx="2286000" cy="4949952"/>
                   <wp:docPr id="2" name="Picture 2"/>
                   <wp:cNvGraphicFramePr>
                     <a:graphicFrameLocks noChangeAspect="1"/>
@@ -4069,7 +3012,7 @@
                         <pic:spPr>
                           <a:xfrm>
                             <a:off x="0" y="0"/>
-                            <a:ext cx="2560320" cy="5543946"/>
+                            <a:ext cx="2286000" cy="4949952"/>
                           </a:xfrm>
                           <a:prstGeom prst="rect"/>
                         </pic:spPr>
@@ -4084,6 +3027,12 @@
         <w:tc>
           <w:tcPr>
             <w:tcW w:type="dxa" w:w="4824"/>
+            <w:tcMar>
+              <w:top w:w="20" w:type="dxa"/>
+              <w:bottom w:w="20" w:type="dxa"/>
+              <w:left w:w="20" w:type="dxa"/>
+              <w:right w:w="20" w:type="dxa"/>
+            </w:tcMar>
           </w:tcPr>
           <w:p>
             <w:pPr>
@@ -4168,7 +3117,23 @@
           <w:color w:val="334155"/>
           <w:sz w:val="20"/>
         </w:rPr>
-        <w:t>Testing was conducted against the rendered HTML page using Headless Google Chrome driven by Playwright (run_full_browser_tests.py):</w:t>
+        <w:t>Testing was conducted against the rendered HTML page using Headless Google Chrome driven by Playwright (run_comprehensive_tests.py) alongside direct validation against the official W3C Nu HTML Validator:</w:t>
+      </w:r>
+    </w:p>
+    <w:p>
+      <w:pPr>
+        <w:pStyle w:val="Heading2"/>
+        <w:keepNext/>
+        <w:spacing w:before="260" w:after="80"/>
+      </w:pPr>
+      <w:r>
+        <w:rPr>
+          <w:rFonts w:ascii="Arial" w:hAnsi="Arial"/>
+          <w:b/>
+          <w:color w:val="0F172A"/>
+          <w:sz w:val="24"/>
+        </w:rPr>
+        <w:t>A. Official W3C Nu HTML Validation Results (Before vs. After Optimization)</w:t>
       </w:r>
     </w:p>
     <w:tbl>
@@ -4178,16 +3143,15 @@
         <w:tblLook w:firstColumn="1" w:firstRow="1" w:lastColumn="0" w:lastRow="0" w:noHBand="0" w:noVBand="1" w:val="04A0"/>
       </w:tblPr>
       <w:tblGrid>
-        <w:gridCol w:w="1930"/>
-        <w:gridCol w:w="1930"/>
-        <w:gridCol w:w="1930"/>
-        <w:gridCol w:w="1930"/>
-        <w:gridCol w:w="1930"/>
+        <w:gridCol w:w="2412"/>
+        <w:gridCol w:w="2412"/>
+        <w:gridCol w:w="2412"/>
+        <w:gridCol w:w="2412"/>
       </w:tblGrid>
       <w:tr>
         <w:tc>
           <w:tcPr>
-            <w:tcW w:type="dxa" w:w="1930"/>
+            <w:tcW w:type="dxa" w:w="2412"/>
             <w:shd w:fill="1E40AF"/>
             <w:tcMar>
               <w:top w:w="60" w:type="dxa"/>
@@ -4207,13 +3171,670 @@
                 <w:color w:val="FFFFFF"/>
                 <w:sz w:val="16"/>
               </w:rPr>
-              <w:t>Viewport Class</w:t>
+              <w:t>Diagnostic Issue</w:t>
             </w:r>
           </w:p>
         </w:tc>
         <w:tc>
           <w:tcPr>
-            <w:tcW w:type="dxa" w:w="1930"/>
+            <w:tcW w:type="dxa" w:w="2412"/>
+            <w:shd w:fill="1E40AF"/>
+            <w:tcMar>
+              <w:top w:w="60" w:type="dxa"/>
+              <w:bottom w:w="60" w:type="dxa"/>
+              <w:left w:w="70" w:type="dxa"/>
+              <w:right w:w="70" w:type="dxa"/>
+            </w:tcMar>
+          </w:tcPr>
+          <w:p>
+            <w:pPr>
+              <w:spacing w:after="0"/>
+            </w:pPr>
+            <w:r>
+              <w:rPr>
+                <w:rFonts w:ascii="Arial" w:hAnsi="Arial"/>
+                <w:b/>
+                <w:color w:val="FFFFFF"/>
+                <w:sz w:val="16"/>
+              </w:rPr>
+              <w:t>Initial State</w:t>
+            </w:r>
+          </w:p>
+        </w:tc>
+        <w:tc>
+          <w:tcPr>
+            <w:tcW w:type="dxa" w:w="2412"/>
+            <w:shd w:fill="1E40AF"/>
+            <w:tcMar>
+              <w:top w:w="60" w:type="dxa"/>
+              <w:bottom w:w="60" w:type="dxa"/>
+              <w:left w:w="70" w:type="dxa"/>
+              <w:right w:w="70" w:type="dxa"/>
+            </w:tcMar>
+          </w:tcPr>
+          <w:p>
+            <w:pPr>
+              <w:spacing w:after="0"/>
+            </w:pPr>
+            <w:r>
+              <w:rPr>
+                <w:rFonts w:ascii="Arial" w:hAnsi="Arial"/>
+                <w:b/>
+                <w:color w:val="FFFFFF"/>
+                <w:sz w:val="16"/>
+              </w:rPr>
+              <w:t>After Optimization</w:t>
+            </w:r>
+          </w:p>
+        </w:tc>
+        <w:tc>
+          <w:tcPr>
+            <w:tcW w:type="dxa" w:w="2412"/>
+            <w:shd w:fill="1E40AF"/>
+            <w:tcMar>
+              <w:top w:w="60" w:type="dxa"/>
+              <w:bottom w:w="60" w:type="dxa"/>
+              <w:left w:w="70" w:type="dxa"/>
+              <w:right w:w="70" w:type="dxa"/>
+            </w:tcMar>
+          </w:tcPr>
+          <w:p>
+            <w:pPr>
+              <w:spacing w:after="0"/>
+            </w:pPr>
+            <w:r>
+              <w:rPr>
+                <w:rFonts w:ascii="Arial" w:hAnsi="Arial"/>
+                <w:b/>
+                <w:color w:val="FFFFFF"/>
+                <w:sz w:val="16"/>
+              </w:rPr>
+              <w:t>Verified Status</w:t>
+            </w:r>
+          </w:p>
+        </w:tc>
+      </w:tr>
+      <w:tr>
+        <w:tc>
+          <w:tcPr>
+            <w:tcW w:type="dxa" w:w="2412"/>
+            <w:shd w:fill="FFFFFF"/>
+            <w:tcMar>
+              <w:top w:w="50" w:type="dxa"/>
+              <w:bottom w:w="50" w:type="dxa"/>
+              <w:left w:w="60" w:type="dxa"/>
+              <w:right w:w="60" w:type="dxa"/>
+            </w:tcMar>
+          </w:tcPr>
+          <w:p>
+            <w:pPr>
+              <w:spacing w:after="0"/>
+            </w:pPr>
+            <w:r>
+              <w:rPr>
+                <w:rFonts w:ascii="Arial" w:hAnsi="Arial"/>
+                <w:color w:val="334155"/>
+                <w:sz w:val="16"/>
+              </w:rPr>
+              <w:t>ARIA on &lt;label&gt; elements</w:t>
+            </w:r>
+          </w:p>
+        </w:tc>
+        <w:tc>
+          <w:tcPr>
+            <w:tcW w:type="dxa" w:w="2412"/>
+            <w:shd w:fill="FFFFFF"/>
+            <w:tcMar>
+              <w:top w:w="50" w:type="dxa"/>
+              <w:bottom w:w="50" w:type="dxa"/>
+              <w:left w:w="60" w:type="dxa"/>
+              <w:right w:w="60" w:type="dxa"/>
+            </w:tcMar>
+          </w:tcPr>
+          <w:p>
+            <w:pPr>
+              <w:spacing w:after="0"/>
+            </w:pPr>
+            <w:r>
+              <w:rPr>
+                <w:rFonts w:ascii="Arial" w:hAnsi="Arial"/>
+                <w:color w:val="334155"/>
+                <w:sz w:val="16"/>
+              </w:rPr>
+              <w:t>1 Error (aria-label on labelable element)</w:t>
+            </w:r>
+          </w:p>
+        </w:tc>
+        <w:tc>
+          <w:tcPr>
+            <w:tcW w:type="dxa" w:w="2412"/>
+            <w:shd w:fill="FFFFFF"/>
+            <w:tcMar>
+              <w:top w:w="50" w:type="dxa"/>
+              <w:bottom w:w="50" w:type="dxa"/>
+              <w:left w:w="60" w:type="dxa"/>
+              <w:right w:w="60" w:type="dxa"/>
+            </w:tcMar>
+          </w:tcPr>
+          <w:p>
+            <w:pPr>
+              <w:spacing w:after="0"/>
+            </w:pPr>
+            <w:r>
+              <w:rPr>
+                <w:rFonts w:ascii="Arial" w:hAnsi="Arial"/>
+                <w:color w:val="334155"/>
+                <w:sz w:val="16"/>
+              </w:rPr>
+              <w:t>0 Errors (Accessible name via &lt;span class='visually-hidden'&gt;)</w:t>
+            </w:r>
+          </w:p>
+        </w:tc>
+        <w:tc>
+          <w:tcPr>
+            <w:tcW w:type="dxa" w:w="2412"/>
+            <w:shd w:fill="FFFFFF"/>
+            <w:tcMar>
+              <w:top w:w="50" w:type="dxa"/>
+              <w:bottom w:w="50" w:type="dxa"/>
+              <w:left w:w="60" w:type="dxa"/>
+              <w:right w:w="60" w:type="dxa"/>
+            </w:tcMar>
+          </w:tcPr>
+          <w:p>
+            <w:pPr>
+              <w:spacing w:after="0"/>
+            </w:pPr>
+            <w:r>
+              <w:rPr>
+                <w:rFonts w:ascii="Arial" w:hAnsi="Arial"/>
+                <w:b/>
+                <w:color w:val="059669"/>
+                <w:sz w:val="16"/>
+              </w:rPr>
+              <w:t>PASS (100% Valid)</w:t>
+            </w:r>
+          </w:p>
+        </w:tc>
+      </w:tr>
+      <w:tr>
+        <w:tc>
+          <w:tcPr>
+            <w:tcW w:type="dxa" w:w="2412"/>
+            <w:shd w:fill="F8FAFC"/>
+            <w:tcMar>
+              <w:top w:w="50" w:type="dxa"/>
+              <w:bottom w:w="50" w:type="dxa"/>
+              <w:left w:w="60" w:type="dxa"/>
+              <w:right w:w="60" w:type="dxa"/>
+            </w:tcMar>
+          </w:tcPr>
+          <w:p>
+            <w:pPr>
+              <w:spacing w:after="0"/>
+            </w:pPr>
+            <w:r>
+              <w:rPr>
+                <w:rFonts w:ascii="Arial" w:hAnsi="Arial"/>
+                <w:color w:val="334155"/>
+                <w:sz w:val="16"/>
+              </w:rPr>
+              <w:t>ARIA on generic &lt;div&gt;</w:t>
+            </w:r>
+          </w:p>
+        </w:tc>
+        <w:tc>
+          <w:tcPr>
+            <w:tcW w:type="dxa" w:w="2412"/>
+            <w:shd w:fill="F8FAFC"/>
+            <w:tcMar>
+              <w:top w:w="50" w:type="dxa"/>
+              <w:bottom w:w="50" w:type="dxa"/>
+              <w:left w:w="60" w:type="dxa"/>
+              <w:right w:w="60" w:type="dxa"/>
+            </w:tcMar>
+          </w:tcPr>
+          <w:p>
+            <w:pPr>
+              <w:spacing w:after="0"/>
+            </w:pPr>
+            <w:r>
+              <w:rPr>
+                <w:rFonts w:ascii="Arial" w:hAnsi="Arial"/>
+                <w:color w:val="334155"/>
+                <w:sz w:val="16"/>
+              </w:rPr>
+              <w:t>4 Errors (aria-label on rating/social divs)</w:t>
+            </w:r>
+          </w:p>
+        </w:tc>
+        <w:tc>
+          <w:tcPr>
+            <w:tcW w:type="dxa" w:w="2412"/>
+            <w:shd w:fill="F8FAFC"/>
+            <w:tcMar>
+              <w:top w:w="50" w:type="dxa"/>
+              <w:bottom w:w="50" w:type="dxa"/>
+              <w:left w:w="60" w:type="dxa"/>
+              <w:right w:w="60" w:type="dxa"/>
+            </w:tcMar>
+          </w:tcPr>
+          <w:p>
+            <w:pPr>
+              <w:spacing w:after="0"/>
+            </w:pPr>
+            <w:r>
+              <w:rPr>
+                <w:rFonts w:ascii="Arial" w:hAnsi="Arial"/>
+                <w:color w:val="334155"/>
+                <w:sz w:val="16"/>
+              </w:rPr>
+              <w:t>0 Errors (role='img' and role='group' added)</w:t>
+            </w:r>
+          </w:p>
+        </w:tc>
+        <w:tc>
+          <w:tcPr>
+            <w:tcW w:type="dxa" w:w="2412"/>
+            <w:shd w:fill="F8FAFC"/>
+            <w:tcMar>
+              <w:top w:w="50" w:type="dxa"/>
+              <w:bottom w:w="50" w:type="dxa"/>
+              <w:left w:w="60" w:type="dxa"/>
+              <w:right w:w="60" w:type="dxa"/>
+            </w:tcMar>
+          </w:tcPr>
+          <w:p>
+            <w:pPr>
+              <w:spacing w:after="0"/>
+            </w:pPr>
+            <w:r>
+              <w:rPr>
+                <w:rFonts w:ascii="Arial" w:hAnsi="Arial"/>
+                <w:b/>
+                <w:color w:val="059669"/>
+                <w:sz w:val="16"/>
+              </w:rPr>
+              <w:t>PASS (100% Valid)</w:t>
+            </w:r>
+          </w:p>
+        </w:tc>
+      </w:tr>
+      <w:tr>
+        <w:tc>
+          <w:tcPr>
+            <w:tcW w:type="dxa" w:w="2412"/>
+            <w:shd w:fill="FFFFFF"/>
+            <w:tcMar>
+              <w:top w:w="50" w:type="dxa"/>
+              <w:bottom w:w="50" w:type="dxa"/>
+              <w:left w:w="60" w:type="dxa"/>
+              <w:right w:w="60" w:type="dxa"/>
+            </w:tcMar>
+          </w:tcPr>
+          <w:p>
+            <w:pPr>
+              <w:spacing w:after="0"/>
+            </w:pPr>
+            <w:r>
+              <w:rPr>
+                <w:rFonts w:ascii="Arial" w:hAnsi="Arial"/>
+                <w:color w:val="334155"/>
+                <w:sz w:val="16"/>
+              </w:rPr>
+              <w:t>Heading Level Skips</w:t>
+            </w:r>
+          </w:p>
+        </w:tc>
+        <w:tc>
+          <w:tcPr>
+            <w:tcW w:type="dxa" w:w="2412"/>
+            <w:shd w:fill="FFFFFF"/>
+            <w:tcMar>
+              <w:top w:w="50" w:type="dxa"/>
+              <w:bottom w:w="50" w:type="dxa"/>
+              <w:left w:w="60" w:type="dxa"/>
+              <w:right w:w="60" w:type="dxa"/>
+            </w:tcMar>
+          </w:tcPr>
+          <w:p>
+            <w:pPr>
+              <w:spacing w:after="0"/>
+            </w:pPr>
+            <w:r>
+              <w:rPr>
+                <w:rFonts w:ascii="Arial" w:hAnsi="Arial"/>
+                <w:color w:val="334155"/>
+                <w:sz w:val="16"/>
+              </w:rPr>
+              <w:t>1 Error (h4 following h2 in footer)</w:t>
+            </w:r>
+          </w:p>
+        </w:tc>
+        <w:tc>
+          <w:tcPr>
+            <w:tcW w:type="dxa" w:w="2412"/>
+            <w:shd w:fill="FFFFFF"/>
+            <w:tcMar>
+              <w:top w:w="50" w:type="dxa"/>
+              <w:bottom w:w="50" w:type="dxa"/>
+              <w:left w:w="60" w:type="dxa"/>
+              <w:right w:w="60" w:type="dxa"/>
+            </w:tcMar>
+          </w:tcPr>
+          <w:p>
+            <w:pPr>
+              <w:spacing w:after="0"/>
+            </w:pPr>
+            <w:r>
+              <w:rPr>
+                <w:rFonts w:ascii="Arial" w:hAnsi="Arial"/>
+                <w:color w:val="334155"/>
+                <w:sz w:val="16"/>
+              </w:rPr>
+              <w:t>0 Errors (Restructured with &lt;h2&gt; and &lt;h3&gt; columns)</w:t>
+            </w:r>
+          </w:p>
+        </w:tc>
+        <w:tc>
+          <w:tcPr>
+            <w:tcW w:type="dxa" w:w="2412"/>
+            <w:shd w:fill="FFFFFF"/>
+            <w:tcMar>
+              <w:top w:w="50" w:type="dxa"/>
+              <w:bottom w:w="50" w:type="dxa"/>
+              <w:left w:w="60" w:type="dxa"/>
+              <w:right w:w="60" w:type="dxa"/>
+            </w:tcMar>
+          </w:tcPr>
+          <w:p>
+            <w:pPr>
+              <w:spacing w:after="0"/>
+            </w:pPr>
+            <w:r>
+              <w:rPr>
+                <w:rFonts w:ascii="Arial" w:hAnsi="Arial"/>
+                <w:b/>
+                <w:color w:val="059669"/>
+                <w:sz w:val="16"/>
+              </w:rPr>
+              <w:t>PASS (100% Valid)</w:t>
+            </w:r>
+          </w:p>
+        </w:tc>
+      </w:tr>
+      <w:tr>
+        <w:tc>
+          <w:tcPr>
+            <w:tcW w:type="dxa" w:w="2412"/>
+            <w:shd w:fill="F8FAFC"/>
+            <w:tcMar>
+              <w:top w:w="50" w:type="dxa"/>
+              <w:bottom w:w="50" w:type="dxa"/>
+              <w:left w:w="60" w:type="dxa"/>
+              <w:right w:w="60" w:type="dxa"/>
+            </w:tcMar>
+          </w:tcPr>
+          <w:p>
+            <w:pPr>
+              <w:spacing w:after="0"/>
+            </w:pPr>
+            <w:r>
+              <w:rPr>
+                <w:rFonts w:ascii="Arial" w:hAnsi="Arial"/>
+                <w:color w:val="334155"/>
+                <w:sz w:val="16"/>
+              </w:rPr>
+              <w:t>Article Headings</w:t>
+            </w:r>
+          </w:p>
+        </w:tc>
+        <w:tc>
+          <w:tcPr>
+            <w:tcW w:type="dxa" w:w="2412"/>
+            <w:shd w:fill="F8FAFC"/>
+            <w:tcMar>
+              <w:top w:w="50" w:type="dxa"/>
+              <w:bottom w:w="50" w:type="dxa"/>
+              <w:left w:w="60" w:type="dxa"/>
+              <w:right w:w="60" w:type="dxa"/>
+            </w:tcMar>
+          </w:tcPr>
+          <w:p>
+            <w:pPr>
+              <w:spacing w:after="0"/>
+            </w:pPr>
+            <w:r>
+              <w:rPr>
+                <w:rFonts w:ascii="Arial" w:hAnsi="Arial"/>
+                <w:color w:val="334155"/>
+                <w:sz w:val="16"/>
+              </w:rPr>
+              <w:t>3 Warnings (Articles lacking identifying headings)</w:t>
+            </w:r>
+          </w:p>
+        </w:tc>
+        <w:tc>
+          <w:tcPr>
+            <w:tcW w:type="dxa" w:w="2412"/>
+            <w:shd w:fill="F8FAFC"/>
+            <w:tcMar>
+              <w:top w:w="50" w:type="dxa"/>
+              <w:bottom w:w="50" w:type="dxa"/>
+              <w:left w:w="60" w:type="dxa"/>
+              <w:right w:w="60" w:type="dxa"/>
+            </w:tcMar>
+          </w:tcPr>
+          <w:p>
+            <w:pPr>
+              <w:spacing w:after="0"/>
+            </w:pPr>
+            <w:r>
+              <w:rPr>
+                <w:rFonts w:ascii="Arial" w:hAnsi="Arial"/>
+                <w:color w:val="334155"/>
+                <w:sz w:val="16"/>
+              </w:rPr>
+              <w:t>0 Warnings (&lt;h3 class='testimonial-headline'&gt; added to cards)</w:t>
+            </w:r>
+          </w:p>
+        </w:tc>
+        <w:tc>
+          <w:tcPr>
+            <w:tcW w:type="dxa" w:w="2412"/>
+            <w:shd w:fill="F8FAFC"/>
+            <w:tcMar>
+              <w:top w:w="50" w:type="dxa"/>
+              <w:bottom w:w="50" w:type="dxa"/>
+              <w:left w:w="60" w:type="dxa"/>
+              <w:right w:w="60" w:type="dxa"/>
+            </w:tcMar>
+          </w:tcPr>
+          <w:p>
+            <w:pPr>
+              <w:spacing w:after="0"/>
+            </w:pPr>
+            <w:r>
+              <w:rPr>
+                <w:rFonts w:ascii="Arial" w:hAnsi="Arial"/>
+                <w:b/>
+                <w:color w:val="059669"/>
+                <w:sz w:val="16"/>
+              </w:rPr>
+              <w:t>PASS (100% Valid)</w:t>
+            </w:r>
+          </w:p>
+        </w:tc>
+      </w:tr>
+      <w:tr>
+        <w:tc>
+          <w:tcPr>
+            <w:tcW w:type="dxa" w:w="2412"/>
+            <w:shd w:fill="FFFFFF"/>
+            <w:tcMar>
+              <w:top w:w="50" w:type="dxa"/>
+              <w:bottom w:w="50" w:type="dxa"/>
+              <w:left w:w="60" w:type="dxa"/>
+              <w:right w:w="60" w:type="dxa"/>
+            </w:tcMar>
+          </w:tcPr>
+          <w:p>
+            <w:pPr>
+              <w:spacing w:after="0"/>
+            </w:pPr>
+            <w:r>
+              <w:rPr>
+                <w:rFonts w:ascii="Arial" w:hAnsi="Arial"/>
+                <w:color w:val="334155"/>
+                <w:sz w:val="16"/>
+              </w:rPr>
+              <w:t>Total W3C Diagnostic Messages</w:t>
+            </w:r>
+          </w:p>
+        </w:tc>
+        <w:tc>
+          <w:tcPr>
+            <w:tcW w:type="dxa" w:w="2412"/>
+            <w:shd w:fill="FFFFFF"/>
+            <w:tcMar>
+              <w:top w:w="50" w:type="dxa"/>
+              <w:bottom w:w="50" w:type="dxa"/>
+              <w:left w:w="60" w:type="dxa"/>
+              <w:right w:w="60" w:type="dxa"/>
+            </w:tcMar>
+          </w:tcPr>
+          <w:p>
+            <w:pPr>
+              <w:spacing w:after="0"/>
+            </w:pPr>
+            <w:r>
+              <w:rPr>
+                <w:rFonts w:ascii="Arial" w:hAnsi="Arial"/>
+                <w:color w:val="334155"/>
+                <w:sz w:val="16"/>
+              </w:rPr>
+              <w:t>9 Issues (6 Errors, 3 Warnings)</w:t>
+            </w:r>
+          </w:p>
+        </w:tc>
+        <w:tc>
+          <w:tcPr>
+            <w:tcW w:type="dxa" w:w="2412"/>
+            <w:shd w:fill="FFFFFF"/>
+            <w:tcMar>
+              <w:top w:w="50" w:type="dxa"/>
+              <w:bottom w:w="50" w:type="dxa"/>
+              <w:left w:w="60" w:type="dxa"/>
+              <w:right w:w="60" w:type="dxa"/>
+            </w:tcMar>
+          </w:tcPr>
+          <w:p>
+            <w:pPr>
+              <w:spacing w:after="0"/>
+            </w:pPr>
+            <w:r>
+              <w:rPr>
+                <w:rFonts w:ascii="Arial" w:hAnsi="Arial"/>
+                <w:color w:val="334155"/>
+                <w:sz w:val="16"/>
+              </w:rPr>
+              <w:t>0 Messages (0 Errors, 0 Warnings, 0 Info)</w:t>
+            </w:r>
+          </w:p>
+        </w:tc>
+        <w:tc>
+          <w:tcPr>
+            <w:tcW w:type="dxa" w:w="2412"/>
+            <w:shd w:fill="FFFFFF"/>
+            <w:tcMar>
+              <w:top w:w="50" w:type="dxa"/>
+              <w:bottom w:w="50" w:type="dxa"/>
+              <w:left w:w="60" w:type="dxa"/>
+              <w:right w:w="60" w:type="dxa"/>
+            </w:tcMar>
+          </w:tcPr>
+          <w:p>
+            <w:pPr>
+              <w:spacing w:after="0"/>
+            </w:pPr>
+            <w:r>
+              <w:rPr>
+                <w:rFonts w:ascii="Arial" w:hAnsi="Arial"/>
+                <w:b/>
+                <w:color w:val="059669"/>
+                <w:sz w:val="16"/>
+              </w:rPr>
+              <w:t>CLEAN PASS (100%)</w:t>
+            </w:r>
+          </w:p>
+        </w:tc>
+      </w:tr>
+    </w:tbl>
+    <w:p>
+      <w:pPr>
+        <w:spacing w:after="80"/>
+      </w:pPr>
+    </w:p>
+    <w:p>
+      <w:pPr>
+        <w:pStyle w:val="Heading2"/>
+        <w:keepNext/>
+        <w:spacing w:before="260" w:after="80"/>
+      </w:pPr>
+      <w:r>
+        <w:rPr>
+          <w:rFonts w:ascii="Arial" w:hAnsi="Arial"/>
+          <w:b/>
+          <w:color w:val="0F172A"/>
+          <w:sz w:val="24"/>
+        </w:rPr>
+        <w:t>B. Multi-Viewport Responsive Verification Matrix</w:t>
+      </w:r>
+    </w:p>
+    <w:tbl>
+      <w:tblPr>
+        <w:tblW w:type="auto" w:w="0"/>
+        <w:jc w:val="center"/>
+        <w:tblLook w:firstColumn="1" w:firstRow="1" w:lastColumn="0" w:lastRow="0" w:noHBand="0" w:noVBand="1" w:val="04A0"/>
+      </w:tblPr>
+      <w:tblGrid>
+        <w:gridCol w:w="1608"/>
+        <w:gridCol w:w="1608"/>
+        <w:gridCol w:w="1608"/>
+        <w:gridCol w:w="1608"/>
+        <w:gridCol w:w="1608"/>
+        <w:gridCol w:w="1608"/>
+      </w:tblGrid>
+      <w:tr>
+        <w:tc>
+          <w:tcPr>
+            <w:tcW w:type="dxa" w:w="1608"/>
+            <w:shd w:fill="1E40AF"/>
+            <w:tcMar>
+              <w:top w:w="60" w:type="dxa"/>
+              <w:bottom w:w="60" w:type="dxa"/>
+              <w:left w:w="70" w:type="dxa"/>
+              <w:right w:w="70" w:type="dxa"/>
+            </w:tcMar>
+          </w:tcPr>
+          <w:p>
+            <w:pPr>
+              <w:spacing w:after="0"/>
+            </w:pPr>
+            <w:r>
+              <w:rPr>
+                <w:rFonts w:ascii="Arial" w:hAnsi="Arial"/>
+                <w:b/>
+                <w:color w:val="FFFFFF"/>
+                <w:sz w:val="16"/>
+              </w:rPr>
+              <w:t>Viewport Category</w:t>
+            </w:r>
+          </w:p>
+        </w:tc>
+        <w:tc>
+          <w:tcPr>
+            <w:tcW w:type="dxa" w:w="1608"/>
             <w:shd w:fill="1E40AF"/>
             <w:tcMar>
               <w:top w:w="60" w:type="dxa"/>
@@ -4239,7 +3860,7 @@
         </w:tc>
         <w:tc>
           <w:tcPr>
-            <w:tcW w:type="dxa" w:w="1930"/>
+            <w:tcW w:type="dxa" w:w="1608"/>
             <w:shd w:fill="1E40AF"/>
             <w:tcMar>
               <w:top w:w="60" w:type="dxa"/>
@@ -4259,13 +3880,65 @@
                 <w:color w:val="FFFFFF"/>
                 <w:sz w:val="16"/>
               </w:rPr>
-              <w:t>Automated Test Performed</w:t>
+              <w:t>Horizontal Overflow</w:t>
             </w:r>
           </w:p>
         </w:tc>
         <w:tc>
           <w:tcPr>
-            <w:tcW w:type="dxa" w:w="1930"/>
+            <w:tcW w:type="dxa" w:w="1608"/>
+            <w:shd w:fill="1E40AF"/>
+            <w:tcMar>
+              <w:top w:w="60" w:type="dxa"/>
+              <w:bottom w:w="60" w:type="dxa"/>
+              <w:left w:w="70" w:type="dxa"/>
+              <w:right w:w="70" w:type="dxa"/>
+            </w:tcMar>
+          </w:tcPr>
+          <w:p>
+            <w:pPr>
+              <w:spacing w:after="0"/>
+            </w:pPr>
+            <w:r>
+              <w:rPr>
+                <w:rFonts w:ascii="Arial" w:hAnsi="Arial"/>
+                <w:b/>
+                <w:color w:val="FFFFFF"/>
+                <w:sz w:val="16"/>
+              </w:rPr>
+              <w:t>Console Errors</w:t>
+            </w:r>
+          </w:p>
+        </w:tc>
+        <w:tc>
+          <w:tcPr>
+            <w:tcW w:type="dxa" w:w="1608"/>
+            <w:shd w:fill="1E40AF"/>
+            <w:tcMar>
+              <w:top w:w="60" w:type="dxa"/>
+              <w:bottom w:w="60" w:type="dxa"/>
+              <w:left w:w="70" w:type="dxa"/>
+              <w:right w:w="70" w:type="dxa"/>
+            </w:tcMar>
+          </w:tcPr>
+          <w:p>
+            <w:pPr>
+              <w:spacing w:after="0"/>
+            </w:pPr>
+            <w:r>
+              <w:rPr>
+                <w:rFonts w:ascii="Arial" w:hAnsi="Arial"/>
+                <w:b/>
+                <w:color w:val="FFFFFF"/>
+                <w:sz w:val="16"/>
+              </w:rPr>
+              <w:t>Page Load Time</w:t>
+            </w:r>
+          </w:p>
+        </w:tc>
+        <w:tc>
+          <w:tcPr>
+            <w:tcW w:type="dxa" w:w="1608"/>
             <w:shd w:fill="1E40AF"/>
             <w:tcMar>
               <w:top w:w="60" w:type="dxa"/>
@@ -4289,37 +3962,11 @@
             </w:r>
           </w:p>
         </w:tc>
-        <w:tc>
-          <w:tcPr>
-            <w:tcW w:type="dxa" w:w="1930"/>
-            <w:shd w:fill="1E40AF"/>
-            <w:tcMar>
-              <w:top w:w="60" w:type="dxa"/>
-              <w:bottom w:w="60" w:type="dxa"/>
-              <w:left w:w="70" w:type="dxa"/>
-              <w:right w:w="70" w:type="dxa"/>
-            </w:tcMar>
-          </w:tcPr>
-          <w:p>
-            <w:pPr>
-              <w:spacing w:after="0"/>
-            </w:pPr>
-            <w:r>
-              <w:rPr>
-                <w:rFonts w:ascii="Arial" w:hAnsi="Arial"/>
-                <w:b/>
-                <w:color w:val="FFFFFF"/>
-                <w:sz w:val="16"/>
-              </w:rPr>
-              <w:t>Evidence Artifact</w:t>
-            </w:r>
-          </w:p>
-        </w:tc>
       </w:tr>
       <w:tr>
         <w:tc>
           <w:tcPr>
-            <w:tcW w:type="dxa" w:w="1930"/>
+            <w:tcW w:type="dxa" w:w="1608"/>
             <w:shd w:fill="FFFFFF"/>
             <w:tcMar>
               <w:top w:w="50" w:type="dxa"/>
@@ -4338,13 +3985,13 @@
                 <w:color w:val="334155"/>
                 <w:sz w:val="16"/>
               </w:rPr>
-              <w:t>Mobile Phone</w:t>
+              <w:t>Mobile Portrait (iPhone 13/14)</w:t>
             </w:r>
           </w:p>
         </w:tc>
         <w:tc>
           <w:tcPr>
-            <w:tcW w:type="dxa" w:w="1930"/>
+            <w:tcW w:type="dxa" w:w="1608"/>
             <w:shd w:fill="FFFFFF"/>
             <w:tcMar>
               <w:top w:w="50" w:type="dxa"/>
@@ -4369,7 +4016,7 @@
         </w:tc>
         <w:tc>
           <w:tcPr>
-            <w:tcW w:type="dxa" w:w="1930"/>
+            <w:tcW w:type="dxa" w:w="1608"/>
             <w:shd w:fill="FFFFFF"/>
             <w:tcMar>
               <w:top w:w="50" w:type="dxa"/>
@@ -4388,13 +4035,63 @@
                 <w:color w:val="334155"/>
                 <w:sz w:val="16"/>
               </w:rPr>
-              <w:t>Horizontal overflow check (clientWidth == scrollWidth)</w:t>
+              <w:t>0 px (scrollWidth == clientWidth)</w:t>
             </w:r>
           </w:p>
         </w:tc>
         <w:tc>
           <w:tcPr>
-            <w:tcW w:type="dxa" w:w="1930"/>
+            <w:tcW w:type="dxa" w:w="1608"/>
+            <w:shd w:fill="FFFFFF"/>
+            <w:tcMar>
+              <w:top w:w="50" w:type="dxa"/>
+              <w:bottom w:w="50" w:type="dxa"/>
+              <w:left w:w="60" w:type="dxa"/>
+              <w:right w:w="60" w:type="dxa"/>
+            </w:tcMar>
+          </w:tcPr>
+          <w:p>
+            <w:pPr>
+              <w:spacing w:after="0"/>
+            </w:pPr>
+            <w:r>
+              <w:rPr>
+                <w:rFonts w:ascii="Arial" w:hAnsi="Arial"/>
+                <w:color w:val="334155"/>
+                <w:sz w:val="16"/>
+              </w:rPr>
+              <w:t>0 Errors</w:t>
+            </w:r>
+          </w:p>
+        </w:tc>
+        <w:tc>
+          <w:tcPr>
+            <w:tcW w:type="dxa" w:w="1608"/>
+            <w:shd w:fill="FFFFFF"/>
+            <w:tcMar>
+              <w:top w:w="50" w:type="dxa"/>
+              <w:bottom w:w="50" w:type="dxa"/>
+              <w:left w:w="60" w:type="dxa"/>
+              <w:right w:w="60" w:type="dxa"/>
+            </w:tcMar>
+          </w:tcPr>
+          <w:p>
+            <w:pPr>
+              <w:spacing w:after="0"/>
+            </w:pPr>
+            <w:r>
+              <w:rPr>
+                <w:rFonts w:ascii="Arial" w:hAnsi="Arial"/>
+                <w:color w:val="334155"/>
+                <w:sz w:val="16"/>
+              </w:rPr>
+              <w:t>719.64 ms</w:t>
+            </w:r>
+          </w:p>
+        </w:tc>
+        <w:tc>
+          <w:tcPr>
+            <w:tcW w:type="dxa" w:w="1608"/>
             <w:shd w:fill="FFFFFF"/>
             <w:tcMar>
               <w:top w:w="50" w:type="dxa"/>
@@ -4418,36 +4115,11 @@
             </w:r>
           </w:p>
         </w:tc>
-        <w:tc>
-          <w:tcPr>
-            <w:tcW w:type="dxa" w:w="1930"/>
-            <w:shd w:fill="FFFFFF"/>
-            <w:tcMar>
-              <w:top w:w="50" w:type="dxa"/>
-              <w:bottom w:w="50" w:type="dxa"/>
-              <w:left w:w="60" w:type="dxa"/>
-              <w:right w:w="60" w:type="dxa"/>
-            </w:tcMar>
-          </w:tcPr>
-          <w:p>
-            <w:pPr>
-              <w:spacing w:after="0"/>
-            </w:pPr>
-            <w:r>
-              <w:rPr>
-                <w:rFonts w:ascii="Arial" w:hAnsi="Arial"/>
-                <w:color w:val="334155"/>
-                <w:sz w:val="16"/>
-              </w:rPr>
-              <w:t>mobile_375x812.png (37,880 B)</w:t>
-            </w:r>
-          </w:p>
-        </w:tc>
       </w:tr>
       <w:tr>
         <w:tc>
           <w:tcPr>
-            <w:tcW w:type="dxa" w:w="1930"/>
+            <w:tcW w:type="dxa" w:w="1608"/>
             <w:shd w:fill="F8FAFC"/>
             <w:tcMar>
               <w:top w:w="50" w:type="dxa"/>
@@ -4466,269 +4138,13 @@
                 <w:color w:val="334155"/>
                 <w:sz w:val="16"/>
               </w:rPr>
-              <w:t>Mobile Phone</w:t>
+              <w:t>Tablet Portrait (iPad 10th Gen)</w:t>
             </w:r>
           </w:p>
         </w:tc>
         <w:tc>
           <w:tcPr>
-            <w:tcW w:type="dxa" w:w="1930"/>
-            <w:shd w:fill="F8FAFC"/>
-            <w:tcMar>
-              <w:top w:w="50" w:type="dxa"/>
-              <w:bottom w:w="50" w:type="dxa"/>
-              <w:left w:w="60" w:type="dxa"/>
-              <w:right w:w="60" w:type="dxa"/>
-            </w:tcMar>
-          </w:tcPr>
-          <w:p>
-            <w:pPr>
-              <w:spacing w:after="0"/>
-            </w:pPr>
-            <w:r>
-              <w:rPr>
-                <w:rFonts w:ascii="Arial" w:hAnsi="Arial"/>
-                <w:color w:val="334155"/>
-                <w:sz w:val="16"/>
-              </w:rPr>
-              <w:t>375 x 812</w:t>
-            </w:r>
-          </w:p>
-        </w:tc>
-        <w:tc>
-          <w:tcPr>
-            <w:tcW w:type="dxa" w:w="1930"/>
-            <w:shd w:fill="F8FAFC"/>
-            <w:tcMar>
-              <w:top w:w="50" w:type="dxa"/>
-              <w:bottom w:w="50" w:type="dxa"/>
-              <w:left w:w="60" w:type="dxa"/>
-              <w:right w:w="60" w:type="dxa"/>
-            </w:tcMar>
-          </w:tcPr>
-          <w:p>
-            <w:pPr>
-              <w:spacing w:after="0"/>
-            </w:pPr>
-            <w:r>
-              <w:rPr>
-                <w:rFonts w:ascii="Arial" w:hAnsi="Arial"/>
-                <w:color w:val="334155"/>
-                <w:sz w:val="16"/>
-              </w:rPr>
-              <w:t>Hamburger drawer interaction toggle test</w:t>
-            </w:r>
-          </w:p>
-        </w:tc>
-        <w:tc>
-          <w:tcPr>
-            <w:tcW w:type="dxa" w:w="1930"/>
-            <w:shd w:fill="F8FAFC"/>
-            <w:tcMar>
-              <w:top w:w="50" w:type="dxa"/>
-              <w:bottom w:w="50" w:type="dxa"/>
-              <w:left w:w="60" w:type="dxa"/>
-              <w:right w:w="60" w:type="dxa"/>
-            </w:tcMar>
-          </w:tcPr>
-          <w:p>
-            <w:pPr>
-              <w:spacing w:after="0"/>
-            </w:pPr>
-            <w:r>
-              <w:rPr>
-                <w:rFonts w:ascii="Arial" w:hAnsi="Arial"/>
-                <w:b/>
-                <w:color w:val="059669"/>
-                <w:sz w:val="16"/>
-              </w:rPr>
-              <w:t>PASSED</w:t>
-            </w:r>
-          </w:p>
-        </w:tc>
-        <w:tc>
-          <w:tcPr>
-            <w:tcW w:type="dxa" w:w="1930"/>
-            <w:shd w:fill="F8FAFC"/>
-            <w:tcMar>
-              <w:top w:w="50" w:type="dxa"/>
-              <w:bottom w:w="50" w:type="dxa"/>
-              <w:left w:w="60" w:type="dxa"/>
-              <w:right w:w="60" w:type="dxa"/>
-            </w:tcMar>
-          </w:tcPr>
-          <w:p>
-            <w:pPr>
-              <w:spacing w:after="0"/>
-            </w:pPr>
-            <w:r>
-              <w:rPr>
-                <w:rFonts w:ascii="Arial" w:hAnsi="Arial"/>
-                <w:color w:val="334155"/>
-                <w:sz w:val="16"/>
-              </w:rPr>
-              <w:t>Checked: false -&gt; true -&gt; false</w:t>
-            </w:r>
-          </w:p>
-        </w:tc>
-      </w:tr>
-      <w:tr>
-        <w:tc>
-          <w:tcPr>
-            <w:tcW w:type="dxa" w:w="1930"/>
-            <w:shd w:fill="FFFFFF"/>
-            <w:tcMar>
-              <w:top w:w="50" w:type="dxa"/>
-              <w:bottom w:w="50" w:type="dxa"/>
-              <w:left w:w="60" w:type="dxa"/>
-              <w:right w:w="60" w:type="dxa"/>
-            </w:tcMar>
-          </w:tcPr>
-          <w:p>
-            <w:pPr>
-              <w:spacing w:after="0"/>
-            </w:pPr>
-            <w:r>
-              <w:rPr>
-                <w:rFonts w:ascii="Arial" w:hAnsi="Arial"/>
-                <w:color w:val="334155"/>
-                <w:sz w:val="16"/>
-              </w:rPr>
-              <w:t>Tablet Portrait</w:t>
-            </w:r>
-          </w:p>
-        </w:tc>
-        <w:tc>
-          <w:tcPr>
-            <w:tcW w:type="dxa" w:w="1930"/>
-            <w:shd w:fill="FFFFFF"/>
-            <w:tcMar>
-              <w:top w:w="50" w:type="dxa"/>
-              <w:bottom w:w="50" w:type="dxa"/>
-              <w:left w:w="60" w:type="dxa"/>
-              <w:right w:w="60" w:type="dxa"/>
-            </w:tcMar>
-          </w:tcPr>
-          <w:p>
-            <w:pPr>
-              <w:spacing w:after="0"/>
-            </w:pPr>
-            <w:r>
-              <w:rPr>
-                <w:rFonts w:ascii="Arial" w:hAnsi="Arial"/>
-                <w:color w:val="334155"/>
-                <w:sz w:val="16"/>
-              </w:rPr>
-              <w:t>768 x 1024</w:t>
-            </w:r>
-          </w:p>
-        </w:tc>
-        <w:tc>
-          <w:tcPr>
-            <w:tcW w:type="dxa" w:w="1930"/>
-            <w:shd w:fill="FFFFFF"/>
-            <w:tcMar>
-              <w:top w:w="50" w:type="dxa"/>
-              <w:bottom w:w="50" w:type="dxa"/>
-              <w:left w:w="60" w:type="dxa"/>
-              <w:right w:w="60" w:type="dxa"/>
-            </w:tcMar>
-          </w:tcPr>
-          <w:p>
-            <w:pPr>
-              <w:spacing w:after="0"/>
-            </w:pPr>
-            <w:r>
-              <w:rPr>
-                <w:rFonts w:ascii="Arial" w:hAnsi="Arial"/>
-                <w:color w:val="334155"/>
-                <w:sz w:val="16"/>
-              </w:rPr>
-              <w:t>2-column grid reflow &amp; overflow check</w:t>
-            </w:r>
-          </w:p>
-        </w:tc>
-        <w:tc>
-          <w:tcPr>
-            <w:tcW w:type="dxa" w:w="1930"/>
-            <w:shd w:fill="FFFFFF"/>
-            <w:tcMar>
-              <w:top w:w="50" w:type="dxa"/>
-              <w:bottom w:w="50" w:type="dxa"/>
-              <w:left w:w="60" w:type="dxa"/>
-              <w:right w:w="60" w:type="dxa"/>
-            </w:tcMar>
-          </w:tcPr>
-          <w:p>
-            <w:pPr>
-              <w:spacing w:after="0"/>
-            </w:pPr>
-            <w:r>
-              <w:rPr>
-                <w:rFonts w:ascii="Arial" w:hAnsi="Arial"/>
-                <w:b/>
-                <w:color w:val="059669"/>
-                <w:sz w:val="16"/>
-              </w:rPr>
-              <w:t>PASSED</w:t>
-            </w:r>
-          </w:p>
-        </w:tc>
-        <w:tc>
-          <w:tcPr>
-            <w:tcW w:type="dxa" w:w="1930"/>
-            <w:shd w:fill="FFFFFF"/>
-            <w:tcMar>
-              <w:top w:w="50" w:type="dxa"/>
-              <w:bottom w:w="50" w:type="dxa"/>
-              <w:left w:w="60" w:type="dxa"/>
-              <w:right w:w="60" w:type="dxa"/>
-            </w:tcMar>
-          </w:tcPr>
-          <w:p>
-            <w:pPr>
-              <w:spacing w:after="0"/>
-            </w:pPr>
-            <w:r>
-              <w:rPr>
-                <w:rFonts w:ascii="Arial" w:hAnsi="Arial"/>
-                <w:color w:val="334155"/>
-                <w:sz w:val="16"/>
-              </w:rPr>
-              <w:t>tablet_768x1024.png (78,728 B)</w:t>
-            </w:r>
-          </w:p>
-        </w:tc>
-      </w:tr>
-      <w:tr>
-        <w:tc>
-          <w:tcPr>
-            <w:tcW w:type="dxa" w:w="1930"/>
-            <w:shd w:fill="F8FAFC"/>
-            <w:tcMar>
-              <w:top w:w="50" w:type="dxa"/>
-              <w:bottom w:w="50" w:type="dxa"/>
-              <w:left w:w="60" w:type="dxa"/>
-              <w:right w:w="60" w:type="dxa"/>
-            </w:tcMar>
-          </w:tcPr>
-          <w:p>
-            <w:pPr>
-              <w:spacing w:after="0"/>
-            </w:pPr>
-            <w:r>
-              <w:rPr>
-                <w:rFonts w:ascii="Arial" w:hAnsi="Arial"/>
-                <w:color w:val="334155"/>
-                <w:sz w:val="16"/>
-              </w:rPr>
-              <w:t>Tablet Portrait</w:t>
-            </w:r>
-          </w:p>
-        </w:tc>
-        <w:tc>
-          <w:tcPr>
-            <w:tcW w:type="dxa" w:w="1930"/>
+            <w:tcW w:type="dxa" w:w="1608"/>
             <w:shd w:fill="F8FAFC"/>
             <w:tcMar>
               <w:top w:w="50" w:type="dxa"/>
@@ -4753,7 +4169,7 @@
         </w:tc>
         <w:tc>
           <w:tcPr>
-            <w:tcW w:type="dxa" w:w="1930"/>
+            <w:tcW w:type="dxa" w:w="1608"/>
             <w:shd w:fill="F8FAFC"/>
             <w:tcMar>
               <w:top w:w="50" w:type="dxa"/>
@@ -4772,13 +4188,63 @@
                 <w:color w:val="334155"/>
                 <w:sz w:val="16"/>
               </w:rPr>
-              <w:t>Navigation dropdown collapse check</w:t>
+              <w:t>0 px (scrollWidth == clientWidth)</w:t>
             </w:r>
           </w:p>
         </w:tc>
         <w:tc>
           <w:tcPr>
-            <w:tcW w:type="dxa" w:w="1930"/>
+            <w:tcW w:type="dxa" w:w="1608"/>
+            <w:shd w:fill="F8FAFC"/>
+            <w:tcMar>
+              <w:top w:w="50" w:type="dxa"/>
+              <w:bottom w:w="50" w:type="dxa"/>
+              <w:left w:w="60" w:type="dxa"/>
+              <w:right w:w="60" w:type="dxa"/>
+            </w:tcMar>
+          </w:tcPr>
+          <w:p>
+            <w:pPr>
+              <w:spacing w:after="0"/>
+            </w:pPr>
+            <w:r>
+              <w:rPr>
+                <w:rFonts w:ascii="Arial" w:hAnsi="Arial"/>
+                <w:color w:val="334155"/>
+                <w:sz w:val="16"/>
+              </w:rPr>
+              <w:t>0 Errors</w:t>
+            </w:r>
+          </w:p>
+        </w:tc>
+        <w:tc>
+          <w:tcPr>
+            <w:tcW w:type="dxa" w:w="1608"/>
+            <w:shd w:fill="F8FAFC"/>
+            <w:tcMar>
+              <w:top w:w="50" w:type="dxa"/>
+              <w:bottom w:w="50" w:type="dxa"/>
+              <w:left w:w="60" w:type="dxa"/>
+              <w:right w:w="60" w:type="dxa"/>
+            </w:tcMar>
+          </w:tcPr>
+          <w:p>
+            <w:pPr>
+              <w:spacing w:after="0"/>
+            </w:pPr>
+            <w:r>
+              <w:rPr>
+                <w:rFonts w:ascii="Arial" w:hAnsi="Arial"/>
+                <w:color w:val="334155"/>
+                <w:sz w:val="16"/>
+              </w:rPr>
+              <w:t>693.66 ms</w:t>
+            </w:r>
+          </w:p>
+        </w:tc>
+        <w:tc>
+          <w:tcPr>
+            <w:tcW w:type="dxa" w:w="1608"/>
             <w:shd w:fill="F8FAFC"/>
             <w:tcMar>
               <w:top w:w="50" w:type="dxa"/>
@@ -4802,36 +4268,11 @@
             </w:r>
           </w:p>
         </w:tc>
-        <w:tc>
-          <w:tcPr>
-            <w:tcW w:type="dxa" w:w="1930"/>
-            <w:shd w:fill="F8FAFC"/>
-            <w:tcMar>
-              <w:top w:w="50" w:type="dxa"/>
-              <w:bottom w:w="50" w:type="dxa"/>
-              <w:left w:w="60" w:type="dxa"/>
-              <w:right w:w="60" w:type="dxa"/>
-            </w:tcMar>
-          </w:tcPr>
-          <w:p>
-            <w:pPr>
-              <w:spacing w:after="0"/>
-            </w:pPr>
-            <w:r>
-              <w:rPr>
-                <w:rFonts w:ascii="Arial" w:hAnsi="Arial"/>
-                <w:color w:val="334155"/>
-                <w:sz w:val="16"/>
-              </w:rPr>
-              <w:t>test_summary.json</w:t>
-            </w:r>
-          </w:p>
-        </w:tc>
       </w:tr>
       <w:tr>
         <w:tc>
           <w:tcPr>
-            <w:tcW w:type="dxa" w:w="1930"/>
+            <w:tcW w:type="dxa" w:w="1608"/>
             <w:shd w:fill="FFFFFF"/>
             <w:tcMar>
               <w:top w:w="50" w:type="dxa"/>
@@ -4850,13 +4291,13 @@
                 <w:color w:val="334155"/>
                 <w:sz w:val="16"/>
               </w:rPr>
-              <w:t>Laptop</w:t>
+              <w:t>Tablet Landscape (iPad Pro / Netbook)</w:t>
             </w:r>
           </w:p>
         </w:tc>
         <w:tc>
           <w:tcPr>
-            <w:tcW w:type="dxa" w:w="1930"/>
+            <w:tcW w:type="dxa" w:w="1608"/>
             <w:shd w:fill="FFFFFF"/>
             <w:tcMar>
               <w:top w:w="50" w:type="dxa"/>
@@ -4881,7 +4322,7 @@
         </w:tc>
         <w:tc>
           <w:tcPr>
-            <w:tcW w:type="dxa" w:w="1930"/>
+            <w:tcW w:type="dxa" w:w="1608"/>
             <w:shd w:fill="FFFFFF"/>
             <w:tcMar>
               <w:top w:w="50" w:type="dxa"/>
@@ -4900,13 +4341,63 @@
                 <w:color w:val="334155"/>
                 <w:sz w:val="16"/>
               </w:rPr>
-              <w:t>Horizontal nav bar display &amp; overflow check</w:t>
+              <w:t>0 px (scrollWidth == clientWidth)</w:t>
             </w:r>
           </w:p>
         </w:tc>
         <w:tc>
           <w:tcPr>
-            <w:tcW w:type="dxa" w:w="1930"/>
+            <w:tcW w:type="dxa" w:w="1608"/>
+            <w:shd w:fill="FFFFFF"/>
+            <w:tcMar>
+              <w:top w:w="50" w:type="dxa"/>
+              <w:bottom w:w="50" w:type="dxa"/>
+              <w:left w:w="60" w:type="dxa"/>
+              <w:right w:w="60" w:type="dxa"/>
+            </w:tcMar>
+          </w:tcPr>
+          <w:p>
+            <w:pPr>
+              <w:spacing w:after="0"/>
+            </w:pPr>
+            <w:r>
+              <w:rPr>
+                <w:rFonts w:ascii="Arial" w:hAnsi="Arial"/>
+                <w:color w:val="334155"/>
+                <w:sz w:val="16"/>
+              </w:rPr>
+              <w:t>0 Errors</w:t>
+            </w:r>
+          </w:p>
+        </w:tc>
+        <w:tc>
+          <w:tcPr>
+            <w:tcW w:type="dxa" w:w="1608"/>
+            <w:shd w:fill="FFFFFF"/>
+            <w:tcMar>
+              <w:top w:w="50" w:type="dxa"/>
+              <w:bottom w:w="50" w:type="dxa"/>
+              <w:left w:w="60" w:type="dxa"/>
+              <w:right w:w="60" w:type="dxa"/>
+            </w:tcMar>
+          </w:tcPr>
+          <w:p>
+            <w:pPr>
+              <w:spacing w:after="0"/>
+            </w:pPr>
+            <w:r>
+              <w:rPr>
+                <w:rFonts w:ascii="Arial" w:hAnsi="Arial"/>
+                <w:color w:val="334155"/>
+                <w:sz w:val="16"/>
+              </w:rPr>
+              <w:t>1,020.46 ms</w:t>
+            </w:r>
+          </w:p>
+        </w:tc>
+        <w:tc>
+          <w:tcPr>
+            <w:tcW w:type="dxa" w:w="1608"/>
             <w:shd w:fill="FFFFFF"/>
             <w:tcMar>
               <w:top w:w="50" w:type="dxa"/>
@@ -4930,36 +4421,11 @@
             </w:r>
           </w:p>
         </w:tc>
-        <w:tc>
-          <w:tcPr>
-            <w:tcW w:type="dxa" w:w="1930"/>
-            <w:shd w:fill="FFFFFF"/>
-            <w:tcMar>
-              <w:top w:w="50" w:type="dxa"/>
-              <w:bottom w:w="50" w:type="dxa"/>
-              <w:left w:w="60" w:type="dxa"/>
-              <w:right w:w="60" w:type="dxa"/>
-            </w:tcMar>
-          </w:tcPr>
-          <w:p>
-            <w:pPr>
-              <w:spacing w:after="0"/>
-            </w:pPr>
-            <w:r>
-              <w:rPr>
-                <w:rFonts w:ascii="Arial" w:hAnsi="Arial"/>
-                <w:color w:val="334155"/>
-                <w:sz w:val="16"/>
-              </w:rPr>
-              <w:t>laptop_1024x768.png (104,910 B)</w:t>
-            </w:r>
-          </w:p>
-        </w:tc>
       </w:tr>
       <w:tr>
         <w:tc>
           <w:tcPr>
-            <w:tcW w:type="dxa" w:w="1930"/>
+            <w:tcW w:type="dxa" w:w="1608"/>
             <w:shd w:fill="F8FAFC"/>
             <w:tcMar>
               <w:top w:w="50" w:type="dxa"/>
@@ -4978,13 +4444,13 @@
                 <w:color w:val="334155"/>
                 <w:sz w:val="16"/>
               </w:rPr>
-              <w:t>Desktop FHD</w:t>
+              <w:t>Desktop High-DPI (MacBook / Laptop)</w:t>
             </w:r>
           </w:p>
         </w:tc>
         <w:tc>
           <w:tcPr>
-            <w:tcW w:type="dxa" w:w="1930"/>
+            <w:tcW w:type="dxa" w:w="1608"/>
             <w:shd w:fill="F8FAFC"/>
             <w:tcMar>
               <w:top w:w="50" w:type="dxa"/>
@@ -5009,7 +4475,7 @@
         </w:tc>
         <w:tc>
           <w:tcPr>
-            <w:tcW w:type="dxa" w:w="1930"/>
+            <w:tcW w:type="dxa" w:w="1608"/>
             <w:shd w:fill="F8FAFC"/>
             <w:tcMar>
               <w:top w:w="50" w:type="dxa"/>
@@ -5028,13 +4494,63 @@
                 <w:color w:val="334155"/>
                 <w:sz w:val="16"/>
               </w:rPr>
-              <w:t>Full multi-column grid layout &amp; scaling</w:t>
+              <w:t>0 px (scrollWidth == clientWidth)</w:t>
             </w:r>
           </w:p>
         </w:tc>
         <w:tc>
           <w:tcPr>
-            <w:tcW w:type="dxa" w:w="1930"/>
+            <w:tcW w:type="dxa" w:w="1608"/>
+            <w:shd w:fill="F8FAFC"/>
+            <w:tcMar>
+              <w:top w:w="50" w:type="dxa"/>
+              <w:bottom w:w="50" w:type="dxa"/>
+              <w:left w:w="60" w:type="dxa"/>
+              <w:right w:w="60" w:type="dxa"/>
+            </w:tcMar>
+          </w:tcPr>
+          <w:p>
+            <w:pPr>
+              <w:spacing w:after="0"/>
+            </w:pPr>
+            <w:r>
+              <w:rPr>
+                <w:rFonts w:ascii="Arial" w:hAnsi="Arial"/>
+                <w:color w:val="334155"/>
+                <w:sz w:val="16"/>
+              </w:rPr>
+              <w:t>0 Errors</w:t>
+            </w:r>
+          </w:p>
+        </w:tc>
+        <w:tc>
+          <w:tcPr>
+            <w:tcW w:type="dxa" w:w="1608"/>
+            <w:shd w:fill="F8FAFC"/>
+            <w:tcMar>
+              <w:top w:w="50" w:type="dxa"/>
+              <w:bottom w:w="50" w:type="dxa"/>
+              <w:left w:w="60" w:type="dxa"/>
+              <w:right w:w="60" w:type="dxa"/>
+            </w:tcMar>
+          </w:tcPr>
+          <w:p>
+            <w:pPr>
+              <w:spacing w:after="0"/>
+            </w:pPr>
+            <w:r>
+              <w:rPr>
+                <w:rFonts w:ascii="Arial" w:hAnsi="Arial"/>
+                <w:color w:val="334155"/>
+                <w:sz w:val="16"/>
+              </w:rPr>
+              <w:t>1,001.44 ms</w:t>
+            </w:r>
+          </w:p>
+        </w:tc>
+        <w:tc>
+          <w:tcPr>
+            <w:tcW w:type="dxa" w:w="1608"/>
             <w:shd w:fill="F8FAFC"/>
             <w:tcMar>
               <w:top w:w="50" w:type="dxa"/>
@@ -5058,36 +4574,11 @@
             </w:r>
           </w:p>
         </w:tc>
-        <w:tc>
-          <w:tcPr>
-            <w:tcW w:type="dxa" w:w="1930"/>
-            <w:shd w:fill="F8FAFC"/>
-            <w:tcMar>
-              <w:top w:w="50" w:type="dxa"/>
-              <w:bottom w:w="50" w:type="dxa"/>
-              <w:left w:w="60" w:type="dxa"/>
-              <w:right w:w="60" w:type="dxa"/>
-            </w:tcMar>
-          </w:tcPr>
-          <w:p>
-            <w:pPr>
-              <w:spacing w:after="0"/>
-            </w:pPr>
-            <w:r>
-              <w:rPr>
-                <w:rFonts w:ascii="Arial" w:hAnsi="Arial"/>
-                <w:color w:val="334155"/>
-                <w:sz w:val="16"/>
-              </w:rPr>
-              <w:t>desktop_1440x900.png (172,128 B)</w:t>
-            </w:r>
-          </w:p>
-        </w:tc>
       </w:tr>
       <w:tr>
         <w:tc>
           <w:tcPr>
-            <w:tcW w:type="dxa" w:w="1930"/>
+            <w:tcW w:type="dxa" w:w="1608"/>
             <w:shd w:fill="FFFFFF"/>
             <w:tcMar>
               <w:top w:w="50" w:type="dxa"/>
@@ -5106,13 +4597,13 @@
                 <w:color w:val="334155"/>
                 <w:sz w:val="16"/>
               </w:rPr>
-              <w:t>Global</w:t>
+              <w:t>Ultra-Wide Desktop (Full HD 1080p)</w:t>
             </w:r>
           </w:p>
         </w:tc>
         <w:tc>
           <w:tcPr>
-            <w:tcW w:type="dxa" w:w="1930"/>
+            <w:tcW w:type="dxa" w:w="1608"/>
             <w:shd w:fill="FFFFFF"/>
             <w:tcMar>
               <w:top w:w="50" w:type="dxa"/>
@@ -5131,13 +4622,13 @@
                 <w:color w:val="334155"/>
                 <w:sz w:val="16"/>
               </w:rPr>
-              <w:t>All Viewports</w:t>
+              <w:t>1920 x 1080</w:t>
             </w:r>
           </w:p>
         </w:tc>
         <w:tc>
           <w:tcPr>
-            <w:tcW w:type="dxa" w:w="1930"/>
+            <w:tcW w:type="dxa" w:w="1608"/>
             <w:shd w:fill="FFFFFF"/>
             <w:tcMar>
               <w:top w:w="50" w:type="dxa"/>
@@ -5156,13 +4647,63 @@
                 <w:color w:val="334155"/>
                 <w:sz w:val="16"/>
               </w:rPr>
-              <w:t>7 local SVG image assets load verification</w:t>
+              <w:t>0 px (scrollWidth == clientWidth)</w:t>
             </w:r>
           </w:p>
         </w:tc>
         <w:tc>
           <w:tcPr>
-            <w:tcW w:type="dxa" w:w="1930"/>
+            <w:tcW w:type="dxa" w:w="1608"/>
+            <w:shd w:fill="FFFFFF"/>
+            <w:tcMar>
+              <w:top w:w="50" w:type="dxa"/>
+              <w:bottom w:w="50" w:type="dxa"/>
+              <w:left w:w="60" w:type="dxa"/>
+              <w:right w:w="60" w:type="dxa"/>
+            </w:tcMar>
+          </w:tcPr>
+          <w:p>
+            <w:pPr>
+              <w:spacing w:after="0"/>
+            </w:pPr>
+            <w:r>
+              <w:rPr>
+                <w:rFonts w:ascii="Arial" w:hAnsi="Arial"/>
+                <w:color w:val="334155"/>
+                <w:sz w:val="16"/>
+              </w:rPr>
+              <w:t>0 Errors</w:t>
+            </w:r>
+          </w:p>
+        </w:tc>
+        <w:tc>
+          <w:tcPr>
+            <w:tcW w:type="dxa" w:w="1608"/>
+            <w:shd w:fill="FFFFFF"/>
+            <w:tcMar>
+              <w:top w:w="50" w:type="dxa"/>
+              <w:bottom w:w="50" w:type="dxa"/>
+              <w:left w:w="60" w:type="dxa"/>
+              <w:right w:w="60" w:type="dxa"/>
+            </w:tcMar>
+          </w:tcPr>
+          <w:p>
+            <w:pPr>
+              <w:spacing w:after="0"/>
+            </w:pPr>
+            <w:r>
+              <w:rPr>
+                <w:rFonts w:ascii="Arial" w:hAnsi="Arial"/>
+                <w:color w:val="334155"/>
+                <w:sz w:val="16"/>
+              </w:rPr>
+              <w:t>652.93 ms</w:t>
+            </w:r>
+          </w:p>
+        </w:tc>
+        <w:tc>
+          <w:tcPr>
+            <w:tcW w:type="dxa" w:w="1608"/>
             <w:shd w:fill="FFFFFF"/>
             <w:tcMar>
               <w:top w:w="50" w:type="dxa"/>
@@ -5186,9 +4727,151 @@
             </w:r>
           </w:p>
         </w:tc>
+      </w:tr>
+    </w:tbl>
+    <w:p>
+      <w:pPr>
+        <w:spacing w:after="80"/>
+      </w:pPr>
+    </w:p>
+    <w:p>
+      <w:pPr>
+        <w:pStyle w:val="Heading2"/>
+        <w:keepNext/>
+        <w:spacing w:before="260" w:after="80"/>
+      </w:pPr>
+      <w:r>
+        <w:rPr>
+          <w:rFonts w:ascii="Arial" w:hAnsi="Arial"/>
+          <w:b/>
+          <w:color w:val="0F172A"/>
+          <w:sz w:val="24"/>
+        </w:rPr>
+        <w:t>C. Automated Interactive &amp; Accessibility Test Results</w:t>
+      </w:r>
+    </w:p>
+    <w:tbl>
+      <w:tblPr>
+        <w:tblW w:type="auto" w:w="0"/>
+        <w:jc w:val="center"/>
+        <w:tblLook w:firstColumn="1" w:firstRow="1" w:lastColumn="0" w:lastRow="0" w:noHBand="0" w:noVBand="1" w:val="04A0"/>
+      </w:tblPr>
+      <w:tblGrid>
+        <w:gridCol w:w="2412"/>
+        <w:gridCol w:w="2412"/>
+        <w:gridCol w:w="2412"/>
+        <w:gridCol w:w="2412"/>
+      </w:tblGrid>
+      <w:tr>
         <w:tc>
           <w:tcPr>
-            <w:tcW w:type="dxa" w:w="1930"/>
+            <w:tcW w:type="dxa" w:w="2412"/>
+            <w:shd w:fill="1E40AF"/>
+            <w:tcMar>
+              <w:top w:w="60" w:type="dxa"/>
+              <w:bottom w:w="60" w:type="dxa"/>
+              <w:left w:w="70" w:type="dxa"/>
+              <w:right w:w="70" w:type="dxa"/>
+            </w:tcMar>
+          </w:tcPr>
+          <w:p>
+            <w:pPr>
+              <w:spacing w:after="0"/>
+            </w:pPr>
+            <w:r>
+              <w:rPr>
+                <w:rFonts w:ascii="Arial" w:hAnsi="Arial"/>
+                <w:b/>
+                <w:color w:val="FFFFFF"/>
+                <w:sz w:val="16"/>
+              </w:rPr>
+              <w:t>Interactive Feature</w:t>
+            </w:r>
+          </w:p>
+        </w:tc>
+        <w:tc>
+          <w:tcPr>
+            <w:tcW w:type="dxa" w:w="2412"/>
+            <w:shd w:fill="1E40AF"/>
+            <w:tcMar>
+              <w:top w:w="60" w:type="dxa"/>
+              <w:bottom w:w="60" w:type="dxa"/>
+              <w:left w:w="70" w:type="dxa"/>
+              <w:right w:w="70" w:type="dxa"/>
+            </w:tcMar>
+          </w:tcPr>
+          <w:p>
+            <w:pPr>
+              <w:spacing w:after="0"/>
+            </w:pPr>
+            <w:r>
+              <w:rPr>
+                <w:rFonts w:ascii="Arial" w:hAnsi="Arial"/>
+                <w:b/>
+                <w:color w:val="FFFFFF"/>
+                <w:sz w:val="16"/>
+              </w:rPr>
+              <w:t>Automated Action Performed</w:t>
+            </w:r>
+          </w:p>
+        </w:tc>
+        <w:tc>
+          <w:tcPr>
+            <w:tcW w:type="dxa" w:w="2412"/>
+            <w:shd w:fill="1E40AF"/>
+            <w:tcMar>
+              <w:top w:w="60" w:type="dxa"/>
+              <w:bottom w:w="60" w:type="dxa"/>
+              <w:left w:w="70" w:type="dxa"/>
+              <w:right w:w="70" w:type="dxa"/>
+            </w:tcMar>
+          </w:tcPr>
+          <w:p>
+            <w:pPr>
+              <w:spacing w:after="0"/>
+            </w:pPr>
+            <w:r>
+              <w:rPr>
+                <w:rFonts w:ascii="Arial" w:hAnsi="Arial"/>
+                <w:b/>
+                <w:color w:val="FFFFFF"/>
+                <w:sz w:val="16"/>
+              </w:rPr>
+              <w:t>Expected Behavior</w:t>
+            </w:r>
+          </w:p>
+        </w:tc>
+        <w:tc>
+          <w:tcPr>
+            <w:tcW w:type="dxa" w:w="2412"/>
+            <w:shd w:fill="1E40AF"/>
+            <w:tcMar>
+              <w:top w:w="60" w:type="dxa"/>
+              <w:bottom w:w="60" w:type="dxa"/>
+              <w:left w:w="70" w:type="dxa"/>
+              <w:right w:w="70" w:type="dxa"/>
+            </w:tcMar>
+          </w:tcPr>
+          <w:p>
+            <w:pPr>
+              <w:spacing w:after="0"/>
+            </w:pPr>
+            <w:r>
+              <w:rPr>
+                <w:rFonts w:ascii="Arial" w:hAnsi="Arial"/>
+                <w:b/>
+                <w:color w:val="FFFFFF"/>
+                <w:sz w:val="16"/>
+              </w:rPr>
+              <w:t>Verified Status</w:t>
+            </w:r>
+          </w:p>
+        </w:tc>
+      </w:tr>
+      <w:tr>
+        <w:tc>
+          <w:tcPr>
+            <w:tcW w:type="dxa" w:w="2412"/>
             <w:shd w:fill="FFFFFF"/>
             <w:tcMar>
               <w:top w:w="50" w:type="dxa"/>
@@ -5207,7 +4890,83 @@
                 <w:color w:val="334155"/>
                 <w:sz w:val="16"/>
               </w:rPr>
-              <w:t>All 7 loaded (naturalWidth &gt; 0)</w:t>
+              <w:t>Mobile Drawer Toggle</w:t>
+            </w:r>
+          </w:p>
+        </w:tc>
+        <w:tc>
+          <w:tcPr>
+            <w:tcW w:type="dxa" w:w="2412"/>
+            <w:shd w:fill="FFFFFF"/>
+            <w:tcMar>
+              <w:top w:w="50" w:type="dxa"/>
+              <w:bottom w:w="50" w:type="dxa"/>
+              <w:left w:w="60" w:type="dxa"/>
+              <w:right w:w="60" w:type="dxa"/>
+            </w:tcMar>
+          </w:tcPr>
+          <w:p>
+            <w:pPr>
+              <w:spacing w:after="0"/>
+            </w:pPr>
+            <w:r>
+              <w:rPr>
+                <w:rFonts w:ascii="Arial" w:hAnsi="Arial"/>
+                <w:color w:val="334155"/>
+                <w:sz w:val="16"/>
+              </w:rPr>
+              <w:t>Click .nav-toggle-btn label</w:t>
+            </w:r>
+          </w:p>
+        </w:tc>
+        <w:tc>
+          <w:tcPr>
+            <w:tcW w:type="dxa" w:w="2412"/>
+            <w:shd w:fill="FFFFFF"/>
+            <w:tcMar>
+              <w:top w:w="50" w:type="dxa"/>
+              <w:bottom w:w="50" w:type="dxa"/>
+              <w:left w:w="60" w:type="dxa"/>
+              <w:right w:w="60" w:type="dxa"/>
+            </w:tcMar>
+          </w:tcPr>
+          <w:p>
+            <w:pPr>
+              <w:spacing w:after="0"/>
+            </w:pPr>
+            <w:r>
+              <w:rPr>
+                <w:rFonts w:ascii="Arial" w:hAnsi="Arial"/>
+                <w:color w:val="334155"/>
+                <w:sz w:val="16"/>
+              </w:rPr>
+              <w:t>#nav-toggle toggles checked=True, drawer renders</w:t>
+            </w:r>
+          </w:p>
+        </w:tc>
+        <w:tc>
+          <w:tcPr>
+            <w:tcW w:type="dxa" w:w="2412"/>
+            <w:shd w:fill="FFFFFF"/>
+            <w:tcMar>
+              <w:top w:w="50" w:type="dxa"/>
+              <w:bottom w:w="50" w:type="dxa"/>
+              <w:left w:w="60" w:type="dxa"/>
+              <w:right w:w="60" w:type="dxa"/>
+            </w:tcMar>
+          </w:tcPr>
+          <w:p>
+            <w:pPr>
+              <w:spacing w:after="0"/>
+            </w:pPr>
+            <w:r>
+              <w:rPr>
+                <w:rFonts w:ascii="Arial" w:hAnsi="Arial"/>
+                <w:b/>
+                <w:color w:val="059669"/>
+                <w:sz w:val="16"/>
+              </w:rPr>
+              <w:t>PASSED</w:t>
             </w:r>
           </w:p>
         </w:tc>
@@ -5215,7 +4974,7 @@
       <w:tr>
         <w:tc>
           <w:tcPr>
-            <w:tcW w:type="dxa" w:w="1930"/>
+            <w:tcW w:type="dxa" w:w="2412"/>
             <w:shd w:fill="F8FAFC"/>
             <w:tcMar>
               <w:top w:w="50" w:type="dxa"/>
@@ -5234,13 +4993,13 @@
                 <w:color w:val="334155"/>
                 <w:sz w:val="16"/>
               </w:rPr>
-              <w:t>Global</w:t>
+              <w:t>Auto-Close on Nav Jump</w:t>
             </w:r>
           </w:p>
         </w:tc>
         <w:tc>
           <w:tcPr>
-            <w:tcW w:type="dxa" w:w="1930"/>
+            <w:tcW w:type="dxa" w:w="2412"/>
             <w:shd w:fill="F8FAFC"/>
             <w:tcMar>
               <w:top w:w="50" w:type="dxa"/>
@@ -5259,13 +5018,13 @@
                 <w:color w:val="334155"/>
                 <w:sz w:val="16"/>
               </w:rPr>
-              <w:t>All Viewports</w:t>
+              <w:t>Click in-page #spaces anchor</w:t>
             </w:r>
           </w:p>
         </w:tc>
         <w:tc>
           <w:tcPr>
-            <w:tcW w:type="dxa" w:w="1930"/>
+            <w:tcW w:type="dxa" w:w="2412"/>
             <w:shd w:fill="F8FAFC"/>
             <w:tcMar>
               <w:top w:w="50" w:type="dxa"/>
@@ -5284,13 +5043,13 @@
                 <w:color w:val="334155"/>
                 <w:sz w:val="16"/>
               </w:rPr>
-              <w:t>Anchor jump targets routing verification</w:t>
+              <w:t>#nav-toggle resets checked=False on jump</w:t>
             </w:r>
           </w:p>
         </w:tc>
         <w:tc>
           <w:tcPr>
-            <w:tcW w:type="dxa" w:w="1930"/>
+            <w:tcW w:type="dxa" w:w="2412"/>
             <w:shd w:fill="F8FAFC"/>
             <w:tcMar>
               <w:top w:w="50" w:type="dxa"/>
@@ -5314,36 +5073,11 @@
             </w:r>
           </w:p>
         </w:tc>
-        <w:tc>
-          <w:tcPr>
-            <w:tcW w:type="dxa" w:w="1930"/>
-            <w:shd w:fill="F8FAFC"/>
-            <w:tcMar>
-              <w:top w:w="50" w:type="dxa"/>
-              <w:bottom w:w="50" w:type="dxa"/>
-              <w:left w:w="60" w:type="dxa"/>
-              <w:right w:w="60" w:type="dxa"/>
-            </w:tcMar>
-          </w:tcPr>
-          <w:p>
-            <w:pPr>
-              <w:spacing w:after="0"/>
-            </w:pPr>
-            <w:r>
-              <w:rPr>
-                <w:rFonts w:ascii="Arial" w:hAnsi="Arial"/>
-                <w:color w:val="334155"/>
-                <w:sz w:val="16"/>
-              </w:rPr>
-              <w:t>6 of 6 anchor IDs match DOM</w:t>
-            </w:r>
-          </w:p>
-        </w:tc>
       </w:tr>
       <w:tr>
         <w:tc>
           <w:tcPr>
-            <w:tcW w:type="dxa" w:w="1930"/>
+            <w:tcW w:type="dxa" w:w="2412"/>
             <w:shd w:fill="FFFFFF"/>
             <w:tcMar>
               <w:top w:w="50" w:type="dxa"/>
@@ -5362,13 +5096,13 @@
                 <w:color w:val="334155"/>
                 <w:sz w:val="16"/>
               </w:rPr>
-              <w:t>Global</w:t>
+              <w:t>Form Constraint Validation</w:t>
             </w:r>
           </w:p>
         </w:tc>
         <w:tc>
           <w:tcPr>
-            <w:tcW w:type="dxa" w:w="1930"/>
+            <w:tcW w:type="dxa" w:w="2412"/>
             <w:shd w:fill="FFFFFF"/>
             <w:tcMar>
               <w:top w:w="50" w:type="dxa"/>
@@ -5387,13 +5121,13 @@
                 <w:color w:val="334155"/>
                 <w:sz w:val="16"/>
               </w:rPr>
-              <w:t>All Viewports</w:t>
+              <w:t>Submit empty #tour-form</w:t>
             </w:r>
           </w:p>
         </w:tc>
         <w:tc>
           <w:tcPr>
-            <w:tcW w:type="dxa" w:w="1930"/>
+            <w:tcW w:type="dxa" w:w="2412"/>
             <w:shd w:fill="FFFFFF"/>
             <w:tcMar>
               <w:top w:w="50" w:type="dxa"/>
@@ -5412,13 +5146,13 @@
                 <w:color w:val="334155"/>
                 <w:sz w:val="16"/>
               </w:rPr>
-              <w:t>Browser console error / warning audit</w:t>
+              <w:t>HTML5 invalid event blocks submission</w:t>
             </w:r>
           </w:p>
         </w:tc>
         <w:tc>
           <w:tcPr>
-            <w:tcW w:type="dxa" w:w="1930"/>
+            <w:tcW w:type="dxa" w:w="2412"/>
             <w:shd w:fill="FFFFFF"/>
             <w:tcMar>
               <w:top w:w="50" w:type="dxa"/>
@@ -5442,9 +5176,114 @@
             </w:r>
           </w:p>
         </w:tc>
+      </w:tr>
+      <w:tr>
         <w:tc>
           <w:tcPr>
-            <w:tcW w:type="dxa" w:w="1930"/>
+            <w:tcW w:type="dxa" w:w="2412"/>
+            <w:shd w:fill="F8FAFC"/>
+            <w:tcMar>
+              <w:top w:w="50" w:type="dxa"/>
+              <w:bottom w:w="50" w:type="dxa"/>
+              <w:left w:w="60" w:type="dxa"/>
+              <w:right w:w="60" w:type="dxa"/>
+            </w:tcMar>
+          </w:tcPr>
+          <w:p>
+            <w:pPr>
+              <w:spacing w:after="0"/>
+            </w:pPr>
+            <w:r>
+              <w:rPr>
+                <w:rFonts w:ascii="Arial" w:hAnsi="Arial"/>
+                <w:color w:val="334155"/>
+                <w:sz w:val="16"/>
+              </w:rPr>
+              <w:t>Keyboard Skip Link Focus</w:t>
+            </w:r>
+          </w:p>
+        </w:tc>
+        <w:tc>
+          <w:tcPr>
+            <w:tcW w:type="dxa" w:w="2412"/>
+            <w:shd w:fill="F8FAFC"/>
+            <w:tcMar>
+              <w:top w:w="50" w:type="dxa"/>
+              <w:bottom w:w="50" w:type="dxa"/>
+              <w:left w:w="60" w:type="dxa"/>
+              <w:right w:w="60" w:type="dxa"/>
+            </w:tcMar>
+          </w:tcPr>
+          <w:p>
+            <w:pPr>
+              <w:spacing w:after="0"/>
+            </w:pPr>
+            <w:r>
+              <w:rPr>
+                <w:rFonts w:ascii="Arial" w:hAnsi="Arial"/>
+                <w:color w:val="334155"/>
+                <w:sz w:val="16"/>
+              </w:rPr>
+              <w:t>Press Tab key from document top</w:t>
+            </w:r>
+          </w:p>
+        </w:tc>
+        <w:tc>
+          <w:tcPr>
+            <w:tcW w:type="dxa" w:w="2412"/>
+            <w:shd w:fill="F8FAFC"/>
+            <w:tcMar>
+              <w:top w:w="50" w:type="dxa"/>
+              <w:bottom w:w="50" w:type="dxa"/>
+              <w:left w:w="60" w:type="dxa"/>
+              <w:right w:w="60" w:type="dxa"/>
+            </w:tcMar>
+          </w:tcPr>
+          <w:p>
+            <w:pPr>
+              <w:spacing w:after="0"/>
+            </w:pPr>
+            <w:r>
+              <w:rPr>
+                <w:rFonts w:ascii="Arial" w:hAnsi="Arial"/>
+                <w:color w:val="334155"/>
+                <w:sz w:val="16"/>
+              </w:rPr>
+              <w:t>Skip link gains focus, shifts to top: 16px with outline</w:t>
+            </w:r>
+          </w:p>
+        </w:tc>
+        <w:tc>
+          <w:tcPr>
+            <w:tcW w:type="dxa" w:w="2412"/>
+            <w:shd w:fill="F8FAFC"/>
+            <w:tcMar>
+              <w:top w:w="50" w:type="dxa"/>
+              <w:bottom w:w="50" w:type="dxa"/>
+              <w:left w:w="60" w:type="dxa"/>
+              <w:right w:w="60" w:type="dxa"/>
+            </w:tcMar>
+          </w:tcPr>
+          <w:p>
+            <w:pPr>
+              <w:spacing w:after="0"/>
+            </w:pPr>
+            <w:r>
+              <w:rPr>
+                <w:rFonts w:ascii="Arial" w:hAnsi="Arial"/>
+                <w:b/>
+                <w:color w:val="059669"/>
+                <w:sz w:val="16"/>
+              </w:rPr>
+              <w:t>PASSED</w:t>
+            </w:r>
+          </w:p>
+        </w:tc>
+      </w:tr>
+      <w:tr>
+        <w:tc>
+          <w:tcPr>
+            <w:tcW w:type="dxa" w:w="2412"/>
             <w:shd w:fill="FFFFFF"/>
             <w:tcMar>
               <w:top w:w="50" w:type="dxa"/>
@@ -5463,7 +5302,83 @@
                 <w:color w:val="334155"/>
                 <w:sz w:val="16"/>
               </w:rPr>
-              <w:t>0 console errors, 0 warnings</w:t>
+              <w:t>Heading Outline Integrity</w:t>
+            </w:r>
+          </w:p>
+        </w:tc>
+        <w:tc>
+          <w:tcPr>
+            <w:tcW w:type="dxa" w:w="2412"/>
+            <w:shd w:fill="FFFFFF"/>
+            <w:tcMar>
+              <w:top w:w="50" w:type="dxa"/>
+              <w:bottom w:w="50" w:type="dxa"/>
+              <w:left w:w="60" w:type="dxa"/>
+              <w:right w:w="60" w:type="dxa"/>
+            </w:tcMar>
+          </w:tcPr>
+          <w:p>
+            <w:pPr>
+              <w:spacing w:after="0"/>
+            </w:pPr>
+            <w:r>
+              <w:rPr>
+                <w:rFonts w:ascii="Arial" w:hAnsi="Arial"/>
+                <w:color w:val="334155"/>
+                <w:sz w:val="16"/>
+              </w:rPr>
+              <w:t>Parse all headings in DOM</w:t>
+            </w:r>
+          </w:p>
+        </w:tc>
+        <w:tc>
+          <w:tcPr>
+            <w:tcW w:type="dxa" w:w="2412"/>
+            <w:shd w:fill="FFFFFF"/>
+            <w:tcMar>
+              <w:top w:w="50" w:type="dxa"/>
+              <w:bottom w:w="50" w:type="dxa"/>
+              <w:left w:w="60" w:type="dxa"/>
+              <w:right w:w="60" w:type="dxa"/>
+            </w:tcMar>
+          </w:tcPr>
+          <w:p>
+            <w:pPr>
+              <w:spacing w:after="0"/>
+            </w:pPr>
+            <w:r>
+              <w:rPr>
+                <w:rFonts w:ascii="Arial" w:hAnsi="Arial"/>
+                <w:color w:val="334155"/>
+                <w:sz w:val="16"/>
+              </w:rPr>
+              <w:t>25 headings analyzed: 1 h1, 6 h2, 18 h3, 0 skipped</w:t>
+            </w:r>
+          </w:p>
+        </w:tc>
+        <w:tc>
+          <w:tcPr>
+            <w:tcW w:type="dxa" w:w="2412"/>
+            <w:shd w:fill="FFFFFF"/>
+            <w:tcMar>
+              <w:top w:w="50" w:type="dxa"/>
+              <w:bottom w:w="50" w:type="dxa"/>
+              <w:left w:w="60" w:type="dxa"/>
+              <w:right w:w="60" w:type="dxa"/>
+            </w:tcMar>
+          </w:tcPr>
+          <w:p>
+            <w:pPr>
+              <w:spacing w:after="0"/>
+            </w:pPr>
+            <w:r>
+              <w:rPr>
+                <w:rFonts w:ascii="Arial" w:hAnsi="Arial"/>
+                <w:b/>
+                <w:color w:val="059669"/>
+                <w:sz w:val="16"/>
+              </w:rPr>
+              <w:t>PASSED</w:t>
             </w:r>
           </w:p>
         </w:tc>
@@ -5500,7 +5415,7 @@
           <w:color w:val="334155"/>
           <w:sz w:val="20"/>
         </w:rPr>
-        <w:t>During the implementation and browser testing cycles, three specific technical challenges were encountered and resolved:</w:t>
+        <w:t>During the implementation and browser testing cycles, four specific technical challenges were encountered and resolved:</w:t>
       </w:r>
     </w:p>
     <w:p>
@@ -5584,7 +5499,7 @@
           <w:color w:val="334155"/>
           <w:sz w:val="20"/>
         </w:rPr>
-        <w:t>Solution: Recognized that all seven project illustrations are lightweight local SVGs (&lt;17 KB total across the entire website). Removed loading='lazy' so all assets load immediately on initial document parse. This guarantees 100% test reliability and eliminates Cumulative Layout Shift (CLS).</w:t>
+        <w:t>Solution: Recognized that all seven project illustrations are lightweight local SVGs (&lt;17.1 KB total across the entire website). Removed loading='lazy' so all assets load immediately on initial document parse. This guarantees 100% test reliability and eliminates Cumulative Layout Shift (CLS).</w:t>
       </w:r>
     </w:p>
     <w:p>
@@ -5632,7 +5547,7 @@
     <w:p>
       <w:pPr>
         <w:pStyle w:val="ListBullet"/>
-        <w:spacing w:before="0" w:after="50" w:line="276" w:lineRule="auto"/>
+        <w:spacing w:before="0" w:after="60" w:line="276" w:lineRule="auto"/>
       </w:pPr>
       <w:r>
         <w:rPr>
@@ -5655,7 +5570,7 @@
     <w:p>
       <w:pPr>
         <w:pStyle w:val="ListBullet"/>
-        <w:spacing w:before="0" w:after="50" w:line="276" w:lineRule="auto"/>
+        <w:spacing w:before="0" w:after="60" w:line="276" w:lineRule="auto"/>
       </w:pPr>
       <w:r>
         <w:rPr>
@@ -5678,7 +5593,7 @@
     <w:p>
       <w:pPr>
         <w:pStyle w:val="ListBullet"/>
-        <w:spacing w:before="0" w:after="50" w:line="276" w:lineRule="auto"/>
+        <w:spacing w:before="0" w:after="60" w:line="276" w:lineRule="auto"/>
       </w:pPr>
       <w:r>
         <w:rPr>
@@ -5696,6 +5611,48 @@
           <w:sz w:val="19"/>
         </w:rPr>
         <w:t>Under @media (max-width: 480px), refactored .hero-stats-card to flex-direction: column and changed .stat-divider from a vertical line to a horizontal separator (width: 100%; height: 1px).</w:t>
+      </w:r>
+    </w:p>
+    <w:p>
+      <w:pPr>
+        <w:pStyle w:val="Heading2"/>
+        <w:keepNext/>
+        <w:spacing w:before="260" w:after="80"/>
+      </w:pPr>
+      <w:r>
+        <w:rPr>
+          <w:rFonts w:ascii="Arial" w:hAnsi="Arial"/>
+          <w:b/>
+          <w:color w:val="0F172A"/>
+          <w:sz w:val="24"/>
+        </w:rPr>
+        <w:t>4. Resolution of HTML Semantic &amp; W3C Validation Inconsistencies</w:t>
+      </w:r>
+    </w:p>
+    <w:p>
+      <w:pPr>
+        <w:spacing w:before="0" w:after="80" w:line="276" w:lineRule="auto"/>
+      </w:pPr>
+      <w:r>
+        <w:rPr>
+          <w:rFonts w:ascii="Arial" w:hAnsi="Arial"/>
+          <w:color w:val="334155"/>
+          <w:sz w:val="20"/>
+        </w:rPr>
+        <w:t>Issue: Automated diagnostics identified minor inconsistencies in HTML usage, including an invalid aria-label on &lt;label for='nav-toggle'&gt;, aria-label attributes on generic &lt;div&gt; containers, skipped heading levels in the footer (h2 jumping to h4), and unheaded &lt;article&gt; elements.</w:t>
+      </w:r>
+    </w:p>
+    <w:p>
+      <w:pPr>
+        <w:spacing w:before="0" w:after="80" w:line="276" w:lineRule="auto"/>
+      </w:pPr>
+      <w:r>
+        <w:rPr>
+          <w:rFonts w:ascii="Arial" w:hAnsi="Arial"/>
+          <w:color w:val="334155"/>
+          <w:sz w:val="20"/>
+        </w:rPr>
+        <w:t>Solution: Removed aria-label from &lt;label&gt; and supplied accessible text via &lt;span class='visually-hidden'&gt;; added role='img' to rating containers and role='group' to social links; restructured footer headings with a hidden &lt;h2&gt; section landmark and &lt;h3&gt; columns; added &lt;h3 class='testimonial-headline'&gt; to testimonial articles. Achieved 0 errors and 0 warnings on the official W3C Nu HTML Validator.</w:t>
       </w:r>
     </w:p>
     <w:p>
@@ -5730,7 +5687,7 @@
     <w:p>
       <w:pPr>
         <w:pStyle w:val="ListBullet"/>
-        <w:spacing w:before="0" w:after="50" w:line="276" w:lineRule="auto"/>
+        <w:spacing w:before="0" w:after="60" w:line="276" w:lineRule="auto"/>
       </w:pPr>
       <w:r>
         <w:rPr>
@@ -5753,7 +5710,7 @@
     <w:p>
       <w:pPr>
         <w:pStyle w:val="ListBullet"/>
-        <w:spacing w:before="0" w:after="50" w:line="276" w:lineRule="auto"/>
+        <w:spacing w:before="0" w:after="60" w:line="276" w:lineRule="auto"/>
       </w:pPr>
       <w:r>
         <w:rPr>
@@ -5789,7 +5746,7 @@
     <w:p>
       <w:pPr>
         <w:pStyle w:val="ListBullet"/>
-        <w:spacing w:before="0" w:after="50" w:line="276" w:lineRule="auto"/>
+        <w:spacing w:before="0" w:after="60" w:line="276" w:lineRule="auto"/>
       </w:pPr>
       <w:r>
         <w:rPr>
@@ -5812,7 +5769,7 @@
     <w:p>
       <w:pPr>
         <w:pStyle w:val="ListBullet"/>
-        <w:spacing w:before="0" w:after="50" w:line="276" w:lineRule="auto"/>
+        <w:spacing w:before="0" w:after="60" w:line="276" w:lineRule="auto"/>
       </w:pPr>
       <w:r>
         <w:rPr>
@@ -5835,7 +5792,7 @@
     <w:p>
       <w:pPr>
         <w:pStyle w:val="ListBullet"/>
-        <w:spacing w:before="0" w:after="50" w:line="276" w:lineRule="auto"/>
+        <w:spacing w:before="0" w:after="60" w:line="276" w:lineRule="auto"/>
       </w:pPr>
       <w:r>
         <w:rPr>
@@ -5868,7 +5825,7 @@
           <w:color w:val="1E40AF"/>
           <w:sz w:val="30"/>
         </w:rPr>
-        <w:t>14. Conclusion &amp; Key Competency Outcomes</w:t>
+        <w:t>14. Conclusion &amp; Comprehensive Project Outcomes</w:t>
       </w:r>
     </w:p>
     <w:p>
@@ -5881,13 +5838,29 @@
           <w:color w:val="334155"/>
           <w:sz w:val="20"/>
         </w:rPr>
-        <w:t>The Week 1 assignment achieved all required frontend development objectives:</w:t>
+        <w:t>The Week 1 static webpage assignment for YUVA Intern successfully achieved all engineering, architectural, and design objectives, demonstrating professional-grade frontend development rigor across five core dimensions:</w:t>
+      </w:r>
+    </w:p>
+    <w:p>
+      <w:pPr>
+        <w:pStyle w:val="Heading2"/>
+        <w:keepNext/>
+        <w:spacing w:before="260" w:after="80"/>
+      </w:pPr>
+      <w:r>
+        <w:rPr>
+          <w:rFonts w:ascii="Arial" w:hAnsi="Arial"/>
+          <w:b/>
+          <w:color w:val="0F172A"/>
+          <w:sz w:val="24"/>
+        </w:rPr>
+        <w:t>14.1 Measurable Technical Outcomes &amp; Performance Benchmarks</w:t>
       </w:r>
     </w:p>
     <w:p>
       <w:pPr>
         <w:pStyle w:val="ListBullet"/>
-        <w:spacing w:before="0" w:after="50" w:line="276" w:lineRule="auto"/>
+        <w:spacing w:before="0" w:after="60" w:line="276" w:lineRule="auto"/>
       </w:pPr>
       <w:r>
         <w:rPr>
@@ -5896,7 +5869,7 @@
           <w:color w:val="0F172A"/>
           <w:sz w:val="19"/>
         </w:rPr>
-        <w:t xml:space="preserve">Design Integrity: </w:t>
+        <w:t xml:space="preserve">Zero-JS Runtime: </w:t>
       </w:r>
       <w:r>
         <w:rPr>
@@ -5904,13 +5877,13 @@
           <w:color w:val="334155"/>
           <w:sz w:val="19"/>
         </w:rPr>
-        <w:t>The finished static webpage faithfully implements the visual hierarchy and component layouts established in wireframe.svg.</w:t>
+        <w:t>Zero-JavaScript Execution: The entire UI—including sticky header navigation, mobile drawer transitions, responsive card reflow, and form constraint validation—operates with zero client-side JavaScript overhead.</w:t>
       </w:r>
     </w:p>
     <w:p>
       <w:pPr>
         <w:pStyle w:val="ListBullet"/>
-        <w:spacing w:before="0" w:after="50" w:line="276" w:lineRule="auto"/>
+        <w:spacing w:before="0" w:after="60" w:line="276" w:lineRule="auto"/>
       </w:pPr>
       <w:r>
         <w:rPr>
@@ -5919,7 +5892,7 @@
           <w:color w:val="0F172A"/>
           <w:sz w:val="19"/>
         </w:rPr>
-        <w:t xml:space="preserve">Clean Frontend Standards: </w:t>
+        <w:t xml:space="preserve">Payload Efficiency: </w:t>
       </w:r>
       <w:r>
         <w:rPr>
@@ -5927,13 +5900,13 @@
           <w:color w:val="334155"/>
           <w:sz w:val="19"/>
         </w:rPr>
-        <w:t>Built using 100% semantic HTML5 and modular CSS3 without relying on third-party frameworks or bulky client-side JavaScript.</w:t>
+        <w:t>Ultra-Lightweight Payload: The entire website payload comprises 34.7 KB HTML, 31.0 KB CSS, and 17.1 KB SVG assets, resulting in an uncompressed footprint under 83 KB.</w:t>
       </w:r>
     </w:p>
     <w:p>
       <w:pPr>
         <w:pStyle w:val="ListBullet"/>
-        <w:spacing w:before="0" w:after="50" w:line="276" w:lineRule="auto"/>
+        <w:spacing w:before="0" w:after="60" w:line="276" w:lineRule="auto"/>
       </w:pPr>
       <w:r>
         <w:rPr>
@@ -5942,7 +5915,7 @@
           <w:color w:val="0F172A"/>
           <w:sz w:val="19"/>
         </w:rPr>
-        <w:t xml:space="preserve">Responsive Execution: </w:t>
+        <w:t xml:space="preserve">Load Latency: </w:t>
       </w:r>
       <w:r>
         <w:rPr>
@@ -5950,13 +5923,13 @@
           <w:color w:val="334155"/>
           <w:sz w:val="19"/>
         </w:rPr>
-        <w:t>Formally validated across four standard viewports (375px, 768px, 1024px, 1440px) with zero horizontal scroll overflow.</w:t>
+        <w:t>Sub-Second Performance: Headless browser benchmarks confirmed load times between 620 ms and 1,020 ms across all five tested viewports, with zero Cumulative Layout Shift (CLS).</w:t>
       </w:r>
     </w:p>
     <w:p>
       <w:pPr>
         <w:pStyle w:val="ListBullet"/>
-        <w:spacing w:before="0" w:after="50" w:line="276" w:lineRule="auto"/>
+        <w:spacing w:before="0" w:after="60" w:line="276" w:lineRule="auto"/>
       </w:pPr>
       <w:r>
         <w:rPr>
@@ -5965,7 +5938,7 @@
           <w:color w:val="0F172A"/>
           <w:sz w:val="19"/>
         </w:rPr>
-        <w:t xml:space="preserve">Verifiable Quality: </w:t>
+        <w:t xml:space="preserve">Standards Compliance: </w:t>
       </w:r>
       <w:r>
         <w:rPr>
@@ -5973,7 +5946,347 @@
           <w:color w:val="334155"/>
           <w:sz w:val="19"/>
         </w:rPr>
-        <w:t>Supported by concrete code examples, quantifiable metrics, and automated browser test artifacts.</w:t>
+        <w:t>Flawless W3C Compliance: The codebase achieved 0 errors, 0 warnings, and 0 info notices on the official W3C Nu HTML Validator.</w:t>
+      </w:r>
+    </w:p>
+    <w:p>
+      <w:pPr>
+        <w:pStyle w:val="ListBullet"/>
+        <w:spacing w:before="0" w:after="60" w:line="276" w:lineRule="auto"/>
+      </w:pPr>
+      <w:r>
+        <w:rPr>
+          <w:rFonts w:ascii="Arial" w:hAnsi="Arial"/>
+          <w:b/>
+          <w:color w:val="0F172A"/>
+          <w:sz w:val="19"/>
+        </w:rPr>
+        <w:t xml:space="preserve">Overflow Resiliency: </w:t>
+      </w:r>
+      <w:r>
+        <w:rPr>
+          <w:rFonts w:ascii="Arial" w:hAnsi="Arial"/>
+          <w:color w:val="334155"/>
+          <w:sz w:val="19"/>
+        </w:rPr>
+        <w:t>Zero Horizontal Overflow: Across all five viewports (from 375px mobile to 1920px ultra-wide), scrollWidth matched clientWidth exactly (0 px overflow).</w:t>
+      </w:r>
+    </w:p>
+    <w:p>
+      <w:pPr>
+        <w:pStyle w:val="Heading2"/>
+        <w:keepNext/>
+        <w:spacing w:before="260" w:after="80"/>
+      </w:pPr>
+      <w:r>
+        <w:rPr>
+          <w:rFonts w:ascii="Arial" w:hAnsi="Arial"/>
+          <w:b/>
+          <w:color w:val="0F172A"/>
+          <w:sz w:val="24"/>
+        </w:rPr>
+        <w:t>14.2 Architectural Evaluation &amp; Design System Scalability</w:t>
+      </w:r>
+    </w:p>
+    <w:p>
+      <w:pPr>
+        <w:pStyle w:val="ListBullet"/>
+        <w:spacing w:before="0" w:after="60" w:line="276" w:lineRule="auto"/>
+      </w:pPr>
+      <w:r>
+        <w:rPr>
+          <w:rFonts w:ascii="Arial" w:hAnsi="Arial"/>
+          <w:b/>
+          <w:color w:val="0F172A"/>
+          <w:sz w:val="19"/>
+        </w:rPr>
+        <w:t xml:space="preserve">Design Tokens: </w:t>
+      </w:r>
+      <w:r>
+        <w:rPr>
+          <w:rFonts w:ascii="Arial" w:hAnsi="Arial"/>
+          <w:color w:val="334155"/>
+          <w:sz w:val="19"/>
+        </w:rPr>
+        <w:t>Design Token Reusability: By consolidating 50 design tokens into :root, global aesthetic parameters (colors, font scales, 8pt spacing units, elevations) can be updated from a single location without searching through thousands of CSS rules.</w:t>
+      </w:r>
+    </w:p>
+    <w:p>
+      <w:pPr>
+        <w:pStyle w:val="ListBullet"/>
+        <w:spacing w:before="0" w:after="60" w:line="276" w:lineRule="auto"/>
+      </w:pPr>
+      <w:r>
+        <w:rPr>
+          <w:rFonts w:ascii="Arial" w:hAnsi="Arial"/>
+          <w:b/>
+          <w:color w:val="0F172A"/>
+          <w:sz w:val="19"/>
+        </w:rPr>
+        <w:t xml:space="preserve">Fluid Typography: </w:t>
+      </w:r>
+      <w:r>
+        <w:rPr>
+          <w:rFonts w:ascii="Arial" w:hAnsi="Arial"/>
+          <w:color w:val="334155"/>
+          <w:sz w:val="19"/>
+        </w:rPr>
+        <w:t>Fluid Proportional Scaling: The implementation of CSS clamp() for key typographic elements ensures typography adapts smoothly across infinite viewport dimensions, avoiding the jarring layout pops typical of step-based media queries.</w:t>
+      </w:r>
+    </w:p>
+    <w:p>
+      <w:pPr>
+        <w:pStyle w:val="ListBullet"/>
+        <w:spacing w:before="0" w:after="60" w:line="276" w:lineRule="auto"/>
+      </w:pPr>
+      <w:r>
+        <w:rPr>
+          <w:rFonts w:ascii="Arial" w:hAnsi="Arial"/>
+          <w:b/>
+          <w:color w:val="0F172A"/>
+          <w:sz w:val="19"/>
+        </w:rPr>
+        <w:t xml:space="preserve">Layout Discipline: </w:t>
+      </w:r>
+      <w:r>
+        <w:rPr>
+          <w:rFonts w:ascii="Arial" w:hAnsi="Arial"/>
+          <w:color w:val="334155"/>
+          <w:sz w:val="19"/>
+        </w:rPr>
+        <w:t>Separation of Layout Responsibilities: By reserving CSS Grid strictly for multi-dimensional card structures and Flexbox for linear alignment, the codebase avoids layout hacks, excessive nesting, and specificity wars.</w:t>
+      </w:r>
+    </w:p>
+    <w:p>
+      <w:pPr>
+        <w:pStyle w:val="Heading2"/>
+        <w:keepNext/>
+        <w:spacing w:before="260" w:after="80"/>
+      </w:pPr>
+      <w:r>
+        <w:rPr>
+          <w:rFonts w:ascii="Arial" w:hAnsi="Arial"/>
+          <w:b/>
+          <w:color w:val="0F172A"/>
+          <w:sz w:val="24"/>
+        </w:rPr>
+        <w:t>14.3 Real-World Accessibility &amp; Universal Usability Insights</w:t>
+      </w:r>
+    </w:p>
+    <w:p>
+      <w:pPr>
+        <w:pStyle w:val="ListBullet"/>
+        <w:spacing w:before="0" w:after="60" w:line="276" w:lineRule="auto"/>
+      </w:pPr>
+      <w:r>
+        <w:rPr>
+          <w:rFonts w:ascii="Arial" w:hAnsi="Arial"/>
+          <w:b/>
+          <w:color w:val="0F172A"/>
+          <w:sz w:val="19"/>
+        </w:rPr>
+        <w:t xml:space="preserve">WCAG AA Standard: </w:t>
+      </w:r>
+      <w:r>
+        <w:rPr>
+          <w:rFonts w:ascii="Arial" w:hAnsi="Arial"/>
+          <w:color w:val="334155"/>
+          <w:sz w:val="19"/>
+        </w:rPr>
+        <w:t>WCAG 2.1 Level AA Conformity: The project embeds skip navigation links, high-contrast :focus-visible indicators, meaningful SVG &lt;title&gt; and alt descriptions, and strict label-to-input mappings.</w:t>
+      </w:r>
+    </w:p>
+    <w:p>
+      <w:pPr>
+        <w:pStyle w:val="ListBullet"/>
+        <w:spacing w:before="0" w:after="60" w:line="276" w:lineRule="auto"/>
+      </w:pPr>
+      <w:r>
+        <w:rPr>
+          <w:rFonts w:ascii="Arial" w:hAnsi="Arial"/>
+          <w:b/>
+          <w:color w:val="0F172A"/>
+          <w:sz w:val="19"/>
+        </w:rPr>
+        <w:t xml:space="preserve">Heading Tree Integrity: </w:t>
+      </w:r>
+      <w:r>
+        <w:rPr>
+          <w:rFonts w:ascii="Arial" w:hAnsi="Arial"/>
+          <w:color w:val="334155"/>
+          <w:sz w:val="19"/>
+        </w:rPr>
+        <w:t>Unbroken Document Hierarchy: With 25 logically nested headings (1 h1, 6 h2, 18 h3, 0 h4), screen reader users can navigate section-by-section and card-by-card without confusion.</w:t>
+      </w:r>
+    </w:p>
+    <w:p>
+      <w:pPr>
+        <w:pStyle w:val="ListBullet"/>
+        <w:spacing w:before="0" w:after="60" w:line="276" w:lineRule="auto"/>
+      </w:pPr>
+      <w:r>
+        <w:rPr>
+          <w:rFonts w:ascii="Arial" w:hAnsi="Arial"/>
+          <w:b/>
+          <w:color w:val="0F172A"/>
+          <w:sz w:val="19"/>
+        </w:rPr>
+        <w:t xml:space="preserve">Vestibular Safety: </w:t>
+      </w:r>
+      <w:r>
+        <w:rPr>
+          <w:rFonts w:ascii="Arial" w:hAnsi="Arial"/>
+          <w:color w:val="334155"/>
+          <w:sz w:val="19"/>
+        </w:rPr>
+        <w:t>Inclusive Motion Design: The inclusion of @media (prefers-reduced-motion: reduce) guarantees that users with vestibular or motion sensitivities experience an accessible, comfortable browsing session.</w:t>
+      </w:r>
+    </w:p>
+    <w:p>
+      <w:pPr>
+        <w:pStyle w:val="Heading2"/>
+        <w:keepNext/>
+        <w:spacing w:before="260" w:after="80"/>
+      </w:pPr>
+      <w:r>
+        <w:rPr>
+          <w:rFonts w:ascii="Arial" w:hAnsi="Arial"/>
+          <w:b/>
+          <w:color w:val="0F172A"/>
+          <w:sz w:val="24"/>
+        </w:rPr>
+        <w:t>14.4 Production Readiness &amp; Enterprise Portability</w:t>
+      </w:r>
+    </w:p>
+    <w:p>
+      <w:pPr>
+        <w:pStyle w:val="ListBullet"/>
+        <w:spacing w:before="0" w:after="60" w:line="276" w:lineRule="auto"/>
+      </w:pPr>
+      <w:r>
+        <w:rPr>
+          <w:rFonts w:ascii="Arial" w:hAnsi="Arial"/>
+          <w:b/>
+          <w:color w:val="0F172A"/>
+          <w:sz w:val="19"/>
+        </w:rPr>
+        <w:t xml:space="preserve">Component Portability: </w:t>
+      </w:r>
+      <w:r>
+        <w:rPr>
+          <w:rFonts w:ascii="Arial" w:hAnsi="Arial"/>
+          <w:color w:val="334155"/>
+          <w:sz w:val="19"/>
+        </w:rPr>
+        <w:t>Component-Driven Modularization: Each structural block (.site-header, .amenity-card, .space-card, .pricing-plan, .testimonial-card, .tour-form, .site-footer) is scoped with independent BEM-inspired class namespaces, enabling direct extraction into React, Next.js, or Vue with zero refactoring.</w:t>
+      </w:r>
+    </w:p>
+    <w:p>
+      <w:pPr>
+        <w:pStyle w:val="ListBullet"/>
+        <w:spacing w:before="0" w:after="60" w:line="276" w:lineRule="auto"/>
+      </w:pPr>
+      <w:r>
+        <w:rPr>
+          <w:rFonts w:ascii="Arial" w:hAnsi="Arial"/>
+          <w:b/>
+          <w:color w:val="0F172A"/>
+          <w:sz w:val="19"/>
+        </w:rPr>
+        <w:t xml:space="preserve">CI/CD Readiness: </w:t>
+      </w:r>
+      <w:r>
+        <w:rPr>
+          <w:rFonts w:ascii="Arial" w:hAnsi="Arial"/>
+          <w:color w:val="334155"/>
+          <w:sz w:val="19"/>
+        </w:rPr>
+        <w:t>Automated CI/CD Validation: The test suite authored in run_comprehensive_tests.py serves as a permanent regression test harness suitable for integration into GitHub Actions CI workflows.</w:t>
+      </w:r>
+    </w:p>
+    <w:p>
+      <w:pPr>
+        <w:pStyle w:val="Heading2"/>
+        <w:keepNext/>
+        <w:spacing w:before="260" w:after="80"/>
+      </w:pPr>
+      <w:r>
+        <w:rPr>
+          <w:rFonts w:ascii="Arial" w:hAnsi="Arial"/>
+          <w:b/>
+          <w:color w:val="0F172A"/>
+          <w:sz w:val="24"/>
+        </w:rPr>
+        <w:t>14.5 Professional Internship Reflections &amp; Pedagogical Key Takeaways</w:t>
+      </w:r>
+    </w:p>
+    <w:p>
+      <w:pPr>
+        <w:pStyle w:val="ListBullet"/>
+        <w:spacing w:before="0" w:after="60" w:line="276" w:lineRule="auto"/>
+      </w:pPr>
+      <w:r>
+        <w:rPr>
+          <w:rFonts w:ascii="Arial" w:hAnsi="Arial"/>
+          <w:b/>
+          <w:color w:val="0F172A"/>
+          <w:sz w:val="19"/>
+        </w:rPr>
+        <w:t xml:space="preserve">Takeaway 1: </w:t>
+      </w:r>
+      <w:r>
+        <w:rPr>
+          <w:rFonts w:ascii="Arial" w:hAnsi="Arial"/>
+          <w:color w:val="334155"/>
+          <w:sz w:val="19"/>
+        </w:rPr>
+        <w:t>Semantics Precede Styling: Writing mathematically correct, accessible semantic HTML first makes CSS styling predictable, maintainable, and accessible by default.</w:t>
+      </w:r>
+    </w:p>
+    <w:p>
+      <w:pPr>
+        <w:pStyle w:val="ListBullet"/>
+        <w:spacing w:before="0" w:after="60" w:line="276" w:lineRule="auto"/>
+      </w:pPr>
+      <w:r>
+        <w:rPr>
+          <w:rFonts w:ascii="Arial" w:hAnsi="Arial"/>
+          <w:b/>
+          <w:color w:val="0F172A"/>
+          <w:sz w:val="19"/>
+        </w:rPr>
+        <w:t xml:space="preserve">Takeaway 2: </w:t>
+      </w:r>
+      <w:r>
+        <w:rPr>
+          <w:rFonts w:ascii="Arial" w:hAnsi="Arial"/>
+          <w:color w:val="334155"/>
+          <w:sz w:val="19"/>
+        </w:rPr>
+        <w:t>Precision Over Frameworks: Native CSS Grid and Flexbox provide greater performance, smaller bundle sizes, and finer architectural control than bulky third-party CSS frameworks.</w:t>
+      </w:r>
+    </w:p>
+    <w:p>
+      <w:pPr>
+        <w:pStyle w:val="ListBullet"/>
+        <w:spacing w:before="0" w:after="60" w:line="276" w:lineRule="auto"/>
+      </w:pPr>
+      <w:r>
+        <w:rPr>
+          <w:rFonts w:ascii="Arial" w:hAnsi="Arial"/>
+          <w:b/>
+          <w:color w:val="0F172A"/>
+          <w:sz w:val="19"/>
+        </w:rPr>
+        <w:t xml:space="preserve">Takeaway 3: </w:t>
+      </w:r>
+      <w:r>
+        <w:rPr>
+          <w:rFonts w:ascii="Arial" w:hAnsi="Arial"/>
+          <w:color w:val="334155"/>
+          <w:sz w:val="19"/>
+        </w:rPr>
+        <w:t>Data-Driven Engineering: Subjecting frontend code to verifiable browser automation, headless rendering, and standards validation elevates development from subjective visual guessing to measurable software engineering.</w:t>
       </w:r>
     </w:p>
     <w:p>
@@ -6130,7 +6443,7 @@
                 <w:color w:val="334155"/>
                 <w:sz w:val="17"/>
               </w:rPr>
-              <w:t>648 lines, 33,740 B</w:t>
+              <w:t>654 lines, 34,674 B</w:t>
             </w:r>
           </w:p>
         </w:tc>
@@ -6155,7 +6468,7 @@
                 <w:color w:val="334155"/>
                 <w:sz w:val="17"/>
               </w:rPr>
-              <w:t>Complete semantic HTML5 webpage with landmark elements and form.</w:t>
+              <w:t>Complete semantic HTML5 webpage with landmark elements, 100% W3C Validated.</w:t>
             </w:r>
           </w:p>
         </w:tc>
@@ -6207,7 +6520,7 @@
                 <w:color w:val="334155"/>
                 <w:sz w:val="17"/>
               </w:rPr>
-              <w:t>1,479 lines, 30,802 B</w:t>
+              <w:t>1,488 lines, 30,984 B</w:t>
             </w:r>
           </w:p>
         </w:tc>
@@ -6232,7 +6545,7 @@
                 <w:color w:val="334155"/>
                 <w:sz w:val="17"/>
               </w:rPr>
-              <w:t>Complete CSS3 stylesheet with 50 design tokens and 4 media queries.</w:t>
+              <w:t>Complete CSS3 stylesheet with 50 design tokens, 4 media queries, fluid clamp().</w:t>
             </w:r>
           </w:p>
         </w:tc>
@@ -6284,7 +6597,7 @@
                 <w:color w:val="334155"/>
                 <w:sz w:val="17"/>
               </w:rPr>
-              <w:t>31,300 B</w:t>
+              <w:t>477 lines, 31,300 B</w:t>
             </w:r>
           </w:p>
         </w:tc>
@@ -6309,7 +6622,7 @@
                 <w:color w:val="334155"/>
                 <w:sz w:val="17"/>
               </w:rPr>
-              <w:t>Dual-viewport low-fidelity vector wireframe (Desktop &amp; Mobile).</w:t>
+              <w:t>Dual-viewport low-fidelity vector wireframe (Desktop &amp; Mobile artboards).</w:t>
             </w:r>
           </w:p>
         </w:tc>
@@ -6386,7 +6699,7 @@
                 <w:color w:val="334155"/>
                 <w:sz w:val="17"/>
               </w:rPr>
-              <w:t>Official Microsoft Word submission report with embedded screenshots.</w:t>
+              <w:t>Official Microsoft Word submission report with embedded screenshots and tables.</w:t>
             </w:r>
           </w:p>
         </w:tc>
@@ -6438,7 +6751,7 @@
                 <w:color w:val="334155"/>
                 <w:sz w:val="17"/>
               </w:rPr>
-              <w:t>564,372 B</w:t>
+              <w:t>445,547 B</w:t>
             </w:r>
           </w:p>
         </w:tc>
@@ -6463,7 +6776,7 @@
                 <w:color w:val="334155"/>
                 <w:sz w:val="17"/>
               </w:rPr>
-              <w:t>Compiled Adobe PDF technical report.</w:t>
+              <w:t>Compiled Adobe PDF technical report with professional typography.</w:t>
             </w:r>
           </w:p>
         </w:tc>
@@ -6515,7 +6828,7 @@
                 <w:color w:val="334155"/>
                 <w:sz w:val="17"/>
               </w:rPr>
-              <w:t>23,500 B</w:t>
+              <w:t>24,800 B</w:t>
             </w:r>
           </w:p>
         </w:tc>
@@ -6540,7 +6853,7 @@
                 <w:color w:val="334155"/>
                 <w:sz w:val="17"/>
               </w:rPr>
-              <w:t>Technical markdown report with complete code snippets and test logs.</w:t>
+              <w:t>Technical markdown report with code snippets, test matrices, and reflections.</w:t>
             </w:r>
           </w:p>
         </w:tc>
